--- a/backend/src/main/resources/documents/Replica_Piso.docx
+++ b/backend/src/main/resources/documents/Replica_Piso.docx
@@ -1,6 +1,6 @@
 
 <file path=word/document.xml><?xml version="1.0" encoding="utf-8"?>
-<w:document xmlns:wpc="http://schemas.microsoft.com/office/word/2010/wordprocessingCanvas" xmlns:cx="http://schemas.microsoft.com/office/drawing/2014/chartex" xmlns:cx1="http://schemas.microsoft.com/office/drawing/2015/9/8/chartex" xmlns:cx2="http://schemas.microsoft.com/office/drawing/2015/10/21/chartex" xmlns:cx3="http://schemas.microsoft.com/office/drawing/2016/5/9/chartex" xmlns:cx4="http://schemas.microsoft.com/office/drawing/2016/5/10/chartex" xmlns:cx5="http://schemas.microsoft.com/office/drawing/2016/5/11/chartex" xmlns:cx6="http://schemas.microsoft.com/office/drawing/2016/5/12/chartex" xmlns:cx7="http://schemas.microsoft.com/office/drawing/2016/5/13/chartex" xmlns:cx8="http://schemas.microsoft.com/office/drawing/2016/5/14/chartex" xmlns:mc="http://schemas.openxmlformats.org/markup-compatibility/2006" xmlns:aink="http://schemas.microsoft.com/office/drawing/2016/ink" xmlns:am3d="http://schemas.microsoft.com/office/drawing/2017/model3d" xmlns:o="urn:schemas-microsoft-com:office:office" xmlns:oel="http://schemas.microsoft.com/office/2019/extlst" xmlns:r="http://schemas.openxmlformats.org/officeDocument/2006/relationships" xmlns:m="http://schemas.openxmlformats.org/officeDocument/2006/math" xmlns:v="urn:schemas-microsoft-com:vml" xmlns:wp14="http://schemas.microsoft.com/office/word/2010/wordprocessingDrawing" xmlns:wp="http://schemas.openxmlformats.org/drawingml/2006/wordprocessingDrawing" xmlns:w10="urn:schemas-microsoft-com:office:word" xmlns:w="http://schemas.openxmlformats.org/wordprocessingml/2006/main" xmlns:w14="http://schemas.microsoft.com/office/word/2010/wordml" xmlns:w15="http://schemas.microsoft.com/office/word/2012/wordml" xmlns:w16cex="http://schemas.microsoft.com/office/word/2018/wordml/cex" xmlns:w16cid="http://schemas.microsoft.com/office/word/2016/wordml/cid" xmlns:w16="http://schemas.microsoft.com/office/word/2018/wordml" xmlns:w16sdtdh="http://schemas.microsoft.com/office/word/2020/wordml/sdtdatahash" xmlns:w16se="http://schemas.microsoft.com/office/word/2015/wordml/symex" xmlns:wpg="http://schemas.microsoft.com/office/word/2010/wordprocessingGroup" xmlns:wpi="http://schemas.microsoft.com/office/word/2010/wordprocessingInk" xmlns:wne="http://schemas.microsoft.com/office/word/2006/wordml" xmlns:wps="http://schemas.microsoft.com/office/word/2010/wordprocessingShape" mc:Ignorable="w14 w15 w16se w16cid w16 w16cex w16sdtdh wp14">
+<w:document xmlns:wpc="http://schemas.microsoft.com/office/word/2010/wordprocessingCanvas" xmlns:cx="http://schemas.microsoft.com/office/drawing/2014/chartex" xmlns:cx1="http://schemas.microsoft.com/office/drawing/2015/9/8/chartex" xmlns:cx2="http://schemas.microsoft.com/office/drawing/2015/10/21/chartex" xmlns:cx3="http://schemas.microsoft.com/office/drawing/2016/5/9/chartex" xmlns:cx4="http://schemas.microsoft.com/office/drawing/2016/5/10/chartex" xmlns:cx5="http://schemas.microsoft.com/office/drawing/2016/5/11/chartex" xmlns:cx6="http://schemas.microsoft.com/office/drawing/2016/5/12/chartex" xmlns:cx7="http://schemas.microsoft.com/office/drawing/2016/5/13/chartex" xmlns:cx8="http://schemas.microsoft.com/office/drawing/2016/5/14/chartex" xmlns:mc="http://schemas.openxmlformats.org/markup-compatibility/2006" xmlns:aink="http://schemas.microsoft.com/office/drawing/2016/ink" xmlns:am3d="http://schemas.microsoft.com/office/drawing/2017/model3d" xmlns:o="urn:schemas-microsoft-com:office:office" xmlns:oel="http://schemas.microsoft.com/office/2019/extlst" xmlns:r="http://schemas.openxmlformats.org/officeDocument/2006/relationships" xmlns:m="http://schemas.openxmlformats.org/officeDocument/2006/math" xmlns:v="urn:schemas-microsoft-com:vml" xmlns:wp14="http://schemas.microsoft.com/office/word/2010/wordprocessingDrawing" xmlns:wp="http://schemas.openxmlformats.org/drawingml/2006/wordprocessingDrawing" xmlns:w10="urn:schemas-microsoft-com:office:word" xmlns:w="http://schemas.openxmlformats.org/wordprocessingml/2006/main" xmlns:w14="http://schemas.microsoft.com/office/word/2010/wordml" xmlns:w15="http://schemas.microsoft.com/office/word/2012/wordml" xmlns:w16cex="http://schemas.microsoft.com/office/word/2018/wordml/cex" xmlns:w16cid="http://schemas.microsoft.com/office/word/2016/wordml/cid" xmlns:w16="http://schemas.microsoft.com/office/word/2018/wordml" xmlns:w16du="http://schemas.microsoft.com/office/word/2023/wordml/word16du" xmlns:w16sdtdh="http://schemas.microsoft.com/office/word/2020/wordml/sdtdatahash" xmlns:w16sdtfl="http://schemas.microsoft.com/office/word/2024/wordml/sdtformatlock" xmlns:w16se="http://schemas.microsoft.com/office/word/2015/wordml/symex" xmlns:wpg="http://schemas.microsoft.com/office/word/2010/wordprocessingGroup" xmlns:wpi="http://schemas.microsoft.com/office/word/2010/wordprocessingInk" xmlns:wne="http://schemas.microsoft.com/office/word/2006/wordml" xmlns:wps="http://schemas.microsoft.com/office/word/2010/wordprocessingShape" mc:Ignorable="w14 w15 w16se w16cid w16 w16cex w16sdtdh w16sdtfl w16du wp14">
   <w:body>
     <w:p>
       <w:pPr>
@@ -23,27 +23,7 @@
           <w:sz w:val="28"/>
           <w:szCs w:val="28"/>
         </w:rPr>
-        <w:t xml:space="preserve">Exmo. Sr. Dr. Juiz de direito da [VARA] da Comarca de </w:t>
-      </w:r>
-      <w:proofErr w:type="spellStart"/>
-      <w:r>
-        <w:rPr>
-          <w:rFonts w:eastAsia="Garamond"/>
-          <w:b/>
-          <w:sz w:val="28"/>
-          <w:szCs w:val="28"/>
-        </w:rPr>
-        <w:t>xxxxxxx</w:t>
-      </w:r>
-      <w:proofErr w:type="spellEnd"/>
-      <w:r>
-        <w:rPr>
-          <w:rFonts w:eastAsia="Garamond"/>
-          <w:b/>
-          <w:sz w:val="28"/>
-          <w:szCs w:val="28"/>
-        </w:rPr>
-        <w:t xml:space="preserve"> - Estado do Rio de Janeiro</w:t>
+        <w:t>Exmo. Sr. Dr. Juiz de direito da [VARA] da Comarca de xxxxxxx - Estado do Rio de Janeiro</w:t>
       </w:r>
     </w:p>
     <w:p>
@@ -394,23 +374,7 @@
                                   <w:sz w:val="20"/>
                                   <w:szCs w:val="20"/>
                                 </w:rPr>
-                                <w:t xml:space="preserve">Editada a Lei 11.738/2008, foi objeto da </w:t>
-                              </w:r>
-                              <w:proofErr w:type="spellStart"/>
-                              <w:r>
-                                <w:rPr>
-                                  <w:sz w:val="20"/>
-                                  <w:szCs w:val="20"/>
-                                </w:rPr>
-                                <w:t>ADIn</w:t>
-                              </w:r>
-                              <w:proofErr w:type="spellEnd"/>
-                              <w:r>
-                                <w:rPr>
-                                  <w:sz w:val="20"/>
-                                  <w:szCs w:val="20"/>
-                                </w:rPr>
-                                <w:t xml:space="preserve"> 4.167-DF</w:t>
+                                <w:t>Editada a Lei 11.738/2008, foi objeto da ADIn 4.167-DF</w:t>
                               </w:r>
                               <w:r>
                                 <w:rPr>
@@ -666,23 +630,7 @@
                             <w:sz w:val="20"/>
                             <w:szCs w:val="20"/>
                           </w:rPr>
-                          <w:t xml:space="preserve">Editada a Lei 11.738/2008, foi objeto da </w:t>
-                        </w:r>
-                        <w:proofErr w:type="spellStart"/>
-                        <w:r>
-                          <w:rPr>
-                            <w:sz w:val="20"/>
-                            <w:szCs w:val="20"/>
-                          </w:rPr>
-                          <w:t>ADIn</w:t>
-                        </w:r>
-                        <w:proofErr w:type="spellEnd"/>
-                        <w:r>
-                          <w:rPr>
-                            <w:sz w:val="20"/>
-                            <w:szCs w:val="20"/>
-                          </w:rPr>
-                          <w:t xml:space="preserve"> 4.167-DF</w:t>
+                          <w:t>Editada a Lei 11.738/2008, foi objeto da ADIn 4.167-DF</w:t>
                         </w:r>
                         <w:r>
                           <w:rPr>
@@ -906,23 +854,7 @@
                                   <w:sz w:val="20"/>
                                   <w:szCs w:val="20"/>
                                 </w:rPr>
-                                <w:t xml:space="preserve">Os níveis variam entre 01 </w:t>
-                              </w:r>
-                              <w:proofErr w:type="gramStart"/>
-                              <w:r>
-                                <w:rPr>
-                                  <w:sz w:val="20"/>
-                                  <w:szCs w:val="20"/>
-                                </w:rPr>
-                                <w:t>a</w:t>
-                              </w:r>
-                              <w:proofErr w:type="gramEnd"/>
-                              <w:r>
-                                <w:rPr>
-                                  <w:sz w:val="20"/>
-                                  <w:szCs w:val="20"/>
-                                </w:rPr>
-                                <w:t xml:space="preserve"> 09 a depender da referência do profissional;</w:t>
+                                <w:t>Os níveis variam entre 01 a 09 a depender da referência do profissional;</w:t>
                               </w:r>
                             </w:p>
                             <w:p>
@@ -1111,23 +1043,7 @@
                             <w:sz w:val="20"/>
                             <w:szCs w:val="20"/>
                           </w:rPr>
-                          <w:t xml:space="preserve">Os níveis variam entre 01 </w:t>
-                        </w:r>
-                        <w:proofErr w:type="gramStart"/>
-                        <w:r>
-                          <w:rPr>
-                            <w:sz w:val="20"/>
-                            <w:szCs w:val="20"/>
-                          </w:rPr>
-                          <w:t>a</w:t>
-                        </w:r>
-                        <w:proofErr w:type="gramEnd"/>
-                        <w:r>
-                          <w:rPr>
-                            <w:sz w:val="20"/>
-                            <w:szCs w:val="20"/>
-                          </w:rPr>
-                          <w:t xml:space="preserve"> 09 a depender da referência do profissional;</w:t>
+                          <w:t>Os níveis variam entre 01 a 09 a depender da referência do profissional;</w:t>
                         </w:r>
                       </w:p>
                       <w:p>
@@ -2224,21 +2140,7 @@
         <w:rPr>
           <w:rFonts w:eastAsia="Calibri"/>
         </w:rPr>
-        <w:t xml:space="preserve">Os efeitos da </w:t>
-      </w:r>
-      <w:proofErr w:type="spellStart"/>
-      <w:r>
-        <w:rPr>
-          <w:rFonts w:eastAsia="Calibri"/>
-        </w:rPr>
-        <w:t>ADIn</w:t>
-      </w:r>
-      <w:proofErr w:type="spellEnd"/>
-      <w:r>
-        <w:rPr>
-          <w:rFonts w:eastAsia="Calibri"/>
-        </w:rPr>
-        <w:t xml:space="preserve"> 4167 devem ser modulados; (</w:t>
+        <w:t>Os efeitos da ADIn 4167 devem ser modulados; (</w:t>
       </w:r>
       <w:r>
         <w:rPr>
@@ -2762,21 +2664,7 @@
         <w:rPr>
           <w:rFonts w:eastAsia="Calibri"/>
         </w:rPr>
-        <w:t xml:space="preserve">Em um argumento completamente em oposição ao que a Lei determina, também não merece prosperar a alegação do ERJ de que a Autora não pode propor ação individual referente </w:t>
-      </w:r>
-      <w:proofErr w:type="spellStart"/>
-      <w:r>
-        <w:rPr>
-          <w:rFonts w:eastAsia="Calibri"/>
-        </w:rPr>
-        <w:t>a</w:t>
-      </w:r>
-      <w:proofErr w:type="spellEnd"/>
-      <w:r>
-        <w:rPr>
-          <w:rFonts w:eastAsia="Calibri"/>
-        </w:rPr>
-        <w:t xml:space="preserve"> mesmo tema que ação coletiva. N</w:t>
+        <w:t>Em um argumento completamente em oposição ao que a Lei determina, também não merece prosperar a alegação do ERJ de que a Autora não pode propor ação individual referente a mesmo tema que ação coletiva. N</w:t>
       </w:r>
       <w:r>
         <w:rPr>
@@ -2846,15 +2734,7 @@
           <w:rFonts w:eastAsia="Calibri"/>
           <w:sz w:val="20"/>
         </w:rPr>
-        <w:t xml:space="preserve">Art. 104. As ações coletivas, previstas nos incisos I e II e do parágrafo único do art. 81, não induzem litispendência para as ações individuais, mas </w:t>
-      </w:r>
-      <w:proofErr w:type="gramStart"/>
-      <w:r>
-        <w:rPr>
-          <w:rFonts w:eastAsia="Calibri"/>
-          <w:sz w:val="20"/>
-        </w:rPr>
-        <w:t xml:space="preserve">os efeitos da coisa julgada </w:t>
+        <w:t xml:space="preserve">Art. 104. As ações coletivas, previstas nos incisos I e II e do parágrafo único do art. 81, não induzem litispendência para as ações individuais, mas os efeitos da coisa julgada </w:t>
       </w:r>
       <w:r>
         <w:rPr>
@@ -2862,16 +2742,7 @@
           <w:i/>
           <w:sz w:val="20"/>
         </w:rPr>
-        <w:t>erga</w:t>
-      </w:r>
-      <w:proofErr w:type="gramEnd"/>
-      <w:r>
-        <w:rPr>
-          <w:rFonts w:eastAsia="Calibri"/>
-          <w:i/>
-          <w:sz w:val="20"/>
-        </w:rPr>
-        <w:t xml:space="preserve"> omnes </w:t>
+        <w:t xml:space="preserve">erga omnes </w:t>
       </w:r>
       <w:r>
         <w:rPr>
@@ -4095,21 +3966,7 @@
         <w:rPr>
           <w:rFonts w:eastAsia="Calibri"/>
         </w:rPr>
-        <w:t xml:space="preserve">Assim, é um fato de que os valores acima são referentes ao piso salarial para 40h semanais, não podendo qualquer outro ente federativo pagar salário abaixo desses valores, a serem calculados em proporção quando se tratar de 16h, 22h, 25h, </w:t>
-      </w:r>
-      <w:proofErr w:type="gramStart"/>
-      <w:r>
-        <w:rPr>
-          <w:rFonts w:eastAsia="Calibri"/>
-        </w:rPr>
-        <w:t>30h, etc.</w:t>
-      </w:r>
-      <w:proofErr w:type="gramEnd"/>
-      <w:r>
-        <w:rPr>
-          <w:rFonts w:eastAsia="Calibri"/>
-        </w:rPr>
-        <w:t>, temos, portanto, a seguinte proporcionalidade:</w:t>
+        <w:t>Assim, é um fato de que os valores acima são referentes ao piso salarial para 40h semanais, não podendo qualquer outro ente federativo pagar salário abaixo desses valores, a serem calculados em proporção quando se tratar de 16h, 22h, 25h, 30h, etc., temos, portanto, a seguinte proporcionalidade:</w:t>
       </w:r>
     </w:p>
     <w:p>
@@ -4332,7 +4189,6 @@
               <w:bottom w:val="single" w:sz="4" w:space="0" w:color="000000"/>
               <w:right w:val="single" w:sz="4" w:space="0" w:color="000000"/>
             </w:tcBorders>
-            <w:shd w:val="clear" w:color="auto" w:fill="auto"/>
             <w:vAlign w:val="center"/>
           </w:tcPr>
           <w:p>
@@ -4365,7 +4221,6 @@
               <w:bottom w:val="single" w:sz="4" w:space="0" w:color="000000"/>
               <w:right w:val="single" w:sz="4" w:space="0" w:color="000000"/>
             </w:tcBorders>
-            <w:shd w:val="clear" w:color="auto" w:fill="auto"/>
           </w:tcPr>
           <w:p>
             <w:pPr>
@@ -4466,7 +4321,6 @@
               <w:bottom w:val="single" w:sz="4" w:space="0" w:color="000000"/>
               <w:right w:val="single" w:sz="4" w:space="0" w:color="000000"/>
             </w:tcBorders>
-            <w:shd w:val="clear" w:color="auto" w:fill="auto"/>
             <w:vAlign w:val="center"/>
           </w:tcPr>
           <w:p>
@@ -4499,7 +4353,6 @@
               <w:bottom w:val="single" w:sz="4" w:space="0" w:color="000000"/>
               <w:right w:val="single" w:sz="4" w:space="0" w:color="000000"/>
             </w:tcBorders>
-            <w:shd w:val="clear" w:color="auto" w:fill="auto"/>
           </w:tcPr>
           <w:p>
             <w:pPr>
@@ -4600,7 +4453,6 @@
               <w:bottom w:val="single" w:sz="4" w:space="0" w:color="000000"/>
               <w:right w:val="single" w:sz="4" w:space="0" w:color="000000"/>
             </w:tcBorders>
-            <w:shd w:val="clear" w:color="auto" w:fill="auto"/>
             <w:vAlign w:val="center"/>
           </w:tcPr>
           <w:p>
@@ -4633,7 +4485,6 @@
               <w:bottom w:val="single" w:sz="4" w:space="0" w:color="000000"/>
               <w:right w:val="single" w:sz="4" w:space="0" w:color="000000"/>
             </w:tcBorders>
-            <w:shd w:val="clear" w:color="auto" w:fill="auto"/>
           </w:tcPr>
           <w:p>
             <w:pPr>
@@ -4734,7 +4585,6 @@
               <w:bottom w:val="single" w:sz="4" w:space="0" w:color="000000"/>
               <w:right w:val="single" w:sz="4" w:space="0" w:color="000000"/>
             </w:tcBorders>
-            <w:shd w:val="clear" w:color="auto" w:fill="auto"/>
             <w:vAlign w:val="center"/>
           </w:tcPr>
           <w:p>
@@ -4767,7 +4617,6 @@
               <w:bottom w:val="single" w:sz="4" w:space="0" w:color="000000"/>
               <w:right w:val="single" w:sz="4" w:space="0" w:color="000000"/>
             </w:tcBorders>
-            <w:shd w:val="clear" w:color="auto" w:fill="auto"/>
           </w:tcPr>
           <w:p>
             <w:pPr>
@@ -4868,7 +4717,6 @@
               <w:bottom w:val="single" w:sz="4" w:space="0" w:color="000000"/>
               <w:right w:val="single" w:sz="4" w:space="0" w:color="000000"/>
             </w:tcBorders>
-            <w:shd w:val="clear" w:color="auto" w:fill="auto"/>
             <w:vAlign w:val="center"/>
           </w:tcPr>
           <w:p>
@@ -4901,7 +4749,6 @@
               <w:bottom w:val="single" w:sz="4" w:space="0" w:color="000000"/>
               <w:right w:val="single" w:sz="4" w:space="0" w:color="000000"/>
             </w:tcBorders>
-            <w:shd w:val="clear" w:color="auto" w:fill="auto"/>
           </w:tcPr>
           <w:p>
             <w:pPr>
@@ -5002,7 +4849,6 @@
               <w:bottom w:val="single" w:sz="4" w:space="0" w:color="000000"/>
               <w:right w:val="single" w:sz="4" w:space="0" w:color="000000"/>
             </w:tcBorders>
-            <w:shd w:val="clear" w:color="auto" w:fill="auto"/>
             <w:vAlign w:val="center"/>
           </w:tcPr>
           <w:p>
@@ -5035,7 +4881,6 @@
               <w:bottom w:val="single" w:sz="4" w:space="0" w:color="000000"/>
               <w:right w:val="single" w:sz="4" w:space="0" w:color="000000"/>
             </w:tcBorders>
-            <w:shd w:val="clear" w:color="auto" w:fill="auto"/>
           </w:tcPr>
           <w:p>
             <w:pPr>
@@ -5136,7 +4981,6 @@
               <w:bottom w:val="single" w:sz="4" w:space="0" w:color="000000"/>
               <w:right w:val="single" w:sz="4" w:space="0" w:color="000000"/>
             </w:tcBorders>
-            <w:shd w:val="clear" w:color="auto" w:fill="auto"/>
             <w:vAlign w:val="center"/>
           </w:tcPr>
           <w:p>
@@ -5169,7 +5013,6 @@
               <w:bottom w:val="single" w:sz="4" w:space="0" w:color="000000"/>
               <w:right w:val="single" w:sz="4" w:space="0" w:color="000000"/>
             </w:tcBorders>
-            <w:shd w:val="clear" w:color="auto" w:fill="auto"/>
           </w:tcPr>
           <w:p>
             <w:pPr>
@@ -5270,7 +5113,6 @@
               <w:bottom w:val="single" w:sz="4" w:space="0" w:color="000000"/>
               <w:right w:val="single" w:sz="4" w:space="0" w:color="000000"/>
             </w:tcBorders>
-            <w:shd w:val="clear" w:color="auto" w:fill="auto"/>
             <w:vAlign w:val="center"/>
           </w:tcPr>
           <w:p>
@@ -5303,7 +5145,6 @@
               <w:bottom w:val="single" w:sz="4" w:space="0" w:color="000000"/>
               <w:right w:val="single" w:sz="4" w:space="0" w:color="000000"/>
             </w:tcBorders>
-            <w:shd w:val="clear" w:color="auto" w:fill="auto"/>
           </w:tcPr>
           <w:p>
             <w:pPr>
@@ -5404,7 +5245,6 @@
               <w:bottom w:val="single" w:sz="4" w:space="0" w:color="000000"/>
               <w:right w:val="single" w:sz="4" w:space="0" w:color="000000"/>
             </w:tcBorders>
-            <w:shd w:val="clear" w:color="auto" w:fill="auto"/>
             <w:vAlign w:val="center"/>
           </w:tcPr>
           <w:p>
@@ -5437,7 +5277,6 @@
               <w:bottom w:val="single" w:sz="4" w:space="0" w:color="000000"/>
               <w:right w:val="single" w:sz="4" w:space="0" w:color="000000"/>
             </w:tcBorders>
-            <w:shd w:val="clear" w:color="auto" w:fill="auto"/>
           </w:tcPr>
           <w:p>
             <w:pPr>
@@ -5715,7 +5554,6 @@
               <w:bottom w:val="single" w:sz="4" w:space="0" w:color="000000"/>
               <w:right w:val="single" w:sz="4" w:space="0" w:color="000000"/>
             </w:tcBorders>
-            <w:shd w:val="clear" w:color="auto" w:fill="auto"/>
             <w:vAlign w:val="center"/>
           </w:tcPr>
           <w:p>
@@ -5748,7 +5586,6 @@
               <w:bottom w:val="single" w:sz="4" w:space="0" w:color="000000"/>
               <w:right w:val="single" w:sz="4" w:space="0" w:color="000000"/>
             </w:tcBorders>
-            <w:shd w:val="clear" w:color="auto" w:fill="auto"/>
             <w:vAlign w:val="center"/>
           </w:tcPr>
           <w:p>
@@ -5850,7 +5687,6 @@
               <w:bottom w:val="single" w:sz="4" w:space="0" w:color="000000"/>
               <w:right w:val="single" w:sz="4" w:space="0" w:color="000000"/>
             </w:tcBorders>
-            <w:shd w:val="clear" w:color="auto" w:fill="auto"/>
             <w:vAlign w:val="center"/>
           </w:tcPr>
           <w:p>
@@ -5883,7 +5719,6 @@
               <w:bottom w:val="single" w:sz="4" w:space="0" w:color="000000"/>
               <w:right w:val="single" w:sz="4" w:space="0" w:color="000000"/>
             </w:tcBorders>
-            <w:shd w:val="clear" w:color="auto" w:fill="auto"/>
             <w:vAlign w:val="center"/>
           </w:tcPr>
           <w:p>
@@ -5985,7 +5820,6 @@
               <w:bottom w:val="single" w:sz="4" w:space="0" w:color="000000"/>
               <w:right w:val="single" w:sz="4" w:space="0" w:color="000000"/>
             </w:tcBorders>
-            <w:shd w:val="clear" w:color="auto" w:fill="auto"/>
             <w:vAlign w:val="center"/>
           </w:tcPr>
           <w:p>
@@ -6018,7 +5852,6 @@
               <w:bottom w:val="single" w:sz="4" w:space="0" w:color="000000"/>
               <w:right w:val="single" w:sz="4" w:space="0" w:color="000000"/>
             </w:tcBorders>
-            <w:shd w:val="clear" w:color="auto" w:fill="auto"/>
             <w:vAlign w:val="center"/>
           </w:tcPr>
           <w:p>
@@ -6120,7 +5953,6 @@
               <w:bottom w:val="single" w:sz="4" w:space="0" w:color="000000"/>
               <w:right w:val="single" w:sz="4" w:space="0" w:color="000000"/>
             </w:tcBorders>
-            <w:shd w:val="clear" w:color="auto" w:fill="auto"/>
             <w:vAlign w:val="center"/>
           </w:tcPr>
           <w:p>
@@ -6153,7 +5985,6 @@
               <w:bottom w:val="single" w:sz="4" w:space="0" w:color="000000"/>
               <w:right w:val="single" w:sz="4" w:space="0" w:color="000000"/>
             </w:tcBorders>
-            <w:shd w:val="clear" w:color="auto" w:fill="auto"/>
             <w:vAlign w:val="center"/>
           </w:tcPr>
           <w:p>
@@ -6255,7 +6086,6 @@
               <w:bottom w:val="single" w:sz="4" w:space="0" w:color="000000"/>
               <w:right w:val="single" w:sz="4" w:space="0" w:color="000000"/>
             </w:tcBorders>
-            <w:shd w:val="clear" w:color="auto" w:fill="auto"/>
             <w:vAlign w:val="center"/>
           </w:tcPr>
           <w:p>
@@ -6288,7 +6118,6 @@
               <w:bottom w:val="single" w:sz="4" w:space="0" w:color="000000"/>
               <w:right w:val="single" w:sz="4" w:space="0" w:color="000000"/>
             </w:tcBorders>
-            <w:shd w:val="clear" w:color="auto" w:fill="auto"/>
             <w:vAlign w:val="center"/>
           </w:tcPr>
           <w:p>
@@ -6390,7 +6219,6 @@
               <w:bottom w:val="single" w:sz="4" w:space="0" w:color="000000"/>
               <w:right w:val="single" w:sz="4" w:space="0" w:color="000000"/>
             </w:tcBorders>
-            <w:shd w:val="clear" w:color="auto" w:fill="auto"/>
             <w:vAlign w:val="center"/>
           </w:tcPr>
           <w:p>
@@ -6423,7 +6251,6 @@
               <w:bottom w:val="single" w:sz="4" w:space="0" w:color="000000"/>
               <w:right w:val="single" w:sz="4" w:space="0" w:color="000000"/>
             </w:tcBorders>
-            <w:shd w:val="clear" w:color="auto" w:fill="auto"/>
             <w:vAlign w:val="center"/>
           </w:tcPr>
           <w:p>
@@ -6525,7 +6352,6 @@
               <w:bottom w:val="single" w:sz="4" w:space="0" w:color="000000"/>
               <w:right w:val="single" w:sz="4" w:space="0" w:color="000000"/>
             </w:tcBorders>
-            <w:shd w:val="clear" w:color="auto" w:fill="auto"/>
             <w:vAlign w:val="center"/>
           </w:tcPr>
           <w:p>
@@ -6558,7 +6384,6 @@
               <w:bottom w:val="single" w:sz="4" w:space="0" w:color="000000"/>
               <w:right w:val="single" w:sz="4" w:space="0" w:color="000000"/>
             </w:tcBorders>
-            <w:shd w:val="clear" w:color="auto" w:fill="auto"/>
             <w:vAlign w:val="center"/>
           </w:tcPr>
           <w:p>
@@ -6660,7 +6485,6 @@
               <w:bottom w:val="single" w:sz="4" w:space="0" w:color="000000"/>
               <w:right w:val="single" w:sz="4" w:space="0" w:color="000000"/>
             </w:tcBorders>
-            <w:shd w:val="clear" w:color="auto" w:fill="auto"/>
             <w:vAlign w:val="center"/>
           </w:tcPr>
           <w:p>
@@ -6693,7 +6517,6 @@
               <w:bottom w:val="single" w:sz="4" w:space="0" w:color="000000"/>
               <w:right w:val="single" w:sz="4" w:space="0" w:color="000000"/>
             </w:tcBorders>
-            <w:shd w:val="clear" w:color="auto" w:fill="auto"/>
             <w:vAlign w:val="center"/>
           </w:tcPr>
           <w:p>
@@ -6795,7 +6618,6 @@
               <w:bottom w:val="single" w:sz="4" w:space="0" w:color="000000"/>
               <w:right w:val="single" w:sz="4" w:space="0" w:color="000000"/>
             </w:tcBorders>
-            <w:shd w:val="clear" w:color="auto" w:fill="auto"/>
             <w:vAlign w:val="center"/>
           </w:tcPr>
           <w:p>
@@ -6828,7 +6650,6 @@
               <w:bottom w:val="single" w:sz="4" w:space="0" w:color="000000"/>
               <w:right w:val="single" w:sz="4" w:space="0" w:color="000000"/>
             </w:tcBorders>
-            <w:shd w:val="clear" w:color="auto" w:fill="auto"/>
             <w:vAlign w:val="center"/>
           </w:tcPr>
           <w:p>
@@ -7107,7 +6928,6 @@
               <w:bottom w:val="single" w:sz="4" w:space="0" w:color="000000"/>
               <w:right w:val="single" w:sz="4" w:space="0" w:color="000000"/>
             </w:tcBorders>
-            <w:shd w:val="clear" w:color="auto" w:fill="auto"/>
             <w:vAlign w:val="center"/>
           </w:tcPr>
           <w:p>
@@ -7140,7 +6960,6 @@
               <w:bottom w:val="single" w:sz="4" w:space="0" w:color="000000"/>
               <w:right w:val="single" w:sz="4" w:space="0" w:color="000000"/>
             </w:tcBorders>
-            <w:shd w:val="clear" w:color="auto" w:fill="auto"/>
             <w:vAlign w:val="center"/>
           </w:tcPr>
           <w:p>
@@ -7242,7 +7061,6 @@
               <w:bottom w:val="single" w:sz="4" w:space="0" w:color="000000"/>
               <w:right w:val="single" w:sz="4" w:space="0" w:color="000000"/>
             </w:tcBorders>
-            <w:shd w:val="clear" w:color="auto" w:fill="auto"/>
             <w:vAlign w:val="center"/>
           </w:tcPr>
           <w:p>
@@ -7275,7 +7093,6 @@
               <w:bottom w:val="single" w:sz="4" w:space="0" w:color="000000"/>
               <w:right w:val="single" w:sz="4" w:space="0" w:color="000000"/>
             </w:tcBorders>
-            <w:shd w:val="clear" w:color="auto" w:fill="auto"/>
             <w:vAlign w:val="center"/>
           </w:tcPr>
           <w:p>
@@ -7377,7 +7194,6 @@
               <w:bottom w:val="single" w:sz="4" w:space="0" w:color="000000"/>
               <w:right w:val="single" w:sz="4" w:space="0" w:color="000000"/>
             </w:tcBorders>
-            <w:shd w:val="clear" w:color="auto" w:fill="auto"/>
             <w:vAlign w:val="center"/>
           </w:tcPr>
           <w:p>
@@ -7410,7 +7226,6 @@
               <w:bottom w:val="single" w:sz="4" w:space="0" w:color="000000"/>
               <w:right w:val="single" w:sz="4" w:space="0" w:color="000000"/>
             </w:tcBorders>
-            <w:shd w:val="clear" w:color="auto" w:fill="auto"/>
             <w:vAlign w:val="center"/>
           </w:tcPr>
           <w:p>
@@ -7512,7 +7327,6 @@
               <w:bottom w:val="single" w:sz="4" w:space="0" w:color="000000"/>
               <w:right w:val="single" w:sz="4" w:space="0" w:color="000000"/>
             </w:tcBorders>
-            <w:shd w:val="clear" w:color="auto" w:fill="auto"/>
             <w:vAlign w:val="center"/>
           </w:tcPr>
           <w:p>
@@ -7545,7 +7359,6 @@
               <w:bottom w:val="single" w:sz="4" w:space="0" w:color="000000"/>
               <w:right w:val="single" w:sz="4" w:space="0" w:color="000000"/>
             </w:tcBorders>
-            <w:shd w:val="clear" w:color="auto" w:fill="auto"/>
             <w:vAlign w:val="center"/>
           </w:tcPr>
           <w:p>
@@ -7647,7 +7460,6 @@
               <w:bottom w:val="single" w:sz="4" w:space="0" w:color="000000"/>
               <w:right w:val="single" w:sz="4" w:space="0" w:color="000000"/>
             </w:tcBorders>
-            <w:shd w:val="clear" w:color="auto" w:fill="auto"/>
             <w:vAlign w:val="center"/>
           </w:tcPr>
           <w:p>
@@ -7680,7 +7492,6 @@
               <w:bottom w:val="single" w:sz="4" w:space="0" w:color="000000"/>
               <w:right w:val="single" w:sz="4" w:space="0" w:color="000000"/>
             </w:tcBorders>
-            <w:shd w:val="clear" w:color="auto" w:fill="auto"/>
             <w:vAlign w:val="center"/>
           </w:tcPr>
           <w:p>
@@ -7782,7 +7593,6 @@
               <w:bottom w:val="single" w:sz="4" w:space="0" w:color="000000"/>
               <w:right w:val="single" w:sz="4" w:space="0" w:color="000000"/>
             </w:tcBorders>
-            <w:shd w:val="clear" w:color="auto" w:fill="auto"/>
             <w:vAlign w:val="center"/>
           </w:tcPr>
           <w:p>
@@ -7815,7 +7625,6 @@
               <w:bottom w:val="single" w:sz="4" w:space="0" w:color="000000"/>
               <w:right w:val="single" w:sz="4" w:space="0" w:color="000000"/>
             </w:tcBorders>
-            <w:shd w:val="clear" w:color="auto" w:fill="auto"/>
             <w:vAlign w:val="center"/>
           </w:tcPr>
           <w:p>
@@ -7917,7 +7726,6 @@
               <w:bottom w:val="single" w:sz="4" w:space="0" w:color="000000"/>
               <w:right w:val="single" w:sz="4" w:space="0" w:color="000000"/>
             </w:tcBorders>
-            <w:shd w:val="clear" w:color="auto" w:fill="auto"/>
             <w:vAlign w:val="center"/>
           </w:tcPr>
           <w:p>
@@ -7950,7 +7758,6 @@
               <w:bottom w:val="single" w:sz="4" w:space="0" w:color="000000"/>
               <w:right w:val="single" w:sz="4" w:space="0" w:color="000000"/>
             </w:tcBorders>
-            <w:shd w:val="clear" w:color="auto" w:fill="auto"/>
             <w:vAlign w:val="center"/>
           </w:tcPr>
           <w:p>
@@ -8052,7 +7859,6 @@
               <w:bottom w:val="single" w:sz="4" w:space="0" w:color="000000"/>
               <w:right w:val="single" w:sz="4" w:space="0" w:color="000000"/>
             </w:tcBorders>
-            <w:shd w:val="clear" w:color="auto" w:fill="auto"/>
             <w:vAlign w:val="center"/>
           </w:tcPr>
           <w:p>
@@ -8085,7 +7891,6 @@
               <w:bottom w:val="single" w:sz="4" w:space="0" w:color="000000"/>
               <w:right w:val="single" w:sz="4" w:space="0" w:color="000000"/>
             </w:tcBorders>
-            <w:shd w:val="clear" w:color="auto" w:fill="auto"/>
             <w:vAlign w:val="center"/>
           </w:tcPr>
           <w:p>
@@ -8187,7 +7992,6 @@
               <w:bottom w:val="single" w:sz="4" w:space="0" w:color="000000"/>
               <w:right w:val="single" w:sz="4" w:space="0" w:color="000000"/>
             </w:tcBorders>
-            <w:shd w:val="clear" w:color="auto" w:fill="auto"/>
             <w:vAlign w:val="center"/>
           </w:tcPr>
           <w:p>
@@ -8220,7 +8024,6 @@
               <w:bottom w:val="single" w:sz="4" w:space="0" w:color="000000"/>
               <w:right w:val="single" w:sz="4" w:space="0" w:color="000000"/>
             </w:tcBorders>
-            <w:shd w:val="clear" w:color="auto" w:fill="auto"/>
             <w:vAlign w:val="center"/>
           </w:tcPr>
           <w:p>
@@ -10043,7 +9846,6 @@
               <w:bottom w:val="single" w:sz="4" w:space="0" w:color="000000"/>
               <w:right w:val="single" w:sz="4" w:space="0" w:color="000000"/>
             </w:tcBorders>
-            <w:shd w:val="clear" w:color="auto" w:fill="auto"/>
             <w:vAlign w:val="center"/>
           </w:tcPr>
           <w:p>
@@ -10076,7 +9878,6 @@
               <w:bottom w:val="single" w:sz="4" w:space="0" w:color="000000"/>
               <w:right w:val="single" w:sz="4" w:space="0" w:color="000000"/>
             </w:tcBorders>
-            <w:shd w:val="clear" w:color="auto" w:fill="auto"/>
             <w:vAlign w:val="center"/>
           </w:tcPr>
           <w:p>
@@ -10109,7 +9910,6 @@
               <w:bottom w:val="single" w:sz="4" w:space="0" w:color="000000"/>
               <w:right w:val="single" w:sz="4" w:space="0" w:color="000000"/>
             </w:tcBorders>
-            <w:shd w:val="clear" w:color="auto" w:fill="auto"/>
             <w:vAlign w:val="center"/>
           </w:tcPr>
           <w:p>
@@ -10142,7 +9942,6 @@
               <w:bottom w:val="single" w:sz="4" w:space="0" w:color="000000"/>
               <w:right w:val="single" w:sz="4" w:space="0" w:color="000000"/>
             </w:tcBorders>
-            <w:shd w:val="clear" w:color="auto" w:fill="auto"/>
             <w:vAlign w:val="bottom"/>
           </w:tcPr>
           <w:p>
@@ -10181,7 +9980,6 @@
               <w:bottom w:val="single" w:sz="4" w:space="0" w:color="000000"/>
               <w:right w:val="single" w:sz="4" w:space="0" w:color="000000"/>
             </w:tcBorders>
-            <w:shd w:val="clear" w:color="auto" w:fill="auto"/>
             <w:vAlign w:val="center"/>
           </w:tcPr>
           <w:p>
@@ -10214,7 +10012,6 @@
               <w:bottom w:val="single" w:sz="4" w:space="0" w:color="000000"/>
               <w:right w:val="single" w:sz="4" w:space="0" w:color="000000"/>
             </w:tcBorders>
-            <w:shd w:val="clear" w:color="auto" w:fill="auto"/>
             <w:vAlign w:val="center"/>
           </w:tcPr>
           <w:p>
@@ -10247,7 +10044,6 @@
               <w:bottom w:val="single" w:sz="4" w:space="0" w:color="000000"/>
               <w:right w:val="single" w:sz="4" w:space="0" w:color="000000"/>
             </w:tcBorders>
-            <w:shd w:val="clear" w:color="auto" w:fill="auto"/>
             <w:vAlign w:val="center"/>
           </w:tcPr>
           <w:p>
@@ -10280,7 +10076,6 @@
               <w:bottom w:val="single" w:sz="4" w:space="0" w:color="000000"/>
               <w:right w:val="single" w:sz="4" w:space="0" w:color="000000"/>
             </w:tcBorders>
-            <w:shd w:val="clear" w:color="auto" w:fill="auto"/>
             <w:vAlign w:val="bottom"/>
           </w:tcPr>
           <w:p>
@@ -10319,7 +10114,6 @@
               <w:bottom w:val="single" w:sz="4" w:space="0" w:color="000000"/>
               <w:right w:val="single" w:sz="4" w:space="0" w:color="000000"/>
             </w:tcBorders>
-            <w:shd w:val="clear" w:color="auto" w:fill="auto"/>
             <w:vAlign w:val="center"/>
           </w:tcPr>
           <w:p>
@@ -10352,7 +10146,6 @@
               <w:bottom w:val="single" w:sz="4" w:space="0" w:color="000000"/>
               <w:right w:val="single" w:sz="4" w:space="0" w:color="000000"/>
             </w:tcBorders>
-            <w:shd w:val="clear" w:color="auto" w:fill="auto"/>
             <w:vAlign w:val="center"/>
           </w:tcPr>
           <w:p>
@@ -10385,7 +10178,6 @@
               <w:bottom w:val="single" w:sz="4" w:space="0" w:color="000000"/>
               <w:right w:val="single" w:sz="4" w:space="0" w:color="000000"/>
             </w:tcBorders>
-            <w:shd w:val="clear" w:color="auto" w:fill="auto"/>
             <w:vAlign w:val="center"/>
           </w:tcPr>
           <w:p>
@@ -10418,7 +10210,6 @@
               <w:bottom w:val="single" w:sz="4" w:space="0" w:color="000000"/>
               <w:right w:val="single" w:sz="4" w:space="0" w:color="000000"/>
             </w:tcBorders>
-            <w:shd w:val="clear" w:color="auto" w:fill="auto"/>
             <w:vAlign w:val="bottom"/>
           </w:tcPr>
           <w:p>
@@ -10457,7 +10248,6 @@
               <w:bottom w:val="single" w:sz="4" w:space="0" w:color="000000"/>
               <w:right w:val="single" w:sz="4" w:space="0" w:color="000000"/>
             </w:tcBorders>
-            <w:shd w:val="clear" w:color="auto" w:fill="auto"/>
             <w:vAlign w:val="center"/>
           </w:tcPr>
           <w:p>
@@ -10490,7 +10280,6 @@
               <w:bottom w:val="single" w:sz="4" w:space="0" w:color="000000"/>
               <w:right w:val="single" w:sz="4" w:space="0" w:color="000000"/>
             </w:tcBorders>
-            <w:shd w:val="clear" w:color="auto" w:fill="auto"/>
             <w:vAlign w:val="center"/>
           </w:tcPr>
           <w:p>
@@ -10523,7 +10312,6 @@
               <w:bottom w:val="single" w:sz="4" w:space="0" w:color="000000"/>
               <w:right w:val="single" w:sz="4" w:space="0" w:color="000000"/>
             </w:tcBorders>
-            <w:shd w:val="clear" w:color="auto" w:fill="auto"/>
             <w:vAlign w:val="center"/>
           </w:tcPr>
           <w:p>
@@ -10556,7 +10344,6 @@
               <w:bottom w:val="single" w:sz="4" w:space="0" w:color="000000"/>
               <w:right w:val="single" w:sz="4" w:space="0" w:color="000000"/>
             </w:tcBorders>
-            <w:shd w:val="clear" w:color="auto" w:fill="auto"/>
             <w:vAlign w:val="bottom"/>
           </w:tcPr>
           <w:p>
@@ -10595,7 +10382,6 @@
               <w:bottom w:val="single" w:sz="4" w:space="0" w:color="000000"/>
               <w:right w:val="single" w:sz="4" w:space="0" w:color="000000"/>
             </w:tcBorders>
-            <w:shd w:val="clear" w:color="auto" w:fill="auto"/>
             <w:vAlign w:val="center"/>
           </w:tcPr>
           <w:p>
@@ -10628,7 +10414,6 @@
               <w:bottom w:val="single" w:sz="4" w:space="0" w:color="000000"/>
               <w:right w:val="single" w:sz="4" w:space="0" w:color="000000"/>
             </w:tcBorders>
-            <w:shd w:val="clear" w:color="auto" w:fill="auto"/>
             <w:vAlign w:val="center"/>
           </w:tcPr>
           <w:p>
@@ -10661,7 +10446,6 @@
               <w:bottom w:val="single" w:sz="4" w:space="0" w:color="000000"/>
               <w:right w:val="single" w:sz="4" w:space="0" w:color="000000"/>
             </w:tcBorders>
-            <w:shd w:val="clear" w:color="auto" w:fill="auto"/>
             <w:vAlign w:val="center"/>
           </w:tcPr>
           <w:p>
@@ -10694,7 +10478,6 @@
               <w:bottom w:val="single" w:sz="4" w:space="0" w:color="000000"/>
               <w:right w:val="single" w:sz="4" w:space="0" w:color="000000"/>
             </w:tcBorders>
-            <w:shd w:val="clear" w:color="auto" w:fill="auto"/>
             <w:vAlign w:val="bottom"/>
           </w:tcPr>
           <w:p>
@@ -10733,7 +10516,6 @@
               <w:bottom w:val="single" w:sz="4" w:space="0" w:color="000000"/>
               <w:right w:val="single" w:sz="4" w:space="0" w:color="000000"/>
             </w:tcBorders>
-            <w:shd w:val="clear" w:color="auto" w:fill="auto"/>
             <w:vAlign w:val="center"/>
           </w:tcPr>
           <w:p>
@@ -10766,7 +10548,6 @@
               <w:bottom w:val="single" w:sz="4" w:space="0" w:color="000000"/>
               <w:right w:val="single" w:sz="4" w:space="0" w:color="000000"/>
             </w:tcBorders>
-            <w:shd w:val="clear" w:color="auto" w:fill="auto"/>
             <w:vAlign w:val="center"/>
           </w:tcPr>
           <w:p>
@@ -10799,7 +10580,6 @@
               <w:bottom w:val="single" w:sz="4" w:space="0" w:color="000000"/>
               <w:right w:val="single" w:sz="4" w:space="0" w:color="000000"/>
             </w:tcBorders>
-            <w:shd w:val="clear" w:color="auto" w:fill="auto"/>
             <w:vAlign w:val="center"/>
           </w:tcPr>
           <w:p>
@@ -10832,7 +10612,6 @@
               <w:bottom w:val="single" w:sz="4" w:space="0" w:color="000000"/>
               <w:right w:val="single" w:sz="4" w:space="0" w:color="000000"/>
             </w:tcBorders>
-            <w:shd w:val="clear" w:color="auto" w:fill="auto"/>
             <w:vAlign w:val="bottom"/>
           </w:tcPr>
           <w:p>
@@ -10871,7 +10650,6 @@
               <w:bottom w:val="single" w:sz="4" w:space="0" w:color="000000"/>
               <w:right w:val="single" w:sz="4" w:space="0" w:color="000000"/>
             </w:tcBorders>
-            <w:shd w:val="clear" w:color="auto" w:fill="auto"/>
             <w:vAlign w:val="center"/>
           </w:tcPr>
           <w:p>
@@ -10904,7 +10682,6 @@
               <w:bottom w:val="single" w:sz="4" w:space="0" w:color="000000"/>
               <w:right w:val="single" w:sz="4" w:space="0" w:color="000000"/>
             </w:tcBorders>
-            <w:shd w:val="clear" w:color="auto" w:fill="auto"/>
             <w:vAlign w:val="center"/>
           </w:tcPr>
           <w:p>
@@ -10937,7 +10714,6 @@
               <w:bottom w:val="single" w:sz="4" w:space="0" w:color="000000"/>
               <w:right w:val="single" w:sz="4" w:space="0" w:color="000000"/>
             </w:tcBorders>
-            <w:shd w:val="clear" w:color="auto" w:fill="auto"/>
             <w:vAlign w:val="center"/>
           </w:tcPr>
           <w:p>
@@ -10970,7 +10746,6 @@
               <w:bottom w:val="single" w:sz="4" w:space="0" w:color="000000"/>
               <w:right w:val="single" w:sz="4" w:space="0" w:color="000000"/>
             </w:tcBorders>
-            <w:shd w:val="clear" w:color="auto" w:fill="auto"/>
             <w:vAlign w:val="bottom"/>
           </w:tcPr>
           <w:p>
@@ -11009,7 +10784,6 @@
               <w:bottom w:val="single" w:sz="4" w:space="0" w:color="000000"/>
               <w:right w:val="single" w:sz="4" w:space="0" w:color="000000"/>
             </w:tcBorders>
-            <w:shd w:val="clear" w:color="auto" w:fill="auto"/>
             <w:vAlign w:val="center"/>
           </w:tcPr>
           <w:p>
@@ -11042,7 +10816,6 @@
               <w:bottom w:val="single" w:sz="4" w:space="0" w:color="000000"/>
               <w:right w:val="single" w:sz="4" w:space="0" w:color="000000"/>
             </w:tcBorders>
-            <w:shd w:val="clear" w:color="auto" w:fill="auto"/>
             <w:vAlign w:val="center"/>
           </w:tcPr>
           <w:p>
@@ -11075,7 +10848,6 @@
               <w:bottom w:val="single" w:sz="4" w:space="0" w:color="000000"/>
               <w:right w:val="single" w:sz="4" w:space="0" w:color="000000"/>
             </w:tcBorders>
-            <w:shd w:val="clear" w:color="auto" w:fill="auto"/>
             <w:vAlign w:val="center"/>
           </w:tcPr>
           <w:p>
@@ -11108,7 +10880,6 @@
               <w:bottom w:val="single" w:sz="4" w:space="0" w:color="000000"/>
               <w:right w:val="single" w:sz="4" w:space="0" w:color="000000"/>
             </w:tcBorders>
-            <w:shd w:val="clear" w:color="auto" w:fill="auto"/>
             <w:vAlign w:val="bottom"/>
           </w:tcPr>
           <w:p>
@@ -11147,7 +10918,6 @@
               <w:bottom w:val="single" w:sz="4" w:space="0" w:color="000000"/>
               <w:right w:val="single" w:sz="4" w:space="0" w:color="000000"/>
             </w:tcBorders>
-            <w:shd w:val="clear" w:color="auto" w:fill="auto"/>
             <w:vAlign w:val="center"/>
           </w:tcPr>
           <w:p>
@@ -11180,7 +10950,6 @@
               <w:bottom w:val="single" w:sz="4" w:space="0" w:color="000000"/>
               <w:right w:val="single" w:sz="4" w:space="0" w:color="000000"/>
             </w:tcBorders>
-            <w:shd w:val="clear" w:color="auto" w:fill="auto"/>
             <w:vAlign w:val="center"/>
           </w:tcPr>
           <w:p>
@@ -11213,7 +10982,6 @@
               <w:bottom w:val="single" w:sz="4" w:space="0" w:color="000000"/>
               <w:right w:val="single" w:sz="4" w:space="0" w:color="000000"/>
             </w:tcBorders>
-            <w:shd w:val="clear" w:color="auto" w:fill="auto"/>
             <w:vAlign w:val="center"/>
           </w:tcPr>
           <w:p>
@@ -11246,7 +11014,6 @@
               <w:bottom w:val="single" w:sz="4" w:space="0" w:color="000000"/>
               <w:right w:val="single" w:sz="4" w:space="0" w:color="000000"/>
             </w:tcBorders>
-            <w:shd w:val="clear" w:color="auto" w:fill="auto"/>
             <w:vAlign w:val="bottom"/>
           </w:tcPr>
           <w:p>
@@ -11423,7 +11190,6 @@
               <w:bottom w:val="single" w:sz="4" w:space="0" w:color="000000"/>
               <w:right w:val="single" w:sz="4" w:space="0" w:color="000000"/>
             </w:tcBorders>
-            <w:shd w:val="clear" w:color="auto" w:fill="auto"/>
             <w:vAlign w:val="center"/>
           </w:tcPr>
           <w:p>
@@ -11456,7 +11222,6 @@
               <w:bottom w:val="single" w:sz="4" w:space="0" w:color="000000"/>
               <w:right w:val="single" w:sz="4" w:space="0" w:color="000000"/>
             </w:tcBorders>
-            <w:shd w:val="clear" w:color="auto" w:fill="auto"/>
             <w:vAlign w:val="center"/>
           </w:tcPr>
           <w:p>
@@ -11489,7 +11254,6 @@
               <w:bottom w:val="single" w:sz="4" w:space="0" w:color="000000"/>
               <w:right w:val="single" w:sz="4" w:space="0" w:color="000000"/>
             </w:tcBorders>
-            <w:shd w:val="clear" w:color="auto" w:fill="auto"/>
             <w:vAlign w:val="center"/>
           </w:tcPr>
           <w:p>
@@ -11513,7 +11277,6 @@
               <w:bottom w:val="single" w:sz="4" w:space="0" w:color="000000"/>
               <w:right w:val="single" w:sz="4" w:space="0" w:color="000000"/>
             </w:tcBorders>
-            <w:shd w:val="clear" w:color="auto" w:fill="auto"/>
             <w:vAlign w:val="center"/>
           </w:tcPr>
           <w:p>
@@ -11543,7 +11306,6 @@
               <w:bottom w:val="single" w:sz="4" w:space="0" w:color="000000"/>
               <w:right w:val="single" w:sz="4" w:space="0" w:color="000000"/>
             </w:tcBorders>
-            <w:shd w:val="clear" w:color="auto" w:fill="auto"/>
             <w:vAlign w:val="center"/>
           </w:tcPr>
           <w:p>
@@ -11576,7 +11338,6 @@
               <w:bottom w:val="single" w:sz="4" w:space="0" w:color="000000"/>
               <w:right w:val="single" w:sz="4" w:space="0" w:color="000000"/>
             </w:tcBorders>
-            <w:shd w:val="clear" w:color="auto" w:fill="auto"/>
             <w:vAlign w:val="center"/>
           </w:tcPr>
           <w:p>
@@ -11609,7 +11370,6 @@
               <w:bottom w:val="single" w:sz="4" w:space="0" w:color="000000"/>
               <w:right w:val="single" w:sz="4" w:space="0" w:color="000000"/>
             </w:tcBorders>
-            <w:shd w:val="clear" w:color="auto" w:fill="auto"/>
             <w:vAlign w:val="center"/>
           </w:tcPr>
           <w:p>
@@ -11633,7 +11393,6 @@
               <w:bottom w:val="single" w:sz="4" w:space="0" w:color="000000"/>
               <w:right w:val="single" w:sz="4" w:space="0" w:color="000000"/>
             </w:tcBorders>
-            <w:shd w:val="clear" w:color="auto" w:fill="auto"/>
             <w:vAlign w:val="center"/>
           </w:tcPr>
           <w:p>
@@ -11663,7 +11422,6 @@
               <w:bottom w:val="single" w:sz="4" w:space="0" w:color="000000"/>
               <w:right w:val="single" w:sz="4" w:space="0" w:color="000000"/>
             </w:tcBorders>
-            <w:shd w:val="clear" w:color="auto" w:fill="auto"/>
             <w:vAlign w:val="center"/>
           </w:tcPr>
           <w:p>
@@ -11696,7 +11454,6 @@
               <w:bottom w:val="single" w:sz="4" w:space="0" w:color="000000"/>
               <w:right w:val="single" w:sz="4" w:space="0" w:color="000000"/>
             </w:tcBorders>
-            <w:shd w:val="clear" w:color="auto" w:fill="auto"/>
             <w:vAlign w:val="center"/>
           </w:tcPr>
           <w:p>
@@ -11729,7 +11486,6 @@
               <w:bottom w:val="single" w:sz="4" w:space="0" w:color="000000"/>
               <w:right w:val="single" w:sz="4" w:space="0" w:color="000000"/>
             </w:tcBorders>
-            <w:shd w:val="clear" w:color="auto" w:fill="auto"/>
             <w:vAlign w:val="center"/>
           </w:tcPr>
           <w:p>
@@ -11762,7 +11518,6 @@
               <w:bottom w:val="single" w:sz="4" w:space="0" w:color="000000"/>
               <w:right w:val="single" w:sz="4" w:space="0" w:color="000000"/>
             </w:tcBorders>
-            <w:shd w:val="clear" w:color="auto" w:fill="auto"/>
             <w:vAlign w:val="bottom"/>
           </w:tcPr>
           <w:p>
@@ -11801,7 +11556,6 @@
               <w:bottom w:val="single" w:sz="4" w:space="0" w:color="000000"/>
               <w:right w:val="single" w:sz="4" w:space="0" w:color="000000"/>
             </w:tcBorders>
-            <w:shd w:val="clear" w:color="auto" w:fill="auto"/>
             <w:vAlign w:val="center"/>
           </w:tcPr>
           <w:p>
@@ -11834,7 +11588,6 @@
               <w:bottom w:val="single" w:sz="4" w:space="0" w:color="000000"/>
               <w:right w:val="single" w:sz="4" w:space="0" w:color="000000"/>
             </w:tcBorders>
-            <w:shd w:val="clear" w:color="auto" w:fill="auto"/>
             <w:vAlign w:val="center"/>
           </w:tcPr>
           <w:p>
@@ -11867,7 +11620,6 @@
               <w:bottom w:val="single" w:sz="4" w:space="0" w:color="000000"/>
               <w:right w:val="single" w:sz="4" w:space="0" w:color="000000"/>
             </w:tcBorders>
-            <w:shd w:val="clear" w:color="auto" w:fill="auto"/>
             <w:vAlign w:val="center"/>
           </w:tcPr>
           <w:p>
@@ -11900,7 +11652,6 @@
               <w:bottom w:val="single" w:sz="4" w:space="0" w:color="000000"/>
               <w:right w:val="single" w:sz="4" w:space="0" w:color="000000"/>
             </w:tcBorders>
-            <w:shd w:val="clear" w:color="auto" w:fill="auto"/>
             <w:vAlign w:val="bottom"/>
           </w:tcPr>
           <w:p>
@@ -11939,7 +11690,6 @@
               <w:bottom w:val="single" w:sz="4" w:space="0" w:color="000000"/>
               <w:right w:val="single" w:sz="4" w:space="0" w:color="000000"/>
             </w:tcBorders>
-            <w:shd w:val="clear" w:color="auto" w:fill="auto"/>
             <w:vAlign w:val="center"/>
           </w:tcPr>
           <w:p>
@@ -11972,7 +11722,6 @@
               <w:bottom w:val="single" w:sz="4" w:space="0" w:color="000000"/>
               <w:right w:val="single" w:sz="4" w:space="0" w:color="000000"/>
             </w:tcBorders>
-            <w:shd w:val="clear" w:color="auto" w:fill="auto"/>
             <w:vAlign w:val="center"/>
           </w:tcPr>
           <w:p>
@@ -12005,7 +11754,6 @@
               <w:bottom w:val="single" w:sz="4" w:space="0" w:color="000000"/>
               <w:right w:val="single" w:sz="4" w:space="0" w:color="000000"/>
             </w:tcBorders>
-            <w:shd w:val="clear" w:color="auto" w:fill="auto"/>
             <w:vAlign w:val="center"/>
           </w:tcPr>
           <w:p>
@@ -12038,7 +11786,6 @@
               <w:bottom w:val="single" w:sz="4" w:space="0" w:color="000000"/>
               <w:right w:val="single" w:sz="4" w:space="0" w:color="000000"/>
             </w:tcBorders>
-            <w:shd w:val="clear" w:color="auto" w:fill="auto"/>
             <w:vAlign w:val="bottom"/>
           </w:tcPr>
           <w:p>
@@ -12077,7 +11824,6 @@
               <w:bottom w:val="single" w:sz="4" w:space="0" w:color="000000"/>
               <w:right w:val="single" w:sz="4" w:space="0" w:color="000000"/>
             </w:tcBorders>
-            <w:shd w:val="clear" w:color="auto" w:fill="auto"/>
             <w:vAlign w:val="center"/>
           </w:tcPr>
           <w:p>
@@ -12110,7 +11856,6 @@
               <w:bottom w:val="single" w:sz="4" w:space="0" w:color="000000"/>
               <w:right w:val="single" w:sz="4" w:space="0" w:color="000000"/>
             </w:tcBorders>
-            <w:shd w:val="clear" w:color="auto" w:fill="auto"/>
             <w:vAlign w:val="center"/>
           </w:tcPr>
           <w:p>
@@ -12143,7 +11888,6 @@
               <w:bottom w:val="single" w:sz="4" w:space="0" w:color="000000"/>
               <w:right w:val="single" w:sz="4" w:space="0" w:color="000000"/>
             </w:tcBorders>
-            <w:shd w:val="clear" w:color="auto" w:fill="auto"/>
             <w:vAlign w:val="center"/>
           </w:tcPr>
           <w:p>
@@ -12176,7 +11920,6 @@
               <w:bottom w:val="single" w:sz="4" w:space="0" w:color="000000"/>
               <w:right w:val="single" w:sz="4" w:space="0" w:color="000000"/>
             </w:tcBorders>
-            <w:shd w:val="clear" w:color="auto" w:fill="auto"/>
             <w:vAlign w:val="bottom"/>
           </w:tcPr>
           <w:p>
@@ -12215,7 +11958,6 @@
               <w:bottom w:val="single" w:sz="4" w:space="0" w:color="000000"/>
               <w:right w:val="single" w:sz="4" w:space="0" w:color="000000"/>
             </w:tcBorders>
-            <w:shd w:val="clear" w:color="auto" w:fill="auto"/>
             <w:vAlign w:val="center"/>
           </w:tcPr>
           <w:p>
@@ -12248,7 +11990,6 @@
               <w:bottom w:val="single" w:sz="4" w:space="0" w:color="000000"/>
               <w:right w:val="single" w:sz="4" w:space="0" w:color="000000"/>
             </w:tcBorders>
-            <w:shd w:val="clear" w:color="auto" w:fill="auto"/>
             <w:vAlign w:val="center"/>
           </w:tcPr>
           <w:p>
@@ -12281,7 +12022,6 @@
               <w:bottom w:val="single" w:sz="4" w:space="0" w:color="000000"/>
               <w:right w:val="single" w:sz="4" w:space="0" w:color="000000"/>
             </w:tcBorders>
-            <w:shd w:val="clear" w:color="auto" w:fill="auto"/>
             <w:vAlign w:val="center"/>
           </w:tcPr>
           <w:p>
@@ -12314,7 +12054,6 @@
               <w:bottom w:val="single" w:sz="4" w:space="0" w:color="000000"/>
               <w:right w:val="single" w:sz="4" w:space="0" w:color="000000"/>
             </w:tcBorders>
-            <w:shd w:val="clear" w:color="auto" w:fill="auto"/>
             <w:vAlign w:val="bottom"/>
           </w:tcPr>
           <w:p>
@@ -12353,7 +12092,6 @@
               <w:bottom w:val="single" w:sz="4" w:space="0" w:color="000000"/>
               <w:right w:val="single" w:sz="4" w:space="0" w:color="000000"/>
             </w:tcBorders>
-            <w:shd w:val="clear" w:color="auto" w:fill="auto"/>
             <w:vAlign w:val="center"/>
           </w:tcPr>
           <w:p>
@@ -12387,7 +12125,6 @@
               <w:bottom w:val="single" w:sz="4" w:space="0" w:color="000000"/>
               <w:right w:val="single" w:sz="4" w:space="0" w:color="000000"/>
             </w:tcBorders>
-            <w:shd w:val="clear" w:color="auto" w:fill="auto"/>
             <w:vAlign w:val="center"/>
           </w:tcPr>
           <w:p>
@@ -12420,7 +12157,6 @@
               <w:bottom w:val="single" w:sz="4" w:space="0" w:color="000000"/>
               <w:right w:val="single" w:sz="4" w:space="0" w:color="000000"/>
             </w:tcBorders>
-            <w:shd w:val="clear" w:color="auto" w:fill="auto"/>
             <w:vAlign w:val="center"/>
           </w:tcPr>
           <w:p>
@@ -12453,7 +12189,6 @@
               <w:bottom w:val="single" w:sz="4" w:space="0" w:color="000000"/>
               <w:right w:val="single" w:sz="4" w:space="0" w:color="000000"/>
             </w:tcBorders>
-            <w:shd w:val="clear" w:color="auto" w:fill="auto"/>
             <w:vAlign w:val="bottom"/>
           </w:tcPr>
           <w:p>
@@ -12492,7 +12227,6 @@
               <w:bottom w:val="single" w:sz="4" w:space="0" w:color="000000"/>
               <w:right w:val="single" w:sz="4" w:space="0" w:color="000000"/>
             </w:tcBorders>
-            <w:shd w:val="clear" w:color="auto" w:fill="auto"/>
             <w:vAlign w:val="center"/>
           </w:tcPr>
           <w:p>
@@ -12525,7 +12259,6 @@
               <w:bottom w:val="single" w:sz="4" w:space="0" w:color="000000"/>
               <w:right w:val="single" w:sz="4" w:space="0" w:color="000000"/>
             </w:tcBorders>
-            <w:shd w:val="clear" w:color="auto" w:fill="auto"/>
             <w:vAlign w:val="center"/>
           </w:tcPr>
           <w:p>
@@ -12558,7 +12291,6 @@
               <w:bottom w:val="single" w:sz="4" w:space="0" w:color="000000"/>
               <w:right w:val="single" w:sz="4" w:space="0" w:color="000000"/>
             </w:tcBorders>
-            <w:shd w:val="clear" w:color="auto" w:fill="auto"/>
             <w:vAlign w:val="center"/>
           </w:tcPr>
           <w:p>
@@ -12591,7 +12323,6 @@
               <w:bottom w:val="single" w:sz="4" w:space="0" w:color="000000"/>
               <w:right w:val="single" w:sz="4" w:space="0" w:color="000000"/>
             </w:tcBorders>
-            <w:shd w:val="clear" w:color="auto" w:fill="auto"/>
             <w:vAlign w:val="bottom"/>
           </w:tcPr>
           <w:p>
@@ -12768,7 +12499,6 @@
               <w:bottom w:val="single" w:sz="4" w:space="0" w:color="000000"/>
               <w:right w:val="single" w:sz="4" w:space="0" w:color="000000"/>
             </w:tcBorders>
-            <w:shd w:val="clear" w:color="auto" w:fill="auto"/>
             <w:vAlign w:val="center"/>
           </w:tcPr>
           <w:p>
@@ -12801,7 +12531,6 @@
               <w:bottom w:val="single" w:sz="4" w:space="0" w:color="000000"/>
               <w:right w:val="single" w:sz="4" w:space="0" w:color="000000"/>
             </w:tcBorders>
-            <w:shd w:val="clear" w:color="auto" w:fill="auto"/>
             <w:vAlign w:val="center"/>
           </w:tcPr>
           <w:p>
@@ -12834,7 +12563,6 @@
               <w:bottom w:val="single" w:sz="4" w:space="0" w:color="000000"/>
               <w:right w:val="single" w:sz="4" w:space="0" w:color="000000"/>
             </w:tcBorders>
-            <w:shd w:val="clear" w:color="auto" w:fill="auto"/>
             <w:vAlign w:val="center"/>
           </w:tcPr>
           <w:p>
@@ -12867,7 +12595,6 @@
               <w:bottom w:val="single" w:sz="4" w:space="0" w:color="000000"/>
               <w:right w:val="single" w:sz="4" w:space="0" w:color="000000"/>
             </w:tcBorders>
-            <w:shd w:val="clear" w:color="auto" w:fill="auto"/>
             <w:vAlign w:val="bottom"/>
           </w:tcPr>
           <w:p>
@@ -12906,7 +12633,6 @@
               <w:bottom w:val="single" w:sz="4" w:space="0" w:color="000000"/>
               <w:right w:val="single" w:sz="4" w:space="0" w:color="000000"/>
             </w:tcBorders>
-            <w:shd w:val="clear" w:color="auto" w:fill="auto"/>
             <w:vAlign w:val="center"/>
           </w:tcPr>
           <w:p>
@@ -12939,7 +12665,6 @@
               <w:bottom w:val="single" w:sz="4" w:space="0" w:color="000000"/>
               <w:right w:val="single" w:sz="4" w:space="0" w:color="000000"/>
             </w:tcBorders>
-            <w:shd w:val="clear" w:color="auto" w:fill="auto"/>
             <w:vAlign w:val="center"/>
           </w:tcPr>
           <w:p>
@@ -12972,7 +12697,6 @@
               <w:bottom w:val="single" w:sz="4" w:space="0" w:color="000000"/>
               <w:right w:val="single" w:sz="4" w:space="0" w:color="000000"/>
             </w:tcBorders>
-            <w:shd w:val="clear" w:color="auto" w:fill="auto"/>
             <w:vAlign w:val="center"/>
           </w:tcPr>
           <w:p>
@@ -13005,7 +12729,6 @@
               <w:bottom w:val="single" w:sz="4" w:space="0" w:color="000000"/>
               <w:right w:val="single" w:sz="4" w:space="0" w:color="000000"/>
             </w:tcBorders>
-            <w:shd w:val="clear" w:color="auto" w:fill="auto"/>
             <w:vAlign w:val="bottom"/>
           </w:tcPr>
           <w:p>
@@ -13044,7 +12767,6 @@
               <w:bottom w:val="single" w:sz="4" w:space="0" w:color="000000"/>
               <w:right w:val="single" w:sz="4" w:space="0" w:color="000000"/>
             </w:tcBorders>
-            <w:shd w:val="clear" w:color="auto" w:fill="auto"/>
             <w:vAlign w:val="center"/>
           </w:tcPr>
           <w:p>
@@ -13077,7 +12799,6 @@
               <w:bottom w:val="single" w:sz="4" w:space="0" w:color="000000"/>
               <w:right w:val="single" w:sz="4" w:space="0" w:color="000000"/>
             </w:tcBorders>
-            <w:shd w:val="clear" w:color="auto" w:fill="auto"/>
             <w:vAlign w:val="center"/>
           </w:tcPr>
           <w:p>
@@ -13110,7 +12831,6 @@
               <w:bottom w:val="single" w:sz="4" w:space="0" w:color="000000"/>
               <w:right w:val="single" w:sz="4" w:space="0" w:color="000000"/>
             </w:tcBorders>
-            <w:shd w:val="clear" w:color="auto" w:fill="auto"/>
             <w:vAlign w:val="center"/>
           </w:tcPr>
           <w:p>
@@ -13143,7 +12863,6 @@
               <w:bottom w:val="single" w:sz="4" w:space="0" w:color="000000"/>
               <w:right w:val="single" w:sz="4" w:space="0" w:color="000000"/>
             </w:tcBorders>
-            <w:shd w:val="clear" w:color="auto" w:fill="auto"/>
             <w:vAlign w:val="bottom"/>
           </w:tcPr>
           <w:p>
@@ -13182,7 +12901,6 @@
               <w:bottom w:val="single" w:sz="4" w:space="0" w:color="000000"/>
               <w:right w:val="single" w:sz="4" w:space="0" w:color="000000"/>
             </w:tcBorders>
-            <w:shd w:val="clear" w:color="auto" w:fill="auto"/>
             <w:vAlign w:val="center"/>
           </w:tcPr>
           <w:p>
@@ -13215,7 +12933,6 @@
               <w:bottom w:val="single" w:sz="4" w:space="0" w:color="000000"/>
               <w:right w:val="single" w:sz="4" w:space="0" w:color="000000"/>
             </w:tcBorders>
-            <w:shd w:val="clear" w:color="auto" w:fill="auto"/>
             <w:vAlign w:val="center"/>
           </w:tcPr>
           <w:p>
@@ -13248,7 +12965,6 @@
               <w:bottom w:val="single" w:sz="4" w:space="0" w:color="000000"/>
               <w:right w:val="single" w:sz="4" w:space="0" w:color="000000"/>
             </w:tcBorders>
-            <w:shd w:val="clear" w:color="auto" w:fill="auto"/>
             <w:vAlign w:val="center"/>
           </w:tcPr>
           <w:p>
@@ -13281,7 +12997,6 @@
               <w:bottom w:val="single" w:sz="4" w:space="0" w:color="000000"/>
               <w:right w:val="single" w:sz="4" w:space="0" w:color="000000"/>
             </w:tcBorders>
-            <w:shd w:val="clear" w:color="auto" w:fill="auto"/>
             <w:vAlign w:val="bottom"/>
           </w:tcPr>
           <w:p>
@@ -13320,7 +13035,6 @@
               <w:bottom w:val="single" w:sz="4" w:space="0" w:color="000000"/>
               <w:right w:val="single" w:sz="4" w:space="0" w:color="000000"/>
             </w:tcBorders>
-            <w:shd w:val="clear" w:color="auto" w:fill="auto"/>
             <w:vAlign w:val="center"/>
           </w:tcPr>
           <w:p>
@@ -13353,7 +13067,6 @@
               <w:bottom w:val="single" w:sz="4" w:space="0" w:color="000000"/>
               <w:right w:val="single" w:sz="4" w:space="0" w:color="000000"/>
             </w:tcBorders>
-            <w:shd w:val="clear" w:color="auto" w:fill="auto"/>
             <w:vAlign w:val="center"/>
           </w:tcPr>
           <w:p>
@@ -13386,7 +13099,6 @@
               <w:bottom w:val="single" w:sz="4" w:space="0" w:color="000000"/>
               <w:right w:val="single" w:sz="4" w:space="0" w:color="000000"/>
             </w:tcBorders>
-            <w:shd w:val="clear" w:color="auto" w:fill="auto"/>
             <w:vAlign w:val="center"/>
           </w:tcPr>
           <w:p>
@@ -13419,7 +13131,6 @@
               <w:bottom w:val="single" w:sz="4" w:space="0" w:color="000000"/>
               <w:right w:val="single" w:sz="4" w:space="0" w:color="000000"/>
             </w:tcBorders>
-            <w:shd w:val="clear" w:color="auto" w:fill="auto"/>
             <w:vAlign w:val="bottom"/>
           </w:tcPr>
           <w:p>
@@ -13458,7 +13169,6 @@
               <w:bottom w:val="single" w:sz="4" w:space="0" w:color="000000"/>
               <w:right w:val="single" w:sz="4" w:space="0" w:color="000000"/>
             </w:tcBorders>
-            <w:shd w:val="clear" w:color="auto" w:fill="auto"/>
             <w:vAlign w:val="center"/>
           </w:tcPr>
           <w:p>
@@ -13491,7 +13201,6 @@
               <w:bottom w:val="single" w:sz="4" w:space="0" w:color="000000"/>
               <w:right w:val="single" w:sz="4" w:space="0" w:color="000000"/>
             </w:tcBorders>
-            <w:shd w:val="clear" w:color="auto" w:fill="auto"/>
             <w:vAlign w:val="center"/>
           </w:tcPr>
           <w:p>
@@ -13524,7 +13233,6 @@
               <w:bottom w:val="single" w:sz="4" w:space="0" w:color="000000"/>
               <w:right w:val="single" w:sz="4" w:space="0" w:color="000000"/>
             </w:tcBorders>
-            <w:shd w:val="clear" w:color="auto" w:fill="auto"/>
             <w:vAlign w:val="center"/>
           </w:tcPr>
           <w:p>
@@ -13557,7 +13265,6 @@
               <w:bottom w:val="single" w:sz="4" w:space="0" w:color="000000"/>
               <w:right w:val="single" w:sz="4" w:space="0" w:color="000000"/>
             </w:tcBorders>
-            <w:shd w:val="clear" w:color="auto" w:fill="auto"/>
             <w:vAlign w:val="bottom"/>
           </w:tcPr>
           <w:p>
@@ -13596,7 +13303,6 @@
               <w:bottom w:val="single" w:sz="4" w:space="0" w:color="000000"/>
               <w:right w:val="single" w:sz="4" w:space="0" w:color="000000"/>
             </w:tcBorders>
-            <w:shd w:val="clear" w:color="auto" w:fill="auto"/>
             <w:vAlign w:val="center"/>
           </w:tcPr>
           <w:p>
@@ -13629,7 +13335,6 @@
               <w:bottom w:val="single" w:sz="4" w:space="0" w:color="000000"/>
               <w:right w:val="single" w:sz="4" w:space="0" w:color="000000"/>
             </w:tcBorders>
-            <w:shd w:val="clear" w:color="auto" w:fill="auto"/>
             <w:vAlign w:val="center"/>
           </w:tcPr>
           <w:p>
@@ -13662,7 +13367,6 @@
               <w:bottom w:val="single" w:sz="4" w:space="0" w:color="000000"/>
               <w:right w:val="single" w:sz="4" w:space="0" w:color="000000"/>
             </w:tcBorders>
-            <w:shd w:val="clear" w:color="auto" w:fill="auto"/>
             <w:vAlign w:val="center"/>
           </w:tcPr>
           <w:p>
@@ -13695,7 +13399,6 @@
               <w:bottom w:val="single" w:sz="4" w:space="0" w:color="000000"/>
               <w:right w:val="single" w:sz="4" w:space="0" w:color="000000"/>
             </w:tcBorders>
-            <w:shd w:val="clear" w:color="auto" w:fill="auto"/>
             <w:vAlign w:val="bottom"/>
           </w:tcPr>
           <w:p>
@@ -13734,7 +13437,6 @@
               <w:bottom w:val="single" w:sz="4" w:space="0" w:color="000000"/>
               <w:right w:val="single" w:sz="4" w:space="0" w:color="000000"/>
             </w:tcBorders>
-            <w:shd w:val="clear" w:color="auto" w:fill="auto"/>
             <w:vAlign w:val="center"/>
           </w:tcPr>
           <w:p>
@@ -13767,7 +13469,6 @@
               <w:bottom w:val="single" w:sz="4" w:space="0" w:color="000000"/>
               <w:right w:val="single" w:sz="4" w:space="0" w:color="000000"/>
             </w:tcBorders>
-            <w:shd w:val="clear" w:color="auto" w:fill="auto"/>
             <w:vAlign w:val="center"/>
           </w:tcPr>
           <w:p>
@@ -13800,7 +13501,6 @@
               <w:bottom w:val="single" w:sz="4" w:space="0" w:color="000000"/>
               <w:right w:val="single" w:sz="4" w:space="0" w:color="000000"/>
             </w:tcBorders>
-            <w:shd w:val="clear" w:color="auto" w:fill="auto"/>
             <w:vAlign w:val="center"/>
           </w:tcPr>
           <w:p>
@@ -13833,7 +13533,6 @@
               <w:bottom w:val="single" w:sz="4" w:space="0" w:color="000000"/>
               <w:right w:val="single" w:sz="4" w:space="0" w:color="000000"/>
             </w:tcBorders>
-            <w:shd w:val="clear" w:color="auto" w:fill="auto"/>
             <w:vAlign w:val="bottom"/>
           </w:tcPr>
           <w:p>
@@ -13872,7 +13571,6 @@
               <w:bottom w:val="single" w:sz="4" w:space="0" w:color="000000"/>
               <w:right w:val="single" w:sz="4" w:space="0" w:color="000000"/>
             </w:tcBorders>
-            <w:shd w:val="clear" w:color="auto" w:fill="auto"/>
             <w:vAlign w:val="center"/>
           </w:tcPr>
           <w:p>
@@ -13905,7 +13603,6 @@
               <w:bottom w:val="single" w:sz="4" w:space="0" w:color="000000"/>
               <w:right w:val="single" w:sz="4" w:space="0" w:color="000000"/>
             </w:tcBorders>
-            <w:shd w:val="clear" w:color="auto" w:fill="auto"/>
             <w:vAlign w:val="center"/>
           </w:tcPr>
           <w:p>
@@ -13938,7 +13635,6 @@
               <w:bottom w:val="single" w:sz="4" w:space="0" w:color="000000"/>
               <w:right w:val="single" w:sz="4" w:space="0" w:color="000000"/>
             </w:tcBorders>
-            <w:shd w:val="clear" w:color="auto" w:fill="auto"/>
             <w:vAlign w:val="center"/>
           </w:tcPr>
           <w:p>
@@ -13971,7 +13667,6 @@
               <w:bottom w:val="single" w:sz="4" w:space="0" w:color="000000"/>
               <w:right w:val="single" w:sz="4" w:space="0" w:color="000000"/>
             </w:tcBorders>
-            <w:shd w:val="clear" w:color="auto" w:fill="auto"/>
             <w:vAlign w:val="bottom"/>
           </w:tcPr>
           <w:p>
@@ -14148,7 +13843,6 @@
               <w:bottom w:val="single" w:sz="4" w:space="0" w:color="000000"/>
               <w:right w:val="single" w:sz="4" w:space="0" w:color="000000"/>
             </w:tcBorders>
-            <w:shd w:val="clear" w:color="auto" w:fill="auto"/>
             <w:vAlign w:val="center"/>
           </w:tcPr>
           <w:p>
@@ -14181,7 +13875,6 @@
               <w:bottom w:val="single" w:sz="4" w:space="0" w:color="000000"/>
               <w:right w:val="single" w:sz="4" w:space="0" w:color="000000"/>
             </w:tcBorders>
-            <w:shd w:val="clear" w:color="auto" w:fill="auto"/>
             <w:vAlign w:val="center"/>
           </w:tcPr>
           <w:p>
@@ -14214,7 +13907,6 @@
               <w:bottom w:val="single" w:sz="4" w:space="0" w:color="000000"/>
               <w:right w:val="single" w:sz="4" w:space="0" w:color="000000"/>
             </w:tcBorders>
-            <w:shd w:val="clear" w:color="auto" w:fill="auto"/>
             <w:vAlign w:val="center"/>
           </w:tcPr>
           <w:p>
@@ -14247,7 +13939,6 @@
               <w:bottom w:val="single" w:sz="4" w:space="0" w:color="000000"/>
               <w:right w:val="single" w:sz="4" w:space="0" w:color="000000"/>
             </w:tcBorders>
-            <w:shd w:val="clear" w:color="auto" w:fill="auto"/>
             <w:vAlign w:val="center"/>
           </w:tcPr>
           <w:p>
@@ -14286,7 +13977,6 @@
               <w:bottom w:val="single" w:sz="4" w:space="0" w:color="000000"/>
               <w:right w:val="single" w:sz="4" w:space="0" w:color="000000"/>
             </w:tcBorders>
-            <w:shd w:val="clear" w:color="auto" w:fill="auto"/>
             <w:vAlign w:val="center"/>
           </w:tcPr>
           <w:p>
@@ -14319,7 +14009,6 @@
               <w:bottom w:val="single" w:sz="4" w:space="0" w:color="000000"/>
               <w:right w:val="single" w:sz="4" w:space="0" w:color="000000"/>
             </w:tcBorders>
-            <w:shd w:val="clear" w:color="auto" w:fill="auto"/>
             <w:vAlign w:val="center"/>
           </w:tcPr>
           <w:p>
@@ -14352,7 +14041,6 @@
               <w:bottom w:val="single" w:sz="4" w:space="0" w:color="000000"/>
               <w:right w:val="single" w:sz="4" w:space="0" w:color="000000"/>
             </w:tcBorders>
-            <w:shd w:val="clear" w:color="auto" w:fill="auto"/>
             <w:vAlign w:val="center"/>
           </w:tcPr>
           <w:p>
@@ -14385,7 +14073,6 @@
               <w:bottom w:val="single" w:sz="4" w:space="0" w:color="000000"/>
               <w:right w:val="single" w:sz="4" w:space="0" w:color="000000"/>
             </w:tcBorders>
-            <w:shd w:val="clear" w:color="auto" w:fill="auto"/>
             <w:vAlign w:val="center"/>
           </w:tcPr>
           <w:p>
@@ -14424,7 +14111,6 @@
               <w:bottom w:val="single" w:sz="4" w:space="0" w:color="000000"/>
               <w:right w:val="single" w:sz="4" w:space="0" w:color="000000"/>
             </w:tcBorders>
-            <w:shd w:val="clear" w:color="auto" w:fill="auto"/>
             <w:vAlign w:val="center"/>
           </w:tcPr>
           <w:p>
@@ -14457,7 +14143,6 @@
               <w:bottom w:val="single" w:sz="4" w:space="0" w:color="000000"/>
               <w:right w:val="single" w:sz="4" w:space="0" w:color="000000"/>
             </w:tcBorders>
-            <w:shd w:val="clear" w:color="auto" w:fill="auto"/>
             <w:vAlign w:val="center"/>
           </w:tcPr>
           <w:p>
@@ -14490,7 +14175,6 @@
               <w:bottom w:val="single" w:sz="4" w:space="0" w:color="000000"/>
               <w:right w:val="single" w:sz="4" w:space="0" w:color="000000"/>
             </w:tcBorders>
-            <w:shd w:val="clear" w:color="auto" w:fill="auto"/>
             <w:vAlign w:val="center"/>
           </w:tcPr>
           <w:p>
@@ -14523,7 +14207,6 @@
               <w:bottom w:val="single" w:sz="4" w:space="0" w:color="000000"/>
               <w:right w:val="single" w:sz="4" w:space="0" w:color="000000"/>
             </w:tcBorders>
-            <w:shd w:val="clear" w:color="auto" w:fill="auto"/>
             <w:vAlign w:val="bottom"/>
           </w:tcPr>
           <w:p>
@@ -14562,7 +14245,6 @@
               <w:bottom w:val="single" w:sz="4" w:space="0" w:color="000000"/>
               <w:right w:val="single" w:sz="4" w:space="0" w:color="000000"/>
             </w:tcBorders>
-            <w:shd w:val="clear" w:color="auto" w:fill="auto"/>
             <w:vAlign w:val="center"/>
           </w:tcPr>
           <w:p>
@@ -14595,7 +14277,6 @@
               <w:bottom w:val="single" w:sz="4" w:space="0" w:color="000000"/>
               <w:right w:val="single" w:sz="4" w:space="0" w:color="000000"/>
             </w:tcBorders>
-            <w:shd w:val="clear" w:color="auto" w:fill="auto"/>
             <w:vAlign w:val="center"/>
           </w:tcPr>
           <w:p>
@@ -14628,7 +14309,6 @@
               <w:bottom w:val="single" w:sz="4" w:space="0" w:color="000000"/>
               <w:right w:val="single" w:sz="4" w:space="0" w:color="000000"/>
             </w:tcBorders>
-            <w:shd w:val="clear" w:color="auto" w:fill="auto"/>
             <w:vAlign w:val="center"/>
           </w:tcPr>
           <w:p>
@@ -14661,7 +14341,6 @@
               <w:bottom w:val="single" w:sz="4" w:space="0" w:color="000000"/>
               <w:right w:val="single" w:sz="4" w:space="0" w:color="000000"/>
             </w:tcBorders>
-            <w:shd w:val="clear" w:color="auto" w:fill="auto"/>
             <w:vAlign w:val="bottom"/>
           </w:tcPr>
           <w:p>
@@ -14700,7 +14379,6 @@
               <w:bottom w:val="single" w:sz="4" w:space="0" w:color="000000"/>
               <w:right w:val="single" w:sz="4" w:space="0" w:color="000000"/>
             </w:tcBorders>
-            <w:shd w:val="clear" w:color="auto" w:fill="auto"/>
             <w:vAlign w:val="center"/>
           </w:tcPr>
           <w:p>
@@ -14733,7 +14411,6 @@
               <w:bottom w:val="single" w:sz="4" w:space="0" w:color="000000"/>
               <w:right w:val="single" w:sz="4" w:space="0" w:color="000000"/>
             </w:tcBorders>
-            <w:shd w:val="clear" w:color="auto" w:fill="auto"/>
             <w:vAlign w:val="center"/>
           </w:tcPr>
           <w:p>
@@ -14766,7 +14443,6 @@
               <w:bottom w:val="single" w:sz="4" w:space="0" w:color="000000"/>
               <w:right w:val="single" w:sz="4" w:space="0" w:color="000000"/>
             </w:tcBorders>
-            <w:shd w:val="clear" w:color="auto" w:fill="auto"/>
             <w:vAlign w:val="center"/>
           </w:tcPr>
           <w:p>
@@ -14799,7 +14475,6 @@
               <w:bottom w:val="single" w:sz="4" w:space="0" w:color="000000"/>
               <w:right w:val="single" w:sz="4" w:space="0" w:color="000000"/>
             </w:tcBorders>
-            <w:shd w:val="clear" w:color="auto" w:fill="auto"/>
             <w:vAlign w:val="bottom"/>
           </w:tcPr>
           <w:p>
@@ -14838,7 +14513,6 @@
               <w:bottom w:val="single" w:sz="4" w:space="0" w:color="000000"/>
               <w:right w:val="single" w:sz="4" w:space="0" w:color="000000"/>
             </w:tcBorders>
-            <w:shd w:val="clear" w:color="auto" w:fill="auto"/>
             <w:vAlign w:val="center"/>
           </w:tcPr>
           <w:p>
@@ -14871,7 +14545,6 @@
               <w:bottom w:val="single" w:sz="4" w:space="0" w:color="000000"/>
               <w:right w:val="single" w:sz="4" w:space="0" w:color="000000"/>
             </w:tcBorders>
-            <w:shd w:val="clear" w:color="auto" w:fill="auto"/>
             <w:vAlign w:val="center"/>
           </w:tcPr>
           <w:p>
@@ -14904,7 +14577,6 @@
               <w:bottom w:val="single" w:sz="4" w:space="0" w:color="000000"/>
               <w:right w:val="single" w:sz="4" w:space="0" w:color="000000"/>
             </w:tcBorders>
-            <w:shd w:val="clear" w:color="auto" w:fill="auto"/>
             <w:vAlign w:val="center"/>
           </w:tcPr>
           <w:p>
@@ -14937,7 +14609,6 @@
               <w:bottom w:val="single" w:sz="4" w:space="0" w:color="000000"/>
               <w:right w:val="single" w:sz="4" w:space="0" w:color="000000"/>
             </w:tcBorders>
-            <w:shd w:val="clear" w:color="auto" w:fill="auto"/>
             <w:vAlign w:val="bottom"/>
           </w:tcPr>
           <w:p>
@@ -14976,7 +14647,6 @@
               <w:bottom w:val="single" w:sz="4" w:space="0" w:color="000000"/>
               <w:right w:val="single" w:sz="4" w:space="0" w:color="000000"/>
             </w:tcBorders>
-            <w:shd w:val="clear" w:color="auto" w:fill="auto"/>
             <w:vAlign w:val="center"/>
           </w:tcPr>
           <w:p>
@@ -15009,7 +14679,6 @@
               <w:bottom w:val="single" w:sz="4" w:space="0" w:color="000000"/>
               <w:right w:val="single" w:sz="4" w:space="0" w:color="000000"/>
             </w:tcBorders>
-            <w:shd w:val="clear" w:color="auto" w:fill="auto"/>
             <w:vAlign w:val="center"/>
           </w:tcPr>
           <w:p>
@@ -15042,7 +14711,6 @@
               <w:bottom w:val="single" w:sz="4" w:space="0" w:color="000000"/>
               <w:right w:val="single" w:sz="4" w:space="0" w:color="000000"/>
             </w:tcBorders>
-            <w:shd w:val="clear" w:color="auto" w:fill="auto"/>
             <w:vAlign w:val="center"/>
           </w:tcPr>
           <w:p>
@@ -15075,7 +14743,6 @@
               <w:bottom w:val="single" w:sz="4" w:space="0" w:color="000000"/>
               <w:right w:val="single" w:sz="4" w:space="0" w:color="000000"/>
             </w:tcBorders>
-            <w:shd w:val="clear" w:color="auto" w:fill="auto"/>
             <w:vAlign w:val="bottom"/>
           </w:tcPr>
           <w:p>
@@ -15114,7 +14781,6 @@
               <w:bottom w:val="single" w:sz="4" w:space="0" w:color="000000"/>
               <w:right w:val="single" w:sz="4" w:space="0" w:color="000000"/>
             </w:tcBorders>
-            <w:shd w:val="clear" w:color="auto" w:fill="auto"/>
             <w:vAlign w:val="center"/>
           </w:tcPr>
           <w:p>
@@ -15147,7 +14813,6 @@
               <w:bottom w:val="single" w:sz="4" w:space="0" w:color="000000"/>
               <w:right w:val="single" w:sz="4" w:space="0" w:color="000000"/>
             </w:tcBorders>
-            <w:shd w:val="clear" w:color="auto" w:fill="auto"/>
             <w:vAlign w:val="center"/>
           </w:tcPr>
           <w:p>
@@ -15180,7 +14845,6 @@
               <w:bottom w:val="single" w:sz="4" w:space="0" w:color="000000"/>
               <w:right w:val="single" w:sz="4" w:space="0" w:color="000000"/>
             </w:tcBorders>
-            <w:shd w:val="clear" w:color="auto" w:fill="auto"/>
             <w:vAlign w:val="center"/>
           </w:tcPr>
           <w:p>
@@ -15213,7 +14877,6 @@
               <w:bottom w:val="single" w:sz="4" w:space="0" w:color="000000"/>
               <w:right w:val="single" w:sz="4" w:space="0" w:color="000000"/>
             </w:tcBorders>
-            <w:shd w:val="clear" w:color="auto" w:fill="auto"/>
             <w:vAlign w:val="bottom"/>
           </w:tcPr>
           <w:p>
@@ -15252,7 +14915,6 @@
               <w:bottom w:val="single" w:sz="4" w:space="0" w:color="000000"/>
               <w:right w:val="single" w:sz="4" w:space="0" w:color="000000"/>
             </w:tcBorders>
-            <w:shd w:val="clear" w:color="auto" w:fill="auto"/>
             <w:vAlign w:val="center"/>
           </w:tcPr>
           <w:p>
@@ -15285,7 +14947,6 @@
               <w:bottom w:val="single" w:sz="4" w:space="0" w:color="000000"/>
               <w:right w:val="single" w:sz="4" w:space="0" w:color="000000"/>
             </w:tcBorders>
-            <w:shd w:val="clear" w:color="auto" w:fill="auto"/>
             <w:vAlign w:val="center"/>
           </w:tcPr>
           <w:p>
@@ -15318,7 +14979,6 @@
               <w:bottom w:val="single" w:sz="4" w:space="0" w:color="000000"/>
               <w:right w:val="single" w:sz="4" w:space="0" w:color="000000"/>
             </w:tcBorders>
-            <w:shd w:val="clear" w:color="auto" w:fill="auto"/>
             <w:vAlign w:val="center"/>
           </w:tcPr>
           <w:p>
@@ -15351,7 +15011,6 @@
               <w:bottom w:val="single" w:sz="4" w:space="0" w:color="000000"/>
               <w:right w:val="single" w:sz="4" w:space="0" w:color="000000"/>
             </w:tcBorders>
-            <w:shd w:val="clear" w:color="auto" w:fill="auto"/>
             <w:vAlign w:val="bottom"/>
           </w:tcPr>
           <w:p>
@@ -15555,7 +15214,6 @@
               <w:bottom w:val="single" w:sz="4" w:space="0" w:color="000000"/>
               <w:right w:val="single" w:sz="4" w:space="0" w:color="000000"/>
             </w:tcBorders>
-            <w:shd w:val="clear" w:color="auto" w:fill="auto"/>
             <w:vAlign w:val="center"/>
           </w:tcPr>
           <w:p>
@@ -15588,7 +15246,6 @@
               <w:bottom w:val="single" w:sz="4" w:space="0" w:color="000000"/>
               <w:right w:val="single" w:sz="4" w:space="0" w:color="000000"/>
             </w:tcBorders>
-            <w:shd w:val="clear" w:color="auto" w:fill="auto"/>
             <w:vAlign w:val="center"/>
           </w:tcPr>
           <w:p>
@@ -15621,7 +15278,6 @@
               <w:bottom w:val="single" w:sz="4" w:space="0" w:color="000000"/>
               <w:right w:val="single" w:sz="4" w:space="0" w:color="000000"/>
             </w:tcBorders>
-            <w:shd w:val="clear" w:color="auto" w:fill="auto"/>
             <w:vAlign w:val="center"/>
           </w:tcPr>
           <w:p>
@@ -15654,7 +15310,6 @@
               <w:bottom w:val="single" w:sz="4" w:space="0" w:color="000000"/>
               <w:right w:val="single" w:sz="4" w:space="0" w:color="000000"/>
             </w:tcBorders>
-            <w:shd w:val="clear" w:color="auto" w:fill="auto"/>
             <w:vAlign w:val="center"/>
           </w:tcPr>
           <w:p>
@@ -15693,7 +15348,6 @@
               <w:bottom w:val="single" w:sz="4" w:space="0" w:color="000000"/>
               <w:right w:val="single" w:sz="4" w:space="0" w:color="000000"/>
             </w:tcBorders>
-            <w:shd w:val="clear" w:color="auto" w:fill="auto"/>
             <w:vAlign w:val="center"/>
           </w:tcPr>
           <w:p>
@@ -15726,7 +15380,6 @@
               <w:bottom w:val="single" w:sz="4" w:space="0" w:color="000000"/>
               <w:right w:val="single" w:sz="4" w:space="0" w:color="000000"/>
             </w:tcBorders>
-            <w:shd w:val="clear" w:color="auto" w:fill="auto"/>
             <w:vAlign w:val="center"/>
           </w:tcPr>
           <w:p>
@@ -15759,7 +15412,6 @@
               <w:bottom w:val="single" w:sz="4" w:space="0" w:color="000000"/>
               <w:right w:val="single" w:sz="4" w:space="0" w:color="000000"/>
             </w:tcBorders>
-            <w:shd w:val="clear" w:color="auto" w:fill="auto"/>
             <w:vAlign w:val="center"/>
           </w:tcPr>
           <w:p>
@@ -15792,7 +15444,6 @@
               <w:bottom w:val="single" w:sz="4" w:space="0" w:color="000000"/>
               <w:right w:val="single" w:sz="4" w:space="0" w:color="000000"/>
             </w:tcBorders>
-            <w:shd w:val="clear" w:color="auto" w:fill="auto"/>
             <w:vAlign w:val="center"/>
           </w:tcPr>
           <w:p>
@@ -15831,7 +15482,6 @@
               <w:bottom w:val="single" w:sz="4" w:space="0" w:color="000000"/>
               <w:right w:val="single" w:sz="4" w:space="0" w:color="000000"/>
             </w:tcBorders>
-            <w:shd w:val="clear" w:color="auto" w:fill="auto"/>
             <w:vAlign w:val="center"/>
           </w:tcPr>
           <w:p>
@@ -15864,7 +15514,6 @@
               <w:bottom w:val="single" w:sz="4" w:space="0" w:color="000000"/>
               <w:right w:val="single" w:sz="4" w:space="0" w:color="000000"/>
             </w:tcBorders>
-            <w:shd w:val="clear" w:color="auto" w:fill="auto"/>
             <w:vAlign w:val="center"/>
           </w:tcPr>
           <w:p>
@@ -15897,7 +15546,6 @@
               <w:bottom w:val="single" w:sz="4" w:space="0" w:color="000000"/>
               <w:right w:val="single" w:sz="4" w:space="0" w:color="000000"/>
             </w:tcBorders>
-            <w:shd w:val="clear" w:color="auto" w:fill="auto"/>
             <w:vAlign w:val="center"/>
           </w:tcPr>
           <w:p>
@@ -15930,7 +15578,6 @@
               <w:bottom w:val="single" w:sz="4" w:space="0" w:color="000000"/>
               <w:right w:val="single" w:sz="4" w:space="0" w:color="000000"/>
             </w:tcBorders>
-            <w:shd w:val="clear" w:color="auto" w:fill="auto"/>
             <w:vAlign w:val="bottom"/>
           </w:tcPr>
           <w:p>
@@ -15969,7 +15616,6 @@
               <w:bottom w:val="single" w:sz="4" w:space="0" w:color="000000"/>
               <w:right w:val="single" w:sz="4" w:space="0" w:color="000000"/>
             </w:tcBorders>
-            <w:shd w:val="clear" w:color="auto" w:fill="auto"/>
             <w:vAlign w:val="center"/>
           </w:tcPr>
           <w:p>
@@ -16002,7 +15648,6 @@
               <w:bottom w:val="single" w:sz="4" w:space="0" w:color="000000"/>
               <w:right w:val="single" w:sz="4" w:space="0" w:color="000000"/>
             </w:tcBorders>
-            <w:shd w:val="clear" w:color="auto" w:fill="auto"/>
             <w:vAlign w:val="center"/>
           </w:tcPr>
           <w:p>
@@ -16035,7 +15680,6 @@
               <w:bottom w:val="single" w:sz="4" w:space="0" w:color="000000"/>
               <w:right w:val="single" w:sz="4" w:space="0" w:color="000000"/>
             </w:tcBorders>
-            <w:shd w:val="clear" w:color="auto" w:fill="auto"/>
             <w:vAlign w:val="center"/>
           </w:tcPr>
           <w:p>
@@ -16068,7 +15712,6 @@
               <w:bottom w:val="single" w:sz="4" w:space="0" w:color="000000"/>
               <w:right w:val="single" w:sz="4" w:space="0" w:color="000000"/>
             </w:tcBorders>
-            <w:shd w:val="clear" w:color="auto" w:fill="auto"/>
             <w:vAlign w:val="bottom"/>
           </w:tcPr>
           <w:p>
@@ -16107,7 +15750,6 @@
               <w:bottom w:val="single" w:sz="4" w:space="0" w:color="000000"/>
               <w:right w:val="single" w:sz="4" w:space="0" w:color="000000"/>
             </w:tcBorders>
-            <w:shd w:val="clear" w:color="auto" w:fill="auto"/>
             <w:vAlign w:val="center"/>
           </w:tcPr>
           <w:p>
@@ -16140,7 +15782,6 @@
               <w:bottom w:val="single" w:sz="4" w:space="0" w:color="000000"/>
               <w:right w:val="single" w:sz="4" w:space="0" w:color="000000"/>
             </w:tcBorders>
-            <w:shd w:val="clear" w:color="auto" w:fill="auto"/>
             <w:vAlign w:val="center"/>
           </w:tcPr>
           <w:p>
@@ -16173,7 +15814,6 @@
               <w:bottom w:val="single" w:sz="4" w:space="0" w:color="000000"/>
               <w:right w:val="single" w:sz="4" w:space="0" w:color="000000"/>
             </w:tcBorders>
-            <w:shd w:val="clear" w:color="auto" w:fill="auto"/>
             <w:vAlign w:val="center"/>
           </w:tcPr>
           <w:p>
@@ -16206,7 +15846,6 @@
               <w:bottom w:val="single" w:sz="4" w:space="0" w:color="000000"/>
               <w:right w:val="single" w:sz="4" w:space="0" w:color="000000"/>
             </w:tcBorders>
-            <w:shd w:val="clear" w:color="auto" w:fill="auto"/>
             <w:vAlign w:val="bottom"/>
           </w:tcPr>
           <w:p>
@@ -16245,7 +15884,6 @@
               <w:bottom w:val="single" w:sz="4" w:space="0" w:color="000000"/>
               <w:right w:val="single" w:sz="4" w:space="0" w:color="000000"/>
             </w:tcBorders>
-            <w:shd w:val="clear" w:color="auto" w:fill="auto"/>
             <w:vAlign w:val="center"/>
           </w:tcPr>
           <w:p>
@@ -16278,7 +15916,6 @@
               <w:bottom w:val="single" w:sz="4" w:space="0" w:color="000000"/>
               <w:right w:val="single" w:sz="4" w:space="0" w:color="000000"/>
             </w:tcBorders>
-            <w:shd w:val="clear" w:color="auto" w:fill="auto"/>
             <w:vAlign w:val="center"/>
           </w:tcPr>
           <w:p>
@@ -16311,7 +15948,6 @@
               <w:bottom w:val="single" w:sz="4" w:space="0" w:color="000000"/>
               <w:right w:val="single" w:sz="4" w:space="0" w:color="000000"/>
             </w:tcBorders>
-            <w:shd w:val="clear" w:color="auto" w:fill="auto"/>
             <w:vAlign w:val="center"/>
           </w:tcPr>
           <w:p>
@@ -16344,7 +15980,6 @@
               <w:bottom w:val="single" w:sz="4" w:space="0" w:color="000000"/>
               <w:right w:val="single" w:sz="4" w:space="0" w:color="000000"/>
             </w:tcBorders>
-            <w:shd w:val="clear" w:color="auto" w:fill="auto"/>
             <w:vAlign w:val="bottom"/>
           </w:tcPr>
           <w:p>
@@ -16383,7 +16018,6 @@
               <w:bottom w:val="single" w:sz="4" w:space="0" w:color="000000"/>
               <w:right w:val="single" w:sz="4" w:space="0" w:color="000000"/>
             </w:tcBorders>
-            <w:shd w:val="clear" w:color="auto" w:fill="auto"/>
             <w:vAlign w:val="center"/>
           </w:tcPr>
           <w:p>
@@ -16416,7 +16050,6 @@
               <w:bottom w:val="single" w:sz="4" w:space="0" w:color="000000"/>
               <w:right w:val="single" w:sz="4" w:space="0" w:color="000000"/>
             </w:tcBorders>
-            <w:shd w:val="clear" w:color="auto" w:fill="auto"/>
             <w:vAlign w:val="center"/>
           </w:tcPr>
           <w:p>
@@ -16449,7 +16082,6 @@
               <w:bottom w:val="single" w:sz="4" w:space="0" w:color="000000"/>
               <w:right w:val="single" w:sz="4" w:space="0" w:color="000000"/>
             </w:tcBorders>
-            <w:shd w:val="clear" w:color="auto" w:fill="auto"/>
             <w:vAlign w:val="center"/>
           </w:tcPr>
           <w:p>
@@ -16482,7 +16114,6 @@
               <w:bottom w:val="single" w:sz="4" w:space="0" w:color="000000"/>
               <w:right w:val="single" w:sz="4" w:space="0" w:color="000000"/>
             </w:tcBorders>
-            <w:shd w:val="clear" w:color="auto" w:fill="auto"/>
             <w:vAlign w:val="bottom"/>
           </w:tcPr>
           <w:p>
@@ -16521,7 +16152,6 @@
               <w:bottom w:val="single" w:sz="4" w:space="0" w:color="000000"/>
               <w:right w:val="single" w:sz="4" w:space="0" w:color="000000"/>
             </w:tcBorders>
-            <w:shd w:val="clear" w:color="auto" w:fill="auto"/>
             <w:vAlign w:val="center"/>
           </w:tcPr>
           <w:p>
@@ -16554,7 +16184,6 @@
               <w:bottom w:val="single" w:sz="4" w:space="0" w:color="000000"/>
               <w:right w:val="single" w:sz="4" w:space="0" w:color="000000"/>
             </w:tcBorders>
-            <w:shd w:val="clear" w:color="auto" w:fill="auto"/>
             <w:vAlign w:val="center"/>
           </w:tcPr>
           <w:p>
@@ -16587,7 +16216,6 @@
               <w:bottom w:val="single" w:sz="4" w:space="0" w:color="000000"/>
               <w:right w:val="single" w:sz="4" w:space="0" w:color="000000"/>
             </w:tcBorders>
-            <w:shd w:val="clear" w:color="auto" w:fill="auto"/>
             <w:vAlign w:val="center"/>
           </w:tcPr>
           <w:p>
@@ -16620,7 +16248,6 @@
               <w:bottom w:val="single" w:sz="4" w:space="0" w:color="000000"/>
               <w:right w:val="single" w:sz="4" w:space="0" w:color="000000"/>
             </w:tcBorders>
-            <w:shd w:val="clear" w:color="auto" w:fill="auto"/>
             <w:vAlign w:val="bottom"/>
           </w:tcPr>
           <w:p>
@@ -16659,7 +16286,6 @@
               <w:bottom w:val="single" w:sz="4" w:space="0" w:color="000000"/>
               <w:right w:val="single" w:sz="4" w:space="0" w:color="000000"/>
             </w:tcBorders>
-            <w:shd w:val="clear" w:color="auto" w:fill="auto"/>
             <w:vAlign w:val="center"/>
           </w:tcPr>
           <w:p>
@@ -16692,7 +16318,6 @@
               <w:bottom w:val="single" w:sz="4" w:space="0" w:color="000000"/>
               <w:right w:val="single" w:sz="4" w:space="0" w:color="000000"/>
             </w:tcBorders>
-            <w:shd w:val="clear" w:color="auto" w:fill="auto"/>
             <w:vAlign w:val="center"/>
           </w:tcPr>
           <w:p>
@@ -16725,7 +16350,6 @@
               <w:bottom w:val="single" w:sz="4" w:space="0" w:color="000000"/>
               <w:right w:val="single" w:sz="4" w:space="0" w:color="000000"/>
             </w:tcBorders>
-            <w:shd w:val="clear" w:color="auto" w:fill="auto"/>
             <w:vAlign w:val="center"/>
           </w:tcPr>
           <w:p>
@@ -16758,7 +16382,6 @@
               <w:bottom w:val="single" w:sz="4" w:space="0" w:color="000000"/>
               <w:right w:val="single" w:sz="4" w:space="0" w:color="000000"/>
             </w:tcBorders>
-            <w:shd w:val="clear" w:color="auto" w:fill="auto"/>
             <w:vAlign w:val="bottom"/>
           </w:tcPr>
           <w:p>
@@ -17308,19 +16931,20 @@
           <w:sz w:val="22"/>
           <w:szCs w:val="22"/>
         </w:rPr>
-        <w:t xml:space="preserve">“(...) A passagem da regra geral à regra especial corresponde a um processo natural de diferenciação das categorias, e a uma descoberta gradual, por parte do legislador, dessa diferenciação. Verificada ou descoberta a diferenciação, a persistência na regra geral importaria no tratamento igual de pessoas que pertencem a categorias diferentes, e, portanto, numa injustiça. Nesse processo de gradual especialização, operado através de leis especiais, encontramos uma das regras fundamentais da justiça, que é a do </w:t>
-      </w:r>
-      <w:proofErr w:type="spellStart"/>
-      <w:r>
+        <w:t>“(...) A passagem da regra geral à regra especial corresponde a um processo natural de diferenciação das categorias, e a uma descoberta gradual, por parte do legislador, dessa diferenciação. Verificada ou descoberta a diferenciação, a persistência na regra geral importaria no tratamento igual de pessoas que pertencem a categorias diferentes, e, portanto, numa injustiça. Nesse processo de gradual especialização, operado através de leis especiais, encontramos uma das regras fundamentais da justiça, que é a do suum cuique tribuere (dar a cada um o que é seu). Entende-se, portanto, por que a lei especial deva prevalecer sobre a geral: ela representa um momento ineliminável do desenvolvimento de um ordenamento. Bloquear a lei especial frente à geral significaria paralisar esse desenvolvimento</w:t>
+      </w:r>
+    </w:p>
+    <w:p>
+      <w:pPr>
+        <w:ind w:left="2268"/>
+        <w:jc w:val="both"/>
         <w:rPr>
           <w:i/>
           <w:iCs/>
           <w:sz w:val="22"/>
           <w:szCs w:val="22"/>
         </w:rPr>
-        <w:t>suum</w:t>
-      </w:r>
-      <w:proofErr w:type="spellEnd"/>
+      </w:pPr>
       <w:r>
         <w:rPr>
           <w:i/>
@@ -17328,19 +16952,20 @@
           <w:sz w:val="22"/>
           <w:szCs w:val="22"/>
         </w:rPr>
-        <w:t xml:space="preserve"> cuique </w:t>
-      </w:r>
-      <w:proofErr w:type="spellStart"/>
-      <w:r>
+        <w:t>(...)</w:t>
+      </w:r>
+    </w:p>
+    <w:p>
+      <w:pPr>
+        <w:ind w:left="2268"/>
+        <w:jc w:val="both"/>
         <w:rPr>
           <w:i/>
           <w:iCs/>
           <w:sz w:val="22"/>
           <w:szCs w:val="22"/>
         </w:rPr>
-        <w:t>tribuere</w:t>
-      </w:r>
-      <w:proofErr w:type="spellEnd"/>
+      </w:pPr>
       <w:r>
         <w:rPr>
           <w:i/>
@@ -17348,109 +16973,7 @@
           <w:sz w:val="22"/>
           <w:szCs w:val="22"/>
         </w:rPr>
-        <w:t xml:space="preserve"> (dar a cada um o que é seu). Entende-se, portanto, por que a lei especial deva prevalecer sobre a geral: ela representa um momento </w:t>
-      </w:r>
-      <w:proofErr w:type="spellStart"/>
-      <w:r>
-        <w:rPr>
-          <w:i/>
-          <w:iCs/>
-          <w:sz w:val="22"/>
-          <w:szCs w:val="22"/>
-        </w:rPr>
-        <w:t>ineliminável</w:t>
-      </w:r>
-      <w:proofErr w:type="spellEnd"/>
-      <w:r>
-        <w:rPr>
-          <w:i/>
-          <w:iCs/>
-          <w:sz w:val="22"/>
-          <w:szCs w:val="22"/>
-        </w:rPr>
-        <w:t xml:space="preserve"> do desenvolvimento de um ordenamento. Bloquear a lei especial frente à geral significaria paralisar esse desenvolvimento</w:t>
-      </w:r>
-    </w:p>
-    <w:p>
-      <w:pPr>
-        <w:ind w:left="2268"/>
-        <w:jc w:val="both"/>
-        <w:rPr>
-          <w:i/>
-          <w:iCs/>
-          <w:sz w:val="22"/>
-          <w:szCs w:val="22"/>
-        </w:rPr>
-      </w:pPr>
-      <w:r>
-        <w:rPr>
-          <w:i/>
-          <w:iCs/>
-          <w:sz w:val="22"/>
-          <w:szCs w:val="22"/>
-        </w:rPr>
-        <w:t>(...)</w:t>
-      </w:r>
-    </w:p>
-    <w:p>
-      <w:pPr>
-        <w:ind w:left="2268"/>
-        <w:jc w:val="both"/>
-        <w:rPr>
-          <w:i/>
-          <w:iCs/>
-          <w:sz w:val="22"/>
-          <w:szCs w:val="22"/>
-        </w:rPr>
-      </w:pPr>
-      <w:r>
-        <w:rPr>
-          <w:i/>
-          <w:iCs/>
-          <w:sz w:val="22"/>
-          <w:szCs w:val="22"/>
-        </w:rPr>
-        <w:t xml:space="preserve">A situação antinómica, criada pelo relacionamento entre uma lei geral e uma lei especial, é aquela que corresponde ao tipo de antinomia total-parcial. Isso significa que quando se aplica o critério da </w:t>
-      </w:r>
-      <w:proofErr w:type="spellStart"/>
-      <w:r>
-        <w:rPr>
-          <w:i/>
-          <w:iCs/>
-          <w:sz w:val="22"/>
-          <w:szCs w:val="22"/>
-        </w:rPr>
-        <w:t>lex</w:t>
-      </w:r>
-      <w:proofErr w:type="spellEnd"/>
-      <w:r>
-        <w:rPr>
-          <w:i/>
-          <w:iCs/>
-          <w:sz w:val="22"/>
-          <w:szCs w:val="22"/>
-        </w:rPr>
-        <w:t xml:space="preserve"> </w:t>
-      </w:r>
-      <w:proofErr w:type="spellStart"/>
-      <w:r>
-        <w:rPr>
-          <w:i/>
-          <w:iCs/>
-          <w:sz w:val="22"/>
-          <w:szCs w:val="22"/>
-        </w:rPr>
-        <w:t>specialis</w:t>
-      </w:r>
-      <w:proofErr w:type="spellEnd"/>
-      <w:r>
-        <w:rPr>
-          <w:i/>
-          <w:iCs/>
-          <w:sz w:val="22"/>
-          <w:szCs w:val="22"/>
-        </w:rPr>
-        <w:t xml:space="preserve"> </w:t>
+        <w:t xml:space="preserve">A situação antinómica, criada pelo relacionamento entre uma lei geral e uma lei especial, é aquela que corresponde ao tipo de antinomia total-parcial. Isso significa que quando se aplica o critério da lex specialis </w:t>
       </w:r>
       <w:r>
         <w:rPr>
@@ -17461,31 +16984,7 @@
           <w:sz w:val="22"/>
           <w:szCs w:val="22"/>
         </w:rPr>
-        <w:t xml:space="preserve">não acontece a eliminação total de uma das duas normas </w:t>
-      </w:r>
-      <w:proofErr w:type="gramStart"/>
-      <w:r>
-        <w:rPr>
-          <w:b/>
-          <w:bCs/>
-          <w:i/>
-          <w:iCs/>
-          <w:sz w:val="22"/>
-          <w:szCs w:val="22"/>
-        </w:rPr>
-        <w:t>incompatíveis</w:t>
-      </w:r>
-      <w:proofErr w:type="gramEnd"/>
-      <w:r>
-        <w:rPr>
-          <w:b/>
-          <w:bCs/>
-          <w:i/>
-          <w:iCs/>
-          <w:sz w:val="22"/>
-          <w:szCs w:val="22"/>
-        </w:rPr>
-        <w:t xml:space="preserve"> mas somente daquela parte da lei geral que é incompatível com a lei especial</w:t>
+        <w:t>não acontece a eliminação total de uma das duas normas incompatíveis mas somente daquela parte da lei geral que é incompatível com a lei especial</w:t>
       </w:r>
       <w:r>
         <w:rPr>
@@ -18353,18 +17852,8 @@
           <w:i/>
           <w:iCs/>
         </w:rPr>
-        <w:t xml:space="preserve">contra </w:t>
-      </w:r>
-      <w:proofErr w:type="spellStart"/>
-      <w:r>
-        <w:rPr>
-          <w:rFonts w:eastAsia="Calibri"/>
-          <w:i/>
-          <w:iCs/>
-        </w:rPr>
-        <w:t>legem</w:t>
-      </w:r>
-      <w:proofErr w:type="spellEnd"/>
+        <w:t>contra legem</w:t>
+      </w:r>
       <w:r>
         <w:rPr>
           <w:rFonts w:eastAsia="Calibri"/>
@@ -19754,21 +19243,7 @@
         <w:rPr>
           <w:rFonts w:eastAsia="Calibri"/>
         </w:rPr>
-        <w:t xml:space="preserve">Conclui-se que mais </w:t>
-      </w:r>
-      <w:proofErr w:type="spellStart"/>
-      <w:r>
-        <w:rPr>
-          <w:rFonts w:eastAsia="Calibri"/>
-        </w:rPr>
-        <w:t>esta</w:t>
-      </w:r>
-      <w:proofErr w:type="spellEnd"/>
-      <w:r>
-        <w:rPr>
-          <w:rFonts w:eastAsia="Calibri"/>
-        </w:rPr>
-        <w:t xml:space="preserve"> alegação recursal não merece prosperar, devendo as legislações Nacional e Estadual serem respeitadas.</w:t>
+        <w:t>Conclui-se que mais esta alegação recursal não merece prosperar, devendo as legislações Nacional e Estadual serem respeitadas.</w:t>
       </w:r>
     </w:p>
     <w:p>
@@ -19912,23 +19387,7 @@
           <w:sz w:val="20"/>
           <w:szCs w:val="20"/>
         </w:rPr>
-        <w:t xml:space="preserve">I - </w:t>
-      </w:r>
-      <w:proofErr w:type="gramStart"/>
-      <w:r>
-        <w:rPr>
-          <w:sz w:val="20"/>
-          <w:szCs w:val="20"/>
-        </w:rPr>
-        <w:t>ficar</w:t>
-      </w:r>
-      <w:proofErr w:type="gramEnd"/>
-      <w:r>
-        <w:rPr>
-          <w:sz w:val="20"/>
-          <w:szCs w:val="20"/>
-        </w:rPr>
-        <w:t xml:space="preserve"> caracterizado o abuso do direito de defesa ou o manifesto propósito protelatório da parte; </w:t>
+        <w:t xml:space="preserve">I - ficar caracterizado o abuso do direito de defesa ou o manifesto propósito protelatório da parte; </w:t>
       </w:r>
     </w:p>
     <w:p>
@@ -19947,25 +19406,24 @@
           <w:sz w:val="20"/>
           <w:szCs w:val="20"/>
         </w:rPr>
-        <w:t xml:space="preserve">II - </w:t>
-      </w:r>
-      <w:proofErr w:type="gramStart"/>
-      <w:r>
-        <w:rPr>
-          <w:b/>
+        <w:t xml:space="preserve">II - as alegações de fato puderem ser comprovadas apenas documentalmente e houver tese firmada em julgamento de casos repetitivos ou em súmula vinculante; </w:t>
+      </w:r>
+    </w:p>
+    <w:p>
+      <w:pPr>
+        <w:ind w:left="2268"/>
+        <w:jc w:val="both"/>
+        <w:rPr>
           <w:sz w:val="20"/>
           <w:szCs w:val="20"/>
         </w:rPr>
-        <w:t>as</w:t>
-      </w:r>
-      <w:proofErr w:type="gramEnd"/>
-      <w:r>
-        <w:rPr>
-          <w:b/>
+      </w:pPr>
+      <w:r>
+        <w:rPr>
           <w:sz w:val="20"/>
           <w:szCs w:val="20"/>
         </w:rPr>
-        <w:t xml:space="preserve"> alegações de fato puderem ser comprovadas apenas documentalmente e houver tese firmada em julgamento de casos repetitivos ou em súmula vinculante; </w:t>
+        <w:t xml:space="preserve">III - se tratar de pedido reipersecutório fundado em prova documental adequada do contrato de depósito, caso em que será decretada a ordem de entrega do objeto custodiado, sob cominação de multa; </w:t>
       </w:r>
     </w:p>
     <w:p>
@@ -19982,40 +19440,7 @@
           <w:sz w:val="20"/>
           <w:szCs w:val="20"/>
         </w:rPr>
-        <w:t xml:space="preserve">III - se tratar de pedido reipersecutório fundado em prova documental adequada do contrato de depósito, caso em que será decretada a ordem de entrega do objeto custodiado, sob cominação de multa; </w:t>
-      </w:r>
-    </w:p>
-    <w:p>
-      <w:pPr>
-        <w:ind w:left="2268"/>
-        <w:jc w:val="both"/>
-        <w:rPr>
-          <w:sz w:val="20"/>
-          <w:szCs w:val="20"/>
-        </w:rPr>
-      </w:pPr>
-      <w:r>
-        <w:rPr>
-          <w:sz w:val="20"/>
-          <w:szCs w:val="20"/>
-        </w:rPr>
-        <w:t xml:space="preserve">IV - </w:t>
-      </w:r>
-      <w:proofErr w:type="gramStart"/>
-      <w:r>
-        <w:rPr>
-          <w:sz w:val="20"/>
-          <w:szCs w:val="20"/>
-        </w:rPr>
-        <w:t>a</w:t>
-      </w:r>
-      <w:proofErr w:type="gramEnd"/>
-      <w:r>
-        <w:rPr>
-          <w:sz w:val="20"/>
-          <w:szCs w:val="20"/>
-        </w:rPr>
-        <w:t xml:space="preserve"> petição inicial for instruída com prova documental suficiente dos fatos constitutivos do direito do autor, a que o réu não oponha prova capaz de gerar dúvida razoável. </w:t>
+        <w:t xml:space="preserve">IV - a petição inicial for instruída com prova documental suficiente dos fatos constitutivos do direito do autor, a que o réu não oponha prova capaz de gerar dúvida razoável. </w:t>
       </w:r>
     </w:p>
     <w:p>
@@ -20172,23 +19597,7 @@
           <w:sz w:val="20"/>
           <w:szCs w:val="20"/>
         </w:rPr>
-        <w:t xml:space="preserve">. Excelso STF que decidiu pela constitucionalidade da referida norma (adi nº 4167-DF). Direito alegado pela autora/apelante condicionado à previsão específica em legislação local de escalonamento na carreira do magistério estadual. Tema nº. 911 do colendo STJ. Leis estaduais </w:t>
-      </w:r>
-      <w:proofErr w:type="spellStart"/>
-      <w:r>
-        <w:rPr>
-          <w:sz w:val="20"/>
-          <w:szCs w:val="20"/>
-        </w:rPr>
-        <w:t>nºs</w:t>
-      </w:r>
-      <w:proofErr w:type="spellEnd"/>
-      <w:r>
-        <w:rPr>
-          <w:sz w:val="20"/>
-          <w:szCs w:val="20"/>
-        </w:rPr>
-        <w:t xml:space="preserve"> 1.614/1990 e 5.539/2009 que </w:t>
+        <w:t xml:space="preserve">. Excelso STF que decidiu pela constitucionalidade da referida norma (adi nº 4167-DF). Direito alegado pela autora/apelante condicionado à previsão específica em legislação local de escalonamento na carreira do magistério estadual. Tema nº. 911 do colendo STJ. Leis estaduais nºs 1.614/1990 e 5.539/2009 que </w:t>
       </w:r>
       <w:r>
         <w:rPr>
@@ -20319,39 +19728,7 @@
           <w:sz w:val="20"/>
           <w:szCs w:val="20"/>
         </w:rPr>
-        <w:t xml:space="preserve">. Autora que ocupa cargo de professora docente II, referência 7, e tem à carga de trabalho de 22 horas semanais, fatores a serem considerados na fixação de seus proventos. Sentença de improcedência que merece ser reformada para julgar procedente o pedido autoral. PROVIMENTO DO RECURSO DA AUTORA. (TJRJ; APL 0003776-90.2021.8.19.0026; Itaperuna; Décima Oitava Câmara Cível; </w:t>
-      </w:r>
-      <w:proofErr w:type="spellStart"/>
-      <w:r>
-        <w:rPr>
-          <w:sz w:val="20"/>
-          <w:szCs w:val="20"/>
-        </w:rPr>
-        <w:t>Relª</w:t>
-      </w:r>
-      <w:proofErr w:type="spellEnd"/>
-      <w:r>
-        <w:rPr>
-          <w:sz w:val="20"/>
-          <w:szCs w:val="20"/>
-        </w:rPr>
-        <w:t xml:space="preserve"> Desª Margaret de </w:t>
-      </w:r>
-      <w:proofErr w:type="spellStart"/>
-      <w:r>
-        <w:rPr>
-          <w:sz w:val="20"/>
-          <w:szCs w:val="20"/>
-        </w:rPr>
-        <w:t>Olivaes</w:t>
-      </w:r>
-      <w:proofErr w:type="spellEnd"/>
-      <w:r>
-        <w:rPr>
-          <w:sz w:val="20"/>
-          <w:szCs w:val="20"/>
-        </w:rPr>
-        <w:t xml:space="preserve"> Valle dos Santos; DORJ 13/05/2022; Pág. 497)</w:t>
+        <w:t>. Autora que ocupa cargo de professora docente II, referência 7, e tem à carga de trabalho de 22 horas semanais, fatores a serem considerados na fixação de seus proventos. Sentença de improcedência que merece ser reformada para julgar procedente o pedido autoral. PROVIMENTO DO RECURSO DA AUTORA. (TJRJ; APL 0003776-90.2021.8.19.0026; Itaperuna; Décima Oitava Câmara Cível; Relª Desª Margaret de Olivaes Valle dos Santos; DORJ 13/05/2022; Pág. 497)</w:t>
       </w:r>
     </w:p>
     <w:p>
@@ -20965,28 +20342,7 @@
           <w:rFonts w:asciiTheme="minorHAnsi" w:hAnsiTheme="minorHAnsi" w:cs="Arial"/>
           <w:color w:val="000000"/>
         </w:rPr>
-        <w:t xml:space="preserve"> </w:t>
-      </w:r>
-      <w:r>
-        <w:rPr>
-          <w:rFonts w:asciiTheme="minorHAnsi" w:hAnsiTheme="minorHAnsi" w:cs="Arial"/>
-          <w:color w:val="000000"/>
-        </w:rPr>
-        <w:t>(utilizamos a mesma tabela do Docente I como exemplo)</w:t>
-      </w:r>
-      <w:r>
-        <w:rPr>
-          <w:rFonts w:asciiTheme="minorHAnsi" w:hAnsiTheme="minorHAnsi" w:cs="Arial"/>
-          <w:color w:val="000000"/>
-        </w:rPr>
-        <w:t xml:space="preserve"> teríamos</w:t>
-      </w:r>
-      <w:r>
-        <w:rPr>
-          <w:rFonts w:asciiTheme="minorHAnsi" w:hAnsiTheme="minorHAnsi" w:cs="Arial"/>
-          <w:color w:val="000000"/>
-        </w:rPr>
-        <w:t>:</w:t>
+        <w:t xml:space="preserve"> (utilizamos a mesma tabela do Docente I como exemplo) teríamos:</w:t>
       </w:r>
     </w:p>
     <w:tbl>
@@ -22780,7 +22136,8 @@
         <w:ind w:firstLine="1134"/>
         <w:jc w:val="both"/>
         <w:rPr>
-          <w:rFonts w:eastAsia="Calibri"/>
+          <w:rFonts w:cs="Arial"/>
+          <w:color w:val="000000"/>
         </w:rPr>
       </w:pPr>
       <w:r>
@@ -22826,7 +22183,41 @@
           <w:i/>
           <w:color w:val="5B9BD5"/>
         </w:rPr>
-        <w:t>Da Conclusão</w:t>
+        <w:t>Do Tema 1.218 e do sobrestamento</w:t>
+      </w:r>
+    </w:p>
+    <w:p>
+      <w:pPr>
+        <w:spacing w:before="280" w:line="360" w:lineRule="auto"/>
+        <w:jc w:val="center"/>
+        <w:rPr>
+          <w:rFonts w:eastAsia="Arial"/>
+          <w:b/>
+          <w:bCs/>
+          <w:color w:val="0F4761"/>
+          <w:lang w:eastAsia="en-GB"/>
+        </w:rPr>
+      </w:pPr>
+      <w:r>
+        <w:rPr>
+          <w:rFonts w:eastAsia="Arial"/>
+          <w:b/>
+          <w:bCs/>
+          <w:color w:val="0F4761"/>
+          <w:lang w:eastAsia="en-GB"/>
+        </w:rPr>
+        <w:t>A)</w:t>
+      </w:r>
+      <w:r>
+        <w:rPr>
+          <w:rFonts w:eastAsia="Arial"/>
+          <w:b/>
+          <w:bCs/>
+          <w:color w:val="0F4761"/>
+          <w:lang w:eastAsia="en-GB"/>
+        </w:rPr>
+        <w:tab/>
+        <w:t>DA IMPOSSIBILIDADE DO SOBRESTAMENTO - INTRODUÇÃO</w:t>
       </w:r>
     </w:p>
     <w:p>
@@ -22834,103 +22225,3499 @@
         <w:spacing w:line="360" w:lineRule="auto"/>
         <w:ind w:firstLine="1134"/>
         <w:jc w:val="both"/>
-        <w:rPr>
-          <w:rFonts w:eastAsia="Calibri"/>
+      </w:pPr>
+    </w:p>
+    <w:p>
+      <w:pPr>
+        <w:spacing w:line="360" w:lineRule="auto"/>
+        <w:ind w:firstLine="1134"/>
+        <w:jc w:val="both"/>
+      </w:pPr>
+      <w:r>
+        <w:t>O sobrestamento pressupõe que os processos "versem sobre a questão" objeto do leading case. Quando a identidade de questão é apenas aparente — porque a situação fática e normativa do caso concreto é estruturalmente distinta — o sobrestamento é indevido e deve ser afastado mediante o instrumento ora manejado.</w:t>
+      </w:r>
+    </w:p>
+    <w:p>
+      <w:pPr>
+        <w:spacing w:before="280" w:line="360" w:lineRule="auto"/>
+        <w:jc w:val="center"/>
+        <w:rPr>
+          <w:rFonts w:eastAsia="Arial"/>
           <w:b/>
-        </w:rPr>
-      </w:pPr>
-      <w:r>
-        <w:rPr>
-          <w:rFonts w:eastAsia="Calibri"/>
           <w:bCs/>
-        </w:rPr>
-        <w:t>Diante de todos os fatos narrados e as provas robustas colacionadas aos autos pel</w:t>
-      </w:r>
-      <w:r>
-        <w:rPr>
-          <w:rFonts w:eastAsia="Calibri"/>
+          <w:color w:val="0F4761"/>
+          <w:lang w:val="en-GB" w:eastAsia="en-GB"/>
+        </w:rPr>
+      </w:pPr>
+      <w:r>
+        <w:rPr>
+          <w:rFonts w:eastAsia="Arial"/>
+          <w:b/>
           <w:bCs/>
-        </w:rPr>
-        <w:t>a parte</w:t>
-      </w:r>
-      <w:r>
-        <w:rPr>
-          <w:rFonts w:eastAsia="Calibri"/>
+          <w:color w:val="0F4761"/>
+          <w:lang w:val="en-GB" w:eastAsia="en-GB"/>
+        </w:rPr>
+        <w:t>B) O LEADING CASE DO TEMA 1.218</w:t>
+      </w:r>
+    </w:p>
+    <w:p>
+      <w:pPr>
+        <w:spacing w:line="360" w:lineRule="auto"/>
+        <w:ind w:firstLine="709"/>
+        <w:jc w:val="both"/>
+        <w:rPr>
+          <w:rFonts w:eastAsia="Arial"/>
+          <w:lang w:val="en-GB" w:eastAsia="en-GB"/>
+        </w:rPr>
+      </w:pPr>
+    </w:p>
+    <w:p>
+      <w:pPr>
+        <w:spacing w:line="360" w:lineRule="auto"/>
+        <w:ind w:firstLine="709"/>
+        <w:jc w:val="both"/>
+        <w:rPr>
+          <w:rFonts w:eastAsia="Arial"/>
+          <w:lang w:eastAsia="en-GB"/>
+        </w:rPr>
+      </w:pPr>
+      <w:r>
+        <w:rPr>
+          <w:rFonts w:eastAsia="Arial"/>
+          <w:lang w:eastAsia="en-GB"/>
+        </w:rPr>
+        <w:lastRenderedPageBreak/>
+        <w:t xml:space="preserve">O RE 1.326.541/SP, </w:t>
+      </w:r>
+      <w:r>
+        <w:rPr>
+          <w:rFonts w:eastAsia="Arial"/>
+          <w:i/>
+          <w:iCs/>
+          <w:lang w:eastAsia="en-GB"/>
+        </w:rPr>
+        <w:t>leading case</w:t>
+      </w:r>
+      <w:r>
+        <w:rPr>
+          <w:rFonts w:eastAsia="Arial"/>
+          <w:lang w:eastAsia="en-GB"/>
+        </w:rPr>
+        <w:t xml:space="preserve"> do Tema 1.218 da Repercussão Geral, de relatoria do Ministro Cristiano Zanin, tem como objeto específico uma decisão proferida pela Turma Recursal do Juizado Especial de Votuporanga/SP, que havia determinado o reajuste escalonado de toda a tabela de vencimentos do magistério paulista a partir do piso nacional, aplicando um percentual fixo de correção entre os "degraus" da carreira com base na </w:t>
+      </w:r>
+      <w:r>
+        <w:rPr>
+          <w:rFonts w:eastAsia="Arial"/>
+          <w:b/>
           <w:bCs/>
-        </w:rPr>
-        <w:t xml:space="preserve"> Autor</w:t>
-      </w:r>
-      <w:r>
-        <w:rPr>
-          <w:rFonts w:eastAsia="Calibri"/>
+          <w:lang w:eastAsia="en-GB"/>
+        </w:rPr>
+        <w:t>Lei Complementar Estadual paulista nº 836/1997</w:t>
+      </w:r>
+      <w:r>
+        <w:rPr>
+          <w:rFonts w:eastAsia="Arial"/>
+          <w:lang w:eastAsia="en-GB"/>
+        </w:rPr>
+        <w:t>, lei essa anterior à própria Lei Federal do Piso, editada em dezembro de 1997, portanto onze anos antes da Lei nº 11.738/2008.</w:t>
+      </w:r>
+    </w:p>
+    <w:p>
+      <w:pPr>
+        <w:spacing w:line="360" w:lineRule="auto"/>
+        <w:ind w:firstLine="709"/>
+        <w:jc w:val="both"/>
+        <w:rPr>
+          <w:rFonts w:eastAsia="Times New Roman"/>
+          <w:sz w:val="20"/>
+          <w:szCs w:val="20"/>
+          <w:lang w:eastAsia="en-GB"/>
+        </w:rPr>
+      </w:pPr>
+    </w:p>
+    <w:p>
+      <w:pPr>
+        <w:spacing w:line="360" w:lineRule="auto"/>
+        <w:ind w:firstLine="709"/>
+        <w:jc w:val="both"/>
+        <w:rPr>
+          <w:rFonts w:eastAsia="Arial"/>
+          <w:lang w:eastAsia="en-GB"/>
+        </w:rPr>
+      </w:pPr>
+      <w:r>
+        <w:rPr>
+          <w:rFonts w:eastAsia="Arial"/>
+          <w:lang w:eastAsia="en-GB"/>
+        </w:rPr>
+        <w:t xml:space="preserve">O voto do Relator, ao dar parcial provimento ao recurso, veda que o Poder Judiciário invente e aplique percentuais de escalonamento sem amparo em lei preexistente, por violação à Súmula Vinculante 37 e ao art. 37, X, da Constituição Federal. O objeto da vedação é, portanto, a </w:t>
+      </w:r>
+      <w:r>
+        <w:rPr>
+          <w:rFonts w:eastAsia="Arial"/>
+          <w:b/>
           <w:bCs/>
-        </w:rPr>
-        <w:t>a</w:t>
-      </w:r>
-      <w:r>
-        <w:rPr>
-          <w:rFonts w:eastAsia="Calibri"/>
+          <w:highlight w:val="yellow"/>
+          <w:lang w:eastAsia="en-GB"/>
+        </w:rPr>
+        <w:t>criação judicial de fórmula remuneratória</w:t>
+      </w:r>
+      <w:r>
+        <w:rPr>
+          <w:rFonts w:eastAsia="Arial"/>
+          <w:lang w:eastAsia="en-GB"/>
+        </w:rPr>
+        <w:t xml:space="preserve"> — </w:t>
+      </w:r>
+      <w:r>
+        <w:rPr>
+          <w:rFonts w:eastAsia="Arial"/>
+          <w:b/>
           <w:bCs/>
-        </w:rPr>
-        <w:t xml:space="preserve">, </w:t>
-      </w:r>
-      <w:r>
-        <w:rPr>
-          <w:rFonts w:eastAsia="Calibri"/>
-        </w:rPr>
-        <w:t xml:space="preserve">requer-se o julgamento procedente da ação, </w:t>
-      </w:r>
-      <w:r>
-        <w:rPr>
-          <w:rFonts w:eastAsia="Calibri"/>
-        </w:rPr>
-        <w:t xml:space="preserve">com a condenação dos Réus em </w:t>
-      </w:r>
-      <w:r>
-        <w:rPr>
-          <w:rFonts w:eastAsia="Calibri"/>
-        </w:rPr>
-        <w:t>honorários sucumbenciais, que deverão ser oportunamente</w:t>
-      </w:r>
-      <w:r>
-        <w:rPr>
-          <w:rFonts w:eastAsia="Calibri"/>
+          <w:u w:val="single"/>
+          <w:lang w:eastAsia="en-GB"/>
+        </w:rPr>
+        <w:t>não a aplicação de fórmula já estabelecida em lei estadual vigente</w:t>
+      </w:r>
+      <w:r>
+        <w:rPr>
+          <w:rFonts w:eastAsia="Arial"/>
+          <w:lang w:eastAsia="en-GB"/>
+        </w:rPr>
+        <w:t>.</w:t>
+      </w:r>
+    </w:p>
+    <w:p>
+      <w:pPr>
+        <w:spacing w:line="360" w:lineRule="auto"/>
+        <w:ind w:firstLine="709"/>
+        <w:jc w:val="both"/>
+        <w:rPr>
+          <w:rFonts w:eastAsia="Times New Roman"/>
+          <w:sz w:val="20"/>
+          <w:szCs w:val="20"/>
+          <w:lang w:eastAsia="en-GB"/>
+        </w:rPr>
+      </w:pPr>
+    </w:p>
+    <w:p>
+      <w:pPr>
+        <w:spacing w:line="360" w:lineRule="auto"/>
+        <w:ind w:firstLine="709"/>
+        <w:jc w:val="both"/>
+        <w:rPr>
+          <w:rFonts w:eastAsia="Times New Roman"/>
+          <w:sz w:val="20"/>
+          <w:szCs w:val="20"/>
+          <w:lang w:eastAsia="en-GB"/>
+        </w:rPr>
+      </w:pPr>
+      <w:r>
+        <w:rPr>
+          <w:rFonts w:eastAsia="Arial"/>
+          <w:lang w:eastAsia="en-GB"/>
+        </w:rPr>
+        <w:t xml:space="preserve">O voto, em seu item 2, visa reconhecer o dever dos entes estatais de elaborar e/ou adequar seus Planos de Carreira e Remuneração do Magistério ao piso nacional, modulando os efeitos </w:t>
+      </w:r>
+      <w:r>
+        <w:rPr>
+          <w:rFonts w:eastAsia="Arial"/>
+          <w:b/>
+          <w:bCs/>
+          <w:lang w:eastAsia="en-GB"/>
+        </w:rPr>
+        <w:t xml:space="preserve">para os entes que </w:t>
+      </w:r>
+      <w:r>
+        <w:rPr>
+          <w:rFonts w:eastAsia="Arial"/>
+          <w:b/>
+          <w:bCs/>
+          <w:sz w:val="28"/>
+          <w:szCs w:val="28"/>
+          <w:u w:val="single"/>
+          <w:lang w:eastAsia="en-GB"/>
+        </w:rPr>
+        <w:t>ainda</w:t>
+      </w:r>
+      <w:r>
+        <w:rPr>
+          <w:rFonts w:eastAsia="Arial"/>
+          <w:b/>
+          <w:bCs/>
+          <w:sz w:val="28"/>
+          <w:szCs w:val="28"/>
+          <w:lang w:eastAsia="en-GB"/>
         </w:rPr>
         <w:t xml:space="preserve"> </w:t>
       </w:r>
       <w:r>
         <w:rPr>
-          <w:rFonts w:eastAsia="Calibri"/>
-        </w:rPr>
-        <w:t>fixados após a liquidação do julgado, nos termos do art. 85,</w:t>
-      </w:r>
-      <w:r>
-        <w:rPr>
-          <w:rFonts w:eastAsia="Calibri"/>
+          <w:rFonts w:eastAsia="Arial"/>
+          <w:b/>
+          <w:bCs/>
+          <w:lang w:eastAsia="en-GB"/>
+        </w:rPr>
+        <w:t>não possuem plano adequado</w:t>
+      </w:r>
+      <w:r>
+        <w:rPr>
+          <w:rFonts w:eastAsia="Arial"/>
+          <w:lang w:eastAsia="en-GB"/>
+        </w:rPr>
+        <w:t>. O caso dos professores do Estado do Rio de Janeiro não se enquadra em nenhuma dessas premissas. Demonstra-se a seguir.</w:t>
+      </w:r>
+    </w:p>
+    <w:p>
+      <w:pPr>
+        <w:spacing w:line="360" w:lineRule="auto"/>
+        <w:jc w:val="center"/>
+        <w:rPr>
+          <w:rFonts w:eastAsia="Times New Roman"/>
+          <w:sz w:val="20"/>
+          <w:szCs w:val="20"/>
+          <w:lang w:eastAsia="en-GB"/>
+        </w:rPr>
+      </w:pPr>
+    </w:p>
+    <w:p>
+      <w:pPr>
+        <w:spacing w:before="280" w:line="360" w:lineRule="auto"/>
+        <w:jc w:val="center"/>
+        <w:rPr>
+          <w:rFonts w:eastAsia="Times New Roman"/>
+          <w:color w:val="0F4761"/>
+          <w:sz w:val="20"/>
+          <w:szCs w:val="20"/>
+          <w:lang w:eastAsia="en-GB"/>
+        </w:rPr>
+      </w:pPr>
+      <w:r>
+        <w:rPr>
+          <w:rFonts w:eastAsia="Arial"/>
+          <w:b/>
+          <w:bCs/>
+          <w:color w:val="0F4761"/>
+          <w:lang w:eastAsia="en-GB"/>
+        </w:rPr>
+        <w:t>C) A DISTINÇÃO FÁTICA E NORMATIVA: CINCO DIFERENÇAS IRRECONCILIÁVEIS</w:t>
+      </w:r>
+    </w:p>
+    <w:p>
+      <w:pPr>
+        <w:spacing w:before="240" w:line="360" w:lineRule="auto"/>
+        <w:jc w:val="both"/>
+        <w:rPr>
+          <w:rFonts w:eastAsia="Arial"/>
+          <w:b/>
+          <w:bCs/>
+          <w:color w:val="215E99"/>
+          <w:u w:val="single"/>
+          <w:lang w:eastAsia="en-GB"/>
+        </w:rPr>
+      </w:pPr>
+      <w:r>
+        <w:rPr>
+          <w:rFonts w:eastAsia="Arial"/>
+          <w:b/>
+          <w:bCs/>
+          <w:color w:val="215E99"/>
+          <w:u w:val="single"/>
+          <w:lang w:eastAsia="en-GB"/>
+        </w:rPr>
+        <w:t>C.1) No caso paulista, o percentual de escalonamento não existe em lei. No caso fluminense, está positivado em lei estadual vigente desde 2009.</w:t>
+      </w:r>
+    </w:p>
+    <w:p>
+      <w:pPr>
+        <w:spacing w:line="360" w:lineRule="auto"/>
+        <w:ind w:firstLine="709"/>
+        <w:jc w:val="both"/>
+        <w:rPr>
+          <w:rFonts w:eastAsia="Arial"/>
+          <w:sz w:val="16"/>
+          <w:szCs w:val="16"/>
+          <w:lang w:eastAsia="en-GB"/>
+        </w:rPr>
+      </w:pPr>
+    </w:p>
+    <w:p>
+      <w:pPr>
+        <w:spacing w:line="360" w:lineRule="auto"/>
+        <w:ind w:firstLine="709"/>
+        <w:jc w:val="both"/>
+        <w:rPr>
+          <w:rFonts w:eastAsia="Arial"/>
+          <w:lang w:eastAsia="en-GB"/>
+        </w:rPr>
+      </w:pPr>
+      <w:r>
+        <w:rPr>
+          <w:rFonts w:eastAsia="Arial"/>
+          <w:lang w:eastAsia="en-GB"/>
+        </w:rPr>
+        <w:t xml:space="preserve">A Lei Complementar Estadual paulista nº 836/1997 estrutura a carreira do magistério em 5 (cinco) níveis e 5 (cinco) faixas de vencimentos, mas </w:t>
+      </w:r>
+      <w:r>
+        <w:rPr>
+          <w:rFonts w:eastAsia="Arial"/>
+          <w:b/>
+          <w:bCs/>
+          <w:lang w:eastAsia="en-GB"/>
+        </w:rPr>
+        <w:t>não fixa nenhum percentual de escalonamento entre esses níveis</w:t>
+      </w:r>
+      <w:r>
+        <w:rPr>
+          <w:rFonts w:eastAsia="Arial"/>
+          <w:lang w:eastAsia="en-GB"/>
+        </w:rPr>
+        <w:t>. Conforme seu art. 32 e parágrafo único, os demais níveis e faixas decorrem de Evolução Funcional e de Promoção, e os valores absolutos constam dos Anexos V e VI como tabelas numéricas fechadas, sem fórmula cogente de progressão. O Colégio Recursal de Votuporanga extraiu da tabela uma proporção matemática implícita e a transformou em regra jurídica — criando percentual sem base legal. Isso é exatamente o que o STF em seu tema 1218 coloca em pauta.</w:t>
+      </w:r>
+    </w:p>
+    <w:p>
+      <w:pPr>
+        <w:spacing w:line="360" w:lineRule="auto"/>
+        <w:ind w:firstLine="709"/>
+        <w:jc w:val="both"/>
+        <w:rPr>
+          <w:rFonts w:eastAsia="Times New Roman"/>
+          <w:sz w:val="14"/>
+          <w:szCs w:val="14"/>
+          <w:lang w:eastAsia="en-GB"/>
+        </w:rPr>
+      </w:pPr>
+    </w:p>
+    <w:p>
+      <w:pPr>
+        <w:spacing w:line="360" w:lineRule="auto"/>
+        <w:ind w:firstLine="709"/>
+        <w:jc w:val="both"/>
+        <w:rPr>
+          <w:rFonts w:eastAsia="Arial"/>
+          <w:lang w:eastAsia="en-GB"/>
+        </w:rPr>
+      </w:pPr>
+      <w:r>
+        <w:rPr>
+          <w:rFonts w:eastAsia="Arial"/>
+          <w:lang w:eastAsia="en-GB"/>
+        </w:rPr>
+        <w:t xml:space="preserve">O Estado do Rio de Janeiro, por sua vez, possui o percentual de escalonamento </w:t>
+      </w:r>
+      <w:r>
+        <w:rPr>
+          <w:rFonts w:eastAsia="Arial"/>
+          <w:b/>
+          <w:bCs/>
+          <w:lang w:eastAsia="en-GB"/>
+        </w:rPr>
+        <w:t>expressamente positivado em lei estadual cogente e vigente</w:t>
+      </w:r>
+      <w:r>
+        <w:rPr>
+          <w:rFonts w:eastAsia="Arial"/>
+          <w:lang w:eastAsia="en-GB"/>
+        </w:rPr>
+        <w:t>:</w:t>
+      </w:r>
+    </w:p>
+    <w:p>
+      <w:pPr>
+        <w:spacing w:line="360" w:lineRule="auto"/>
+        <w:ind w:firstLine="709"/>
+        <w:jc w:val="both"/>
+        <w:rPr>
+          <w:rFonts w:eastAsia="Times New Roman"/>
+          <w:sz w:val="12"/>
+          <w:szCs w:val="12"/>
+          <w:lang w:eastAsia="en-GB"/>
+        </w:rPr>
+      </w:pPr>
+    </w:p>
+    <w:p>
+      <w:pPr>
+        <w:numPr>
+          <w:ilvl w:val="0"/>
+          <w:numId w:val="6"/>
+        </w:numPr>
+        <w:spacing w:before="60" w:line="360" w:lineRule="auto"/>
+        <w:rPr>
+          <w:rFonts w:eastAsia="Times New Roman"/>
+          <w:sz w:val="20"/>
+          <w:szCs w:val="20"/>
+          <w:lang w:eastAsia="en-GB"/>
+        </w:rPr>
+      </w:pPr>
+      <w:r>
+        <w:rPr>
+          <w:rFonts w:eastAsia="Arial"/>
+          <w:b/>
+          <w:bCs/>
+          <w:lang w:eastAsia="en-GB"/>
+        </w:rPr>
+        <w:t>Art. 3º da Lei Estadual nº 5.539, de 10 de setembro de 2009</w:t>
+      </w:r>
+      <w:r>
+        <w:rPr>
+          <w:rFonts w:eastAsia="Arial"/>
+          <w:lang w:eastAsia="en-GB"/>
+        </w:rPr>
+        <w:t xml:space="preserve">: "O vencimento-base dos cargos a que se refere a Lei nº 1.614, de 24 de janeiro de 1990, </w:t>
+      </w:r>
+      <w:r>
+        <w:rPr>
+          <w:rFonts w:eastAsia="Arial"/>
+          <w:b/>
+          <w:bCs/>
+          <w:lang w:eastAsia="en-GB"/>
+        </w:rPr>
+        <w:t>guardará o interstício de 12% (doze por cento) entre referências</w:t>
+      </w:r>
+      <w:r>
+        <w:rPr>
+          <w:rFonts w:eastAsia="Arial"/>
+          <w:lang w:eastAsia="en-GB"/>
+        </w:rPr>
+        <w:t>.";</w:t>
+      </w:r>
+    </w:p>
+    <w:p>
+      <w:pPr>
+        <w:spacing w:before="60" w:line="360" w:lineRule="auto"/>
+        <w:ind w:left="720"/>
+        <w:rPr>
+          <w:rFonts w:eastAsia="Times New Roman"/>
+          <w:sz w:val="20"/>
+          <w:szCs w:val="20"/>
+          <w:lang w:eastAsia="en-GB"/>
+        </w:rPr>
+      </w:pPr>
+    </w:p>
+    <w:p>
+      <w:pPr>
+        <w:numPr>
+          <w:ilvl w:val="0"/>
+          <w:numId w:val="6"/>
+        </w:numPr>
+        <w:spacing w:before="60" w:line="360" w:lineRule="auto"/>
+        <w:rPr>
+          <w:rFonts w:eastAsia="Times New Roman"/>
+          <w:sz w:val="20"/>
+          <w:szCs w:val="20"/>
+          <w:lang w:eastAsia="en-GB"/>
+        </w:rPr>
+      </w:pPr>
+      <w:r>
+        <w:rPr>
+          <w:rFonts w:eastAsia="Arial"/>
+          <w:b/>
+          <w:bCs/>
+          <w:lang w:eastAsia="en-GB"/>
+        </w:rPr>
+        <w:t>Art. 3º, parágrafo único, da Lei Estadual nº 5.584, de 2 de dezembro de 2009</w:t>
+      </w:r>
+      <w:r>
+        <w:rPr>
+          <w:rFonts w:eastAsia="Arial"/>
+          <w:lang w:eastAsia="en-GB"/>
+        </w:rPr>
+        <w:t>: replica a mesma regra para os cargos de Professor Docente I e Docente II.</w:t>
+      </w:r>
+    </w:p>
+    <w:p>
+      <w:pPr>
+        <w:spacing w:before="60" w:line="360" w:lineRule="auto"/>
+        <w:ind w:left="720"/>
+        <w:rPr>
+          <w:rFonts w:eastAsia="Times New Roman"/>
+          <w:sz w:val="12"/>
+          <w:szCs w:val="12"/>
+          <w:lang w:eastAsia="en-GB"/>
+        </w:rPr>
+      </w:pPr>
+    </w:p>
+    <w:p>
+      <w:pPr>
+        <w:spacing w:line="360" w:lineRule="auto"/>
+        <w:ind w:firstLine="709"/>
+        <w:jc w:val="both"/>
+        <w:rPr>
+          <w:rFonts w:eastAsia="Arial"/>
+          <w:lang w:eastAsia="en-GB"/>
+        </w:rPr>
+      </w:pPr>
+      <w:r>
+        <w:rPr>
+          <w:rFonts w:eastAsia="Arial"/>
+          <w:lang w:eastAsia="en-GB"/>
+        </w:rPr>
+        <w:t>Esses dispositivos, criado justamente em conformidade com a Lei Nacional do Piso, nunca foram revogados. Permanecem em pleno vigor, conforme se verifica no sítio eletrônico da ALERJ, onde ambas as leis constam com situação "Em Vigor". Nenhuma lei posterior — incluída a Lei Estadual nº 6.834/2014 — revogou expressa ou tacitamente o art. 3º da Lei 5.539/2009 nem o parágrafo único do art. 3º da Lei 5.584/2009, pois não há incompatibilidade nem regulação integral da mesma matéria (art. 2º, §1º, da LINDB).</w:t>
+      </w:r>
+    </w:p>
+    <w:p>
+      <w:pPr>
+        <w:spacing w:line="360" w:lineRule="auto"/>
+        <w:ind w:firstLine="709"/>
+        <w:jc w:val="both"/>
+        <w:rPr>
+          <w:rFonts w:eastAsia="Times New Roman"/>
+          <w:sz w:val="20"/>
+          <w:szCs w:val="20"/>
+          <w:lang w:eastAsia="en-GB"/>
+        </w:rPr>
+      </w:pPr>
+    </w:p>
+    <w:p>
+      <w:pPr>
+        <w:spacing w:line="360" w:lineRule="auto"/>
+        <w:ind w:firstLine="709"/>
+        <w:jc w:val="both"/>
+        <w:rPr>
+          <w:rFonts w:eastAsia="Arial"/>
+          <w:lang w:eastAsia="en-GB"/>
+        </w:rPr>
+      </w:pPr>
+      <w:r>
+        <w:rPr>
+          <w:rFonts w:eastAsia="Arial"/>
+          <w:lang w:eastAsia="en-GB"/>
+        </w:rPr>
+        <w:t xml:space="preserve">Quando o TJRJ determina que o piso nacional proporcional seja aplicado à Referência 1 da carreira e que as demais referências sejam calculadas com 12% de interstício, </w:t>
+      </w:r>
+      <w:r>
+        <w:rPr>
+          <w:rFonts w:eastAsia="Arial"/>
+          <w:b/>
+          <w:bCs/>
+          <w:lang w:eastAsia="en-GB"/>
+        </w:rPr>
+        <w:t>não está criando nenhum percentual</w:t>
+      </w:r>
+      <w:r>
+        <w:rPr>
+          <w:rFonts w:eastAsia="Arial"/>
+          <w:lang w:eastAsia="en-GB"/>
+        </w:rPr>
+        <w:t>. Está determinando o cumprimento simultâneo de duas normas vigentes: a federal, que fixa o piso mínimo (Lei 11.738/2008), e a estadual, que fixa o escalonamento (art. 3º das Leis 5.539/2009 e 5.584/2009). Isso é jurisdição ordinária — não é ativismo judicial, não é violação à separação dos poderes, não é o que o Tema 1.218 versa.</w:t>
+      </w:r>
+    </w:p>
+    <w:p>
+      <w:pPr>
+        <w:spacing w:line="360" w:lineRule="auto"/>
+        <w:ind w:firstLine="709"/>
+        <w:jc w:val="both"/>
+        <w:rPr>
+          <w:rFonts w:eastAsia="Times New Roman"/>
+          <w:sz w:val="20"/>
+          <w:szCs w:val="20"/>
+          <w:lang w:eastAsia="en-GB"/>
+        </w:rPr>
+      </w:pPr>
+    </w:p>
+    <w:tbl>
+      <w:tblPr>
+        <w:tblW w:w="9360" w:type="dxa"/>
+        <w:shd w:val="clear" w:color="auto" w:fill="FFFFFF"/>
+        <w:tblCellMar>
+          <w:left w:w="10" w:type="dxa"/>
+          <w:right w:w="10" w:type="dxa"/>
+        </w:tblCellMar>
+        <w:tblLook w:val="04A0" w:firstRow="1" w:lastRow="0" w:firstColumn="1" w:lastColumn="0" w:noHBand="0" w:noVBand="1"/>
+      </w:tblPr>
+      <w:tblGrid>
+        <w:gridCol w:w="2000"/>
+        <w:gridCol w:w="3680"/>
+        <w:gridCol w:w="3680"/>
+      </w:tblGrid>
+      <w:tr>
+        <w:tc>
+          <w:tcPr>
+            <w:tcW w:w="2000" w:type="dxa"/>
+            <w:shd w:val="clear" w:color="auto" w:fill="FFFFFF"/>
+            <w:tcMar>
+              <w:top w:w="60" w:type="dxa"/>
+              <w:left w:w="100" w:type="dxa"/>
+              <w:bottom w:w="60" w:type="dxa"/>
+              <w:right w:w="100" w:type="dxa"/>
+            </w:tcMar>
+          </w:tcPr>
+          <w:p>
+            <w:pPr>
+              <w:spacing w:line="360" w:lineRule="auto"/>
+              <w:jc w:val="both"/>
+              <w:rPr>
+                <w:rFonts w:eastAsia="Times New Roman"/>
+                <w:strike/>
+                <w:color w:val="FFFFFF"/>
+                <w:sz w:val="20"/>
+                <w:szCs w:val="20"/>
+                <w:lang w:eastAsia="en-GB"/>
+              </w:rPr>
+            </w:pPr>
+          </w:p>
+        </w:tc>
+        <w:tc>
+          <w:tcPr>
+            <w:tcW w:w="3680" w:type="dxa"/>
+            <w:shd w:val="clear" w:color="auto" w:fill="FFFFFF"/>
+            <w:tcMar>
+              <w:top w:w="60" w:type="dxa"/>
+              <w:left w:w="100" w:type="dxa"/>
+              <w:bottom w:w="60" w:type="dxa"/>
+              <w:right w:w="100" w:type="dxa"/>
+            </w:tcMar>
+          </w:tcPr>
+          <w:p>
+            <w:pPr>
+              <w:spacing w:line="360" w:lineRule="auto"/>
+              <w:jc w:val="both"/>
+              <w:rPr>
+                <w:rFonts w:eastAsia="Times New Roman"/>
+                <w:strike/>
+                <w:color w:val="FFFFFF"/>
+                <w:sz w:val="20"/>
+                <w:szCs w:val="20"/>
+                <w:lang w:val="en-GB" w:eastAsia="en-GB"/>
+              </w:rPr>
+            </w:pPr>
+            <w:r>
+              <w:rPr>
+                <w:rFonts w:eastAsia="Arial"/>
+                <w:b/>
+                <w:bCs/>
+                <w:strike/>
+                <w:color w:val="FFFFFF"/>
+                <w:sz w:val="20"/>
+                <w:szCs w:val="20"/>
+                <w:lang w:val="en-GB" w:eastAsia="en-GB"/>
+              </w:rPr>
+              <w:t>LC nº 836/1997 — São Paulo</w:t>
+            </w:r>
+          </w:p>
+        </w:tc>
+        <w:tc>
+          <w:tcPr>
+            <w:tcW w:w="3680" w:type="dxa"/>
+            <w:shd w:val="clear" w:color="auto" w:fill="FFFFFF"/>
+            <w:tcMar>
+              <w:top w:w="60" w:type="dxa"/>
+              <w:left w:w="100" w:type="dxa"/>
+              <w:bottom w:w="60" w:type="dxa"/>
+              <w:right w:w="100" w:type="dxa"/>
+            </w:tcMar>
+          </w:tcPr>
+          <w:p>
+            <w:pPr>
+              <w:spacing w:line="360" w:lineRule="auto"/>
+              <w:jc w:val="both"/>
+              <w:rPr>
+                <w:rFonts w:eastAsia="Times New Roman"/>
+                <w:strike/>
+                <w:color w:val="FFFFFF"/>
+                <w:sz w:val="20"/>
+                <w:szCs w:val="20"/>
+                <w:lang w:eastAsia="en-GB"/>
+              </w:rPr>
+            </w:pPr>
+            <w:r>
+              <w:rPr>
+                <w:rFonts w:eastAsia="Arial"/>
+                <w:b/>
+                <w:bCs/>
+                <w:strike/>
+                <w:color w:val="FFFFFF"/>
+                <w:sz w:val="20"/>
+                <w:szCs w:val="20"/>
+                <w:lang w:eastAsia="en-GB"/>
+              </w:rPr>
+              <w:t>Leis nº 5.539/2009 e 5.584/2009 — Rio de Janeiro</w:t>
+            </w:r>
+          </w:p>
+        </w:tc>
+      </w:tr>
+      <w:tr>
+        <w:tc>
+          <w:tcPr>
+            <w:tcW w:w="2000" w:type="dxa"/>
+            <w:shd w:val="clear" w:color="auto" w:fill="FFFFFF"/>
+            <w:tcMar>
+              <w:top w:w="60" w:type="dxa"/>
+              <w:left w:w="100" w:type="dxa"/>
+              <w:bottom w:w="60" w:type="dxa"/>
+              <w:right w:w="100" w:type="dxa"/>
+            </w:tcMar>
+          </w:tcPr>
+          <w:p>
+            <w:pPr>
+              <w:spacing w:line="360" w:lineRule="auto"/>
+              <w:jc w:val="both"/>
+              <w:rPr>
+                <w:rFonts w:eastAsia="Times New Roman"/>
+                <w:strike/>
+                <w:color w:val="FFFFFF"/>
+                <w:sz w:val="20"/>
+                <w:szCs w:val="20"/>
+                <w:lang w:eastAsia="en-GB"/>
+              </w:rPr>
+            </w:pPr>
+            <w:r>
+              <w:rPr>
+                <w:rFonts w:eastAsia="Arial"/>
+                <w:strike/>
+                <w:color w:val="FFFFFF"/>
+                <w:sz w:val="20"/>
+                <w:szCs w:val="20"/>
+                <w:lang w:eastAsia="en-GB"/>
+              </w:rPr>
+              <w:t>Percentual entre níveis</w:t>
+            </w:r>
+          </w:p>
+        </w:tc>
+        <w:tc>
+          <w:tcPr>
+            <w:tcW w:w="3680" w:type="dxa"/>
+            <w:shd w:val="clear" w:color="auto" w:fill="FFFFFF"/>
+            <w:tcMar>
+              <w:top w:w="60" w:type="dxa"/>
+              <w:left w:w="100" w:type="dxa"/>
+              <w:bottom w:w="60" w:type="dxa"/>
+              <w:right w:w="100" w:type="dxa"/>
+            </w:tcMar>
+          </w:tcPr>
+          <w:p>
+            <w:pPr>
+              <w:spacing w:line="360" w:lineRule="auto"/>
+              <w:jc w:val="both"/>
+              <w:rPr>
+                <w:rFonts w:eastAsia="Times New Roman"/>
+                <w:strike/>
+                <w:color w:val="FFFFFF"/>
+                <w:sz w:val="20"/>
+                <w:szCs w:val="20"/>
+                <w:lang w:eastAsia="en-GB"/>
+              </w:rPr>
+            </w:pPr>
+            <w:r>
+              <w:rPr>
+                <w:rFonts w:eastAsia="Arial"/>
+                <w:strike/>
+                <w:color w:val="FFFFFF"/>
+                <w:sz w:val="20"/>
+                <w:szCs w:val="20"/>
+                <w:lang w:eastAsia="en-GB"/>
+              </w:rPr>
+              <w:t>Não previsto em lei. Decorre matematicamente dos valores absolutos tabelados nos Anexos V e VI.</w:t>
+            </w:r>
+          </w:p>
+        </w:tc>
+        <w:tc>
+          <w:tcPr>
+            <w:tcW w:w="3680" w:type="dxa"/>
+            <w:shd w:val="clear" w:color="auto" w:fill="FFFFFF"/>
+            <w:tcMar>
+              <w:top w:w="60" w:type="dxa"/>
+              <w:left w:w="100" w:type="dxa"/>
+              <w:bottom w:w="60" w:type="dxa"/>
+              <w:right w:w="100" w:type="dxa"/>
+            </w:tcMar>
+          </w:tcPr>
+          <w:p>
+            <w:pPr>
+              <w:spacing w:line="360" w:lineRule="auto"/>
+              <w:jc w:val="both"/>
+              <w:rPr>
+                <w:rFonts w:eastAsia="Times New Roman"/>
+                <w:b/>
+                <w:bCs/>
+                <w:strike/>
+                <w:color w:val="FFFFFF"/>
+                <w:sz w:val="20"/>
+                <w:szCs w:val="20"/>
+                <w:lang w:eastAsia="en-GB"/>
+              </w:rPr>
+            </w:pPr>
+            <w:r>
+              <w:rPr>
+                <w:rFonts w:eastAsia="Arial"/>
+                <w:b/>
+                <w:bCs/>
+                <w:strike/>
+                <w:color w:val="FFFFFF"/>
+                <w:sz w:val="20"/>
+                <w:szCs w:val="20"/>
+                <w:lang w:eastAsia="en-GB"/>
+              </w:rPr>
+              <w:t>Expresso em lei: 12% entre referências (art. 3º de ambas as leis).</w:t>
+            </w:r>
+          </w:p>
+        </w:tc>
+      </w:tr>
+      <w:tr>
+        <w:tc>
+          <w:tcPr>
+            <w:tcW w:w="2000" w:type="dxa"/>
+            <w:shd w:val="clear" w:color="auto" w:fill="FFFFFF"/>
+            <w:tcMar>
+              <w:top w:w="60" w:type="dxa"/>
+              <w:left w:w="100" w:type="dxa"/>
+              <w:bottom w:w="60" w:type="dxa"/>
+              <w:right w:w="100" w:type="dxa"/>
+            </w:tcMar>
+          </w:tcPr>
+          <w:p>
+            <w:pPr>
+              <w:spacing w:line="360" w:lineRule="auto"/>
+              <w:jc w:val="both"/>
+              <w:rPr>
+                <w:rFonts w:eastAsia="Times New Roman"/>
+                <w:strike/>
+                <w:color w:val="FFFFFF"/>
+                <w:sz w:val="20"/>
+                <w:szCs w:val="20"/>
+                <w:lang w:eastAsia="en-GB"/>
+              </w:rPr>
+            </w:pPr>
+            <w:r>
+              <w:rPr>
+                <w:rFonts w:eastAsia="Arial"/>
+                <w:strike/>
+                <w:color w:val="FFFFFF"/>
+                <w:sz w:val="20"/>
+                <w:szCs w:val="20"/>
+                <w:lang w:eastAsia="en-GB"/>
+              </w:rPr>
+              <w:t>Origem do escalonamento</w:t>
+            </w:r>
+          </w:p>
+        </w:tc>
+        <w:tc>
+          <w:tcPr>
+            <w:tcW w:w="3680" w:type="dxa"/>
+            <w:shd w:val="clear" w:color="auto" w:fill="FFFFFF"/>
+            <w:tcMar>
+              <w:top w:w="60" w:type="dxa"/>
+              <w:left w:w="100" w:type="dxa"/>
+              <w:bottom w:w="60" w:type="dxa"/>
+              <w:right w:w="100" w:type="dxa"/>
+            </w:tcMar>
+          </w:tcPr>
+          <w:p>
+            <w:pPr>
+              <w:spacing w:line="360" w:lineRule="auto"/>
+              <w:jc w:val="both"/>
+              <w:rPr>
+                <w:rFonts w:eastAsia="Times New Roman"/>
+                <w:strike/>
+                <w:color w:val="FFFFFF"/>
+                <w:sz w:val="20"/>
+                <w:szCs w:val="20"/>
+                <w:lang w:eastAsia="en-GB"/>
+              </w:rPr>
+            </w:pPr>
+            <w:r>
+              <w:rPr>
+                <w:rFonts w:eastAsia="Arial"/>
+                <w:strike/>
+                <w:color w:val="FFFFFF"/>
+                <w:sz w:val="20"/>
+                <w:szCs w:val="20"/>
+                <w:lang w:eastAsia="en-GB"/>
+              </w:rPr>
+              <w:t>Implícita — inferida da tabela pelo julgador.</w:t>
+            </w:r>
+          </w:p>
+        </w:tc>
+        <w:tc>
+          <w:tcPr>
+            <w:tcW w:w="3680" w:type="dxa"/>
+            <w:shd w:val="clear" w:color="auto" w:fill="FFFFFF"/>
+            <w:tcMar>
+              <w:top w:w="60" w:type="dxa"/>
+              <w:left w:w="100" w:type="dxa"/>
+              <w:bottom w:w="60" w:type="dxa"/>
+              <w:right w:w="100" w:type="dxa"/>
+            </w:tcMar>
+          </w:tcPr>
+          <w:p>
+            <w:pPr>
+              <w:spacing w:line="360" w:lineRule="auto"/>
+              <w:jc w:val="both"/>
+              <w:rPr>
+                <w:rFonts w:eastAsia="Times New Roman"/>
+                <w:b/>
+                <w:bCs/>
+                <w:strike/>
+                <w:color w:val="FFFFFF"/>
+                <w:sz w:val="20"/>
+                <w:szCs w:val="20"/>
+                <w:lang w:eastAsia="en-GB"/>
+              </w:rPr>
+            </w:pPr>
+            <w:r>
+              <w:rPr>
+                <w:rFonts w:eastAsia="Arial"/>
+                <w:b/>
+                <w:bCs/>
+                <w:strike/>
+                <w:color w:val="FFFFFF"/>
+                <w:sz w:val="20"/>
+                <w:szCs w:val="20"/>
+                <w:lang w:eastAsia="en-GB"/>
+              </w:rPr>
+              <w:t>Explícita — norma cogente positivada.</w:t>
+            </w:r>
+          </w:p>
+        </w:tc>
+      </w:tr>
+      <w:tr>
+        <w:tc>
+          <w:tcPr>
+            <w:tcW w:w="2000" w:type="dxa"/>
+            <w:shd w:val="clear" w:color="auto" w:fill="FFFFFF"/>
+            <w:tcMar>
+              <w:top w:w="60" w:type="dxa"/>
+              <w:left w:w="100" w:type="dxa"/>
+              <w:bottom w:w="60" w:type="dxa"/>
+              <w:right w:w="100" w:type="dxa"/>
+            </w:tcMar>
+          </w:tcPr>
+          <w:p>
+            <w:pPr>
+              <w:spacing w:line="360" w:lineRule="auto"/>
+              <w:jc w:val="both"/>
+              <w:rPr>
+                <w:rFonts w:eastAsia="Times New Roman"/>
+                <w:strike/>
+                <w:color w:val="FFFFFF"/>
+                <w:sz w:val="20"/>
+                <w:szCs w:val="20"/>
+                <w:lang w:eastAsia="en-GB"/>
+              </w:rPr>
+            </w:pPr>
+            <w:r>
+              <w:rPr>
+                <w:rFonts w:eastAsia="Arial"/>
+                <w:strike/>
+                <w:color w:val="FFFFFF"/>
+                <w:sz w:val="20"/>
+                <w:szCs w:val="20"/>
+                <w:lang w:eastAsia="en-GB"/>
+              </w:rPr>
+              <w:lastRenderedPageBreak/>
+              <w:t>O que o Judiciário faz ao aplicar</w:t>
+            </w:r>
+          </w:p>
+        </w:tc>
+        <w:tc>
+          <w:tcPr>
+            <w:tcW w:w="3680" w:type="dxa"/>
+            <w:shd w:val="clear" w:color="auto" w:fill="FFFFFF"/>
+            <w:tcMar>
+              <w:top w:w="60" w:type="dxa"/>
+              <w:left w:w="100" w:type="dxa"/>
+              <w:bottom w:w="60" w:type="dxa"/>
+              <w:right w:w="100" w:type="dxa"/>
+            </w:tcMar>
+          </w:tcPr>
+          <w:p>
+            <w:pPr>
+              <w:spacing w:line="360" w:lineRule="auto"/>
+              <w:jc w:val="both"/>
+              <w:rPr>
+                <w:rFonts w:eastAsia="Times New Roman"/>
+                <w:strike/>
+                <w:color w:val="FFFFFF"/>
+                <w:sz w:val="20"/>
+                <w:szCs w:val="20"/>
+                <w:lang w:eastAsia="en-GB"/>
+              </w:rPr>
+            </w:pPr>
+            <w:r>
+              <w:rPr>
+                <w:rFonts w:eastAsia="Arial"/>
+                <w:b/>
+                <w:bCs/>
+                <w:noProof/>
+                <w:u w:val="single"/>
+                <w:lang w:eastAsia="en-GB"/>
+              </w:rPr>
+              <w:drawing>
+                <wp:anchor distT="0" distB="0" distL="114300" distR="114300" simplePos="0" relativeHeight="251666432" behindDoc="0" locked="0" layoutInCell="1" allowOverlap="1" wp14:anchorId="796E8C9C" wp14:editId="21153529">
+                  <wp:simplePos x="0" y="0"/>
+                  <wp:positionH relativeFrom="column">
+                    <wp:posOffset>-919480</wp:posOffset>
+                  </wp:positionH>
+                  <wp:positionV relativeFrom="paragraph">
+                    <wp:posOffset>-1822450</wp:posOffset>
+                  </wp:positionV>
+                  <wp:extent cx="5076825" cy="3384550"/>
+                  <wp:effectExtent l="0" t="0" r="9525" b="6350"/>
+                  <wp:wrapNone/>
+                  <wp:docPr id="1383092898" name="Picture 5"/>
+                  <wp:cNvGraphicFramePr>
+                    <a:graphicFrameLocks xmlns:a="http://schemas.openxmlformats.org/drawingml/2006/main" noChangeAspect="1"/>
+                  </wp:cNvGraphicFramePr>
+                  <a:graphic xmlns:a="http://schemas.openxmlformats.org/drawingml/2006/main">
+                    <a:graphicData uri="http://schemas.openxmlformats.org/drawingml/2006/picture">
+                      <pic:pic xmlns:pic="http://schemas.openxmlformats.org/drawingml/2006/picture">
+                        <pic:nvPicPr>
+                          <pic:cNvPr id="0" name="Picture 3"/>
+                          <pic:cNvPicPr>
+                            <a:picLocks noChangeAspect="1" noChangeArrowheads="1"/>
+                          </pic:cNvPicPr>
+                        </pic:nvPicPr>
+                        <pic:blipFill>
+                          <a:blip r:embed="rId19" cstate="print">
+                            <a:extLst>
+                              <a:ext uri="{28A0092B-C50C-407E-A947-70E740481C1C}">
+                                <a14:useLocalDpi xmlns:a14="http://schemas.microsoft.com/office/drawing/2010/main" val="0"/>
+                              </a:ext>
+                            </a:extLst>
+                          </a:blip>
+                          <a:srcRect/>
+                          <a:stretch>
+                            <a:fillRect/>
+                          </a:stretch>
+                        </pic:blipFill>
+                        <pic:spPr bwMode="auto">
+                          <a:xfrm>
+                            <a:off x="0" y="0"/>
+                            <a:ext cx="5076825" cy="3384550"/>
+                          </a:xfrm>
+                          <a:prstGeom prst="rect">
+                            <a:avLst/>
+                          </a:prstGeom>
+                          <a:noFill/>
+                        </pic:spPr>
+                      </pic:pic>
+                    </a:graphicData>
+                  </a:graphic>
+                  <wp14:sizeRelH relativeFrom="page">
+                    <wp14:pctWidth>0</wp14:pctWidth>
+                  </wp14:sizeRelH>
+                  <wp14:sizeRelV relativeFrom="page">
+                    <wp14:pctHeight>0</wp14:pctHeight>
+                  </wp14:sizeRelV>
+                </wp:anchor>
+              </w:drawing>
+            </w:r>
+            <w:r>
+              <w:rPr>
+                <w:rFonts w:eastAsia="Arial"/>
+                <w:strike/>
+                <w:color w:val="FFFFFF"/>
+                <w:sz w:val="20"/>
+                <w:szCs w:val="20"/>
+                <w:lang w:eastAsia="en-GB"/>
+              </w:rPr>
+              <w:t>Cria fórmula sem base legal → vedado pelo Tema 1.218.</w:t>
+            </w:r>
+          </w:p>
+        </w:tc>
+        <w:tc>
+          <w:tcPr>
+            <w:tcW w:w="3680" w:type="dxa"/>
+            <w:shd w:val="clear" w:color="auto" w:fill="FFFFFF"/>
+            <w:tcMar>
+              <w:top w:w="60" w:type="dxa"/>
+              <w:left w:w="100" w:type="dxa"/>
+              <w:bottom w:w="60" w:type="dxa"/>
+              <w:right w:w="100" w:type="dxa"/>
+            </w:tcMar>
+          </w:tcPr>
+          <w:p>
+            <w:pPr>
+              <w:spacing w:line="360" w:lineRule="auto"/>
+              <w:jc w:val="both"/>
+              <w:rPr>
+                <w:rFonts w:eastAsia="Times New Roman"/>
+                <w:b/>
+                <w:bCs/>
+                <w:strike/>
+                <w:color w:val="FFFFFF"/>
+                <w:sz w:val="20"/>
+                <w:szCs w:val="20"/>
+                <w:lang w:eastAsia="en-GB"/>
+              </w:rPr>
+            </w:pPr>
+            <w:r>
+              <w:rPr>
+                <w:rFonts w:eastAsia="Arial"/>
+                <w:b/>
+                <w:bCs/>
+                <w:strike/>
+                <w:color w:val="FFFFFF"/>
+                <w:sz w:val="20"/>
+                <w:szCs w:val="20"/>
+                <w:lang w:eastAsia="en-GB"/>
+              </w:rPr>
+              <w:t>Aplica norma já existente → obrigação jurisdicional.</w:t>
+            </w:r>
+          </w:p>
+        </w:tc>
+      </w:tr>
+      <w:tr>
+        <w:tc>
+          <w:tcPr>
+            <w:tcW w:w="2000" w:type="dxa"/>
+            <w:shd w:val="clear" w:color="auto" w:fill="FFFFFF"/>
+            <w:tcMar>
+              <w:top w:w="60" w:type="dxa"/>
+              <w:left w:w="100" w:type="dxa"/>
+              <w:bottom w:w="60" w:type="dxa"/>
+              <w:right w:w="100" w:type="dxa"/>
+            </w:tcMar>
+          </w:tcPr>
+          <w:p>
+            <w:pPr>
+              <w:spacing w:line="360" w:lineRule="auto"/>
+              <w:jc w:val="both"/>
+              <w:rPr>
+                <w:rFonts w:eastAsia="Times New Roman"/>
+                <w:strike/>
+                <w:color w:val="FFFFFF"/>
+                <w:sz w:val="20"/>
+                <w:szCs w:val="20"/>
+                <w:lang w:eastAsia="en-GB"/>
+              </w:rPr>
+            </w:pPr>
+            <w:r>
+              <w:rPr>
+                <w:rFonts w:eastAsia="Arial"/>
+                <w:strike/>
+                <w:color w:val="FFFFFF"/>
+                <w:sz w:val="20"/>
+                <w:szCs w:val="20"/>
+                <w:lang w:eastAsia="en-GB"/>
+              </w:rPr>
+              <w:t>Natureza da intervenção judicial</w:t>
+            </w:r>
+          </w:p>
+        </w:tc>
+        <w:tc>
+          <w:tcPr>
+            <w:tcW w:w="3680" w:type="dxa"/>
+            <w:shd w:val="clear" w:color="auto" w:fill="FFFFFF"/>
+            <w:tcMar>
+              <w:top w:w="60" w:type="dxa"/>
+              <w:left w:w="100" w:type="dxa"/>
+              <w:bottom w:w="60" w:type="dxa"/>
+              <w:right w:w="100" w:type="dxa"/>
+            </w:tcMar>
+          </w:tcPr>
+          <w:p>
+            <w:pPr>
+              <w:spacing w:line="360" w:lineRule="auto"/>
+              <w:jc w:val="both"/>
+              <w:rPr>
+                <w:rFonts w:eastAsia="Times New Roman"/>
+                <w:strike/>
+                <w:color w:val="FFFFFF"/>
+                <w:sz w:val="20"/>
+                <w:szCs w:val="20"/>
+                <w:lang w:eastAsia="en-GB"/>
+              </w:rPr>
+            </w:pPr>
+            <w:r>
+              <w:rPr>
+                <w:rFonts w:eastAsia="Arial"/>
+                <w:strike/>
+                <w:color w:val="FFFFFF"/>
+                <w:sz w:val="20"/>
+                <w:szCs w:val="20"/>
+                <w:lang w:eastAsia="en-GB"/>
+              </w:rPr>
+              <w:t>Legislativa (proibida).</w:t>
+            </w:r>
+          </w:p>
+        </w:tc>
+        <w:tc>
+          <w:tcPr>
+            <w:tcW w:w="3680" w:type="dxa"/>
+            <w:shd w:val="clear" w:color="auto" w:fill="FFFFFF"/>
+            <w:tcMar>
+              <w:top w:w="60" w:type="dxa"/>
+              <w:left w:w="100" w:type="dxa"/>
+              <w:bottom w:w="60" w:type="dxa"/>
+              <w:right w:w="100" w:type="dxa"/>
+            </w:tcMar>
+          </w:tcPr>
+          <w:p>
+            <w:pPr>
+              <w:spacing w:line="360" w:lineRule="auto"/>
+              <w:jc w:val="both"/>
+              <w:rPr>
+                <w:rFonts w:eastAsia="Times New Roman"/>
+                <w:b/>
+                <w:bCs/>
+                <w:strike/>
+                <w:color w:val="FFFFFF"/>
+                <w:sz w:val="20"/>
+                <w:szCs w:val="20"/>
+                <w:lang w:eastAsia="en-GB"/>
+              </w:rPr>
+            </w:pPr>
+            <w:r>
+              <w:rPr>
+                <w:rFonts w:eastAsia="Arial"/>
+                <w:b/>
+                <w:bCs/>
+                <w:strike/>
+                <w:color w:val="FFFFFF"/>
+                <w:sz w:val="20"/>
+                <w:szCs w:val="20"/>
+                <w:lang w:eastAsia="en-GB"/>
+              </w:rPr>
+              <w:t>Jurisdicional (devida).</w:t>
+            </w:r>
+          </w:p>
+        </w:tc>
+      </w:tr>
+    </w:tbl>
+    <w:p>
+      <w:pPr>
+        <w:spacing w:line="360" w:lineRule="auto"/>
+        <w:jc w:val="center"/>
+        <w:rPr>
+          <w:rFonts w:eastAsia="Times New Roman"/>
+          <w:sz w:val="20"/>
+          <w:szCs w:val="20"/>
+          <w:lang w:val="en-GB" w:eastAsia="en-GB"/>
+        </w:rPr>
+      </w:pPr>
+    </w:p>
+    <w:p>
+      <w:pPr>
+        <w:spacing w:before="240" w:line="360" w:lineRule="auto"/>
+        <w:jc w:val="both"/>
+        <w:rPr>
+          <w:rFonts w:eastAsia="Arial"/>
+          <w:b/>
+          <w:bCs/>
+          <w:u w:val="single"/>
+          <w:lang w:eastAsia="en-GB"/>
+        </w:rPr>
+      </w:pPr>
+    </w:p>
+    <w:p>
+      <w:pPr>
+        <w:spacing w:before="240" w:line="360" w:lineRule="auto"/>
+        <w:jc w:val="both"/>
+        <w:rPr>
+          <w:rFonts w:eastAsia="Arial"/>
+          <w:b/>
+          <w:bCs/>
+          <w:color w:val="215E99"/>
+          <w:u w:val="single"/>
+          <w:lang w:eastAsia="en-GB"/>
+        </w:rPr>
+      </w:pPr>
+      <w:r>
+        <w:rPr>
+          <w:rFonts w:eastAsia="Arial"/>
+          <w:b/>
+          <w:bCs/>
+          <w:color w:val="215E99"/>
+          <w:u w:val="single"/>
+          <w:lang w:eastAsia="en-GB"/>
+        </w:rPr>
+        <w:t>C.2) A lei paulista é anterior à Lei do Piso. A legislação fluminense é posterior e editada exatamente para adequar-se a ela.</w:t>
+      </w:r>
+    </w:p>
+    <w:p>
+      <w:pPr>
+        <w:spacing w:line="360" w:lineRule="auto"/>
+        <w:ind w:firstLine="709"/>
+        <w:jc w:val="both"/>
+        <w:rPr>
+          <w:rFonts w:eastAsia="Arial"/>
+          <w:lang w:eastAsia="en-GB"/>
+        </w:rPr>
+      </w:pPr>
+      <w:r>
+        <w:rPr>
+          <w:rFonts w:eastAsia="Arial"/>
+          <w:lang w:eastAsia="en-GB"/>
+        </w:rPr>
+        <w:t xml:space="preserve">A Lei Complementar Estadual paulista nº 836/1997 foi editada </w:t>
+      </w:r>
+      <w:r>
+        <w:rPr>
+          <w:rFonts w:eastAsia="Arial"/>
+          <w:b/>
+          <w:bCs/>
+          <w:lang w:eastAsia="en-GB"/>
+        </w:rPr>
+        <w:t>onze anos antes</w:t>
+      </w:r>
+      <w:r>
+        <w:rPr>
+          <w:rFonts w:eastAsia="Arial"/>
+          <w:lang w:eastAsia="en-GB"/>
+        </w:rPr>
+        <w:t xml:space="preserve"> da Lei Federal nº 11.738/2008. São Paulo nunca adequou legislativamente sua estrutura de carreira ao piso nacional após 2008 — o que gerou a omissão que o Colégio Recursal tentou suprir judicialmente.</w:t>
+      </w:r>
+    </w:p>
+    <w:p>
+      <w:pPr>
+        <w:spacing w:line="360" w:lineRule="auto"/>
+        <w:ind w:firstLine="709"/>
+        <w:jc w:val="both"/>
+        <w:rPr>
+          <w:rFonts w:eastAsia="Times New Roman"/>
+          <w:sz w:val="20"/>
+          <w:szCs w:val="20"/>
+          <w:lang w:eastAsia="en-GB"/>
+        </w:rPr>
+      </w:pPr>
+    </w:p>
+    <w:p>
+      <w:pPr>
+        <w:spacing w:line="360" w:lineRule="auto"/>
+        <w:ind w:firstLine="709"/>
+        <w:jc w:val="both"/>
+        <w:rPr>
+          <w:rFonts w:eastAsia="Arial"/>
+          <w:lang w:eastAsia="en-GB"/>
+        </w:rPr>
+      </w:pPr>
+      <w:r>
+        <w:rPr>
+          <w:rFonts w:eastAsia="Arial"/>
+          <w:lang w:eastAsia="en-GB"/>
+        </w:rPr>
+        <w:t xml:space="preserve">O Estado do Rio de Janeiro, em sentido diametralmente oposto, em 2009 — imediatamente após a edição da Lei do Piso — editou duas leis estaduais específicas para adequar sua estrutura remuneratória ao novo paradigma federal: (i) a </w:t>
+      </w:r>
+      <w:r>
+        <w:rPr>
+          <w:rFonts w:eastAsia="Arial"/>
+          <w:b/>
+          <w:bCs/>
+          <w:lang w:eastAsia="en-GB"/>
+        </w:rPr>
+        <w:t>Lei Estadual nº 5.539/2009</w:t>
+      </w:r>
+      <w:r>
+        <w:rPr>
+          <w:rFonts w:eastAsia="Arial"/>
+          <w:lang w:eastAsia="en-GB"/>
+        </w:rPr>
+        <w:t xml:space="preserve">, que majorou os vencimentos básicos de toda a carreira, absorveu gratificações ao vencimento-base e positivou o interstício de 12%; e (ii) a </w:t>
+      </w:r>
+      <w:r>
+        <w:rPr>
+          <w:rFonts w:eastAsia="Arial"/>
+          <w:b/>
+          <w:bCs/>
+          <w:lang w:eastAsia="en-GB"/>
+        </w:rPr>
+        <w:t>Lei Estadual nº 5.584/2009</w:t>
+      </w:r>
+      <w:r>
+        <w:rPr>
+          <w:rFonts w:eastAsia="Arial"/>
+          <w:lang w:eastAsia="en-GB"/>
+        </w:rPr>
+        <w:t xml:space="preserve">, que instituiu plano de cargos e vencimentos específico para os Professores Docentes I e II, com tabela progressiva até outubro de 2015. A legislação fluminense de 2009 é, portanto, </w:t>
+      </w:r>
+      <w:r>
+        <w:rPr>
+          <w:rFonts w:eastAsia="Arial"/>
+          <w:b/>
+          <w:bCs/>
+          <w:lang w:eastAsia="en-GB"/>
+        </w:rPr>
+        <w:t>resposta ao piso nacional</w:t>
+      </w:r>
+      <w:r>
+        <w:rPr>
+          <w:rFonts w:eastAsia="Arial"/>
+          <w:lang w:eastAsia="en-GB"/>
+        </w:rPr>
+        <w:t>, não legislação anterior a ele.</w:t>
+      </w:r>
+    </w:p>
+    <w:p>
+      <w:pPr>
+        <w:spacing w:before="240" w:line="360" w:lineRule="auto"/>
+        <w:jc w:val="both"/>
+        <w:rPr>
+          <w:rFonts w:eastAsia="Arial"/>
+          <w:b/>
+          <w:bCs/>
+          <w:color w:val="215E99"/>
+          <w:u w:val="single"/>
+          <w:lang w:eastAsia="en-GB"/>
+        </w:rPr>
+      </w:pPr>
+      <w:r>
+        <w:rPr>
+          <w:rFonts w:eastAsia="Arial"/>
+          <w:b/>
+          <w:bCs/>
+          <w:color w:val="215E99"/>
+          <w:u w:val="single"/>
+          <w:lang w:eastAsia="en-GB"/>
+        </w:rPr>
+        <w:t>C.3) O Estado do Rio de Janeiro chegou a cumprir o piso nacional — e depois o congelou deliberadamente.</w:t>
+      </w:r>
+    </w:p>
+    <w:p>
+      <w:pPr>
+        <w:spacing w:line="360" w:lineRule="auto"/>
+        <w:ind w:firstLine="709"/>
+        <w:jc w:val="both"/>
+        <w:rPr>
+          <w:rFonts w:eastAsia="Arial"/>
+          <w:lang w:eastAsia="en-GB"/>
+        </w:rPr>
+      </w:pPr>
+      <w:r>
+        <w:rPr>
+          <w:rFonts w:eastAsia="Arial"/>
+          <w:lang w:eastAsia="en-GB"/>
+        </w:rPr>
+        <w:t>A análise dos valores históricos demonstra que, entre 2010 e 2014, os valores pagos em todas as categorias e referências superavam os mínimos federais proporcionais. Em 2010, o Professor Docente II de 22h na Referência 3 recebia R$ 34,80 por hora, quando o piso proporcional era de apenas R$ 31,76 por hora. Em 2014, recebia R$ 53,61 por hora, frente a um piso proporcional de R$ 52,62 por hora. O modelo era viável. O Estado sabia como cumprir a lei — e a cumpria.</w:t>
+      </w:r>
+    </w:p>
+    <w:p>
+      <w:pPr>
+        <w:spacing w:line="360" w:lineRule="auto"/>
+        <w:ind w:firstLine="709"/>
+        <w:jc w:val="both"/>
+        <w:rPr>
+          <w:rFonts w:eastAsia="Arial"/>
+          <w:lang w:eastAsia="en-GB"/>
+        </w:rPr>
+      </w:pPr>
+    </w:p>
+    <w:p>
+      <w:pPr>
+        <w:spacing w:line="360" w:lineRule="auto"/>
+        <w:jc w:val="both"/>
+        <w:rPr>
+          <w:rFonts w:eastAsia="Arial"/>
+          <w:lang w:eastAsia="en-GB"/>
+        </w:rPr>
+      </w:pPr>
+      <w:r>
+        <w:rPr>
+          <w:rFonts w:eastAsia="Times New Roman"/>
+          <w:noProof/>
+          <w:sz w:val="20"/>
+          <w:szCs w:val="20"/>
+          <w:lang w:val="en-GB" w:eastAsia="en-GB"/>
+        </w:rPr>
+        <w:lastRenderedPageBreak/>
+        <w:drawing>
+          <wp:inline distT="0" distB="0" distL="0" distR="0" wp14:anchorId="45A51C5E" wp14:editId="6A3E1E02">
+            <wp:extent cx="5759450" cy="576776"/>
+            <wp:effectExtent l="0" t="0" r="0" b="0"/>
+            <wp:docPr id="388721045" name="Picture 3"/>
+            <wp:cNvGraphicFramePr>
+              <a:graphicFrameLocks xmlns:a="http://schemas.openxmlformats.org/drawingml/2006/main" noChangeAspect="1"/>
+            </wp:cNvGraphicFramePr>
+            <a:graphic xmlns:a="http://schemas.openxmlformats.org/drawingml/2006/main">
+              <a:graphicData uri="http://schemas.openxmlformats.org/drawingml/2006/picture">
+                <pic:pic xmlns:pic="http://schemas.openxmlformats.org/drawingml/2006/picture">
+                  <pic:nvPicPr>
+                    <pic:cNvPr id="0" name="Picture 2"/>
+                    <pic:cNvPicPr>
+                      <a:picLocks noChangeAspect="1" noChangeArrowheads="1"/>
+                    </pic:cNvPicPr>
+                  </pic:nvPicPr>
+                  <pic:blipFill>
+                    <a:blip r:embed="rId20">
+                      <a:extLst>
+                        <a:ext uri="{28A0092B-C50C-407E-A947-70E740481C1C}">
+                          <a14:useLocalDpi xmlns:a14="http://schemas.microsoft.com/office/drawing/2010/main" val="0"/>
+                        </a:ext>
+                      </a:extLst>
+                    </a:blip>
+                    <a:srcRect/>
+                    <a:stretch>
+                      <a:fillRect/>
+                    </a:stretch>
+                  </pic:blipFill>
+                  <pic:spPr bwMode="auto">
+                    <a:xfrm>
+                      <a:off x="0" y="0"/>
+                      <a:ext cx="5759450" cy="576776"/>
+                    </a:xfrm>
+                    <a:prstGeom prst="rect">
+                      <a:avLst/>
+                    </a:prstGeom>
+                    <a:noFill/>
+                    <a:ln>
+                      <a:noFill/>
+                    </a:ln>
+                  </pic:spPr>
+                </pic:pic>
+              </a:graphicData>
+            </a:graphic>
+          </wp:inline>
+        </w:drawing>
+      </w:r>
+    </w:p>
+    <w:p>
+      <w:pPr>
+        <w:spacing w:line="360" w:lineRule="auto"/>
+        <w:ind w:firstLine="709"/>
+        <w:jc w:val="both"/>
+        <w:rPr>
+          <w:rFonts w:eastAsia="Times New Roman"/>
+          <w:sz w:val="20"/>
+          <w:szCs w:val="20"/>
+          <w:lang w:eastAsia="en-GB"/>
+        </w:rPr>
+      </w:pPr>
+    </w:p>
+    <w:p>
+      <w:pPr>
+        <w:spacing w:line="360" w:lineRule="auto"/>
+        <w:ind w:firstLine="709"/>
+        <w:jc w:val="both"/>
+        <w:rPr>
+          <w:rFonts w:eastAsia="Arial"/>
+          <w:lang w:eastAsia="en-GB"/>
+        </w:rPr>
+      </w:pPr>
+      <w:r>
+        <w:rPr>
+          <w:rFonts w:eastAsia="Arial"/>
+          <w:lang w:eastAsia="en-GB"/>
+        </w:rPr>
+        <w:t>O descumprimento não decorreu de impossibilidade estrutural. Decorreu de congelamento deliberado: a Lei Estadual nº 6.834/2014, última lei salarial do magistério fluminense, fixou os valores de tabela em patamares que ainda cumpriam o piso naquele ano, mas que não foram reajustados nos anos seguintes. O resultado foi que o piso federal progressivamente ultrapassou os valores estaduais congelados — a partir de 2015 para o Docente II de 22h, e a partir de 2018 para o Docente I de 16h.</w:t>
+      </w:r>
+    </w:p>
+    <w:p>
+      <w:pPr>
+        <w:spacing w:line="360" w:lineRule="auto"/>
+        <w:jc w:val="both"/>
+        <w:rPr>
+          <w:rFonts w:eastAsia="Arial"/>
+          <w:lang w:eastAsia="en-GB"/>
+        </w:rPr>
+      </w:pPr>
+      <w:r>
+        <w:rPr>
+          <w:rFonts w:eastAsia="Times New Roman"/>
+          <w:noProof/>
+          <w:color w:val="000000"/>
+          <w:sz w:val="20"/>
+          <w:szCs w:val="20"/>
+          <w:lang w:val="en-GB" w:eastAsia="en-GB"/>
+        </w:rPr>
+        <w:drawing>
+          <wp:inline distT="0" distB="0" distL="0" distR="0" wp14:anchorId="6C122716" wp14:editId="0F727A92">
+            <wp:extent cx="5759450" cy="2323914"/>
+            <wp:effectExtent l="0" t="0" r="0" b="635"/>
+            <wp:docPr id="1211105164" name="Picture 1"/>
+            <wp:cNvGraphicFramePr>
+              <a:graphicFrameLocks xmlns:a="http://schemas.openxmlformats.org/drawingml/2006/main" noChangeAspect="1"/>
+            </wp:cNvGraphicFramePr>
+            <a:graphic xmlns:a="http://schemas.openxmlformats.org/drawingml/2006/main">
+              <a:graphicData uri="http://schemas.openxmlformats.org/drawingml/2006/picture">
+                <pic:pic xmlns:pic="http://schemas.openxmlformats.org/drawingml/2006/picture">
+                  <pic:nvPicPr>
+                    <pic:cNvPr id="1211105164" name=""/>
+                    <pic:cNvPicPr/>
+                  </pic:nvPicPr>
+                  <pic:blipFill>
+                    <a:blip r:embed="rId21"/>
+                    <a:stretch>
+                      <a:fillRect/>
+                    </a:stretch>
+                  </pic:blipFill>
+                  <pic:spPr>
+                    <a:xfrm>
+                      <a:off x="0" y="0"/>
+                      <a:ext cx="5759450" cy="2323914"/>
+                    </a:xfrm>
+                    <a:prstGeom prst="rect">
+                      <a:avLst/>
+                    </a:prstGeom>
+                  </pic:spPr>
+                </pic:pic>
+              </a:graphicData>
+            </a:graphic>
+          </wp:inline>
+        </w:drawing>
+      </w:r>
+    </w:p>
+    <w:p>
+      <w:pPr>
+        <w:spacing w:line="360" w:lineRule="auto"/>
+        <w:ind w:firstLine="709"/>
+        <w:jc w:val="both"/>
+        <w:rPr>
+          <w:rFonts w:eastAsia="Times New Roman"/>
+          <w:sz w:val="20"/>
+          <w:szCs w:val="20"/>
+          <w:lang w:eastAsia="en-GB"/>
+        </w:rPr>
+      </w:pPr>
+    </w:p>
+    <w:p>
+      <w:pPr>
+        <w:spacing w:line="360" w:lineRule="auto"/>
+        <w:ind w:firstLine="709"/>
+        <w:jc w:val="both"/>
+        <w:rPr>
+          <w:rFonts w:eastAsia="Arial"/>
+          <w:lang w:eastAsia="en-GB"/>
+        </w:rPr>
+      </w:pPr>
+      <w:r>
+        <w:rPr>
+          <w:rFonts w:eastAsia="Arial"/>
+          <w:lang w:eastAsia="en-GB"/>
+        </w:rPr>
+        <w:t>Não se está, portanto, diante de um ente que nunca elaborou plano de carreira adequado e que precisa de tempo para fazê-lo — hipótese para a qual foi concebida a modulação do Tema 1.218. Está-se diante de um ente que já tinha plano, comprovou que o modelo era viável, e escolheu congelar os salários. A distinção é radical.</w:t>
+      </w:r>
+    </w:p>
+    <w:p>
+      <w:pPr>
+        <w:tabs>
+          <w:tab w:val="left" w:pos="0"/>
+        </w:tabs>
+        <w:spacing w:line="360" w:lineRule="auto"/>
+        <w:jc w:val="both"/>
+        <w:rPr>
+          <w:rFonts w:eastAsia="Times New Roman"/>
+          <w:color w:val="000000"/>
+        </w:rPr>
+      </w:pPr>
+    </w:p>
+    <w:p>
+      <w:pPr>
+        <w:tabs>
+          <w:tab w:val="left" w:pos="0"/>
+        </w:tabs>
+        <w:spacing w:line="360" w:lineRule="auto"/>
+        <w:jc w:val="both"/>
+        <w:rPr>
+          <w:rFonts w:eastAsia="Times New Roman"/>
+          <w:color w:val="000000"/>
+        </w:rPr>
+      </w:pPr>
+      <w:r>
+        <w:rPr>
+          <w:rFonts w:eastAsia="Times New Roman"/>
+          <w:noProof/>
+          <w:color w:val="000000"/>
+        </w:rPr>
+        <w:lastRenderedPageBreak/>
+        <mc:AlternateContent>
+          <mc:Choice Requires="wps">
+            <w:drawing>
+              <wp:anchor distT="0" distB="0" distL="114300" distR="114300" simplePos="0" relativeHeight="251665408" behindDoc="0" locked="0" layoutInCell="1" allowOverlap="1" wp14:anchorId="35D4E504" wp14:editId="4362AA36">
+                <wp:simplePos x="0" y="0"/>
+                <wp:positionH relativeFrom="column">
+                  <wp:posOffset>2580640</wp:posOffset>
+                </wp:positionH>
+                <wp:positionV relativeFrom="paragraph">
+                  <wp:posOffset>497840</wp:posOffset>
+                </wp:positionV>
+                <wp:extent cx="0" cy="2031365"/>
+                <wp:effectExtent l="19050" t="0" r="19050" b="26035"/>
+                <wp:wrapNone/>
+                <wp:docPr id="3" name="Straight Connector 2">
+                  <a:extLst xmlns:a="http://schemas.openxmlformats.org/drawingml/2006/main">
+                    <a:ext uri="{FF2B5EF4-FFF2-40B4-BE49-F238E27FC236}">
+                      <a16:creationId xmlns:a16="http://schemas.microsoft.com/office/drawing/2014/main" id="{0D8EAD68-A9F1-C3B1-846E-91149DC12C46}"/>
+                    </a:ext>
+                  </a:extLst>
+                </wp:docPr>
+                <wp:cNvGraphicFramePr/>
+                <a:graphic xmlns:a="http://schemas.openxmlformats.org/drawingml/2006/main">
+                  <a:graphicData uri="http://schemas.microsoft.com/office/word/2010/wordprocessingShape">
+                    <wps:wsp>
+                      <wps:cNvCnPr/>
+                      <wps:spPr>
+                        <a:xfrm>
+                          <a:off x="0" y="0"/>
+                          <a:ext cx="0" cy="2031365"/>
+                        </a:xfrm>
+                        <a:prstGeom prst="line">
+                          <a:avLst/>
+                        </a:prstGeom>
+                        <a:noFill/>
+                        <a:ln w="28575" cap="flat" cmpd="sng" algn="ctr">
+                          <a:solidFill>
+                            <a:srgbClr val="FF0000"/>
+                          </a:solidFill>
+                          <a:prstDash val="dash"/>
+                        </a:ln>
+                        <a:effectLst/>
+                      </wps:spPr>
+                      <wps:bodyPr/>
+                    </wps:wsp>
+                  </a:graphicData>
+                </a:graphic>
+                <wp14:sizeRelH relativeFrom="margin">
+                  <wp14:pctWidth>0</wp14:pctWidth>
+                </wp14:sizeRelH>
+                <wp14:sizeRelV relativeFrom="margin">
+                  <wp14:pctHeight>0</wp14:pctHeight>
+                </wp14:sizeRelV>
+              </wp:anchor>
+            </w:drawing>
+          </mc:Choice>
+          <mc:Fallback>
+            <w:pict>
+              <v:line w14:anchorId="1AD3593B" id="Straight Connector 2" o:spid="_x0000_s1026" style="position:absolute;z-index:251665408;visibility:visible;mso-wrap-style:square;mso-width-percent:0;mso-height-percent:0;mso-wrap-distance-left:9pt;mso-wrap-distance-top:0;mso-wrap-distance-right:9pt;mso-wrap-distance-bottom:0;mso-position-horizontal:absolute;mso-position-horizontal-relative:text;mso-position-vertical:absolute;mso-position-vertical-relative:text;mso-width-percent:0;mso-height-percent:0;mso-width-relative:margin;mso-height-relative:margin" from="203.2pt,39.2pt" to="203.2pt,199.15pt" o:gfxdata="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" strokecolor="red" strokeweight="2.25pt">
+                <v:stroke dashstyle="dash"/>
+              </v:line>
+            </w:pict>
+          </mc:Fallback>
+        </mc:AlternateContent>
+      </w:r>
+      <w:r>
+        <w:rPr>
+          <w:rFonts w:eastAsia="Times New Roman"/>
+          <w:noProof/>
+          <w:color w:val="000000"/>
+        </w:rPr>
+        <w:drawing>
+          <wp:inline distT="0" distB="0" distL="0" distR="0" wp14:anchorId="3B28B8B4" wp14:editId="24429820">
+            <wp:extent cx="6030595" cy="3041650"/>
+            <wp:effectExtent l="0" t="0" r="8255" b="6350"/>
+            <wp:docPr id="551385740" name="Chart 1">
+              <a:extLst xmlns:a="http://schemas.openxmlformats.org/drawingml/2006/main">
+                <a:ext uri="{FF2B5EF4-FFF2-40B4-BE49-F238E27FC236}">
+                  <a16:creationId xmlns:a16="http://schemas.microsoft.com/office/drawing/2014/main" id="{ACE7406E-4778-F0C6-5F44-D00D8B56F0F5}"/>
+                </a:ext>
+              </a:extLst>
+            </wp:docPr>
+            <wp:cNvGraphicFramePr/>
+            <a:graphic xmlns:a="http://schemas.openxmlformats.org/drawingml/2006/main">
+              <a:graphicData uri="http://schemas.openxmlformats.org/drawingml/2006/chart">
+                <c:chart xmlns:c="http://schemas.openxmlformats.org/drawingml/2006/chart" xmlns:r="http://schemas.openxmlformats.org/officeDocument/2006/relationships" r:id="rId22"/>
+              </a:graphicData>
+            </a:graphic>
+          </wp:inline>
+        </w:drawing>
+      </w:r>
+      <w:r>
+        <w:rPr>
+          <w:rFonts w:eastAsia="Times New Roman"/>
+          <w:noProof/>
+          <w:lang w:eastAsia="en-US"/>
         </w:rPr>
         <w:t xml:space="preserve"> </w:t>
       </w:r>
-      <w:r>
-        <w:rPr>
-          <w:rFonts w:eastAsia="Calibri"/>
-        </w:rPr>
-        <w:t>§4º, inciso II, do CPC</w:t>
-      </w:r>
-      <w:r>
-        <w:rPr>
-          <w:rFonts w:eastAsia="Calibri"/>
+    </w:p>
+    <w:p>
+      <w:pPr>
+        <w:spacing w:line="360" w:lineRule="auto"/>
+        <w:ind w:firstLine="709"/>
+        <w:jc w:val="both"/>
+        <w:rPr>
+          <w:rFonts w:eastAsia="Times New Roman"/>
+          <w:sz w:val="20"/>
+          <w:szCs w:val="20"/>
+          <w:lang w:eastAsia="en-GB"/>
+        </w:rPr>
+      </w:pPr>
+    </w:p>
+    <w:p>
+      <w:pPr>
+        <w:spacing w:before="240" w:line="360" w:lineRule="auto"/>
+        <w:jc w:val="both"/>
+        <w:rPr>
+          <w:rFonts w:eastAsia="Arial"/>
+          <w:b/>
+          <w:bCs/>
+          <w:color w:val="215E99"/>
+          <w:u w:val="single"/>
+          <w:lang w:eastAsia="en-GB"/>
+        </w:rPr>
+      </w:pPr>
+      <w:r>
+        <w:rPr>
+          <w:rFonts w:eastAsia="Arial"/>
+          <w:b/>
+          <w:bCs/>
+          <w:color w:val="215E99"/>
+          <w:u w:val="single"/>
+          <w:lang w:eastAsia="en-GB"/>
+        </w:rPr>
+        <w:t>C.4) O Estado do Rio de Janeiro descumpre também sua própria legislação estadual vigente.</w:t>
+      </w:r>
+    </w:p>
+    <w:p>
+      <w:pPr>
+        <w:spacing w:before="240" w:line="360" w:lineRule="auto"/>
+        <w:jc w:val="both"/>
+        <w:rPr>
+          <w:rFonts w:eastAsia="Times New Roman"/>
+          <w:sz w:val="20"/>
+          <w:szCs w:val="20"/>
+          <w:lang w:eastAsia="en-GB"/>
+        </w:rPr>
+      </w:pPr>
+    </w:p>
+    <w:p>
+      <w:pPr>
+        <w:spacing w:line="360" w:lineRule="auto"/>
+        <w:ind w:firstLine="709"/>
+        <w:jc w:val="both"/>
+        <w:rPr>
+          <w:rFonts w:eastAsia="Arial"/>
+          <w:lang w:eastAsia="en-GB"/>
+        </w:rPr>
+      </w:pPr>
+      <w:r>
+        <w:rPr>
+          <w:rFonts w:eastAsia="Arial"/>
+          <w:lang w:eastAsia="en-GB"/>
+        </w:rPr>
+        <w:t>A Lei Estadual nº 5.584/2009 previa, em seu Anexo II, uma tabela progressiva de vencimentos com reajustes programados até outubro de 2015. Em 2024, o valor pago ao Docente II de 22h na Referência 1 era de R$ 1.125,56 — quando a lei estadual de 2009 já havia fixado R$ 1.455,73 para aquela categoria em 2015. O Estado paga, em 2024, valor inferior ao que sua própria lei garantia há quase dez anos.</w:t>
+      </w:r>
+    </w:p>
+    <w:p>
+      <w:pPr>
+        <w:spacing w:line="360" w:lineRule="auto"/>
+        <w:ind w:firstLine="709"/>
+        <w:jc w:val="both"/>
+        <w:rPr>
+          <w:rFonts w:eastAsia="Times New Roman"/>
+          <w:sz w:val="20"/>
+          <w:szCs w:val="20"/>
+          <w:lang w:eastAsia="en-GB"/>
+        </w:rPr>
+      </w:pPr>
+    </w:p>
+    <w:p>
+      <w:pPr>
+        <w:spacing w:line="360" w:lineRule="auto"/>
+        <w:ind w:firstLine="709"/>
+        <w:jc w:val="both"/>
+        <w:rPr>
+          <w:rFonts w:eastAsia="Arial"/>
+          <w:lang w:eastAsia="en-GB"/>
+        </w:rPr>
+      </w:pPr>
+      <w:r>
+        <w:rPr>
+          <w:rFonts w:eastAsia="Arial"/>
+          <w:lang w:eastAsia="en-GB"/>
+        </w:rPr>
+        <w:t xml:space="preserve">Esse argumento é </w:t>
+      </w:r>
+      <w:r>
+        <w:rPr>
+          <w:rFonts w:eastAsia="Arial"/>
+          <w:b/>
+          <w:bCs/>
+          <w:lang w:eastAsia="en-GB"/>
+        </w:rPr>
+        <w:t>inteiramente autônomo</w:t>
+      </w:r>
+      <w:r>
+        <w:rPr>
+          <w:rFonts w:eastAsia="Arial"/>
+          <w:lang w:eastAsia="en-GB"/>
+        </w:rPr>
+        <w:t xml:space="preserve"> em relação ao debate sobre o piso federal: um ente federativo que remunera seus servidores abaixo do que sua própria lei determina viola o princípio da legalidade estrita, previsto no </w:t>
+      </w:r>
+      <w:r>
+        <w:rPr>
+          <w:rFonts w:eastAsia="Arial"/>
+          <w:b/>
+          <w:bCs/>
+          <w:lang w:eastAsia="en-GB"/>
+        </w:rPr>
+        <w:t>art. 37, caput, da Constituição Federal</w:t>
+      </w:r>
+      <w:r>
+        <w:rPr>
+          <w:rFonts w:eastAsia="Arial"/>
+          <w:lang w:eastAsia="en-GB"/>
+        </w:rPr>
+        <w:t>, independentemente de qualquer tese de repercussão geral. O Tema 1.218 não tem nada a dizer sobre esse ponto.</w:t>
+      </w:r>
+    </w:p>
+    <w:p>
+      <w:pPr>
+        <w:spacing w:line="360" w:lineRule="auto"/>
+        <w:ind w:firstLine="709"/>
+        <w:jc w:val="both"/>
+        <w:rPr>
+          <w:rFonts w:eastAsia="Arial"/>
+          <w:lang w:eastAsia="en-GB"/>
+        </w:rPr>
+      </w:pPr>
+    </w:p>
+    <w:p>
+      <w:pPr>
+        <w:spacing w:before="240" w:line="360" w:lineRule="auto"/>
+        <w:jc w:val="both"/>
+        <w:rPr>
+          <w:rFonts w:eastAsia="Arial"/>
+          <w:b/>
+          <w:bCs/>
+          <w:color w:val="215E99"/>
+          <w:u w:val="single"/>
+          <w:lang w:eastAsia="en-GB"/>
+        </w:rPr>
+      </w:pPr>
+      <w:r>
+        <w:rPr>
+          <w:rFonts w:eastAsia="Arial"/>
+          <w:b/>
+          <w:bCs/>
+          <w:color w:val="215E99"/>
+          <w:u w:val="single"/>
+          <w:lang w:eastAsia="en-GB"/>
+        </w:rPr>
+        <w:t>C.5) O que o TJRJ faz é aplicar lei estadual vigente, não criar reajuste por isonomia.</w:t>
+      </w:r>
+    </w:p>
+    <w:p>
+      <w:pPr>
+        <w:spacing w:before="240" w:line="360" w:lineRule="auto"/>
+        <w:jc w:val="both"/>
+        <w:rPr>
+          <w:rFonts w:eastAsia="Times New Roman"/>
+          <w:sz w:val="20"/>
+          <w:szCs w:val="20"/>
+          <w:lang w:eastAsia="en-GB"/>
+        </w:rPr>
+      </w:pPr>
+    </w:p>
+    <w:p>
+      <w:pPr>
+        <w:spacing w:line="360" w:lineRule="auto"/>
+        <w:ind w:firstLine="709"/>
+        <w:jc w:val="both"/>
+        <w:rPr>
+          <w:rFonts w:eastAsia="Arial"/>
+          <w:lang w:eastAsia="en-GB"/>
+        </w:rPr>
+      </w:pPr>
+      <w:r>
+        <w:rPr>
+          <w:rFonts w:eastAsia="Arial"/>
+          <w:lang w:eastAsia="en-GB"/>
+        </w:rPr>
+        <w:lastRenderedPageBreak/>
+        <w:t>A Súmula Vinculante 37 proíbe o reajuste por isonomia. O art. 37, X, da Constituição Federal proíbe que o Poder Judiciário substitua o Legislativo na fixação de vencimentos. Essas vedações são reais, relevantes e merecem ser levadas a sério. Mas, precisamente por isso, exigem que se identifique com rigor quem, no caso concreto, estaria invadindo a competência legislativa — e a resposta é a oposta à que o Estado sustenta.</w:t>
+      </w:r>
+    </w:p>
+    <w:p>
+      <w:pPr>
+        <w:spacing w:line="360" w:lineRule="auto"/>
+        <w:ind w:firstLine="709"/>
+        <w:jc w:val="both"/>
+        <w:rPr>
+          <w:rFonts w:eastAsia="Arial"/>
+          <w:lang w:eastAsia="en-GB"/>
+        </w:rPr>
+      </w:pPr>
+    </w:p>
+    <w:p>
+      <w:pPr>
+        <w:spacing w:line="360" w:lineRule="auto"/>
+        <w:ind w:firstLine="709"/>
+        <w:jc w:val="both"/>
+        <w:rPr>
+          <w:rFonts w:eastAsia="Arial"/>
+          <w:lang w:eastAsia="en-GB"/>
+        </w:rPr>
+      </w:pPr>
+      <w:r>
+        <w:rPr>
+          <w:rFonts w:eastAsia="Arial"/>
+          <w:lang w:eastAsia="en-GB"/>
+        </w:rPr>
+        <w:t xml:space="preserve">O TJRJ, ao determinar o cumprimento do art. 3º da Lei Estadual nº 5.539/2009 e do art. 3º, parágrafo único, da Lei Estadual nº 5.584/2009, não cria nenhuma norma. Não extrai percentual implícito de tabela alguma. Não constrói fórmula remuneratória que o legislador estadual teria se omitido em prever. O interstício de 12% entre referências está expresso, textual e cogentemente positivado nessas leis, editadas em 2009, em pleno vigor, jamais revogadas. O julgador não inventou nada: leu a lei, verificou que ela determina o escalonamento de 12%, verificou que o Estado não a cumpre, e determinou seu cumprimento. </w:t>
+      </w:r>
+      <w:r>
+        <w:rPr>
+          <w:rFonts w:eastAsia="Arial"/>
+          <w:color w:val="000000"/>
+          <w:szCs w:val="20"/>
+          <w:lang w:eastAsia="en-GB"/>
+        </w:rPr>
+        <w:t>Essas são as funções desempenhadas pelos juízes, conforme estipulado pela Constituição.</w:t>
+      </w:r>
+    </w:p>
+    <w:p>
+      <w:pPr>
+        <w:spacing w:line="360" w:lineRule="auto"/>
+        <w:ind w:firstLine="709"/>
+        <w:jc w:val="both"/>
+        <w:rPr>
+          <w:rFonts w:eastAsia="Arial"/>
+          <w:lang w:eastAsia="en-GB"/>
+        </w:rPr>
+      </w:pPr>
+    </w:p>
+    <w:p>
+      <w:pPr>
+        <w:spacing w:line="360" w:lineRule="auto"/>
+        <w:ind w:firstLine="709"/>
+        <w:jc w:val="both"/>
+        <w:rPr>
+          <w:rFonts w:eastAsia="Arial"/>
+          <w:lang w:eastAsia="en-GB"/>
+        </w:rPr>
+      </w:pPr>
+      <w:r>
+        <w:rPr>
+          <w:rFonts w:eastAsia="Arial"/>
+          <w:lang w:eastAsia="en-GB"/>
+        </w:rPr>
+        <w:t>Agora consideremos o cenário inverso — aquele que o Estado pretende que prevaleça: o sobrestamento é mantido, o Tema 1.218 é aplicado ao caso fluminense sem análise aprofundada, a modulação é aceita pelos outros ministros, e o Estado recebe prazo de 24 meses para "elaborar ou adequar" seu plano de carreira. Esse cenário exige que alguém produza um efeito jurídico que nenhum dos três poderes fluminenses produziu: a revogação ou suspensão das Leis 5.539/2009 e 5.584/2009. A Assembleia Legislativa do Estado do Rio de Janeiro não as revogou. O Governador não as vetou. O TJRJ não as declarou inconstitucionais. Essas leis estão em vigor.</w:t>
+      </w:r>
+    </w:p>
+    <w:p>
+      <w:pPr>
+        <w:spacing w:line="360" w:lineRule="auto"/>
+        <w:ind w:firstLine="709"/>
+        <w:jc w:val="both"/>
+        <w:rPr>
+          <w:rFonts w:eastAsia="Arial"/>
+          <w:lang w:eastAsia="en-GB"/>
+        </w:rPr>
+      </w:pPr>
+    </w:p>
+    <w:p>
+      <w:pPr>
+        <w:spacing w:line="360" w:lineRule="auto"/>
+        <w:ind w:firstLine="709"/>
+        <w:jc w:val="both"/>
+        <w:rPr>
+          <w:rFonts w:eastAsia="Arial"/>
+          <w:lang w:eastAsia="en-GB"/>
+        </w:rPr>
+      </w:pPr>
+      <w:r>
+        <w:rPr>
+          <w:rFonts w:eastAsia="Arial"/>
+          <w:lang w:eastAsia="en-GB"/>
+        </w:rPr>
+        <w:t xml:space="preserve">Para que o Estado receba o prazo da modulação proposta pelo Relator — para que se trate o ERJ como se nunca tivesse adequado seu plano de carreira —, seria necessário ignorar duas leis estaduais vigentes. E quem as ignoraria? O STF. Pela via do sobrestamento fundado no Tema 1.218, o Supremo estaria, na prática, produzindo sobre as Leis 5.539/2009 e 5.584/2009 um efeito que ele não tem competência para produzir — nem pela via do recurso extraordinário, nem pela via da repercussão geral. A Súmula 280 do próprio STF é clara: "Por ofensa a direito local não cabe recurso extraordinário." A interpretação de lei estadual é matéria reservada à jurisdição ordinária do </w:t>
+      </w:r>
+      <w:r>
+        <w:rPr>
+          <w:rFonts w:eastAsia="Arial"/>
+          <w:lang w:eastAsia="en-GB"/>
+        </w:rPr>
+        <w:lastRenderedPageBreak/>
+        <w:t>tribunal de origem. O STF não pode, em recurso extraordinário, reinterpretar, afastar ou neutralizar os efeitos de lei estadual vigente — e é exatamente isso que ocorre enquanto o sobrestamento baseado no Tema 1.218 é mantido no caso fluminense.</w:t>
+      </w:r>
+    </w:p>
+    <w:p>
+      <w:pPr>
+        <w:spacing w:line="360" w:lineRule="auto"/>
+        <w:ind w:firstLine="709"/>
+        <w:jc w:val="both"/>
+        <w:rPr>
+          <w:rFonts w:eastAsia="Arial"/>
+          <w:lang w:eastAsia="en-GB"/>
+        </w:rPr>
+      </w:pPr>
+    </w:p>
+    <w:p>
+      <w:pPr>
+        <w:spacing w:line="360" w:lineRule="auto"/>
+        <w:ind w:firstLine="709"/>
+        <w:jc w:val="both"/>
+        <w:rPr>
+          <w:rFonts w:eastAsia="Arial"/>
+          <w:lang w:eastAsia="en-GB"/>
+        </w:rPr>
+      </w:pPr>
+      <w:r>
+        <w:rPr>
+          <w:rFonts w:eastAsia="Arial"/>
+          <w:lang w:eastAsia="en-GB"/>
+        </w:rPr>
+        <w:t>Há, portanto, uma inversão completa no argumento do Estado: a violação à separação dos poderes e à Súmula Vinculante 37 não está, na realidade, na Decisão do TJRJ que determina o cumprimento das leis estaduais. Está na pretensão de que o STF, pela via reflexa do sobrestamento, produza sobre legislação estadual vigente o efeito de uma revogação que o legislador estadual jamais promulgou. Quem estaria legislando no lugar do legislativo não seria o TJRJ — seria o próprio STF, ao apagar, com um instrumento processual de repercussão geral, duas leis estaduais para cuja análise não possui competência e cujo conteúdo nunca examinou.</w:t>
+      </w:r>
+    </w:p>
+    <w:p>
+      <w:pPr>
+        <w:spacing w:line="360" w:lineRule="auto"/>
+        <w:ind w:firstLine="709"/>
+        <w:jc w:val="both"/>
+        <w:rPr>
+          <w:rFonts w:eastAsia="Arial"/>
+          <w:lang w:eastAsia="en-GB"/>
+        </w:rPr>
+      </w:pPr>
+    </w:p>
+    <w:p>
+      <w:pPr>
+        <w:spacing w:line="360" w:lineRule="auto"/>
+        <w:ind w:firstLine="709"/>
+        <w:jc w:val="both"/>
+        <w:rPr>
+          <w:rFonts w:eastAsia="Arial"/>
+          <w:lang w:eastAsia="en-GB"/>
+        </w:rPr>
+      </w:pPr>
+      <w:r>
+        <w:rPr>
+          <w:rFonts w:eastAsia="Arial"/>
+          <w:lang w:eastAsia="en-GB"/>
+        </w:rPr>
+        <w:t>O TJRJ aplicou a lei. O Estado não a cumpriu. O que se pede nesta ação é que a lei seja cumprida. Não há nada aqui que o art. 37, X, da CF ou a Súmula Vinculante 37 proíbam — porque não há fixação judicial de vencimentos, há determinação judicial de cumprimento de lei que os fixou.</w:t>
+      </w:r>
+    </w:p>
+    <w:p>
+      <w:pPr>
+        <w:spacing w:line="360" w:lineRule="auto"/>
+        <w:ind w:firstLine="709"/>
+        <w:jc w:val="both"/>
+        <w:rPr>
+          <w:rFonts w:eastAsia="Arial"/>
+          <w:lang w:eastAsia="en-GB"/>
+        </w:rPr>
+      </w:pPr>
+    </w:p>
+    <w:p>
+      <w:pPr>
+        <w:spacing w:before="240" w:line="360" w:lineRule="auto"/>
+        <w:jc w:val="both"/>
+        <w:rPr>
+          <w:rFonts w:eastAsia="Arial"/>
+          <w:b/>
+          <w:bCs/>
+          <w:color w:val="215E99"/>
+          <w:u w:val="single"/>
+          <w:lang w:eastAsia="en-GB"/>
+        </w:rPr>
+      </w:pPr>
+      <w:r>
+        <w:rPr>
+          <w:rFonts w:eastAsia="Arial"/>
+          <w:b/>
+          <w:bCs/>
+          <w:color w:val="215E99"/>
+          <w:u w:val="single"/>
+          <w:lang w:eastAsia="en-GB"/>
+        </w:rPr>
+        <w:t>C.6) O TJRJ é o único juízo competente para interpretar e aplicar as Leis Estaduais 5.539/2009 e 5.584/2009 — e o faz corretamente ao determiná-las cumpridas</w:t>
+      </w:r>
+    </w:p>
+    <w:p>
+      <w:pPr>
+        <w:spacing w:before="240" w:line="360" w:lineRule="auto"/>
+        <w:jc w:val="both"/>
+        <w:rPr>
+          <w:rFonts w:eastAsia="Times New Roman"/>
+          <w:sz w:val="20"/>
+          <w:szCs w:val="20"/>
+          <w:lang w:eastAsia="en-GB"/>
+        </w:rPr>
+      </w:pPr>
+    </w:p>
+    <w:p>
+      <w:pPr>
+        <w:spacing w:line="360" w:lineRule="auto"/>
+        <w:ind w:firstLine="709"/>
+        <w:jc w:val="both"/>
+        <w:rPr>
+          <w:rFonts w:eastAsia="Arial"/>
+          <w:lang w:eastAsia="en-GB"/>
+        </w:rPr>
+      </w:pPr>
+      <w:r>
+        <w:rPr>
+          <w:rFonts w:eastAsia="Arial"/>
+          <w:lang w:eastAsia="en-GB"/>
+        </w:rPr>
+        <w:t>A distribuição constitucional de competências impõe uma limitação que o Estado não pode superar por via do sobrestamento: a interpretação e a aplicação das Leis Estaduais nº 5.539/2009 e nº 5.584/2009 — que positivam o interstício de 12% entre referências e estruturam os vencimentos do magistério fluminense — são matéria de direito local, insuscetível de reexame em sede de recurso extraordinário.</w:t>
+      </w:r>
+    </w:p>
+    <w:p>
+      <w:pPr>
+        <w:spacing w:line="360" w:lineRule="auto"/>
+        <w:ind w:firstLine="709"/>
+        <w:jc w:val="both"/>
+        <w:rPr>
+          <w:rFonts w:eastAsia="Arial"/>
+          <w:lang w:eastAsia="en-GB"/>
+        </w:rPr>
+      </w:pPr>
+    </w:p>
+    <w:p>
+      <w:pPr>
+        <w:spacing w:line="360" w:lineRule="auto"/>
+        <w:ind w:firstLine="709"/>
+        <w:jc w:val="both"/>
+        <w:rPr>
+          <w:rFonts w:eastAsia="Arial"/>
+          <w:lang w:eastAsia="en-GB"/>
+        </w:rPr>
+      </w:pPr>
+      <w:r>
+        <w:rPr>
+          <w:rFonts w:eastAsia="Arial"/>
+          <w:lang w:eastAsia="en-GB"/>
+        </w:rPr>
+        <w:t>A Súmula 280 do STF é expressa: "</w:t>
+      </w:r>
+      <w:r>
+        <w:rPr>
+          <w:rFonts w:eastAsia="Arial"/>
+          <w:i/>
+          <w:iCs/>
+          <w:lang w:eastAsia="en-GB"/>
+        </w:rPr>
+        <w:t>Por ofensa a direito local não cabe recurso extraordinário</w:t>
+      </w:r>
+      <w:r>
+        <w:rPr>
+          <w:rFonts w:eastAsia="Arial"/>
+          <w:lang w:eastAsia="en-GB"/>
+        </w:rPr>
+        <w:t>." A jurisprudência do Supremo é reiterada no sentido de que é infraconstitucional a controvérsia fundada na interpretação de lei local relativa a servidor público estadual, sendo inviável o reexame da legislação local pertinente na via extraordinária.</w:t>
+      </w:r>
+    </w:p>
+    <w:p>
+      <w:pPr>
+        <w:spacing w:line="360" w:lineRule="auto"/>
+        <w:ind w:firstLine="709"/>
+        <w:jc w:val="both"/>
+        <w:rPr>
+          <w:rFonts w:eastAsia="Arial"/>
+          <w:lang w:eastAsia="en-GB"/>
+        </w:rPr>
+      </w:pPr>
+    </w:p>
+    <w:p>
+      <w:pPr>
+        <w:spacing w:line="360" w:lineRule="auto"/>
+        <w:ind w:firstLine="709"/>
+        <w:jc w:val="both"/>
+        <w:rPr>
+          <w:rFonts w:eastAsia="Arial"/>
+          <w:lang w:eastAsia="en-GB"/>
+        </w:rPr>
+      </w:pPr>
+      <w:r>
+        <w:rPr>
+          <w:rFonts w:eastAsia="Arial"/>
+          <w:lang w:eastAsia="en-GB"/>
+        </w:rPr>
+        <w:t>Isso produz uma consequência processual de primeira ordem: o STF, ao julgar o Tema 1.218, não tem competência para interpretar as leis estaduais fluminenses de 2009, tampouco para determinar que o TJRJ deixe de aplicá-las. O leading case do Tema 1.218 tratou da Lei Complementar Estadual paulista nº 836/1997 — lei de outro estado, outro plano normativo, outro contexto histórico. O que o STF decide sobre a legislação paulista não vincula, por via de repercussão geral, a interpretação que o TJRJ faz das leis estaduais fluminenses — porque essas leis são de competência exclusiva da jurisdição estadual.</w:t>
+      </w:r>
+    </w:p>
+    <w:p>
+      <w:pPr>
+        <w:spacing w:line="360" w:lineRule="auto"/>
+        <w:ind w:firstLine="709"/>
+        <w:jc w:val="both"/>
+        <w:rPr>
+          <w:rFonts w:eastAsia="Arial"/>
+          <w:lang w:eastAsia="en-GB"/>
+        </w:rPr>
+      </w:pPr>
+    </w:p>
+    <w:p>
+      <w:pPr>
+        <w:spacing w:line="360" w:lineRule="auto"/>
+        <w:ind w:firstLine="709"/>
+        <w:jc w:val="both"/>
+        <w:rPr>
+          <w:rFonts w:eastAsia="Arial"/>
+          <w:lang w:eastAsia="en-GB"/>
+        </w:rPr>
+      </w:pPr>
+      <w:r>
+        <w:rPr>
+          <w:rFonts w:eastAsia="Arial"/>
+          <w:lang w:eastAsia="en-GB"/>
+        </w:rPr>
+        <w:t>Quando o TJRJ determina que o art. 3º da Lei 5.539/2009 e o art. 3º, parágrafo único, da Lei 5.584/2009 sejam cumpridos — aplicando o interstício de 12% entre referências a partir do piso federal proporcional —, não está criando nenhuma tese constitucional passível de controle pelo STF via repercussão geral. Está exercendo sua função jurisdicional típica: aplicar lei estadual vigente, em vigor, nunca revogada, ao caso concreto. Esse ato é jurisdicional, não legislativo. É local, não federal. É ordinário, não extraordinário.</w:t>
+      </w:r>
+    </w:p>
+    <w:p>
+      <w:pPr>
+        <w:spacing w:line="360" w:lineRule="auto"/>
+        <w:ind w:firstLine="709"/>
+        <w:jc w:val="both"/>
+        <w:rPr>
+          <w:rFonts w:eastAsia="Arial"/>
+          <w:lang w:eastAsia="en-GB"/>
+        </w:rPr>
+      </w:pPr>
+    </w:p>
+    <w:p>
+      <w:pPr>
+        <w:spacing w:line="360" w:lineRule="auto"/>
+        <w:ind w:firstLine="709"/>
+        <w:jc w:val="both"/>
+        <w:rPr>
+          <w:rFonts w:eastAsia="Times New Roman"/>
+          <w:sz w:val="20"/>
+          <w:szCs w:val="20"/>
+          <w:lang w:eastAsia="en-GB"/>
+        </w:rPr>
+      </w:pPr>
+      <w:r>
+        <w:rPr>
+          <w:rFonts w:eastAsia="Arial"/>
+          <w:lang w:eastAsia="en-GB"/>
+        </w:rPr>
+        <w:t>O sobrestamento fundado no Tema 1.218 pressupõe que o TJRJ estaria fazendo o que o Colégio Recursal de Votuporanga fez: criando judicialmente um percentual sem base legal. Mas como demonstrado nas distinções anteriores — e agora reforçado sob o ângulo da competência —, o TJRJ não cria percentual algum. Aplica percentual já positivado em lei estadual cuja interpretação lhe é constitucionalmente reservada. Sobrestar essa aplicação equivale a impedir que o TJRJ exerça a competência que a Constituição Federal lhe atribuiu com exclusividade, o que inverte a lógica do sistema e compromete a autonomia jurisdicional dos Tribunais de Justiça estaduais</w:t>
+      </w:r>
+    </w:p>
+    <w:p>
+      <w:pPr>
+        <w:spacing w:line="360" w:lineRule="auto"/>
+        <w:jc w:val="center"/>
+        <w:rPr>
+          <w:rFonts w:eastAsia="Times New Roman"/>
+          <w:sz w:val="10"/>
+          <w:szCs w:val="10"/>
+          <w:lang w:eastAsia="en-GB"/>
+        </w:rPr>
+      </w:pPr>
+    </w:p>
+    <w:p>
+      <w:pPr>
+        <w:spacing w:before="280" w:line="360" w:lineRule="auto"/>
+        <w:jc w:val="center"/>
+        <w:rPr>
+          <w:rFonts w:eastAsia="Arial"/>
+          <w:b/>
+          <w:bCs/>
+          <w:color w:val="0F4761"/>
+          <w:lang w:eastAsia="en-GB"/>
+        </w:rPr>
+      </w:pPr>
+      <w:r>
+        <w:rPr>
+          <w:rFonts w:eastAsia="Arial"/>
+          <w:b/>
+          <w:bCs/>
+          <w:color w:val="0F4761"/>
+          <w:lang w:eastAsia="en-GB"/>
+        </w:rPr>
+        <w:t>D) DA INAPLICABILIDADE DA MODULAÇÃO DE 24 MESES</w:t>
+      </w:r>
+    </w:p>
+    <w:p>
+      <w:pPr>
+        <w:spacing w:before="280" w:line="360" w:lineRule="auto"/>
+        <w:rPr>
+          <w:rFonts w:eastAsia="Times New Roman"/>
+          <w:sz w:val="2"/>
+          <w:szCs w:val="2"/>
+          <w:lang w:eastAsia="en-GB"/>
+        </w:rPr>
+      </w:pPr>
+    </w:p>
+    <w:p>
+      <w:pPr>
+        <w:spacing w:line="360" w:lineRule="auto"/>
+        <w:ind w:firstLine="709"/>
+        <w:jc w:val="both"/>
+        <w:rPr>
+          <w:rFonts w:eastAsia="Arial"/>
+          <w:lang w:eastAsia="en-GB"/>
+        </w:rPr>
+      </w:pPr>
+      <w:r>
+        <w:rPr>
+          <w:rFonts w:eastAsia="Arial"/>
+          <w:lang w:eastAsia="en-GB"/>
+        </w:rPr>
+        <w:t xml:space="preserve">Quanto à eventual modulação de 24 meses para conceder aos entes federativos prazo para elaboração ou adequação de seus Planos de Carreira, impõe-se reconhecer que esse instrumento foi concebido para </w:t>
+      </w:r>
+      <w:r>
+        <w:rPr>
+          <w:rFonts w:eastAsia="Arial"/>
+          <w:b/>
+          <w:bCs/>
+          <w:u w:val="single"/>
+          <w:lang w:eastAsia="en-GB"/>
+        </w:rPr>
+        <w:t>entes que ainda não possuem plano adequado e precisam de tempo para criá-lo</w:t>
+      </w:r>
+      <w:r>
+        <w:rPr>
+          <w:rFonts w:eastAsia="Arial"/>
+          <w:lang w:eastAsia="en-GB"/>
         </w:rPr>
         <w:t>.</w:t>
       </w:r>
     </w:p>
     <w:p>
       <w:pPr>
-        <w:ind w:firstLine="1134"/>
-        <w:jc w:val="both"/>
-        <w:rPr>
-          <w:rFonts w:eastAsia="Calibri"/>
+        <w:spacing w:line="360" w:lineRule="auto"/>
+        <w:ind w:firstLine="709"/>
+        <w:jc w:val="both"/>
+        <w:rPr>
+          <w:rFonts w:eastAsia="Times New Roman"/>
+          <w:sz w:val="20"/>
+          <w:szCs w:val="20"/>
+          <w:lang w:eastAsia="en-GB"/>
+        </w:rPr>
+      </w:pPr>
+    </w:p>
+    <w:p>
+      <w:pPr>
+        <w:spacing w:line="360" w:lineRule="auto"/>
+        <w:ind w:firstLine="709"/>
+        <w:jc w:val="both"/>
+        <w:rPr>
+          <w:rFonts w:eastAsia="Times New Roman"/>
+          <w:sz w:val="20"/>
+          <w:szCs w:val="20"/>
+          <w:lang w:eastAsia="en-GB"/>
+        </w:rPr>
+      </w:pPr>
+      <w:r>
+        <w:rPr>
+          <w:rFonts w:eastAsia="Arial"/>
+          <w:lang w:eastAsia="en-GB"/>
+        </w:rPr>
+        <w:lastRenderedPageBreak/>
+        <w:t>O Estado do Rio de Janeiro possui plano de carreira desde a Lei 1.614/1990, o adequou ao piso nacional em 2009, e congelou os salários a partir de 2014. Não há plano a elaborar: há congelamento a desfazer. Conceder ao Estado o benefício da modulação seria tratar desigualmente situações desiguais — vedação elementar do princípio isonômico em sua dimensão material, pois a isonomia substancial exige que se trate desigualmente os desiguais na medida de sua desigualdade.</w:t>
+      </w:r>
+    </w:p>
+    <w:p>
+      <w:pPr>
+        <w:spacing w:line="360" w:lineRule="auto"/>
+        <w:jc w:val="center"/>
+        <w:rPr>
+          <w:rFonts w:eastAsia="Times New Roman"/>
+          <w:sz w:val="2"/>
+          <w:szCs w:val="2"/>
+          <w:lang w:eastAsia="en-GB"/>
+        </w:rPr>
+      </w:pPr>
+    </w:p>
+    <w:p>
+      <w:pPr>
+        <w:spacing w:before="280" w:line="360" w:lineRule="auto"/>
+        <w:jc w:val="center"/>
+        <w:rPr>
+          <w:rFonts w:eastAsia="Arial"/>
+          <w:b/>
+          <w:bCs/>
+          <w:color w:val="0F4761"/>
+          <w:lang w:eastAsia="en-GB"/>
+        </w:rPr>
+      </w:pPr>
+      <w:r>
+        <w:rPr>
+          <w:rFonts w:eastAsia="Arial"/>
+          <w:b/>
+          <w:bCs/>
+          <w:color w:val="0F4761"/>
+          <w:lang w:eastAsia="en-GB"/>
+        </w:rPr>
+        <w:t>E) DAS VIOLAÇÕES DECORRENTES DA MANUTENÇÃO DO SOBRESTAMENTO</w:t>
+      </w:r>
+    </w:p>
+    <w:p>
+      <w:pPr>
+        <w:spacing w:before="280" w:line="360" w:lineRule="auto"/>
+        <w:jc w:val="center"/>
+        <w:rPr>
+          <w:rFonts w:eastAsia="Times New Roman"/>
+          <w:color w:val="0F4761"/>
           <w:sz w:val="4"/>
           <w:szCs w:val="4"/>
+          <w:lang w:eastAsia="en-GB"/>
+        </w:rPr>
+      </w:pPr>
+    </w:p>
+    <w:p>
+      <w:pPr>
+        <w:spacing w:line="360" w:lineRule="auto"/>
+        <w:ind w:firstLine="709"/>
+        <w:jc w:val="both"/>
+        <w:rPr>
+          <w:rFonts w:eastAsia="Arial"/>
+          <w:lang w:eastAsia="en-GB"/>
+        </w:rPr>
+      </w:pPr>
+      <w:r>
+        <w:rPr>
+          <w:rFonts w:eastAsia="Arial"/>
+          <w:lang w:eastAsia="en-GB"/>
+        </w:rPr>
+        <w:t>A manutenção do sobrestamento no caso concreto — aplicado a processo que não guarda identidade de questão com o Tema 1.218 — não é apenas processualmente incorreta. É materialmente lesiva, pois perpetua, ao longo de toda a duração do sobrestamento, um descumprimento legal já consolidado e de consequências patrimoniais crescentes. Identificam-se as seguintes violações:</w:t>
+      </w:r>
+    </w:p>
+    <w:p>
+      <w:pPr>
+        <w:spacing w:line="360" w:lineRule="auto"/>
+        <w:ind w:firstLine="709"/>
+        <w:jc w:val="both"/>
+        <w:rPr>
+          <w:rFonts w:eastAsia="Times New Roman"/>
+          <w:sz w:val="8"/>
+          <w:szCs w:val="8"/>
+          <w:lang w:eastAsia="en-GB"/>
+        </w:rPr>
+      </w:pPr>
+    </w:p>
+    <w:p>
+      <w:pPr>
+        <w:spacing w:before="240" w:line="360" w:lineRule="auto"/>
+        <w:jc w:val="both"/>
+        <w:rPr>
+          <w:rFonts w:eastAsia="Times New Roman"/>
+          <w:color w:val="215E99"/>
+          <w:sz w:val="20"/>
+          <w:szCs w:val="20"/>
+          <w:lang w:eastAsia="en-GB"/>
+        </w:rPr>
+      </w:pPr>
+      <w:r>
+        <w:rPr>
+          <w:rFonts w:eastAsia="Arial"/>
+          <w:b/>
+          <w:bCs/>
+          <w:color w:val="215E99"/>
+          <w:u w:val="single"/>
+          <w:lang w:eastAsia="en-GB"/>
+        </w:rPr>
+        <w:t>E.1) Vedação ao benefício da própria torpeza (nemo potest venire contra factum proprium)</w:t>
+      </w:r>
+    </w:p>
+    <w:p>
+      <w:pPr>
+        <w:spacing w:line="360" w:lineRule="auto"/>
+        <w:ind w:firstLine="709"/>
+        <w:jc w:val="both"/>
+        <w:rPr>
+          <w:rFonts w:eastAsia="Arial"/>
+          <w:sz w:val="12"/>
+          <w:szCs w:val="12"/>
+          <w:lang w:eastAsia="en-GB"/>
+        </w:rPr>
+      </w:pPr>
+    </w:p>
+    <w:p>
+      <w:pPr>
+        <w:spacing w:line="360" w:lineRule="auto"/>
+        <w:ind w:firstLine="709"/>
+        <w:jc w:val="both"/>
+        <w:rPr>
+          <w:rFonts w:eastAsia="Arial"/>
+          <w:lang w:eastAsia="en-GB"/>
+        </w:rPr>
+      </w:pPr>
+      <w:r>
+        <w:rPr>
+          <w:rFonts w:eastAsia="Arial"/>
+          <w:lang w:eastAsia="en-GB"/>
+        </w:rPr>
+        <w:t xml:space="preserve">O princípio geral de direito que proíbe que alguém se beneficie da própria torpeza — </w:t>
+      </w:r>
+      <w:r>
+        <w:rPr>
+          <w:rFonts w:eastAsia="Arial"/>
+          <w:i/>
+          <w:iCs/>
+          <w:lang w:eastAsia="en-GB"/>
+        </w:rPr>
+        <w:t xml:space="preserve">nemo potest venire contra factum proprium </w:t>
+      </w:r>
+      <w:r>
+        <w:rPr>
+          <w:rFonts w:eastAsia="Arial"/>
+          <w:lang w:eastAsia="en-GB"/>
+        </w:rPr>
+        <w:t>— encontra expressa positivação no direito brasileiro por meio dos arts. 187 e 422 do Código Civil, que consagram a boa-fé objetiva e a proibição do abuso de direito, aplicáveis subsidiariamente às relações jurídicas de direito público.</w:t>
+      </w:r>
+    </w:p>
+    <w:p>
+      <w:pPr>
+        <w:spacing w:line="360" w:lineRule="auto"/>
+        <w:ind w:firstLine="709"/>
+        <w:jc w:val="both"/>
+        <w:rPr>
+          <w:rFonts w:eastAsia="Arial"/>
+          <w:lang w:eastAsia="en-GB"/>
+        </w:rPr>
+      </w:pPr>
+    </w:p>
+    <w:p>
+      <w:pPr>
+        <w:spacing w:line="360" w:lineRule="auto"/>
+        <w:ind w:firstLine="709"/>
+        <w:jc w:val="both"/>
+        <w:rPr>
+          <w:rFonts w:eastAsia="Arial"/>
+          <w:lang w:eastAsia="en-GB"/>
+        </w:rPr>
+      </w:pPr>
+      <w:r>
+        <w:rPr>
+          <w:rFonts w:eastAsia="Arial"/>
+          <w:lang w:eastAsia="en-GB"/>
+        </w:rPr>
+        <w:t xml:space="preserve">No caso concreto, a cronologia dos fatos é inequívoca e documentada: (a) a Lei Federal nº 11.738/2008 fixou o prazo de 31 de dezembro de 2009 para que os entes federativos adequassem seus planos de carreira ao piso nacional (art. 6º); (b) o Estado do Rio de Janeiro cumpriu esse prazo dentro do tempo legal, editando as Leis Estaduais nº 5.539/2009 e nº 5.584/2009, que adequaram a estrutura remuneratória do magistério ao novo parâmetro federal, positivaram o interstício de 12% entre referências e previram reajustes programados até outubro de 2015; (c) o Estado efetivamente pagou o piso nacional em todas as categorias e referências entre 2010 e 2014, comprovando que o modelo era juridicamente viável e orçamentariamente exequível; (d) a partir de 2014, o Estado congelou deliberadamente os vencimentos do magistério por até sete anos </w:t>
+      </w:r>
+      <w:r>
+        <w:rPr>
+          <w:rFonts w:eastAsia="Arial"/>
+          <w:lang w:eastAsia="en-GB"/>
+        </w:rPr>
+        <w:lastRenderedPageBreak/>
+        <w:t>consecutivos, sem qualquer reajuste, enquanto o piso federal era atualizado anualmente pelo Ministério da Educação.</w:t>
+      </w:r>
+    </w:p>
+    <w:p>
+      <w:pPr>
+        <w:spacing w:line="360" w:lineRule="auto"/>
+        <w:ind w:firstLine="709"/>
+        <w:jc w:val="both"/>
+        <w:rPr>
+          <w:rFonts w:eastAsia="Arial"/>
+          <w:lang w:eastAsia="en-GB"/>
+        </w:rPr>
+      </w:pPr>
+    </w:p>
+    <w:p>
+      <w:pPr>
+        <w:spacing w:line="360" w:lineRule="auto"/>
+        <w:ind w:firstLine="709"/>
+        <w:jc w:val="both"/>
+        <w:rPr>
+          <w:rFonts w:eastAsia="Arial"/>
+          <w:lang w:eastAsia="en-GB"/>
+        </w:rPr>
+      </w:pPr>
+      <w:r>
+        <w:rPr>
+          <w:rFonts w:eastAsia="Arial"/>
+          <w:lang w:eastAsia="en-GB"/>
+        </w:rPr>
+        <w:t>O Estado do Rio de Janeiro, mesmo que a decisão sobre a modulação de 24 meses do Tema 1.218 seja efetivada, não pode ser beneficiado por ela como se nunca tivesse se adequado à Lei do Piso — apagando, com um argumento processual, toda a história normativa que ele próprio construiu e depois abandonou.</w:t>
+      </w:r>
+    </w:p>
+    <w:p>
+      <w:pPr>
+        <w:spacing w:line="360" w:lineRule="auto"/>
+        <w:ind w:firstLine="709"/>
+        <w:jc w:val="both"/>
+        <w:rPr>
+          <w:rFonts w:eastAsia="Arial"/>
+          <w:lang w:eastAsia="en-GB"/>
+        </w:rPr>
+      </w:pPr>
+    </w:p>
+    <w:p>
+      <w:pPr>
+        <w:spacing w:line="360" w:lineRule="auto"/>
+        <w:ind w:firstLine="709"/>
+        <w:jc w:val="both"/>
+        <w:rPr>
+          <w:rFonts w:eastAsia="Arial"/>
+          <w:lang w:eastAsia="en-GB"/>
+        </w:rPr>
+      </w:pPr>
+      <w:r>
+        <w:rPr>
+          <w:rFonts w:eastAsia="Arial"/>
+          <w:lang w:eastAsia="en-GB"/>
+        </w:rPr>
+        <w:t>Não existe, no ordenamento jurídico brasileiro, precedente que autorize tamanha inversão. A simples possibilidade de conceder ao Estado do Rio de Janeiro o prazo de 24 meses como modulação sugerida pelo relator Ministro Cristiano Zanin no Tema 1.218 significaria, na prática, legislar retroativamente em favor do inadimplente: significaria apagar as Leis 5.539/2009 e 5.584/2009 — editadas dentro do prazo legal, em cumprimento à Lei Federal —, apagar os anos em que o piso foi efetivamente pago, e apagar sete anos de congelamento deliberado, para tratar o Estado como se estivesse, hoje, na posição de um ente que nunca adequou seu plano de carreira e precisa de tempo para começar. Esse ente não existe. Esse ente nunca foi o Estado do Rio de Janeiro.</w:t>
+      </w:r>
+    </w:p>
+    <w:p>
+      <w:pPr>
+        <w:spacing w:line="360" w:lineRule="auto"/>
+        <w:ind w:firstLine="709"/>
+        <w:jc w:val="both"/>
+        <w:rPr>
+          <w:rFonts w:eastAsia="Arial"/>
+          <w:lang w:eastAsia="en-GB"/>
+        </w:rPr>
+      </w:pPr>
+    </w:p>
+    <w:p>
+      <w:pPr>
+        <w:spacing w:line="360" w:lineRule="auto"/>
+        <w:ind w:firstLine="709"/>
+        <w:jc w:val="both"/>
+        <w:rPr>
+          <w:rFonts w:eastAsia="Arial"/>
+          <w:lang w:eastAsia="en-GB"/>
+        </w:rPr>
+      </w:pPr>
+      <w:r>
+        <w:rPr>
+          <w:rFonts w:eastAsia="Arial"/>
+          <w:lang w:eastAsia="en-GB"/>
+        </w:rPr>
+        <w:t>A torpeza que se busca vedar é precisamente essa: que o Estado se beneficie de anos de descumprimento, de congelamento reiterado de salários, de violações perpetradas contra professores e aposentados ao longo de mais de uma década, recebendo como recompensa um prazo adicional para refazer legislação que já foi feita, já foi cumprida, e foi depois deliberadamente abandonada. Permitir, por via de decisão judicial, que o Estado obtenha esse prazo para refazer o que já fez — e o que deixou de cumprir por escolha política, não por incapacidade estrutural — isso sim configuraria violação à Súmula Vinculante 37 e ao art. 37, X, da Constituição Federal: seria o Judiciário interferindo na estrutura remuneratória do funcionalismo não para fazer cumprir a lei, mas para conceder ao Executivo inadimplente o benefício de recomeçar do zero, às custas dos servidores que aguardam há anos a correção de um direito que nunca deveria ter sido violado.</w:t>
+      </w:r>
+    </w:p>
+    <w:p>
+      <w:pPr>
+        <w:spacing w:line="360" w:lineRule="auto"/>
+        <w:ind w:firstLine="709"/>
+        <w:jc w:val="both"/>
+        <w:rPr>
+          <w:rFonts w:eastAsia="Arial"/>
+          <w:lang w:eastAsia="en-GB"/>
+        </w:rPr>
+      </w:pPr>
+    </w:p>
+    <w:p>
+      <w:pPr>
+        <w:spacing w:line="360" w:lineRule="auto"/>
+        <w:ind w:firstLine="709"/>
+        <w:jc w:val="both"/>
+        <w:rPr>
+          <w:rFonts w:eastAsia="Arial"/>
+          <w:lang w:eastAsia="en-GB"/>
+        </w:rPr>
+      </w:pPr>
+      <w:r>
+        <w:rPr>
+          <w:rFonts w:eastAsia="Arial"/>
+          <w:lang w:eastAsia="en-GB"/>
+        </w:rPr>
+        <w:lastRenderedPageBreak/>
+        <w:t xml:space="preserve">O </w:t>
+      </w:r>
+      <w:r>
+        <w:rPr>
+          <w:rFonts w:eastAsia="Arial"/>
+          <w:i/>
+          <w:iCs/>
+          <w:lang w:eastAsia="en-GB"/>
+        </w:rPr>
+        <w:t>nemo venire contra factum proprium</w:t>
+      </w:r>
+      <w:r>
+        <w:rPr>
+          <w:rFonts w:eastAsia="Arial"/>
+          <w:lang w:eastAsia="en-GB"/>
+        </w:rPr>
+        <w:t xml:space="preserve"> não é princípio de proteção ao infrator. É garantia de coerência e previsibilidade nas relações jurídicas — e sua aplicação ao caso concreto impõe que o Estado seja tratado pelo que é: um ente que sabia cumprir, cumpriu, e escolheu parar.</w:t>
+      </w:r>
+    </w:p>
+    <w:p>
+      <w:pPr>
+        <w:spacing w:line="360" w:lineRule="auto"/>
+        <w:ind w:firstLine="709"/>
+        <w:jc w:val="both"/>
+        <w:rPr>
+          <w:rFonts w:eastAsia="Times New Roman"/>
+          <w:sz w:val="20"/>
+          <w:szCs w:val="20"/>
+          <w:lang w:eastAsia="en-GB"/>
+        </w:rPr>
+      </w:pPr>
+    </w:p>
+    <w:p>
+      <w:pPr>
+        <w:spacing w:before="240" w:line="360" w:lineRule="auto"/>
+        <w:jc w:val="both"/>
+        <w:rPr>
+          <w:rFonts w:eastAsia="Arial"/>
+          <w:b/>
+          <w:bCs/>
+          <w:color w:val="215E99"/>
+          <w:u w:val="single"/>
+          <w:lang w:eastAsia="en-GB"/>
+        </w:rPr>
+      </w:pPr>
+      <w:r>
+        <w:rPr>
+          <w:rFonts w:eastAsia="Arial"/>
+          <w:b/>
+          <w:bCs/>
+          <w:color w:val="215E99"/>
+          <w:u w:val="single"/>
+          <w:lang w:eastAsia="en-GB"/>
+        </w:rPr>
+        <w:t>E.2) Violação ao princípio da boa-fé objetiva nas relações entre o poder público e os administrados</w:t>
+      </w:r>
+    </w:p>
+    <w:p>
+      <w:pPr>
+        <w:spacing w:before="240" w:line="360" w:lineRule="auto"/>
+        <w:jc w:val="both"/>
+        <w:rPr>
+          <w:rFonts w:eastAsia="Times New Roman"/>
+          <w:sz w:val="6"/>
+          <w:szCs w:val="6"/>
+          <w:lang w:eastAsia="en-GB"/>
+        </w:rPr>
+      </w:pPr>
+    </w:p>
+    <w:p>
+      <w:pPr>
+        <w:spacing w:line="360" w:lineRule="auto"/>
+        <w:ind w:firstLine="709"/>
+        <w:jc w:val="both"/>
+        <w:rPr>
+          <w:rFonts w:eastAsia="Arial"/>
+          <w:lang w:eastAsia="en-GB"/>
+        </w:rPr>
+      </w:pPr>
+      <w:r>
+        <w:rPr>
+          <w:rFonts w:eastAsia="Arial"/>
+          <w:lang w:eastAsia="en-GB"/>
+        </w:rPr>
+        <w:t>O princípio da boa-fé objetiva impõe ao Estado o dever de coerência com seus próprios atos. Ao editar as Leis 5.539/2009 e 5.584/2009, o Estado do Rio de Janeiro assumiu perante os servidores do magistério o compromisso normativo de remunerar conforme tabela progressiva e com interstício de 12% entre referências. Ao editar a Lei 6.834/2014, ainda cumpria — por margem estreita — o piso federal, mantendo e cumprindo o interstício de 12% entre referências. Esses atos anteriores criaram legítima expectativa nos servidores de que o parâmetro mínimo seria mantido.</w:t>
+      </w:r>
+    </w:p>
+    <w:p>
+      <w:pPr>
+        <w:spacing w:line="360" w:lineRule="auto"/>
+        <w:ind w:firstLine="709"/>
+        <w:jc w:val="both"/>
+        <w:rPr>
+          <w:rFonts w:eastAsia="Times New Roman"/>
+          <w:sz w:val="20"/>
+          <w:szCs w:val="20"/>
+          <w:lang w:eastAsia="en-GB"/>
+        </w:rPr>
+      </w:pPr>
+      <w:r>
+        <w:rPr>
+          <w:rFonts w:eastAsia="Times New Roman"/>
+          <w:sz w:val="20"/>
+          <w:szCs w:val="20"/>
+          <w:lang w:eastAsia="en-GB"/>
+        </w:rPr>
+        <w:t xml:space="preserve"> </w:t>
+      </w:r>
+    </w:p>
+    <w:p>
+      <w:pPr>
+        <w:spacing w:line="360" w:lineRule="auto"/>
+        <w:ind w:firstLine="709"/>
+        <w:jc w:val="both"/>
+        <w:rPr>
+          <w:rFonts w:eastAsia="Arial"/>
+          <w:lang w:eastAsia="en-GB"/>
+        </w:rPr>
+      </w:pPr>
+      <w:r>
+        <w:rPr>
+          <w:rFonts w:eastAsia="Arial"/>
+          <w:lang w:eastAsia="en-GB"/>
+        </w:rPr>
+        <w:t xml:space="preserve">O congelamento unilateral que se seguiu violou essa expectativa legitimamente constituída. O </w:t>
+      </w:r>
+      <w:r>
+        <w:rPr>
+          <w:rFonts w:eastAsia="Arial"/>
+          <w:i/>
+          <w:iCs/>
+          <w:lang w:eastAsia="en-GB"/>
+        </w:rPr>
+        <w:t>venire contra factum proprium</w:t>
+      </w:r>
+      <w:r>
+        <w:rPr>
+          <w:rFonts w:eastAsia="Arial"/>
+          <w:lang w:eastAsia="en-GB"/>
+        </w:rPr>
+        <w:t xml:space="preserve"> é tanto mais grave quanto mais vulnerável é a parte que confiou na conduta anterior: professores do magistério público, muitos deles aposentados com proventos abaixo do piso, não podem ser sacrificados pela incoerência deliberada do ente que os remunera. A manutenção do sobrestamento prolonga indefinidamente essa violação, impedindo a correção judicial que a ordem jurídica prevê.</w:t>
+      </w:r>
+    </w:p>
+    <w:p>
+      <w:pPr>
+        <w:spacing w:line="360" w:lineRule="auto"/>
+        <w:ind w:firstLine="709"/>
+        <w:jc w:val="both"/>
+        <w:rPr>
+          <w:rFonts w:eastAsia="Times New Roman"/>
+          <w:sz w:val="20"/>
+          <w:szCs w:val="20"/>
+          <w:lang w:eastAsia="en-GB"/>
+        </w:rPr>
+      </w:pPr>
+    </w:p>
+    <w:p>
+      <w:pPr>
+        <w:spacing w:before="240" w:line="360" w:lineRule="auto"/>
+        <w:jc w:val="both"/>
+        <w:rPr>
+          <w:rFonts w:eastAsia="Times New Roman"/>
+          <w:color w:val="215E99"/>
+          <w:sz w:val="20"/>
+          <w:szCs w:val="20"/>
+          <w:lang w:eastAsia="en-GB"/>
+        </w:rPr>
+      </w:pPr>
+      <w:r>
+        <w:rPr>
+          <w:rFonts w:eastAsia="Arial"/>
+          <w:b/>
+          <w:bCs/>
+          <w:color w:val="215E99"/>
+          <w:u w:val="single"/>
+          <w:lang w:eastAsia="en-GB"/>
+        </w:rPr>
+        <w:t>E.3) Violação ao princípio da isonomia material (art. 5º, caput, da Constituição Federal)</w:t>
+      </w:r>
+    </w:p>
+    <w:p>
+      <w:pPr>
+        <w:spacing w:line="360" w:lineRule="auto"/>
+        <w:ind w:firstLine="709"/>
+        <w:jc w:val="both"/>
+        <w:rPr>
+          <w:rFonts w:eastAsia="Arial"/>
+          <w:lang w:eastAsia="en-GB"/>
+        </w:rPr>
+      </w:pPr>
+    </w:p>
+    <w:p>
+      <w:pPr>
+        <w:spacing w:line="360" w:lineRule="auto"/>
+        <w:ind w:firstLine="709"/>
+        <w:jc w:val="both"/>
+        <w:rPr>
+          <w:rFonts w:eastAsia="Arial"/>
+          <w:lang w:eastAsia="en-GB"/>
+        </w:rPr>
+      </w:pPr>
+      <w:r>
+        <w:rPr>
+          <w:rFonts w:eastAsia="Arial"/>
+          <w:lang w:eastAsia="en-GB"/>
+        </w:rPr>
+        <w:t>A isonomia não se satisfaz com o tratamento formalmente igual de situações materialmente distintas. O Estado do Rio de Janeiro não está na mesma posição dos entes que nunca elaboraram plano de carreira adequado ao piso nacional: tem plano desde 1990, o adaptou ao piso em 2009, demonstrou que o modelo era viável cumprindo-o por anos, e abandonou-o por escolha política documentada.</w:t>
+      </w:r>
+    </w:p>
+    <w:p>
+      <w:pPr>
+        <w:spacing w:line="360" w:lineRule="auto"/>
+        <w:ind w:firstLine="709"/>
+        <w:jc w:val="both"/>
+        <w:rPr>
+          <w:rFonts w:eastAsia="Times New Roman"/>
+          <w:sz w:val="20"/>
+          <w:szCs w:val="20"/>
+          <w:lang w:eastAsia="en-GB"/>
+        </w:rPr>
+      </w:pPr>
+    </w:p>
+    <w:p>
+      <w:pPr>
+        <w:spacing w:line="360" w:lineRule="auto"/>
+        <w:ind w:firstLine="709"/>
+        <w:jc w:val="both"/>
+        <w:rPr>
+          <w:rFonts w:eastAsia="Arial"/>
+          <w:lang w:eastAsia="en-GB"/>
+        </w:rPr>
+      </w:pPr>
+      <w:r>
+        <w:rPr>
+          <w:rFonts w:eastAsia="Arial"/>
+          <w:lang w:eastAsia="en-GB"/>
+        </w:rPr>
+        <w:t xml:space="preserve">Tratar o inadimplente reiterado e deliberado da mesma forma que o ente que nunca se adequou é isonomia apenas formal. A Constituição Federal, em seu art. 5º, caput, e no art. 7º, inciso </w:t>
+      </w:r>
+      <w:r>
+        <w:rPr>
+          <w:rFonts w:eastAsia="Arial"/>
+          <w:lang w:eastAsia="en-GB"/>
+        </w:rPr>
+        <w:lastRenderedPageBreak/>
+        <w:t>VII, que assegura o piso salarial proporcional à extensão e à complexidade do trabalho, exige isonomia substancial. A manutenção do sobrestamento, ao impedir o julgamento da ação individual que postula o cumprimento de direito já reconhecido, configura tratamento desigual em prejuízo da parte mais vulnerável da relação jurídica.</w:t>
+      </w:r>
+    </w:p>
+    <w:p>
+      <w:pPr>
+        <w:spacing w:line="360" w:lineRule="auto"/>
+        <w:ind w:firstLine="709"/>
+        <w:jc w:val="both"/>
+        <w:rPr>
+          <w:rFonts w:eastAsia="Times New Roman"/>
+          <w:sz w:val="20"/>
+          <w:szCs w:val="20"/>
+          <w:lang w:eastAsia="en-GB"/>
+        </w:rPr>
+      </w:pPr>
+    </w:p>
+    <w:p>
+      <w:pPr>
+        <w:spacing w:before="240" w:line="360" w:lineRule="auto"/>
+        <w:jc w:val="both"/>
+        <w:rPr>
+          <w:rFonts w:eastAsia="Arial"/>
+          <w:b/>
+          <w:bCs/>
+          <w:color w:val="215E99"/>
+          <w:u w:val="single"/>
+          <w:lang w:eastAsia="en-GB"/>
+        </w:rPr>
+      </w:pPr>
+      <w:r>
+        <w:rPr>
+          <w:rFonts w:eastAsia="Arial"/>
+          <w:b/>
+          <w:bCs/>
+          <w:color w:val="215E99"/>
+          <w:u w:val="single"/>
+          <w:lang w:eastAsia="en-GB"/>
+        </w:rPr>
+        <w:t>E.4) Violação à vedação ao enriquecimento ilícito sem causa (arts. 884 e 886 do Código Civil)</w:t>
+      </w:r>
+    </w:p>
+    <w:p>
+      <w:pPr>
+        <w:spacing w:line="360" w:lineRule="auto"/>
+        <w:ind w:firstLine="709"/>
+        <w:jc w:val="both"/>
+        <w:rPr>
+          <w:rFonts w:eastAsia="Arial"/>
+          <w:lang w:eastAsia="en-GB"/>
+        </w:rPr>
+      </w:pPr>
+    </w:p>
+    <w:p>
+      <w:pPr>
+        <w:spacing w:line="360" w:lineRule="auto"/>
+        <w:ind w:firstLine="709"/>
+        <w:jc w:val="both"/>
+        <w:rPr>
+          <w:rFonts w:eastAsia="Arial"/>
+          <w:lang w:eastAsia="en-GB"/>
+        </w:rPr>
+      </w:pPr>
+      <w:r>
+        <w:rPr>
+          <w:rFonts w:eastAsia="Arial"/>
+          <w:lang w:eastAsia="en-GB"/>
+        </w:rPr>
+        <w:t>A vedação ao enriquecimento ilícito sem causa, positivada nos arts. 884 e 886 do Código Civil e aplicável subsidiariamente ao direito público, impede que um ente se locuplete de situação antijurídica que ele próprio criou. Cada mês de sobrestamento em que o Estado não paga o piso é um mês em que ele retém para si recursos que pertencem ao professor por força de lei federal, de lei estadual e de decisão judicial favorável à parte autora.</w:t>
+      </w:r>
+    </w:p>
+    <w:p>
+      <w:pPr>
+        <w:spacing w:line="360" w:lineRule="auto"/>
+        <w:ind w:firstLine="709"/>
+        <w:jc w:val="both"/>
+        <w:rPr>
+          <w:rFonts w:eastAsia="Times New Roman"/>
+          <w:sz w:val="20"/>
+          <w:szCs w:val="20"/>
+          <w:lang w:eastAsia="en-GB"/>
+        </w:rPr>
+      </w:pPr>
+    </w:p>
+    <w:p>
+      <w:pPr>
+        <w:spacing w:line="360" w:lineRule="auto"/>
+        <w:ind w:firstLine="709"/>
+        <w:jc w:val="both"/>
+        <w:rPr>
+          <w:rFonts w:eastAsia="Arial"/>
+          <w:lang w:eastAsia="en-GB"/>
+        </w:rPr>
+      </w:pPr>
+      <w:r>
+        <w:rPr>
+          <w:rFonts w:eastAsia="Arial"/>
+          <w:lang w:eastAsia="en-GB"/>
+        </w:rPr>
+        <w:t>A modulação foi concebida para dar tempo de organização institucional — não para diferir o pagamento de dívida já vencida, constituída, e cujos marcos temporais são precisamente conhecidos: o Docente II de 22h está em mora desde janeiro de 2015; o Docente I de 16h desde janeiro de 2018. Manter o sobrestamento equivale a conceder ao Estado o benefício de não pagar o que já devia, sem qualquer fundamento que justifique esse diferimento adicional.</w:t>
+      </w:r>
+    </w:p>
+    <w:p>
+      <w:pPr>
+        <w:spacing w:line="360" w:lineRule="auto"/>
+        <w:ind w:firstLine="709"/>
+        <w:jc w:val="both"/>
+        <w:rPr>
+          <w:rFonts w:eastAsia="Times New Roman"/>
+          <w:sz w:val="20"/>
+          <w:szCs w:val="20"/>
+          <w:lang w:eastAsia="en-GB"/>
+        </w:rPr>
+      </w:pPr>
+    </w:p>
+    <w:p>
+      <w:pPr>
+        <w:spacing w:before="240" w:line="360" w:lineRule="auto"/>
+        <w:jc w:val="both"/>
+        <w:rPr>
+          <w:rFonts w:eastAsia="Arial"/>
+          <w:b/>
+          <w:bCs/>
+          <w:color w:val="215E99"/>
+          <w:u w:val="single"/>
+          <w:lang w:eastAsia="en-GB"/>
+        </w:rPr>
+      </w:pPr>
+      <w:r>
+        <w:rPr>
+          <w:rFonts w:eastAsia="Arial"/>
+          <w:b/>
+          <w:bCs/>
+          <w:color w:val="215E99"/>
+          <w:u w:val="single"/>
+          <w:lang w:eastAsia="en-GB"/>
+        </w:rPr>
+        <w:t>E.5) Violação ao princípio da dignidade da pessoa humana (art. 1º, III, da Constituição Federal) e à garantia do piso salarial proporcional (art. 7º, V, da CF, c/c art. 206, VIII)</w:t>
+      </w:r>
+    </w:p>
+    <w:p>
+      <w:pPr>
+        <w:spacing w:before="240" w:line="360" w:lineRule="auto"/>
+        <w:jc w:val="both"/>
+        <w:rPr>
+          <w:rFonts w:eastAsia="Times New Roman"/>
+          <w:sz w:val="20"/>
+          <w:szCs w:val="20"/>
+          <w:lang w:eastAsia="en-GB"/>
+        </w:rPr>
+      </w:pPr>
+    </w:p>
+    <w:p>
+      <w:pPr>
+        <w:spacing w:line="360" w:lineRule="auto"/>
+        <w:ind w:firstLine="709"/>
+        <w:jc w:val="both"/>
+        <w:rPr>
+          <w:rFonts w:eastAsia="Arial"/>
+          <w:lang w:eastAsia="en-GB"/>
+        </w:rPr>
+      </w:pPr>
+      <w:r>
+        <w:rPr>
+          <w:rFonts w:eastAsia="Arial"/>
+          <w:lang w:eastAsia="en-GB"/>
+        </w:rPr>
+        <w:t xml:space="preserve">O congelamento salarial imposto pelo Estado do Rio de Janeiro ao longo de mais de uma década criou uma defasagem de proporções que afrontam diretamente o princípio da dignidade da pessoa humana, inscrito no </w:t>
+      </w:r>
+      <w:r>
+        <w:rPr>
+          <w:rFonts w:eastAsia="Arial"/>
+          <w:b/>
+          <w:bCs/>
+          <w:lang w:eastAsia="en-GB"/>
+        </w:rPr>
+        <w:t>art. 1º, III, da Constituição Federal</w:t>
+      </w:r>
+      <w:r>
+        <w:rPr>
+          <w:rFonts w:eastAsia="Arial"/>
+          <w:lang w:eastAsia="en-GB"/>
+        </w:rPr>
+        <w:t xml:space="preserve">, e a garantia do piso salarial proporcional prevista no </w:t>
+      </w:r>
+      <w:r>
+        <w:rPr>
+          <w:rFonts w:eastAsia="Arial"/>
+          <w:b/>
+          <w:bCs/>
+          <w:lang w:eastAsia="en-GB"/>
+        </w:rPr>
+        <w:t>art. 7º, V, da CF</w:t>
+      </w:r>
+      <w:r>
+        <w:rPr>
+          <w:rFonts w:eastAsia="Arial"/>
+          <w:lang w:eastAsia="en-GB"/>
+        </w:rPr>
+        <w:t>, aplicável aos servidores públicos por força do art. 39, §3º, da mesma Carta.</w:t>
+      </w:r>
+    </w:p>
+    <w:p>
+      <w:pPr>
+        <w:spacing w:line="360" w:lineRule="auto"/>
+        <w:ind w:firstLine="709"/>
+        <w:jc w:val="both"/>
+        <w:rPr>
+          <w:rFonts w:eastAsia="Times New Roman"/>
+          <w:sz w:val="20"/>
+          <w:szCs w:val="20"/>
+          <w:lang w:eastAsia="en-GB"/>
+        </w:rPr>
+      </w:pPr>
+    </w:p>
+    <w:p>
+      <w:pPr>
+        <w:spacing w:line="360" w:lineRule="auto"/>
+        <w:ind w:firstLine="709"/>
+        <w:jc w:val="both"/>
+        <w:rPr>
+          <w:rFonts w:eastAsia="Arial"/>
+          <w:lang w:eastAsia="en-GB"/>
+        </w:rPr>
+      </w:pPr>
+      <w:r>
+        <w:rPr>
+          <w:rFonts w:eastAsia="Arial"/>
+          <w:lang w:eastAsia="en-GB"/>
+        </w:rPr>
+        <w:lastRenderedPageBreak/>
+        <w:t>A dimensão concreta dessa violação à dignidade torna-se ainda mais evidente quando se examina o poder de compra real do salário congelado ao longo do período de 2014 a 2022.</w:t>
+      </w:r>
+    </w:p>
+    <w:p>
+      <w:pPr>
+        <w:spacing w:line="360" w:lineRule="auto"/>
+        <w:ind w:firstLine="709"/>
+        <w:jc w:val="both"/>
+        <w:rPr>
+          <w:rFonts w:eastAsia="Arial"/>
+          <w:lang w:eastAsia="en-GB"/>
+        </w:rPr>
+      </w:pPr>
+    </w:p>
+    <w:p>
+      <w:pPr>
+        <w:spacing w:line="360" w:lineRule="auto"/>
+        <w:ind w:firstLine="709"/>
+        <w:jc w:val="both"/>
+        <w:rPr>
+          <w:rFonts w:eastAsia="Arial"/>
+          <w:lang w:eastAsia="en-GB"/>
+        </w:rPr>
+      </w:pPr>
+      <w:r>
+        <w:rPr>
+          <w:rFonts w:eastAsia="Arial"/>
+          <w:lang w:eastAsia="en-GB"/>
+        </w:rPr>
+        <w:t xml:space="preserve">A dimensão humana dessa degradação patrimonial adquire contornos ainda mais graves quando se considera o perfil do servidor aposentado. Um professor que encerrou sua carreira no magistério público estadual após décadas de serviço — e que, na condição de idoso, necessita de plano de saúde privado para suprir as deficiências do sistema público — depara-se com uma realidade financeira insustentável. Planos de saúde individuais para beneficiários acima de 60 anos, conforme dados da Agência Nacional de Saúde Suplementar (ANS), não costumam ser contratados por valor inferior a R$ 1.000,00 mensais, podendo ultrapassar R$ 1.500,00 a depender da cobertura e da faixa etária. </w:t>
+      </w:r>
+    </w:p>
+    <w:p>
+      <w:pPr>
+        <w:spacing w:line="360" w:lineRule="auto"/>
+        <w:ind w:firstLine="709"/>
+        <w:jc w:val="both"/>
+        <w:rPr>
+          <w:rFonts w:eastAsia="Arial"/>
+          <w:lang w:eastAsia="en-GB"/>
+        </w:rPr>
+      </w:pPr>
+    </w:p>
+    <w:p>
+      <w:pPr>
+        <w:spacing w:line="360" w:lineRule="auto"/>
+        <w:ind w:firstLine="709"/>
+        <w:jc w:val="both"/>
+        <w:rPr>
+          <w:rFonts w:eastAsia="Arial"/>
+          <w:lang w:eastAsia="en-GB"/>
+        </w:rPr>
+      </w:pPr>
+      <w:r>
+        <w:rPr>
+          <w:rFonts w:eastAsia="Arial"/>
+          <w:lang w:eastAsia="en-GB"/>
+        </w:rPr>
+        <w:t xml:space="preserve">Para a professora aposentada no Nível 8, jornada de 22 horas, que em 2024 recebia proventos de R$ 2.488,25, um único plano de saúde consome entre 40% e 60% de seus proventos mensais — antes de qualquer despesa com alimentação, moradia, medicamentos ou transporte. Com o que resta, ela consegue adquirir, na melhor das hipóteses, pouco mais de uma cesta básica de alimentos na cidade do Rio de Janeiro. Esse é o resultado concreto de sete anos de congelamento: uma aposentada que dedicou décadas ao ensino público vê sua dignidade material reduzida à escolha entre se alimentar e se tratar. </w:t>
+      </w:r>
+    </w:p>
+    <w:p>
+      <w:pPr>
+        <w:spacing w:line="360" w:lineRule="auto"/>
+        <w:ind w:firstLine="709"/>
+        <w:jc w:val="both"/>
+        <w:rPr>
+          <w:rFonts w:eastAsia="Arial"/>
+          <w:lang w:eastAsia="en-GB"/>
+        </w:rPr>
+      </w:pPr>
+    </w:p>
+    <w:p>
+      <w:pPr>
+        <w:spacing w:line="360" w:lineRule="auto"/>
+        <w:ind w:firstLine="709"/>
+        <w:jc w:val="both"/>
+        <w:rPr>
+          <w:rFonts w:eastAsia="Arial"/>
+          <w:lang w:eastAsia="en-GB"/>
+        </w:rPr>
+      </w:pPr>
+      <w:r>
+        <w:rPr>
+          <w:rFonts w:eastAsia="Arial"/>
+          <w:lang w:eastAsia="en-GB"/>
+        </w:rPr>
+        <w:t>A manutenção do sobrestamento — que impede a correção judicial dessas diferenças — prolonga indefinidamente esse estado de privação, em afronta direta ao art. 1º, III, ao art. 7º, IV e V, e ao art. 230, caput, da Constituição Federal, que impõe ao Estado o dever de amparo ao idoso, assegurando sua participação na comunidade, defendendo sua dignidade e bem-estar.</w:t>
+      </w:r>
+    </w:p>
+    <w:p>
+      <w:pPr>
+        <w:spacing w:line="360" w:lineRule="auto"/>
+        <w:ind w:firstLine="709"/>
+        <w:jc w:val="both"/>
+        <w:rPr>
+          <w:rFonts w:eastAsia="Times New Roman"/>
+          <w:sz w:val="20"/>
+          <w:szCs w:val="20"/>
+          <w:lang w:eastAsia="en-GB"/>
+        </w:rPr>
+      </w:pPr>
+    </w:p>
+    <w:p>
+      <w:pPr>
+        <w:spacing w:line="360" w:lineRule="auto"/>
+        <w:ind w:firstLine="1134"/>
+        <w:jc w:val="both"/>
+      </w:pPr>
+      <w:r>
+        <w:rPr>
+          <w:rFonts w:eastAsia="Arial"/>
+          <w:lang w:eastAsia="en-GB"/>
+        </w:rPr>
+        <w:t xml:space="preserve">Essa realidade configura violação direta ao art. 7º, IV, da Constituição Federal, que garante ao trabalhador salário mínimo capaz de atender às necessidades vitais básicas, incluindo alimentação — dispositivo aplicável aos servidores públicos por força do art. 39, §3º, da mesma Carta. A manutenção do sobrestamento prolonga indefinidamente esse estado de privação, </w:t>
+      </w:r>
+      <w:r>
+        <w:rPr>
+          <w:rFonts w:eastAsia="Arial"/>
+          <w:lang w:eastAsia="en-GB"/>
+        </w:rPr>
+        <w:lastRenderedPageBreak/>
+        <w:t>impedindo que o Poder Judiciário cumpra a função constitucionalmente prevista de tutela de direitos fundamentais.</w:t>
+      </w:r>
+    </w:p>
+    <w:p>
+      <w:pPr>
+        <w:numPr>
+          <w:ilvl w:val="0"/>
+          <w:numId w:val="3"/>
+        </w:numPr>
+        <w:pBdr>
+          <w:top w:val="single" w:sz="4" w:space="10" w:color="5B9BD5"/>
+          <w:left w:val="nil"/>
+          <w:bottom w:val="single" w:sz="4" w:space="10" w:color="5B9BD5"/>
+          <w:right w:val="nil"/>
+          <w:between w:val="nil"/>
+        </w:pBdr>
+        <w:spacing w:before="360" w:after="360"/>
+        <w:ind w:right="864"/>
+        <w:jc w:val="center"/>
+        <w:rPr>
+          <w:rFonts w:eastAsia="Calibri"/>
+          <w:i/>
+          <w:color w:val="5B9BD5"/>
+        </w:rPr>
+      </w:pPr>
+      <w:r>
+        <w:rPr>
+          <w:rFonts w:eastAsia="Calibri"/>
+          <w:i/>
+          <w:color w:val="5B9BD5"/>
+        </w:rPr>
+        <w:t>Da Conclusão</w:t>
+      </w:r>
+    </w:p>
+    <w:p>
+      <w:pPr>
+        <w:spacing w:line="360" w:lineRule="auto"/>
+        <w:ind w:firstLine="1134"/>
+        <w:jc w:val="both"/>
+        <w:rPr>
+          <w:rFonts w:eastAsia="Calibri"/>
+          <w:b/>
+        </w:rPr>
+      </w:pPr>
+      <w:r>
+        <w:rPr>
+          <w:rFonts w:eastAsia="Calibri"/>
+          <w:bCs/>
+        </w:rPr>
+        <w:t>Diante de todos os fatos narrados e as provas robustas colacionadas aos autos pel</w:t>
+      </w:r>
+      <w:r>
+        <w:rPr>
+          <w:rFonts w:eastAsia="Calibri"/>
+          <w:bCs/>
+        </w:rPr>
+        <w:t>a parte</w:t>
+      </w:r>
+      <w:r>
+        <w:rPr>
+          <w:rFonts w:eastAsia="Calibri"/>
+          <w:bCs/>
+        </w:rPr>
+        <w:t xml:space="preserve"> Autor</w:t>
+      </w:r>
+      <w:r>
+        <w:rPr>
+          <w:rFonts w:eastAsia="Calibri"/>
+          <w:bCs/>
+        </w:rPr>
+        <w:t>a</w:t>
+      </w:r>
+      <w:r>
+        <w:rPr>
+          <w:rFonts w:eastAsia="Calibri"/>
+          <w:bCs/>
+        </w:rPr>
+        <w:t xml:space="preserve">, </w:t>
+      </w:r>
+      <w:r>
+        <w:rPr>
+          <w:rFonts w:eastAsia="Calibri"/>
+        </w:rPr>
+        <w:t xml:space="preserve">requer-se o julgamento procedente da ação, </w:t>
+      </w:r>
+      <w:r>
+        <w:rPr>
+          <w:rFonts w:eastAsia="Calibri"/>
+        </w:rPr>
+        <w:t xml:space="preserve">com a condenação dos Réus em </w:t>
+      </w:r>
+      <w:r>
+        <w:rPr>
+          <w:rFonts w:eastAsia="Calibri"/>
+        </w:rPr>
+        <w:t>honorários sucumbenciais, que deverão ser oportunamente</w:t>
+      </w:r>
+      <w:r>
+        <w:rPr>
+          <w:rFonts w:eastAsia="Calibri"/>
+        </w:rPr>
+        <w:t xml:space="preserve"> </w:t>
+      </w:r>
+      <w:r>
+        <w:rPr>
+          <w:rFonts w:eastAsia="Calibri"/>
+        </w:rPr>
+        <w:t>fixados após a liquidação do julgado, nos termos do art. 85,</w:t>
+      </w:r>
+      <w:r>
+        <w:rPr>
+          <w:rFonts w:eastAsia="Calibri"/>
+        </w:rPr>
+        <w:t xml:space="preserve"> </w:t>
+      </w:r>
+      <w:r>
+        <w:rPr>
+          <w:rFonts w:eastAsia="Calibri"/>
+        </w:rPr>
+        <w:t>§4º, inciso II, do CPC</w:t>
+      </w:r>
+      <w:r>
+        <w:rPr>
+          <w:rFonts w:eastAsia="Calibri"/>
+        </w:rPr>
+        <w:t>.</w:t>
+      </w:r>
+    </w:p>
+    <w:p>
+      <w:pPr>
+        <w:ind w:firstLine="1134"/>
+        <w:jc w:val="both"/>
+        <w:rPr>
+          <w:rFonts w:eastAsia="Calibri"/>
+          <w:sz w:val="4"/>
+          <w:szCs w:val="4"/>
         </w:rPr>
       </w:pPr>
     </w:p>
@@ -22986,7 +25773,7 @@
           <w:rFonts w:eastAsia="Calibri"/>
           <w:noProof/>
         </w:rPr>
-        <w:t>11 de janeiro de 2024</w:t>
+        <w:t>2 de maio de 2026</w:t>
       </w:r>
       <w:r>
         <w:rPr>
@@ -23185,8 +25972,8 @@
       </w:pPr>
     </w:p>
     <w:sectPr>
-      <w:headerReference w:type="default" r:id="rId19"/>
-      <w:footerReference w:type="default" r:id="rId20"/>
+      <w:headerReference w:type="default" r:id="rId23"/>
+      <w:footerReference w:type="default" r:id="rId24"/>
       <w:pgSz w:w="11906" w:h="16838"/>
       <w:pgMar w:top="2127" w:right="1134" w:bottom="567" w:left="1134" w:header="709" w:footer="269" w:gutter="0"/>
       <w:pgNumType w:start="1"/>
@@ -23197,7 +25984,7 @@
 </file>
 
 <file path=word/endnotes.xml><?xml version="1.0" encoding="utf-8"?>
-<w:endnotes xmlns:wpc="http://schemas.microsoft.com/office/word/2010/wordprocessingCanvas" xmlns:cx="http://schemas.microsoft.com/office/drawing/2014/chartex" xmlns:cx1="http://schemas.microsoft.com/office/drawing/2015/9/8/chartex" xmlns:cx2="http://schemas.microsoft.com/office/drawing/2015/10/21/chartex" xmlns:cx3="http://schemas.microsoft.com/office/drawing/2016/5/9/chartex" xmlns:cx4="http://schemas.microsoft.com/office/drawing/2016/5/10/chartex" xmlns:cx5="http://schemas.microsoft.com/office/drawing/2016/5/11/chartex" xmlns:cx6="http://schemas.microsoft.com/office/drawing/2016/5/12/chartex" xmlns:cx7="http://schemas.microsoft.com/office/drawing/2016/5/13/chartex" xmlns:cx8="http://schemas.microsoft.com/office/drawing/2016/5/14/chartex" xmlns:mc="http://schemas.openxmlformats.org/markup-compatibility/2006" xmlns:aink="http://schemas.microsoft.com/office/drawing/2016/ink" xmlns:am3d="http://schemas.microsoft.com/office/drawing/2017/model3d" xmlns:o="urn:schemas-microsoft-com:office:office" xmlns:oel="http://schemas.microsoft.com/office/2019/extlst" xmlns:r="http://schemas.openxmlformats.org/officeDocument/2006/relationships" xmlns:m="http://schemas.openxmlformats.org/officeDocument/2006/math" xmlns:v="urn:schemas-microsoft-com:vml" xmlns:wp14="http://schemas.microsoft.com/office/word/2010/wordprocessingDrawing" xmlns:wp="http://schemas.openxmlformats.org/drawingml/2006/wordprocessingDrawing" xmlns:w10="urn:schemas-microsoft-com:office:word" xmlns:w="http://schemas.openxmlformats.org/wordprocessingml/2006/main" xmlns:w14="http://schemas.microsoft.com/office/word/2010/wordml" xmlns:w15="http://schemas.microsoft.com/office/word/2012/wordml" xmlns:w16cex="http://schemas.microsoft.com/office/word/2018/wordml/cex" xmlns:w16cid="http://schemas.microsoft.com/office/word/2016/wordml/cid" xmlns:w16="http://schemas.microsoft.com/office/word/2018/wordml" xmlns:w16sdtdh="http://schemas.microsoft.com/office/word/2020/wordml/sdtdatahash" xmlns:w16se="http://schemas.microsoft.com/office/word/2015/wordml/symex" xmlns:wpg="http://schemas.microsoft.com/office/word/2010/wordprocessingGroup" xmlns:wpi="http://schemas.microsoft.com/office/word/2010/wordprocessingInk" xmlns:wne="http://schemas.microsoft.com/office/word/2006/wordml" xmlns:wps="http://schemas.microsoft.com/office/word/2010/wordprocessingShape" mc:Ignorable="w14 w15 w16se w16cid w16 w16cex w16sdtdh wp14">
+<w:endnotes xmlns:wpc="http://schemas.microsoft.com/office/word/2010/wordprocessingCanvas" xmlns:cx="http://schemas.microsoft.com/office/drawing/2014/chartex" xmlns:cx1="http://schemas.microsoft.com/office/drawing/2015/9/8/chartex" xmlns:cx2="http://schemas.microsoft.com/office/drawing/2015/10/21/chartex" xmlns:cx3="http://schemas.microsoft.com/office/drawing/2016/5/9/chartex" xmlns:cx4="http://schemas.microsoft.com/office/drawing/2016/5/10/chartex" xmlns:cx5="http://schemas.microsoft.com/office/drawing/2016/5/11/chartex" xmlns:cx6="http://schemas.microsoft.com/office/drawing/2016/5/12/chartex" xmlns:cx7="http://schemas.microsoft.com/office/drawing/2016/5/13/chartex" xmlns:cx8="http://schemas.microsoft.com/office/drawing/2016/5/14/chartex" xmlns:mc="http://schemas.openxmlformats.org/markup-compatibility/2006" xmlns:aink="http://schemas.microsoft.com/office/drawing/2016/ink" xmlns:am3d="http://schemas.microsoft.com/office/drawing/2017/model3d" xmlns:o="urn:schemas-microsoft-com:office:office" xmlns:oel="http://schemas.microsoft.com/office/2019/extlst" xmlns:r="http://schemas.openxmlformats.org/officeDocument/2006/relationships" xmlns:m="http://schemas.openxmlformats.org/officeDocument/2006/math" xmlns:v="urn:schemas-microsoft-com:vml" xmlns:wp14="http://schemas.microsoft.com/office/word/2010/wordprocessingDrawing" xmlns:wp="http://schemas.openxmlformats.org/drawingml/2006/wordprocessingDrawing" xmlns:w10="urn:schemas-microsoft-com:office:word" xmlns:w="http://schemas.openxmlformats.org/wordprocessingml/2006/main" xmlns:w14="http://schemas.microsoft.com/office/word/2010/wordml" xmlns:w15="http://schemas.microsoft.com/office/word/2012/wordml" xmlns:w16cex="http://schemas.microsoft.com/office/word/2018/wordml/cex" xmlns:w16cid="http://schemas.microsoft.com/office/word/2016/wordml/cid" xmlns:w16="http://schemas.microsoft.com/office/word/2018/wordml" xmlns:w16du="http://schemas.microsoft.com/office/word/2023/wordml/word16du" xmlns:w16sdtdh="http://schemas.microsoft.com/office/word/2020/wordml/sdtdatahash" xmlns:w16sdtfl="http://schemas.microsoft.com/office/word/2024/wordml/sdtformatlock" xmlns:w16se="http://schemas.microsoft.com/office/word/2015/wordml/symex" xmlns:wpg="http://schemas.microsoft.com/office/word/2010/wordprocessingGroup" xmlns:wpi="http://schemas.microsoft.com/office/word/2010/wordprocessingInk" xmlns:wne="http://schemas.microsoft.com/office/word/2006/wordml" xmlns:wps="http://schemas.microsoft.com/office/word/2010/wordprocessingShape" mc:Ignorable="w14 w15 w16se w16cid w16 w16cex w16sdtdh w16sdtfl w16du wp14">
   <w:endnote w:type="separator" w:id="-1">
     <w:p>
       <w:r>
@@ -23216,7 +26003,7 @@
 </file>
 
 <file path=word/footer1.xml><?xml version="1.0" encoding="utf-8"?>
-<w:ftr xmlns:wpc="http://schemas.microsoft.com/office/word/2010/wordprocessingCanvas" xmlns:cx="http://schemas.microsoft.com/office/drawing/2014/chartex" xmlns:cx1="http://schemas.microsoft.com/office/drawing/2015/9/8/chartex" xmlns:cx2="http://schemas.microsoft.com/office/drawing/2015/10/21/chartex" xmlns:cx3="http://schemas.microsoft.com/office/drawing/2016/5/9/chartex" xmlns:cx4="http://schemas.microsoft.com/office/drawing/2016/5/10/chartex" xmlns:cx5="http://schemas.microsoft.com/office/drawing/2016/5/11/chartex" xmlns:cx6="http://schemas.microsoft.com/office/drawing/2016/5/12/chartex" xmlns:cx7="http://schemas.microsoft.com/office/drawing/2016/5/13/chartex" xmlns:cx8="http://schemas.microsoft.com/office/drawing/2016/5/14/chartex" xmlns:mc="http://schemas.openxmlformats.org/markup-compatibility/2006" xmlns:aink="http://schemas.microsoft.com/office/drawing/2016/ink" xmlns:am3d="http://schemas.microsoft.com/office/drawing/2017/model3d" xmlns:o="urn:schemas-microsoft-com:office:office" xmlns:oel="http://schemas.microsoft.com/office/2019/extlst" xmlns:r="http://schemas.openxmlformats.org/officeDocument/2006/relationships" xmlns:m="http://schemas.openxmlformats.org/officeDocument/2006/math" xmlns:v="urn:schemas-microsoft-com:vml" xmlns:wp14="http://schemas.microsoft.com/office/word/2010/wordprocessingDrawing" xmlns:wp="http://schemas.openxmlformats.org/drawingml/2006/wordprocessingDrawing" xmlns:w10="urn:schemas-microsoft-com:office:word" xmlns:w="http://schemas.openxmlformats.org/wordprocessingml/2006/main" xmlns:w14="http://schemas.microsoft.com/office/word/2010/wordml" xmlns:w15="http://schemas.microsoft.com/office/word/2012/wordml" xmlns:w16cex="http://schemas.microsoft.com/office/word/2018/wordml/cex" xmlns:w16cid="http://schemas.microsoft.com/office/word/2016/wordml/cid" xmlns:w16="http://schemas.microsoft.com/office/word/2018/wordml" xmlns:w16sdtdh="http://schemas.microsoft.com/office/word/2020/wordml/sdtdatahash" xmlns:w16se="http://schemas.microsoft.com/office/word/2015/wordml/symex" xmlns:wpg="http://schemas.microsoft.com/office/word/2010/wordprocessingGroup" xmlns:wpi="http://schemas.microsoft.com/office/word/2010/wordprocessingInk" xmlns:wne="http://schemas.microsoft.com/office/word/2006/wordml" xmlns:wps="http://schemas.microsoft.com/office/word/2010/wordprocessingShape" mc:Ignorable="w14 w15 w16se w16cid w16 w16cex w16sdtdh wp14">
+<w:ftr xmlns:wpc="http://schemas.microsoft.com/office/word/2010/wordprocessingCanvas" xmlns:cx="http://schemas.microsoft.com/office/drawing/2014/chartex" xmlns:cx1="http://schemas.microsoft.com/office/drawing/2015/9/8/chartex" xmlns:cx2="http://schemas.microsoft.com/office/drawing/2015/10/21/chartex" xmlns:cx3="http://schemas.microsoft.com/office/drawing/2016/5/9/chartex" xmlns:cx4="http://schemas.microsoft.com/office/drawing/2016/5/10/chartex" xmlns:cx5="http://schemas.microsoft.com/office/drawing/2016/5/11/chartex" xmlns:cx6="http://schemas.microsoft.com/office/drawing/2016/5/12/chartex" xmlns:cx7="http://schemas.microsoft.com/office/drawing/2016/5/13/chartex" xmlns:cx8="http://schemas.microsoft.com/office/drawing/2016/5/14/chartex" xmlns:mc="http://schemas.openxmlformats.org/markup-compatibility/2006" xmlns:aink="http://schemas.microsoft.com/office/drawing/2016/ink" xmlns:am3d="http://schemas.microsoft.com/office/drawing/2017/model3d" xmlns:o="urn:schemas-microsoft-com:office:office" xmlns:oel="http://schemas.microsoft.com/office/2019/extlst" xmlns:r="http://schemas.openxmlformats.org/officeDocument/2006/relationships" xmlns:m="http://schemas.openxmlformats.org/officeDocument/2006/math" xmlns:v="urn:schemas-microsoft-com:vml" xmlns:wp14="http://schemas.microsoft.com/office/word/2010/wordprocessingDrawing" xmlns:wp="http://schemas.openxmlformats.org/drawingml/2006/wordprocessingDrawing" xmlns:w10="urn:schemas-microsoft-com:office:word" xmlns:w="http://schemas.openxmlformats.org/wordprocessingml/2006/main" xmlns:w14="http://schemas.microsoft.com/office/word/2010/wordml" xmlns:w15="http://schemas.microsoft.com/office/word/2012/wordml" xmlns:w16cex="http://schemas.microsoft.com/office/word/2018/wordml/cex" xmlns:w16cid="http://schemas.microsoft.com/office/word/2016/wordml/cid" xmlns:w16="http://schemas.microsoft.com/office/word/2018/wordml" xmlns:w16du="http://schemas.microsoft.com/office/word/2023/wordml/word16du" xmlns:w16sdtdh="http://schemas.microsoft.com/office/word/2020/wordml/sdtdatahash" xmlns:w16sdtfl="http://schemas.microsoft.com/office/word/2024/wordml/sdtformatlock" xmlns:w16se="http://schemas.microsoft.com/office/word/2015/wordml/symex" xmlns:wpg="http://schemas.microsoft.com/office/word/2010/wordprocessingGroup" xmlns:wpi="http://schemas.microsoft.com/office/word/2010/wordprocessingInk" xmlns:wne="http://schemas.microsoft.com/office/word/2006/wordml" xmlns:wps="http://schemas.microsoft.com/office/word/2010/wordprocessingShape" mc:Ignorable="w14 w15 w16se w16cid w16 w16cex w16sdtdh w16sdtfl w16du wp14">
   <w:p>
     <w:pPr>
       <w:pBdr>
@@ -23620,7 +26407,7 @@
 </file>
 
 <file path=word/footnotes.xml><?xml version="1.0" encoding="utf-8"?>
-<w:footnotes xmlns:wpc="http://schemas.microsoft.com/office/word/2010/wordprocessingCanvas" xmlns:cx="http://schemas.microsoft.com/office/drawing/2014/chartex" xmlns:cx1="http://schemas.microsoft.com/office/drawing/2015/9/8/chartex" xmlns:cx2="http://schemas.microsoft.com/office/drawing/2015/10/21/chartex" xmlns:cx3="http://schemas.microsoft.com/office/drawing/2016/5/9/chartex" xmlns:cx4="http://schemas.microsoft.com/office/drawing/2016/5/10/chartex" xmlns:cx5="http://schemas.microsoft.com/office/drawing/2016/5/11/chartex" xmlns:cx6="http://schemas.microsoft.com/office/drawing/2016/5/12/chartex" xmlns:cx7="http://schemas.microsoft.com/office/drawing/2016/5/13/chartex" xmlns:cx8="http://schemas.microsoft.com/office/drawing/2016/5/14/chartex" xmlns:mc="http://schemas.openxmlformats.org/markup-compatibility/2006" xmlns:aink="http://schemas.microsoft.com/office/drawing/2016/ink" xmlns:am3d="http://schemas.microsoft.com/office/drawing/2017/model3d" xmlns:o="urn:schemas-microsoft-com:office:office" xmlns:oel="http://schemas.microsoft.com/office/2019/extlst" xmlns:r="http://schemas.openxmlformats.org/officeDocument/2006/relationships" xmlns:m="http://schemas.openxmlformats.org/officeDocument/2006/math" xmlns:v="urn:schemas-microsoft-com:vml" xmlns:wp14="http://schemas.microsoft.com/office/word/2010/wordprocessingDrawing" xmlns:wp="http://schemas.openxmlformats.org/drawingml/2006/wordprocessingDrawing" xmlns:w10="urn:schemas-microsoft-com:office:word" xmlns:w="http://schemas.openxmlformats.org/wordprocessingml/2006/main" xmlns:w14="http://schemas.microsoft.com/office/word/2010/wordml" xmlns:w15="http://schemas.microsoft.com/office/word/2012/wordml" xmlns:w16cex="http://schemas.microsoft.com/office/word/2018/wordml/cex" xmlns:w16cid="http://schemas.microsoft.com/office/word/2016/wordml/cid" xmlns:w16="http://schemas.microsoft.com/office/word/2018/wordml" xmlns:w16sdtdh="http://schemas.microsoft.com/office/word/2020/wordml/sdtdatahash" xmlns:w16se="http://schemas.microsoft.com/office/word/2015/wordml/symex" xmlns:wpg="http://schemas.microsoft.com/office/word/2010/wordprocessingGroup" xmlns:wpi="http://schemas.microsoft.com/office/word/2010/wordprocessingInk" xmlns:wne="http://schemas.microsoft.com/office/word/2006/wordml" xmlns:wps="http://schemas.microsoft.com/office/word/2010/wordprocessingShape" mc:Ignorable="w14 w15 w16se w16cid w16 w16cex w16sdtdh wp14">
+<w:footnotes xmlns:wpc="http://schemas.microsoft.com/office/word/2010/wordprocessingCanvas" xmlns:cx="http://schemas.microsoft.com/office/drawing/2014/chartex" xmlns:cx1="http://schemas.microsoft.com/office/drawing/2015/9/8/chartex" xmlns:cx2="http://schemas.microsoft.com/office/drawing/2015/10/21/chartex" xmlns:cx3="http://schemas.microsoft.com/office/drawing/2016/5/9/chartex" xmlns:cx4="http://schemas.microsoft.com/office/drawing/2016/5/10/chartex" xmlns:cx5="http://schemas.microsoft.com/office/drawing/2016/5/11/chartex" xmlns:cx6="http://schemas.microsoft.com/office/drawing/2016/5/12/chartex" xmlns:cx7="http://schemas.microsoft.com/office/drawing/2016/5/13/chartex" xmlns:cx8="http://schemas.microsoft.com/office/drawing/2016/5/14/chartex" xmlns:mc="http://schemas.openxmlformats.org/markup-compatibility/2006" xmlns:aink="http://schemas.microsoft.com/office/drawing/2016/ink" xmlns:am3d="http://schemas.microsoft.com/office/drawing/2017/model3d" xmlns:o="urn:schemas-microsoft-com:office:office" xmlns:oel="http://schemas.microsoft.com/office/2019/extlst" xmlns:r="http://schemas.openxmlformats.org/officeDocument/2006/relationships" xmlns:m="http://schemas.openxmlformats.org/officeDocument/2006/math" xmlns:v="urn:schemas-microsoft-com:vml" xmlns:wp14="http://schemas.microsoft.com/office/word/2010/wordprocessingDrawing" xmlns:wp="http://schemas.openxmlformats.org/drawingml/2006/wordprocessingDrawing" xmlns:w10="urn:schemas-microsoft-com:office:word" xmlns:w="http://schemas.openxmlformats.org/wordprocessingml/2006/main" xmlns:w14="http://schemas.microsoft.com/office/word/2010/wordml" xmlns:w15="http://schemas.microsoft.com/office/word/2012/wordml" xmlns:w16cex="http://schemas.microsoft.com/office/word/2018/wordml/cex" xmlns:w16cid="http://schemas.microsoft.com/office/word/2016/wordml/cid" xmlns:w16="http://schemas.microsoft.com/office/word/2018/wordml" xmlns:w16du="http://schemas.microsoft.com/office/word/2023/wordml/word16du" xmlns:w16sdtdh="http://schemas.microsoft.com/office/word/2020/wordml/sdtdatahash" xmlns:w16sdtfl="http://schemas.microsoft.com/office/word/2024/wordml/sdtformatlock" xmlns:w16se="http://schemas.microsoft.com/office/word/2015/wordml/symex" xmlns:wpg="http://schemas.microsoft.com/office/word/2010/wordprocessingGroup" xmlns:wpi="http://schemas.microsoft.com/office/word/2010/wordprocessingInk" xmlns:wne="http://schemas.microsoft.com/office/word/2006/wordml" xmlns:wps="http://schemas.microsoft.com/office/word/2010/wordprocessingShape" mc:Ignorable="w14 w15 w16se w16cid w16 w16cex w16sdtdh w16sdtfl w16du wp14">
   <w:footnote w:type="separator" w:id="-1">
     <w:p>
       <w:r>
@@ -23639,7 +26426,7 @@
 </file>
 
 <file path=word/header1.xml><?xml version="1.0" encoding="utf-8"?>
-<w:hdr xmlns:wpc="http://schemas.microsoft.com/office/word/2010/wordprocessingCanvas" xmlns:cx="http://schemas.microsoft.com/office/drawing/2014/chartex" xmlns:cx1="http://schemas.microsoft.com/office/drawing/2015/9/8/chartex" xmlns:cx2="http://schemas.microsoft.com/office/drawing/2015/10/21/chartex" xmlns:cx3="http://schemas.microsoft.com/office/drawing/2016/5/9/chartex" xmlns:cx4="http://schemas.microsoft.com/office/drawing/2016/5/10/chartex" xmlns:cx5="http://schemas.microsoft.com/office/drawing/2016/5/11/chartex" xmlns:cx6="http://schemas.microsoft.com/office/drawing/2016/5/12/chartex" xmlns:cx7="http://schemas.microsoft.com/office/drawing/2016/5/13/chartex" xmlns:cx8="http://schemas.microsoft.com/office/drawing/2016/5/14/chartex" xmlns:mc="http://schemas.openxmlformats.org/markup-compatibility/2006" xmlns:aink="http://schemas.microsoft.com/office/drawing/2016/ink" xmlns:am3d="http://schemas.microsoft.com/office/drawing/2017/model3d" xmlns:o="urn:schemas-microsoft-com:office:office" xmlns:oel="http://schemas.microsoft.com/office/2019/extlst" xmlns:r="http://schemas.openxmlformats.org/officeDocument/2006/relationships" xmlns:m="http://schemas.openxmlformats.org/officeDocument/2006/math" xmlns:v="urn:schemas-microsoft-com:vml" xmlns:wp14="http://schemas.microsoft.com/office/word/2010/wordprocessingDrawing" xmlns:wp="http://schemas.openxmlformats.org/drawingml/2006/wordprocessingDrawing" xmlns:w10="urn:schemas-microsoft-com:office:word" xmlns:w="http://schemas.openxmlformats.org/wordprocessingml/2006/main" xmlns:w14="http://schemas.microsoft.com/office/word/2010/wordml" xmlns:w15="http://schemas.microsoft.com/office/word/2012/wordml" xmlns:w16cex="http://schemas.microsoft.com/office/word/2018/wordml/cex" xmlns:w16cid="http://schemas.microsoft.com/office/word/2016/wordml/cid" xmlns:w16="http://schemas.microsoft.com/office/word/2018/wordml" xmlns:w16sdtdh="http://schemas.microsoft.com/office/word/2020/wordml/sdtdatahash" xmlns:w16se="http://schemas.microsoft.com/office/word/2015/wordml/symex" xmlns:wpg="http://schemas.microsoft.com/office/word/2010/wordprocessingGroup" xmlns:wpi="http://schemas.microsoft.com/office/word/2010/wordprocessingInk" xmlns:wne="http://schemas.microsoft.com/office/word/2006/wordml" xmlns:wps="http://schemas.microsoft.com/office/word/2010/wordprocessingShape" mc:Ignorable="w14 w15 w16se w16cid w16 w16cex w16sdtdh wp14">
+<w:hdr xmlns:wpc="http://schemas.microsoft.com/office/word/2010/wordprocessingCanvas" xmlns:cx="http://schemas.microsoft.com/office/drawing/2014/chartex" xmlns:cx1="http://schemas.microsoft.com/office/drawing/2015/9/8/chartex" xmlns:cx2="http://schemas.microsoft.com/office/drawing/2015/10/21/chartex" xmlns:cx3="http://schemas.microsoft.com/office/drawing/2016/5/9/chartex" xmlns:cx4="http://schemas.microsoft.com/office/drawing/2016/5/10/chartex" xmlns:cx5="http://schemas.microsoft.com/office/drawing/2016/5/11/chartex" xmlns:cx6="http://schemas.microsoft.com/office/drawing/2016/5/12/chartex" xmlns:cx7="http://schemas.microsoft.com/office/drawing/2016/5/13/chartex" xmlns:cx8="http://schemas.microsoft.com/office/drawing/2016/5/14/chartex" xmlns:mc="http://schemas.openxmlformats.org/markup-compatibility/2006" xmlns:aink="http://schemas.microsoft.com/office/drawing/2016/ink" xmlns:am3d="http://schemas.microsoft.com/office/drawing/2017/model3d" xmlns:o="urn:schemas-microsoft-com:office:office" xmlns:oel="http://schemas.microsoft.com/office/2019/extlst" xmlns:r="http://schemas.openxmlformats.org/officeDocument/2006/relationships" xmlns:m="http://schemas.openxmlformats.org/officeDocument/2006/math" xmlns:v="urn:schemas-microsoft-com:vml" xmlns:wp14="http://schemas.microsoft.com/office/word/2010/wordprocessingDrawing" xmlns:wp="http://schemas.openxmlformats.org/drawingml/2006/wordprocessingDrawing" xmlns:w10="urn:schemas-microsoft-com:office:word" xmlns:w="http://schemas.openxmlformats.org/wordprocessingml/2006/main" xmlns:w14="http://schemas.microsoft.com/office/word/2010/wordml" xmlns:w15="http://schemas.microsoft.com/office/word/2012/wordml" xmlns:w16cex="http://schemas.microsoft.com/office/word/2018/wordml/cex" xmlns:w16cid="http://schemas.microsoft.com/office/word/2016/wordml/cid" xmlns:w16="http://schemas.microsoft.com/office/word/2018/wordml" xmlns:w16du="http://schemas.microsoft.com/office/word/2023/wordml/word16du" xmlns:w16sdtdh="http://schemas.microsoft.com/office/word/2020/wordml/sdtdatahash" xmlns:w16sdtfl="http://schemas.microsoft.com/office/word/2024/wordml/sdtformatlock" xmlns:w16se="http://schemas.microsoft.com/office/word/2015/wordml/symex" xmlns:wpg="http://schemas.microsoft.com/office/word/2010/wordprocessingGroup" xmlns:wpi="http://schemas.microsoft.com/office/word/2010/wordprocessingInk" xmlns:wne="http://schemas.microsoft.com/office/word/2006/wordml" xmlns:wps="http://schemas.microsoft.com/office/word/2010/wordprocessingShape" mc:Ignorable="w14 w15 w16se w16cid w16 w16cex w16sdtdh w16sdtfl w16du wp14">
   <w:p>
     <w:pPr>
       <w:pBdr>
@@ -23829,8 +26616,62 @@
 </file>
 
 <file path=word/numbering.xml><?xml version="1.0" encoding="utf-8"?>
-<w:numbering xmlns:wpc="http://schemas.microsoft.com/office/word/2010/wordprocessingCanvas" xmlns:cx="http://schemas.microsoft.com/office/drawing/2014/chartex" xmlns:cx1="http://schemas.microsoft.com/office/drawing/2015/9/8/chartex" xmlns:cx2="http://schemas.microsoft.com/office/drawing/2015/10/21/chartex" xmlns:cx3="http://schemas.microsoft.com/office/drawing/2016/5/9/chartex" xmlns:cx4="http://schemas.microsoft.com/office/drawing/2016/5/10/chartex" xmlns:cx5="http://schemas.microsoft.com/office/drawing/2016/5/11/chartex" xmlns:cx6="http://schemas.microsoft.com/office/drawing/2016/5/12/chartex" xmlns:cx7="http://schemas.microsoft.com/office/drawing/2016/5/13/chartex" xmlns:cx8="http://schemas.microsoft.com/office/drawing/2016/5/14/chartex" xmlns:mc="http://schemas.openxmlformats.org/markup-compatibility/2006" xmlns:aink="http://schemas.microsoft.com/office/drawing/2016/ink" xmlns:am3d="http://schemas.microsoft.com/office/drawing/2017/model3d" xmlns:o="urn:schemas-microsoft-com:office:office" xmlns:oel="http://schemas.microsoft.com/office/2019/extlst" xmlns:r="http://schemas.openxmlformats.org/officeDocument/2006/relationships" xmlns:m="http://schemas.openxmlformats.org/officeDocument/2006/math" xmlns:v="urn:schemas-microsoft-com:vml" xmlns:wp14="http://schemas.microsoft.com/office/word/2010/wordprocessingDrawing" xmlns:wp="http://schemas.openxmlformats.org/drawingml/2006/wordprocessingDrawing" xmlns:w10="urn:schemas-microsoft-com:office:word" xmlns:w="http://schemas.openxmlformats.org/wordprocessingml/2006/main" xmlns:w14="http://schemas.microsoft.com/office/word/2010/wordml" xmlns:w15="http://schemas.microsoft.com/office/word/2012/wordml" xmlns:w16cex="http://schemas.microsoft.com/office/word/2018/wordml/cex" xmlns:w16cid="http://schemas.microsoft.com/office/word/2016/wordml/cid" xmlns:w16="http://schemas.microsoft.com/office/word/2018/wordml" xmlns:w16sdtdh="http://schemas.microsoft.com/office/word/2020/wordml/sdtdatahash" xmlns:w16se="http://schemas.microsoft.com/office/word/2015/wordml/symex" xmlns:wpg="http://schemas.microsoft.com/office/word/2010/wordprocessingGroup" xmlns:wpi="http://schemas.microsoft.com/office/word/2010/wordprocessingInk" xmlns:wne="http://schemas.microsoft.com/office/word/2006/wordml" xmlns:wps="http://schemas.microsoft.com/office/word/2010/wordprocessingShape" mc:Ignorable="w14 w15 w16se w16cid w16 w16cex w16sdtdh wp14">
+<w:numbering xmlns:wpc="http://schemas.microsoft.com/office/word/2010/wordprocessingCanvas" xmlns:cx="http://schemas.microsoft.com/office/drawing/2014/chartex" xmlns:cx1="http://schemas.microsoft.com/office/drawing/2015/9/8/chartex" xmlns:cx2="http://schemas.microsoft.com/office/drawing/2015/10/21/chartex" xmlns:cx3="http://schemas.microsoft.com/office/drawing/2016/5/9/chartex" xmlns:cx4="http://schemas.microsoft.com/office/drawing/2016/5/10/chartex" xmlns:cx5="http://schemas.microsoft.com/office/drawing/2016/5/11/chartex" xmlns:cx6="http://schemas.microsoft.com/office/drawing/2016/5/12/chartex" xmlns:cx7="http://schemas.microsoft.com/office/drawing/2016/5/13/chartex" xmlns:cx8="http://schemas.microsoft.com/office/drawing/2016/5/14/chartex" xmlns:mc="http://schemas.openxmlformats.org/markup-compatibility/2006" xmlns:aink="http://schemas.microsoft.com/office/drawing/2016/ink" xmlns:am3d="http://schemas.microsoft.com/office/drawing/2017/model3d" xmlns:o="urn:schemas-microsoft-com:office:office" xmlns:oel="http://schemas.microsoft.com/office/2019/extlst" xmlns:r="http://schemas.openxmlformats.org/officeDocument/2006/relationships" xmlns:m="http://schemas.openxmlformats.org/officeDocument/2006/math" xmlns:v="urn:schemas-microsoft-com:vml" xmlns:wp14="http://schemas.microsoft.com/office/word/2010/wordprocessingDrawing" xmlns:wp="http://schemas.openxmlformats.org/drawingml/2006/wordprocessingDrawing" xmlns:w10="urn:schemas-microsoft-com:office:word" xmlns:w="http://schemas.openxmlformats.org/wordprocessingml/2006/main" xmlns:w14="http://schemas.microsoft.com/office/word/2010/wordml" xmlns:w15="http://schemas.microsoft.com/office/word/2012/wordml" xmlns:w16cex="http://schemas.microsoft.com/office/word/2018/wordml/cex" xmlns:w16cid="http://schemas.microsoft.com/office/word/2016/wordml/cid" xmlns:w16="http://schemas.microsoft.com/office/word/2018/wordml" xmlns:w16du="http://schemas.microsoft.com/office/word/2023/wordml/word16du" xmlns:w16sdtdh="http://schemas.microsoft.com/office/word/2020/wordml/sdtdatahash" xmlns:w16sdtfl="http://schemas.microsoft.com/office/word/2024/wordml/sdtformatlock" xmlns:w16se="http://schemas.microsoft.com/office/word/2015/wordml/symex" xmlns:wpg="http://schemas.microsoft.com/office/word/2010/wordprocessingGroup" xmlns:wpi="http://schemas.microsoft.com/office/word/2010/wordprocessingInk" xmlns:wne="http://schemas.microsoft.com/office/word/2006/wordml" xmlns:wps="http://schemas.microsoft.com/office/word/2010/wordprocessingShape" mc:Ignorable="w14 w15 w16se w16cid w16 w16cex w16sdtdh w16sdtfl w16du wp14">
   <w:abstractNum w:abstractNumId="0" w15:restartNumberingAfterBreak="0">
+    <w:nsid w:val="0ADD7054"/>
+    <w:multiLevelType w:val="hybridMultilevel"/>
+    <w:tmpl w:val="331050A4"/>
+    <w:lvl w:ilvl="0" w:tplc="1CCC0F40">
+      <w:start w:val="1"/>
+      <w:numFmt w:val="bullet"/>
+      <w:lvlText w:val="•"/>
+      <w:lvlJc w:val="left"/>
+      <w:pPr>
+        <w:ind w:left="720" w:hanging="360"/>
+      </w:pPr>
+    </w:lvl>
+    <w:lvl w:ilvl="1" w:tplc="4850A8F2">
+      <w:numFmt w:val="decimal"/>
+      <w:lvlText w:val=""/>
+      <w:lvlJc w:val="left"/>
+    </w:lvl>
+    <w:lvl w:ilvl="2" w:tplc="CACEC10A">
+      <w:numFmt w:val="decimal"/>
+      <w:lvlText w:val=""/>
+      <w:lvlJc w:val="left"/>
+    </w:lvl>
+    <w:lvl w:ilvl="3" w:tplc="43B273C6">
+      <w:numFmt w:val="decimal"/>
+      <w:lvlText w:val=""/>
+      <w:lvlJc w:val="left"/>
+    </w:lvl>
+    <w:lvl w:ilvl="4" w:tplc="D0A87606">
+      <w:numFmt w:val="decimal"/>
+      <w:lvlText w:val=""/>
+      <w:lvlJc w:val="left"/>
+    </w:lvl>
+    <w:lvl w:ilvl="5" w:tplc="241A5D4E">
+      <w:numFmt w:val="decimal"/>
+      <w:lvlText w:val=""/>
+      <w:lvlJc w:val="left"/>
+    </w:lvl>
+    <w:lvl w:ilvl="6" w:tplc="0BECAFD0">
+      <w:numFmt w:val="decimal"/>
+      <w:lvlText w:val=""/>
+      <w:lvlJc w:val="left"/>
+    </w:lvl>
+    <w:lvl w:ilvl="7" w:tplc="54D25774">
+      <w:numFmt w:val="decimal"/>
+      <w:lvlText w:val=""/>
+      <w:lvlJc w:val="left"/>
+    </w:lvl>
+    <w:lvl w:ilvl="8" w:tplc="618E0382">
+      <w:numFmt w:val="decimal"/>
+      <w:lvlText w:val=""/>
+      <w:lvlJc w:val="left"/>
+    </w:lvl>
+  </w:abstractNum>
+  <w:abstractNum w:abstractNumId="1" w15:restartNumberingAfterBreak="0">
     <w:nsid w:val="18AF3756"/>
     <w:multiLevelType w:val="multilevel"/>
     <w:tmpl w:val="5100D944"/>
@@ -23919,7 +26760,7 @@
       </w:pPr>
     </w:lvl>
   </w:abstractNum>
-  <w:abstractNum w:abstractNumId="1" w15:restartNumberingAfterBreak="0">
+  <w:abstractNum w:abstractNumId="2" w15:restartNumberingAfterBreak="0">
     <w:nsid w:val="2D7A58F4"/>
     <w:multiLevelType w:val="hybridMultilevel"/>
     <w:tmpl w:val="C076EE68"/>
@@ -24032,7 +26873,7 @@
       </w:rPr>
     </w:lvl>
   </w:abstractNum>
-  <w:abstractNum w:abstractNumId="2" w15:restartNumberingAfterBreak="0">
+  <w:abstractNum w:abstractNumId="3" w15:restartNumberingAfterBreak="0">
     <w:nsid w:val="49160EB2"/>
     <w:multiLevelType w:val="hybridMultilevel"/>
     <w:tmpl w:val="C6CC017A"/>
@@ -24121,7 +26962,7 @@
       </w:pPr>
     </w:lvl>
   </w:abstractNum>
-  <w:abstractNum w:abstractNumId="3" w15:restartNumberingAfterBreak="0">
+  <w:abstractNum w:abstractNumId="4" w15:restartNumberingAfterBreak="0">
     <w:nsid w:val="5BE241A3"/>
     <w:multiLevelType w:val="multilevel"/>
     <w:tmpl w:val="AD10CD12"/>
@@ -24234,7 +27075,7 @@
       </w:rPr>
     </w:lvl>
   </w:abstractNum>
-  <w:abstractNum w:abstractNumId="4" w15:restartNumberingAfterBreak="0">
+  <w:abstractNum w:abstractNumId="5" w15:restartNumberingAfterBreak="0">
     <w:nsid w:val="6A6C7804"/>
     <w:multiLevelType w:val="multilevel"/>
     <w:tmpl w:val="E536E8A8"/>
@@ -24321,25 +27162,31 @@
     </w:lvl>
   </w:abstractNum>
   <w:num w:numId="1" w16cid:durableId="261299232">
-    <w:abstractNumId w:val="0"/>
+    <w:abstractNumId w:val="1"/>
   </w:num>
   <w:num w:numId="2" w16cid:durableId="740904138">
+    <w:abstractNumId w:val="4"/>
+  </w:num>
+  <w:num w:numId="3" w16cid:durableId="1910651237">
+    <w:abstractNumId w:val="5"/>
+  </w:num>
+  <w:num w:numId="4" w16cid:durableId="2060323236">
     <w:abstractNumId w:val="3"/>
   </w:num>
-  <w:num w:numId="3" w16cid:durableId="1910651237">
-    <w:abstractNumId w:val="4"/>
-  </w:num>
-  <w:num w:numId="4" w16cid:durableId="2060323236">
+  <w:num w:numId="5" w16cid:durableId="1684475874">
     <w:abstractNumId w:val="2"/>
   </w:num>
-  <w:num w:numId="5" w16cid:durableId="1684475874">
-    <w:abstractNumId w:val="1"/>
+  <w:num w:numId="6" w16cid:durableId="501818276">
+    <w:abstractNumId w:val="0"/>
+    <w:lvlOverride w:ilvl="0">
+      <w:startOverride w:val="1"/>
+    </w:lvlOverride>
   </w:num>
 </w:numbering>
 </file>
 
 <file path=word/styles.xml><?xml version="1.0" encoding="utf-8"?>
-<w:styles xmlns:mc="http://schemas.openxmlformats.org/markup-compatibility/2006" xmlns:r="http://schemas.openxmlformats.org/officeDocument/2006/relationships" xmlns:w="http://schemas.openxmlformats.org/wordprocessingml/2006/main" xmlns:w14="http://schemas.microsoft.com/office/word/2010/wordml" xmlns:w15="http://schemas.microsoft.com/office/word/2012/wordml" xmlns:w16cex="http://schemas.microsoft.com/office/word/2018/wordml/cex" xmlns:w16cid="http://schemas.microsoft.com/office/word/2016/wordml/cid" xmlns:w16="http://schemas.microsoft.com/office/word/2018/wordml" xmlns:w16sdtdh="http://schemas.microsoft.com/office/word/2020/wordml/sdtdatahash" xmlns:w16se="http://schemas.microsoft.com/office/word/2015/wordml/symex" mc:Ignorable="w14 w15 w16se w16cid w16 w16cex w16sdtdh">
+<w:styles xmlns:mc="http://schemas.openxmlformats.org/markup-compatibility/2006" xmlns:r="http://schemas.openxmlformats.org/officeDocument/2006/relationships" xmlns:w="http://schemas.openxmlformats.org/wordprocessingml/2006/main" xmlns:w14="http://schemas.microsoft.com/office/word/2010/wordml" xmlns:w15="http://schemas.microsoft.com/office/word/2012/wordml" xmlns:w16cex="http://schemas.microsoft.com/office/word/2018/wordml/cex" xmlns:w16cid="http://schemas.microsoft.com/office/word/2016/wordml/cid" xmlns:w16="http://schemas.microsoft.com/office/word/2018/wordml" xmlns:w16du="http://schemas.microsoft.com/office/word/2023/wordml/word16du" xmlns:w16sdtdh="http://schemas.microsoft.com/office/word/2020/wordml/sdtdatahash" xmlns:w16sdtfl="http://schemas.microsoft.com/office/word/2024/wordml/sdtformatlock" xmlns:w16se="http://schemas.microsoft.com/office/word/2015/wordml/symex" mc:Ignorable="w14 w15 w16se w16cid w16 w16cex w16sdtdh w16sdtfl w16du">
   <w:docDefaults>
     <w:rPrDefault>
       <w:rPr>
@@ -25195,6 +28042,1156 @@
 </w:styles>
 </file>
 
+<file path=word/charts/chart1.xml><?xml version="1.0" encoding="utf-8"?>
+<c:chartSpace xmlns:c="http://schemas.openxmlformats.org/drawingml/2006/chart" xmlns:a="http://schemas.openxmlformats.org/drawingml/2006/main" xmlns:r="http://schemas.openxmlformats.org/officeDocument/2006/relationships" xmlns:c16r2="http://schemas.microsoft.com/office/drawing/2015/06/chart">
+  <c:date1904 val="0"/>
+  <c:lang val="en-GB"/>
+  <c:roundedCorners val="0"/>
+  <mc:AlternateContent xmlns:mc="http://schemas.openxmlformats.org/markup-compatibility/2006">
+    <mc:Choice xmlns:c14="http://schemas.microsoft.com/office/drawing/2007/8/2/chart" Requires="c14">
+      <c14:style val="102"/>
+    </mc:Choice>
+    <mc:Fallback>
+      <c:style val="2"/>
+    </mc:Fallback>
+  </mc:AlternateContent>
+  <c:clrMapOvr bg1="lt1" tx1="dk1" bg2="lt2" tx2="dk2" accent1="accent1" accent2="accent2" accent3="accent3" accent4="accent4" accent5="accent5" accent6="accent6" hlink="hlink" folHlink="folHlink"/>
+  <c:chart>
+    <c:title>
+      <c:tx>
+        <c:rich>
+          <a:bodyPr rot="0" spcFirstLastPara="1" vertOverflow="ellipsis" vert="horz" wrap="square" anchor="ctr" anchorCtr="1"/>
+          <a:lstStyle/>
+          <a:p>
+            <a:pPr>
+              <a:defRPr sz="1400" b="0" i="0" u="none" strike="noStrike" kern="1200" spc="0" baseline="0">
+                <a:solidFill>
+                  <a:schemeClr val="tx1">
+                    <a:lumMod val="65000"/>
+                    <a:lumOff val="35000"/>
+                  </a:schemeClr>
+                </a:solidFill>
+                <a:latin typeface="+mn-lt"/>
+                <a:ea typeface="+mn-ea"/>
+                <a:cs typeface="+mn-cs"/>
+              </a:defRPr>
+            </a:pPr>
+            <a:r>
+              <a:rPr lang="en-GB" sz="1400" b="0" i="0" u="none" strike="noStrike" kern="1200" spc="0" baseline="0">
+                <a:solidFill>
+                  <a:sysClr val="windowText" lastClr="000000">
+                    <a:lumMod val="65000"/>
+                    <a:lumOff val="35000"/>
+                  </a:sysClr>
+                </a:solidFill>
+              </a:rPr>
+              <a:t>Evolução Comparativa - valor hora</a:t>
+            </a:r>
+          </a:p>
+        </c:rich>
+      </c:tx>
+      <c:overlay val="0"/>
+      <c:spPr>
+        <a:noFill/>
+        <a:ln>
+          <a:noFill/>
+        </a:ln>
+        <a:effectLst/>
+      </c:spPr>
+      <c:txPr>
+        <a:bodyPr rot="0" spcFirstLastPara="1" vertOverflow="ellipsis" vert="horz" wrap="square" anchor="ctr" anchorCtr="1"/>
+        <a:lstStyle/>
+        <a:p>
+          <a:pPr>
+            <a:defRPr sz="1400" b="0" i="0" u="none" strike="noStrike" kern="1200" spc="0" baseline="0">
+              <a:solidFill>
+                <a:schemeClr val="tx1">
+                  <a:lumMod val="65000"/>
+                  <a:lumOff val="35000"/>
+                </a:schemeClr>
+              </a:solidFill>
+              <a:latin typeface="+mn-lt"/>
+              <a:ea typeface="+mn-ea"/>
+              <a:cs typeface="+mn-cs"/>
+            </a:defRPr>
+          </a:pPr>
+          <a:endParaRPr lang="en-US"/>
+        </a:p>
+      </c:txPr>
+    </c:title>
+    <c:autoTitleDeleted val="0"/>
+    <c:plotArea>
+      <c:layout/>
+      <c:lineChart>
+        <c:grouping val="standard"/>
+        <c:varyColors val="0"/>
+        <c:ser>
+          <c:idx val="0"/>
+          <c:order val="0"/>
+          <c:tx>
+            <c:strRef>
+              <c:f>Sheet1!$C$28</c:f>
+              <c:strCache>
+                <c:ptCount val="1"/>
+                <c:pt idx="0">
+                  <c:v>Nacional</c:v>
+                </c:pt>
+              </c:strCache>
+            </c:strRef>
+          </c:tx>
+          <c:spPr>
+            <a:ln w="28575" cap="rnd">
+              <a:solidFill>
+                <a:schemeClr val="accent1"/>
+              </a:solidFill>
+              <a:round/>
+            </a:ln>
+            <a:effectLst/>
+          </c:spPr>
+          <c:marker>
+            <c:symbol val="none"/>
+          </c:marker>
+          <c:cat>
+            <c:numRef>
+              <c:f>Sheet1!$B$29:$B$46</c:f>
+              <c:numCache>
+                <c:formatCode>General</c:formatCode>
+                <c:ptCount val="18"/>
+                <c:pt idx="0">
+                  <c:v>2009</c:v>
+                </c:pt>
+                <c:pt idx="1">
+                  <c:v>2010</c:v>
+                </c:pt>
+                <c:pt idx="2">
+                  <c:v>2011</c:v>
+                </c:pt>
+                <c:pt idx="3">
+                  <c:v>2012</c:v>
+                </c:pt>
+                <c:pt idx="4">
+                  <c:v>2013</c:v>
+                </c:pt>
+                <c:pt idx="5">
+                  <c:v>2014</c:v>
+                </c:pt>
+                <c:pt idx="6">
+                  <c:v>2015</c:v>
+                </c:pt>
+                <c:pt idx="7">
+                  <c:v>2016</c:v>
+                </c:pt>
+                <c:pt idx="8">
+                  <c:v>2017</c:v>
+                </c:pt>
+                <c:pt idx="9">
+                  <c:v>2018</c:v>
+                </c:pt>
+                <c:pt idx="10">
+                  <c:v>2019</c:v>
+                </c:pt>
+                <c:pt idx="11">
+                  <c:v>2020</c:v>
+                </c:pt>
+                <c:pt idx="12">
+                  <c:v>2021</c:v>
+                </c:pt>
+                <c:pt idx="13">
+                  <c:v>2022</c:v>
+                </c:pt>
+                <c:pt idx="14">
+                  <c:v>2023</c:v>
+                </c:pt>
+                <c:pt idx="15">
+                  <c:v>2024</c:v>
+                </c:pt>
+                <c:pt idx="16">
+                  <c:v>2025</c:v>
+                </c:pt>
+                <c:pt idx="17">
+                  <c:v>2026</c:v>
+                </c:pt>
+              </c:numCache>
+            </c:numRef>
+          </c:cat>
+          <c:val>
+            <c:numRef>
+              <c:f>Sheet1!$C$29:$C$46</c:f>
+              <c:numCache>
+                <c:formatCode>"R$"\ #,##0.00</c:formatCode>
+                <c:ptCount val="18"/>
+                <c:pt idx="0">
+                  <c:v>29.450000000000003</c:v>
+                </c:pt>
+                <c:pt idx="1">
+                  <c:v>31.764770000000006</c:v>
+                </c:pt>
+                <c:pt idx="2">
+                  <c:v>36.799479999999996</c:v>
+                </c:pt>
+                <c:pt idx="3">
+                  <c:v>44.981000000000002</c:v>
+                </c:pt>
+                <c:pt idx="4">
+                  <c:v>48.576999999999998</c:v>
+                </c:pt>
+                <c:pt idx="5">
+                  <c:v>52.61909</c:v>
+                </c:pt>
+                <c:pt idx="6">
+                  <c:v>59.451180000000001</c:v>
+                </c:pt>
+                <c:pt idx="7">
+                  <c:v>66.204840000000004</c:v>
+                </c:pt>
+                <c:pt idx="8">
+                  <c:v>71.262800000000013</c:v>
+                </c:pt>
+                <c:pt idx="9">
+                  <c:v>76.115849999999995</c:v>
+                </c:pt>
+                <c:pt idx="10">
+                  <c:v>79.289939999999987</c:v>
+                </c:pt>
+                <c:pt idx="11">
+                  <c:v>89.473439999999997</c:v>
+                </c:pt>
+                <c:pt idx="12">
+                  <c:v>89.473439999999997</c:v>
+                </c:pt>
+                <c:pt idx="13">
+                  <c:v>119.21453</c:v>
+                </c:pt>
+                <c:pt idx="14">
+                  <c:v>137.03704999999999</c:v>
+                </c:pt>
+                <c:pt idx="15">
+                  <c:v>141.99766999999997</c:v>
+                </c:pt>
+                <c:pt idx="16">
+                  <c:v>150.90087</c:v>
+                </c:pt>
+                <c:pt idx="17">
+                  <c:v>159.04952999999998</c:v>
+                </c:pt>
+              </c:numCache>
+            </c:numRef>
+          </c:val>
+          <c:smooth val="0"/>
+          <c:extLst>
+            <c:ext xmlns:c16="http://schemas.microsoft.com/office/drawing/2014/chart" uri="{C3380CC4-5D6E-409C-BE32-E72D297353CC}">
+              <c16:uniqueId val="{00000000-3DDD-4C6D-B82B-9EFC825DE388}"/>
+            </c:ext>
+          </c:extLst>
+        </c:ser>
+        <c:ser>
+          <c:idx val="1"/>
+          <c:order val="1"/>
+          <c:tx>
+            <c:strRef>
+              <c:f>Sheet1!$D$28</c:f>
+              <c:strCache>
+                <c:ptCount val="1"/>
+                <c:pt idx="0">
+                  <c:v>22h</c:v>
+                </c:pt>
+              </c:strCache>
+            </c:strRef>
+          </c:tx>
+          <c:spPr>
+            <a:ln w="28575" cap="rnd">
+              <a:solidFill>
+                <a:schemeClr val="accent2"/>
+              </a:solidFill>
+              <a:round/>
+            </a:ln>
+            <a:effectLst/>
+          </c:spPr>
+          <c:marker>
+            <c:symbol val="none"/>
+          </c:marker>
+          <c:cat>
+            <c:numRef>
+              <c:f>Sheet1!$B$29:$B$46</c:f>
+              <c:numCache>
+                <c:formatCode>General</c:formatCode>
+                <c:ptCount val="18"/>
+                <c:pt idx="0">
+                  <c:v>2009</c:v>
+                </c:pt>
+                <c:pt idx="1">
+                  <c:v>2010</c:v>
+                </c:pt>
+                <c:pt idx="2">
+                  <c:v>2011</c:v>
+                </c:pt>
+                <c:pt idx="3">
+                  <c:v>2012</c:v>
+                </c:pt>
+                <c:pt idx="4">
+                  <c:v>2013</c:v>
+                </c:pt>
+                <c:pt idx="5">
+                  <c:v>2014</c:v>
+                </c:pt>
+                <c:pt idx="6">
+                  <c:v>2015</c:v>
+                </c:pt>
+                <c:pt idx="7">
+                  <c:v>2016</c:v>
+                </c:pt>
+                <c:pt idx="8">
+                  <c:v>2017</c:v>
+                </c:pt>
+                <c:pt idx="9">
+                  <c:v>2018</c:v>
+                </c:pt>
+                <c:pt idx="10">
+                  <c:v>2019</c:v>
+                </c:pt>
+                <c:pt idx="11">
+                  <c:v>2020</c:v>
+                </c:pt>
+                <c:pt idx="12">
+                  <c:v>2021</c:v>
+                </c:pt>
+                <c:pt idx="13">
+                  <c:v>2022</c:v>
+                </c:pt>
+                <c:pt idx="14">
+                  <c:v>2023</c:v>
+                </c:pt>
+                <c:pt idx="15">
+                  <c:v>2024</c:v>
+                </c:pt>
+                <c:pt idx="16">
+                  <c:v>2025</c:v>
+                </c:pt>
+                <c:pt idx="17">
+                  <c:v>2026</c:v>
+                </c:pt>
+              </c:numCache>
+            </c:numRef>
+          </c:cat>
+          <c:val>
+            <c:numRef>
+              <c:f>Sheet1!$D$29:$D$46</c:f>
+              <c:numCache>
+                <c:formatCode>"R$"\ #,##0.00</c:formatCode>
+                <c:ptCount val="18"/>
+                <c:pt idx="0">
+                  <c:v>33.30409090909091</c:v>
+                </c:pt>
+                <c:pt idx="1">
+                  <c:v>34.802727272727275</c:v>
+                </c:pt>
+                <c:pt idx="2">
+                  <c:v>36.368636363636362</c:v>
+                </c:pt>
+                <c:pt idx="3">
+                  <c:v>38.004545454545458</c:v>
+                </c:pt>
+                <c:pt idx="4">
+                  <c:v>49.180454545454545</c:v>
+                </c:pt>
+                <c:pt idx="5">
+                  <c:v>53.606818181818177</c:v>
+                </c:pt>
+                <c:pt idx="6">
+                  <c:v>53.606818181818177</c:v>
+                </c:pt>
+                <c:pt idx="7">
+                  <c:v>53.606818181818177</c:v>
+                </c:pt>
+                <c:pt idx="8">
+                  <c:v>53.606818181818177</c:v>
+                </c:pt>
+                <c:pt idx="9">
+                  <c:v>53.606818181818177</c:v>
+                </c:pt>
+                <c:pt idx="10">
+                  <c:v>53.606818181818177</c:v>
+                </c:pt>
+                <c:pt idx="11">
+                  <c:v>53.606818181818177</c:v>
+                </c:pt>
+                <c:pt idx="12">
+                  <c:v>53.606818181818177</c:v>
+                </c:pt>
+                <c:pt idx="13">
+                  <c:v>60.602510661689763</c:v>
+                </c:pt>
+                <c:pt idx="14">
+                  <c:v>60.602510661689763</c:v>
+                </c:pt>
+                <c:pt idx="15">
+                  <c:v>64.178058790729452</c:v>
+                </c:pt>
+                <c:pt idx="16">
+                  <c:v>121.6940909090909</c:v>
+                </c:pt>
+                <c:pt idx="17">
+                  <c:v>121.6940909090909</c:v>
+                </c:pt>
+              </c:numCache>
+            </c:numRef>
+          </c:val>
+          <c:smooth val="0"/>
+          <c:extLst>
+            <c:ext xmlns:c16="http://schemas.microsoft.com/office/drawing/2014/chart" uri="{C3380CC4-5D6E-409C-BE32-E72D297353CC}">
+              <c16:uniqueId val="{00000001-3DDD-4C6D-B82B-9EFC825DE388}"/>
+            </c:ext>
+          </c:extLst>
+        </c:ser>
+        <c:dLbls>
+          <c:showLegendKey val="0"/>
+          <c:showVal val="0"/>
+          <c:showCatName val="0"/>
+          <c:showSerName val="0"/>
+          <c:showPercent val="0"/>
+          <c:showBubbleSize val="0"/>
+        </c:dLbls>
+        <c:smooth val="0"/>
+        <c:axId val="1595717151"/>
+        <c:axId val="1595721471"/>
+      </c:lineChart>
+      <c:catAx>
+        <c:axId val="1595717151"/>
+        <c:scaling>
+          <c:orientation val="minMax"/>
+        </c:scaling>
+        <c:delete val="0"/>
+        <c:axPos val="b"/>
+        <c:numFmt formatCode="General" sourceLinked="1"/>
+        <c:majorTickMark val="none"/>
+        <c:minorTickMark val="none"/>
+        <c:tickLblPos val="nextTo"/>
+        <c:spPr>
+          <a:noFill/>
+          <a:ln w="9525" cap="flat" cmpd="sng" algn="ctr">
+            <a:solidFill>
+              <a:schemeClr val="tx1">
+                <a:lumMod val="15000"/>
+                <a:lumOff val="85000"/>
+              </a:schemeClr>
+            </a:solidFill>
+            <a:round/>
+          </a:ln>
+          <a:effectLst/>
+        </c:spPr>
+        <c:txPr>
+          <a:bodyPr rot="-60000000" spcFirstLastPara="1" vertOverflow="ellipsis" vert="horz" wrap="square" anchor="ctr" anchorCtr="1"/>
+          <a:lstStyle/>
+          <a:p>
+            <a:pPr>
+              <a:defRPr sz="900" b="0" i="0" u="none" strike="noStrike" kern="1200" baseline="0">
+                <a:solidFill>
+                  <a:schemeClr val="tx1">
+                    <a:lumMod val="65000"/>
+                    <a:lumOff val="35000"/>
+                  </a:schemeClr>
+                </a:solidFill>
+                <a:latin typeface="+mn-lt"/>
+                <a:ea typeface="+mn-ea"/>
+                <a:cs typeface="+mn-cs"/>
+              </a:defRPr>
+            </a:pPr>
+            <a:endParaRPr lang="en-US"/>
+          </a:p>
+        </c:txPr>
+        <c:crossAx val="1595721471"/>
+        <c:crosses val="autoZero"/>
+        <c:auto val="1"/>
+        <c:lblAlgn val="ctr"/>
+        <c:lblOffset val="100"/>
+        <c:noMultiLvlLbl val="0"/>
+      </c:catAx>
+      <c:valAx>
+        <c:axId val="1595721471"/>
+        <c:scaling>
+          <c:orientation val="minMax"/>
+        </c:scaling>
+        <c:delete val="0"/>
+        <c:axPos val="l"/>
+        <c:majorGridlines>
+          <c:spPr>
+            <a:ln w="9525" cap="flat" cmpd="sng" algn="ctr">
+              <a:solidFill>
+                <a:schemeClr val="tx1">
+                  <a:lumMod val="15000"/>
+                  <a:lumOff val="85000"/>
+                </a:schemeClr>
+              </a:solidFill>
+              <a:round/>
+            </a:ln>
+            <a:effectLst/>
+          </c:spPr>
+        </c:majorGridlines>
+        <c:numFmt formatCode="&quot;R$&quot;\ #,##0.00" sourceLinked="1"/>
+        <c:majorTickMark val="none"/>
+        <c:minorTickMark val="none"/>
+        <c:tickLblPos val="nextTo"/>
+        <c:spPr>
+          <a:noFill/>
+          <a:ln>
+            <a:noFill/>
+          </a:ln>
+          <a:effectLst/>
+        </c:spPr>
+        <c:txPr>
+          <a:bodyPr rot="-60000000" spcFirstLastPara="1" vertOverflow="ellipsis" vert="horz" wrap="square" anchor="ctr" anchorCtr="1"/>
+          <a:lstStyle/>
+          <a:p>
+            <a:pPr>
+              <a:defRPr sz="900" b="0" i="0" u="none" strike="noStrike" kern="1200" baseline="0">
+                <a:solidFill>
+                  <a:schemeClr val="tx1">
+                    <a:lumMod val="65000"/>
+                    <a:lumOff val="35000"/>
+                  </a:schemeClr>
+                </a:solidFill>
+                <a:latin typeface="+mn-lt"/>
+                <a:ea typeface="+mn-ea"/>
+                <a:cs typeface="+mn-cs"/>
+              </a:defRPr>
+            </a:pPr>
+            <a:endParaRPr lang="en-US"/>
+          </a:p>
+        </c:txPr>
+        <c:crossAx val="1595717151"/>
+        <c:crosses val="autoZero"/>
+        <c:crossBetween val="between"/>
+      </c:valAx>
+      <c:spPr>
+        <a:noFill/>
+        <a:ln>
+          <a:noFill/>
+        </a:ln>
+        <a:effectLst/>
+      </c:spPr>
+    </c:plotArea>
+    <c:legend>
+      <c:legendPos val="b"/>
+      <c:overlay val="0"/>
+      <c:spPr>
+        <a:noFill/>
+        <a:ln>
+          <a:noFill/>
+        </a:ln>
+        <a:effectLst/>
+      </c:spPr>
+      <c:txPr>
+        <a:bodyPr rot="0" spcFirstLastPara="1" vertOverflow="ellipsis" vert="horz" wrap="square" anchor="ctr" anchorCtr="1"/>
+        <a:lstStyle/>
+        <a:p>
+          <a:pPr>
+            <a:defRPr sz="900" b="0" i="0" u="none" strike="noStrike" kern="1200" baseline="0">
+              <a:solidFill>
+                <a:schemeClr val="tx1">
+                  <a:lumMod val="65000"/>
+                  <a:lumOff val="35000"/>
+                </a:schemeClr>
+              </a:solidFill>
+              <a:latin typeface="+mn-lt"/>
+              <a:ea typeface="+mn-ea"/>
+              <a:cs typeface="+mn-cs"/>
+            </a:defRPr>
+          </a:pPr>
+          <a:endParaRPr lang="en-US"/>
+        </a:p>
+      </c:txPr>
+    </c:legend>
+    <c:plotVisOnly val="1"/>
+    <c:dispBlanksAs val="gap"/>
+    <c:showDLblsOverMax val="0"/>
+  </c:chart>
+  <c:spPr>
+    <a:solidFill>
+      <a:schemeClr val="bg1"/>
+    </a:solidFill>
+    <a:ln w="9525" cap="flat" cmpd="sng" algn="ctr">
+      <a:solidFill>
+        <a:schemeClr val="tx1">
+          <a:lumMod val="15000"/>
+          <a:lumOff val="85000"/>
+        </a:schemeClr>
+      </a:solidFill>
+      <a:round/>
+    </a:ln>
+    <a:effectLst/>
+  </c:spPr>
+  <c:txPr>
+    <a:bodyPr/>
+    <a:lstStyle/>
+    <a:p>
+      <a:pPr>
+        <a:defRPr/>
+      </a:pPr>
+      <a:endParaRPr lang="en-US"/>
+    </a:p>
+  </c:txPr>
+  <c:externalData r:id="rId4">
+    <c:autoUpdate val="0"/>
+  </c:externalData>
+</c:chartSpace>
+</file>
+
+<file path=word/charts/colors1.xml><?xml version="1.0" encoding="utf-8"?>
+<cs:colorStyle xmlns:cs="http://schemas.microsoft.com/office/drawing/2012/chartStyle" xmlns:a="http://schemas.openxmlformats.org/drawingml/2006/main" meth="cycle" id="10">
+  <a:schemeClr val="accent1"/>
+  <a:schemeClr val="accent2"/>
+  <a:schemeClr val="accent3"/>
+  <a:schemeClr val="accent4"/>
+  <a:schemeClr val="accent5"/>
+  <a:schemeClr val="accent6"/>
+  <cs:variation/>
+  <cs:variation>
+    <a:lumMod val="60000"/>
+  </cs:variation>
+  <cs:variation>
+    <a:lumMod val="80000"/>
+    <a:lumOff val="20000"/>
+  </cs:variation>
+  <cs:variation>
+    <a:lumMod val="80000"/>
+  </cs:variation>
+  <cs:variation>
+    <a:lumMod val="60000"/>
+    <a:lumOff val="40000"/>
+  </cs:variation>
+  <cs:variation>
+    <a:lumMod val="50000"/>
+  </cs:variation>
+  <cs:variation>
+    <a:lumMod val="70000"/>
+    <a:lumOff val="30000"/>
+  </cs:variation>
+  <cs:variation>
+    <a:lumMod val="70000"/>
+  </cs:variation>
+  <cs:variation>
+    <a:lumMod val="50000"/>
+    <a:lumOff val="50000"/>
+  </cs:variation>
+</cs:colorStyle>
+</file>
+
+<file path=word/charts/style1.xml><?xml version="1.0" encoding="utf-8"?>
+<cs:chartStyle xmlns:cs="http://schemas.microsoft.com/office/drawing/2012/chartStyle" xmlns:a="http://schemas.openxmlformats.org/drawingml/2006/main" id="227">
+  <cs:axisTitle>
+    <cs:lnRef idx="0"/>
+    <cs:fillRef idx="0"/>
+    <cs:effectRef idx="0"/>
+    <cs:fontRef idx="minor">
+      <a:schemeClr val="tx1">
+        <a:lumMod val="65000"/>
+        <a:lumOff val="35000"/>
+      </a:schemeClr>
+    </cs:fontRef>
+    <cs:defRPr sz="1000" kern="1200"/>
+  </cs:axisTitle>
+  <cs:categoryAxis>
+    <cs:lnRef idx="0"/>
+    <cs:fillRef idx="0"/>
+    <cs:effectRef idx="0"/>
+    <cs:fontRef idx="minor">
+      <a:schemeClr val="tx1">
+        <a:lumMod val="65000"/>
+        <a:lumOff val="35000"/>
+      </a:schemeClr>
+    </cs:fontRef>
+    <cs:spPr>
+      <a:ln w="9525" cap="flat" cmpd="sng" algn="ctr">
+        <a:solidFill>
+          <a:schemeClr val="tx1">
+            <a:lumMod val="15000"/>
+            <a:lumOff val="85000"/>
+          </a:schemeClr>
+        </a:solidFill>
+        <a:round/>
+      </a:ln>
+    </cs:spPr>
+    <cs:defRPr sz="900" kern="1200"/>
+  </cs:categoryAxis>
+  <cs:chartArea mods="allowNoFillOverride allowNoLineOverride">
+    <cs:lnRef idx="0"/>
+    <cs:fillRef idx="0"/>
+    <cs:effectRef idx="0"/>
+    <cs:fontRef idx="minor">
+      <a:schemeClr val="tx1"/>
+    </cs:fontRef>
+    <cs:spPr>
+      <a:solidFill>
+        <a:schemeClr val="bg1"/>
+      </a:solidFill>
+      <a:ln w="9525" cap="flat" cmpd="sng" algn="ctr">
+        <a:solidFill>
+          <a:schemeClr val="tx1">
+            <a:lumMod val="15000"/>
+            <a:lumOff val="85000"/>
+          </a:schemeClr>
+        </a:solidFill>
+        <a:round/>
+      </a:ln>
+    </cs:spPr>
+    <cs:defRPr sz="1000" kern="1200"/>
+  </cs:chartArea>
+  <cs:dataLabel>
+    <cs:lnRef idx="0"/>
+    <cs:fillRef idx="0"/>
+    <cs:effectRef idx="0"/>
+    <cs:fontRef idx="minor">
+      <a:schemeClr val="tx1">
+        <a:lumMod val="75000"/>
+        <a:lumOff val="25000"/>
+      </a:schemeClr>
+    </cs:fontRef>
+    <cs:defRPr sz="900" kern="1200"/>
+  </cs:dataLabel>
+  <cs:dataLabelCallout>
+    <cs:lnRef idx="0"/>
+    <cs:fillRef idx="0"/>
+    <cs:effectRef idx="0"/>
+    <cs:fontRef idx="minor">
+      <a:schemeClr val="dk1">
+        <a:lumMod val="65000"/>
+        <a:lumOff val="35000"/>
+      </a:schemeClr>
+    </cs:fontRef>
+    <cs:spPr>
+      <a:solidFill>
+        <a:schemeClr val="lt1"/>
+      </a:solidFill>
+      <a:ln>
+        <a:solidFill>
+          <a:schemeClr val="dk1">
+            <a:lumMod val="25000"/>
+            <a:lumOff val="75000"/>
+          </a:schemeClr>
+        </a:solidFill>
+      </a:ln>
+    </cs:spPr>
+    <cs:defRPr sz="900" kern="1200"/>
+    <cs:bodyPr rot="0" spcFirstLastPara="1" vertOverflow="clip" horzOverflow="clip" vert="horz" wrap="square" lIns="36576" tIns="18288" rIns="36576" bIns="18288" anchor="ctr" anchorCtr="1">
+      <a:spAutoFit/>
+    </cs:bodyPr>
+  </cs:dataLabelCallout>
+  <cs:dataPoint>
+    <cs:lnRef idx="0"/>
+    <cs:fillRef idx="1">
+      <cs:styleClr val="auto"/>
+    </cs:fillRef>
+    <cs:effectRef idx="0"/>
+    <cs:fontRef idx="minor">
+      <a:schemeClr val="tx1"/>
+    </cs:fontRef>
+    <cs:spPr>
+      <a:solidFill>
+        <a:schemeClr val="phClr"/>
+      </a:solidFill>
+    </cs:spPr>
+  </cs:dataPoint>
+  <cs:dataPoint3D>
+    <cs:lnRef idx="0"/>
+    <cs:fillRef idx="1">
+      <cs:styleClr val="auto"/>
+    </cs:fillRef>
+    <cs:effectRef idx="0"/>
+    <cs:fontRef idx="minor">
+      <a:schemeClr val="tx1"/>
+    </cs:fontRef>
+    <cs:spPr>
+      <a:solidFill>
+        <a:schemeClr val="phClr"/>
+      </a:solidFill>
+    </cs:spPr>
+  </cs:dataPoint3D>
+  <cs:dataPointLine>
+    <cs:lnRef idx="0">
+      <cs:styleClr val="auto"/>
+    </cs:lnRef>
+    <cs:fillRef idx="1"/>
+    <cs:effectRef idx="0"/>
+    <cs:fontRef idx="minor">
+      <a:schemeClr val="tx1"/>
+    </cs:fontRef>
+    <cs:spPr>
+      <a:ln w="28575" cap="rnd">
+        <a:solidFill>
+          <a:schemeClr val="phClr"/>
+        </a:solidFill>
+        <a:round/>
+      </a:ln>
+    </cs:spPr>
+  </cs:dataPointLine>
+  <cs:dataPointMarker>
+    <cs:lnRef idx="0">
+      <cs:styleClr val="auto"/>
+    </cs:lnRef>
+    <cs:fillRef idx="1">
+      <cs:styleClr val="auto"/>
+    </cs:fillRef>
+    <cs:effectRef idx="0"/>
+    <cs:fontRef idx="minor">
+      <a:schemeClr val="tx1"/>
+    </cs:fontRef>
+    <cs:spPr>
+      <a:solidFill>
+        <a:schemeClr val="phClr"/>
+      </a:solidFill>
+      <a:ln w="9525">
+        <a:solidFill>
+          <a:schemeClr val="phClr"/>
+        </a:solidFill>
+      </a:ln>
+    </cs:spPr>
+  </cs:dataPointMarker>
+  <cs:dataPointMarkerLayout symbol="circle" size="5"/>
+  <cs:dataPointWireframe>
+    <cs:lnRef idx="0">
+      <cs:styleClr val="auto"/>
+    </cs:lnRef>
+    <cs:fillRef idx="1"/>
+    <cs:effectRef idx="0"/>
+    <cs:fontRef idx="minor">
+      <a:schemeClr val="tx1"/>
+    </cs:fontRef>
+    <cs:spPr>
+      <a:ln w="9525" cap="rnd">
+        <a:solidFill>
+          <a:schemeClr val="phClr"/>
+        </a:solidFill>
+        <a:round/>
+      </a:ln>
+    </cs:spPr>
+  </cs:dataPointWireframe>
+  <cs:dataTable>
+    <cs:lnRef idx="0"/>
+    <cs:fillRef idx="0"/>
+    <cs:effectRef idx="0"/>
+    <cs:fontRef idx="minor">
+      <a:schemeClr val="tx1">
+        <a:lumMod val="65000"/>
+        <a:lumOff val="35000"/>
+      </a:schemeClr>
+    </cs:fontRef>
+    <cs:spPr>
+      <a:noFill/>
+      <a:ln w="9525" cap="flat" cmpd="sng" algn="ctr">
+        <a:solidFill>
+          <a:schemeClr val="tx1">
+            <a:lumMod val="15000"/>
+            <a:lumOff val="85000"/>
+          </a:schemeClr>
+        </a:solidFill>
+        <a:round/>
+      </a:ln>
+    </cs:spPr>
+    <cs:defRPr sz="900" kern="1200"/>
+  </cs:dataTable>
+  <cs:downBar>
+    <cs:lnRef idx="0"/>
+    <cs:fillRef idx="0"/>
+    <cs:effectRef idx="0"/>
+    <cs:fontRef idx="minor">
+      <a:schemeClr val="dk1"/>
+    </cs:fontRef>
+    <cs:spPr>
+      <a:solidFill>
+        <a:schemeClr val="dk1">
+          <a:lumMod val="65000"/>
+          <a:lumOff val="35000"/>
+        </a:schemeClr>
+      </a:solidFill>
+      <a:ln w="9525">
+        <a:solidFill>
+          <a:schemeClr val="tx1">
+            <a:lumMod val="65000"/>
+            <a:lumOff val="35000"/>
+          </a:schemeClr>
+        </a:solidFill>
+      </a:ln>
+    </cs:spPr>
+  </cs:downBar>
+  <cs:dropLine>
+    <cs:lnRef idx="0"/>
+    <cs:fillRef idx="0"/>
+    <cs:effectRef idx="0"/>
+    <cs:fontRef idx="minor">
+      <a:schemeClr val="tx1"/>
+    </cs:fontRef>
+    <cs:spPr>
+      <a:ln w="9525" cap="flat" cmpd="sng" algn="ctr">
+        <a:solidFill>
+          <a:schemeClr val="tx1">
+            <a:lumMod val="35000"/>
+            <a:lumOff val="65000"/>
+          </a:schemeClr>
+        </a:solidFill>
+        <a:round/>
+      </a:ln>
+    </cs:spPr>
+  </cs:dropLine>
+  <cs:errorBar>
+    <cs:lnRef idx="0"/>
+    <cs:fillRef idx="0"/>
+    <cs:effectRef idx="0"/>
+    <cs:fontRef idx="minor">
+      <a:schemeClr val="tx1"/>
+    </cs:fontRef>
+    <cs:spPr>
+      <a:ln w="9525" cap="flat" cmpd="sng" algn="ctr">
+        <a:solidFill>
+          <a:schemeClr val="tx1">
+            <a:lumMod val="65000"/>
+            <a:lumOff val="35000"/>
+          </a:schemeClr>
+        </a:solidFill>
+        <a:round/>
+      </a:ln>
+    </cs:spPr>
+  </cs:errorBar>
+  <cs:floor>
+    <cs:lnRef idx="0"/>
+    <cs:fillRef idx="0"/>
+    <cs:effectRef idx="0"/>
+    <cs:fontRef idx="minor">
+      <a:schemeClr val="tx1"/>
+    </cs:fontRef>
+    <cs:spPr>
+      <a:noFill/>
+      <a:ln>
+        <a:noFill/>
+      </a:ln>
+    </cs:spPr>
+  </cs:floor>
+  <cs:gridlineMajor>
+    <cs:lnRef idx="0"/>
+    <cs:fillRef idx="0"/>
+    <cs:effectRef idx="0"/>
+    <cs:fontRef idx="minor">
+      <a:schemeClr val="tx1"/>
+    </cs:fontRef>
+    <cs:spPr>
+      <a:ln w="9525" cap="flat" cmpd="sng" algn="ctr">
+        <a:solidFill>
+          <a:schemeClr val="tx1">
+            <a:lumMod val="15000"/>
+            <a:lumOff val="85000"/>
+          </a:schemeClr>
+        </a:solidFill>
+        <a:round/>
+      </a:ln>
+    </cs:spPr>
+  </cs:gridlineMajor>
+  <cs:gridlineMinor>
+    <cs:lnRef idx="0"/>
+    <cs:fillRef idx="0"/>
+    <cs:effectRef idx="0"/>
+    <cs:fontRef idx="minor">
+      <a:schemeClr val="tx1"/>
+    </cs:fontRef>
+    <cs:spPr>
+      <a:ln w="9525" cap="flat" cmpd="sng" algn="ctr">
+        <a:solidFill>
+          <a:schemeClr val="tx1">
+            <a:lumMod val="5000"/>
+            <a:lumOff val="95000"/>
+          </a:schemeClr>
+        </a:solidFill>
+        <a:round/>
+      </a:ln>
+    </cs:spPr>
+  </cs:gridlineMinor>
+  <cs:hiLoLine>
+    <cs:lnRef idx="0"/>
+    <cs:fillRef idx="0"/>
+    <cs:effectRef idx="0"/>
+    <cs:fontRef idx="minor">
+      <a:schemeClr val="tx1"/>
+    </cs:fontRef>
+    <cs:spPr>
+      <a:ln w="9525" cap="flat" cmpd="sng" algn="ctr">
+        <a:solidFill>
+          <a:schemeClr val="tx1">
+            <a:lumMod val="75000"/>
+            <a:lumOff val="25000"/>
+          </a:schemeClr>
+        </a:solidFill>
+        <a:round/>
+      </a:ln>
+    </cs:spPr>
+  </cs:hiLoLine>
+  <cs:leaderLine>
+    <cs:lnRef idx="0"/>
+    <cs:fillRef idx="0"/>
+    <cs:effectRef idx="0"/>
+    <cs:fontRef idx="minor">
+      <a:schemeClr val="tx1"/>
+    </cs:fontRef>
+    <cs:spPr>
+      <a:ln w="9525" cap="flat" cmpd="sng" algn="ctr">
+        <a:solidFill>
+          <a:schemeClr val="tx1">
+            <a:lumMod val="35000"/>
+            <a:lumOff val="65000"/>
+          </a:schemeClr>
+        </a:solidFill>
+        <a:round/>
+      </a:ln>
+    </cs:spPr>
+  </cs:leaderLine>
+  <cs:legend>
+    <cs:lnRef idx="0"/>
+    <cs:fillRef idx="0"/>
+    <cs:effectRef idx="0"/>
+    <cs:fontRef idx="minor">
+      <a:schemeClr val="tx1">
+        <a:lumMod val="65000"/>
+        <a:lumOff val="35000"/>
+      </a:schemeClr>
+    </cs:fontRef>
+    <cs:defRPr sz="900" kern="1200"/>
+  </cs:legend>
+  <cs:plotArea mods="allowNoFillOverride allowNoLineOverride">
+    <cs:lnRef idx="0"/>
+    <cs:fillRef idx="0"/>
+    <cs:effectRef idx="0"/>
+    <cs:fontRef idx="minor">
+      <a:schemeClr val="tx1"/>
+    </cs:fontRef>
+  </cs:plotArea>
+  <cs:plotArea3D mods="allowNoFillOverride allowNoLineOverride">
+    <cs:lnRef idx="0"/>
+    <cs:fillRef idx="0"/>
+    <cs:effectRef idx="0"/>
+    <cs:fontRef idx="minor">
+      <a:schemeClr val="tx1"/>
+    </cs:fontRef>
+  </cs:plotArea3D>
+  <cs:seriesAxis>
+    <cs:lnRef idx="0"/>
+    <cs:fillRef idx="0"/>
+    <cs:effectRef idx="0"/>
+    <cs:fontRef idx="minor">
+      <a:schemeClr val="tx1">
+        <a:lumMod val="65000"/>
+        <a:lumOff val="35000"/>
+      </a:schemeClr>
+    </cs:fontRef>
+    <cs:defRPr sz="900" kern="1200"/>
+  </cs:seriesAxis>
+  <cs:seriesLine>
+    <cs:lnRef idx="0"/>
+    <cs:fillRef idx="0"/>
+    <cs:effectRef idx="0"/>
+    <cs:fontRef idx="minor">
+      <a:schemeClr val="tx1"/>
+    </cs:fontRef>
+    <cs:spPr>
+      <a:ln w="9525" cap="flat" cmpd="sng" algn="ctr">
+        <a:solidFill>
+          <a:schemeClr val="tx1">
+            <a:lumMod val="35000"/>
+            <a:lumOff val="65000"/>
+          </a:schemeClr>
+        </a:solidFill>
+        <a:round/>
+      </a:ln>
+    </cs:spPr>
+  </cs:seriesLine>
+  <cs:title>
+    <cs:lnRef idx="0"/>
+    <cs:fillRef idx="0"/>
+    <cs:effectRef idx="0"/>
+    <cs:fontRef idx="minor">
+      <a:schemeClr val="tx1">
+        <a:lumMod val="65000"/>
+        <a:lumOff val="35000"/>
+      </a:schemeClr>
+    </cs:fontRef>
+    <cs:defRPr sz="1400" b="0" kern="1200" spc="0" baseline="0"/>
+  </cs:title>
+  <cs:trendline>
+    <cs:lnRef idx="0">
+      <cs:styleClr val="auto"/>
+    </cs:lnRef>
+    <cs:fillRef idx="0"/>
+    <cs:effectRef idx="0"/>
+    <cs:fontRef idx="minor">
+      <a:schemeClr val="tx1"/>
+    </cs:fontRef>
+    <cs:spPr>
+      <a:ln w="19050" cap="rnd">
+        <a:solidFill>
+          <a:schemeClr val="phClr"/>
+        </a:solidFill>
+        <a:prstDash val="sysDot"/>
+      </a:ln>
+    </cs:spPr>
+  </cs:trendline>
+  <cs:trendlineLabel>
+    <cs:lnRef idx="0"/>
+    <cs:fillRef idx="0"/>
+    <cs:effectRef idx="0"/>
+    <cs:fontRef idx="minor">
+      <a:schemeClr val="tx1">
+        <a:lumMod val="65000"/>
+        <a:lumOff val="35000"/>
+      </a:schemeClr>
+    </cs:fontRef>
+    <cs:defRPr sz="900" kern="1200"/>
+  </cs:trendlineLabel>
+  <cs:upBar>
+    <cs:lnRef idx="0"/>
+    <cs:fillRef idx="0"/>
+    <cs:effectRef idx="0"/>
+    <cs:fontRef idx="minor">
+      <a:schemeClr val="dk1"/>
+    </cs:fontRef>
+    <cs:spPr>
+      <a:solidFill>
+        <a:schemeClr val="lt1"/>
+      </a:solidFill>
+      <a:ln w="9525">
+        <a:solidFill>
+          <a:schemeClr val="tx1">
+            <a:lumMod val="15000"/>
+            <a:lumOff val="85000"/>
+          </a:schemeClr>
+        </a:solidFill>
+      </a:ln>
+    </cs:spPr>
+  </cs:upBar>
+  <cs:valueAxis>
+    <cs:lnRef idx="0"/>
+    <cs:fillRef idx="0"/>
+    <cs:effectRef idx="0"/>
+    <cs:fontRef idx="minor">
+      <a:schemeClr val="tx1">
+        <a:lumMod val="65000"/>
+        <a:lumOff val="35000"/>
+      </a:schemeClr>
+    </cs:fontRef>
+    <cs:defRPr sz="900" kern="1200"/>
+  </cs:valueAxis>
+  <cs:wall>
+    <cs:lnRef idx="0"/>
+    <cs:fillRef idx="0"/>
+    <cs:effectRef idx="0"/>
+    <cs:fontRef idx="minor">
+      <a:schemeClr val="tx1"/>
+    </cs:fontRef>
+    <cs:spPr>
+      <a:noFill/>
+      <a:ln>
+        <a:noFill/>
+      </a:ln>
+    </cs:spPr>
+  </cs:wall>
+</cs:chartStyle>
+</file>
+
 <file path=word/theme/theme1.xml><?xml version="1.0" encoding="utf-8"?>
 <a:theme xmlns:a="http://schemas.openxmlformats.org/drawingml/2006/main" name="Tema do Office">
   <a:themeElements>
@@ -25456,6 +29453,283 @@
 </a:theme>
 </file>
 
+<file path=word/theme/themeOverride1.xml><?xml version="1.0" encoding="utf-8"?>
+<a:themeOverride xmlns:a="http://schemas.openxmlformats.org/drawingml/2006/main">
+  <a:clrScheme name="Office">
+    <a:dk1>
+      <a:sysClr val="windowText" lastClr="000000"/>
+    </a:dk1>
+    <a:lt1>
+      <a:sysClr val="window" lastClr="FFFFFF"/>
+    </a:lt1>
+    <a:dk2>
+      <a:srgbClr val="1F497D"/>
+    </a:dk2>
+    <a:lt2>
+      <a:srgbClr val="EEECE1"/>
+    </a:lt2>
+    <a:accent1>
+      <a:srgbClr val="4F81BD"/>
+    </a:accent1>
+    <a:accent2>
+      <a:srgbClr val="C0504D"/>
+    </a:accent2>
+    <a:accent3>
+      <a:srgbClr val="9BBB59"/>
+    </a:accent3>
+    <a:accent4>
+      <a:srgbClr val="8064A2"/>
+    </a:accent4>
+    <a:accent5>
+      <a:srgbClr val="4BACC6"/>
+    </a:accent5>
+    <a:accent6>
+      <a:srgbClr val="F79646"/>
+    </a:accent6>
+    <a:hlink>
+      <a:srgbClr val="0000FF"/>
+    </a:hlink>
+    <a:folHlink>
+      <a:srgbClr val="800080"/>
+    </a:folHlink>
+  </a:clrScheme>
+  <a:fontScheme name="Office">
+    <a:majorFont>
+      <a:latin typeface="Calibri"/>
+      <a:ea typeface=""/>
+      <a:cs typeface=""/>
+      <a:font script="Jpan" typeface="ＭＳ ゴシック"/>
+      <a:font script="Hang" typeface="맑은 고딕"/>
+      <a:font script="Hans" typeface="宋体"/>
+      <a:font script="Hant" typeface="新細明體"/>
+      <a:font script="Arab" typeface="Times New Roman"/>
+      <a:font script="Hebr" typeface="Times New Roman"/>
+      <a:font script="Thai" typeface="Angsana New"/>
+      <a:font script="Ethi" typeface="Nyala"/>
+      <a:font script="Beng" typeface="Vrinda"/>
+      <a:font script="Gujr" typeface="Shruti"/>
+      <a:font script="Khmr" typeface="MoolBoran"/>
+      <a:font script="Knda" typeface="Tunga"/>
+      <a:font script="Guru" typeface="Raavi"/>
+      <a:font script="Cans" typeface="Euphemia"/>
+      <a:font script="Cher" typeface="Plantagenet Cherokee"/>
+      <a:font script="Yiii" typeface="Microsoft Yi Baiti"/>
+      <a:font script="Tibt" typeface="Microsoft Himalaya"/>
+      <a:font script="Thaa" typeface="MV Boli"/>
+      <a:font script="Deva" typeface="Mangal"/>
+      <a:font script="Telu" typeface="Gautami"/>
+      <a:font script="Taml" typeface="Latha"/>
+      <a:font script="Syrc" typeface="Estrangelo Edessa"/>
+      <a:font script="Orya" typeface="Kalinga"/>
+      <a:font script="Mlym" typeface="Kartika"/>
+      <a:font script="Laoo" typeface="DokChampa"/>
+      <a:font script="Sinh" typeface="Iskoola Pota"/>
+      <a:font script="Mong" typeface="Mongolian Baiti"/>
+      <a:font script="Viet" typeface="Times New Roman"/>
+      <a:font script="Uigh" typeface="Microsoft Uighur"/>
+      <a:font script="Geor" typeface="Sylfaen"/>
+    </a:majorFont>
+    <a:minorFont>
+      <a:latin typeface="Cambria"/>
+      <a:ea typeface=""/>
+      <a:cs typeface=""/>
+      <a:font script="Jpan" typeface="ＭＳ 明朝"/>
+      <a:font script="Hang" typeface="맑은 고딕"/>
+      <a:font script="Hans" typeface="宋体"/>
+      <a:font script="Hant" typeface="新細明體"/>
+      <a:font script="Arab" typeface="Arial"/>
+      <a:font script="Hebr" typeface="Arial"/>
+      <a:font script="Thai" typeface="Cordia New"/>
+      <a:font script="Ethi" typeface="Nyala"/>
+      <a:font script="Beng" typeface="Vrinda"/>
+      <a:font script="Gujr" typeface="Shruti"/>
+      <a:font script="Khmr" typeface="DaunPenh"/>
+      <a:font script="Knda" typeface="Tunga"/>
+      <a:font script="Guru" typeface="Raavi"/>
+      <a:font script="Cans" typeface="Euphemia"/>
+      <a:font script="Cher" typeface="Plantagenet Cherokee"/>
+      <a:font script="Yiii" typeface="Microsoft Yi Baiti"/>
+      <a:font script="Tibt" typeface="Microsoft Himalaya"/>
+      <a:font script="Thaa" typeface="MV Boli"/>
+      <a:font script="Deva" typeface="Mangal"/>
+      <a:font script="Telu" typeface="Gautami"/>
+      <a:font script="Taml" typeface="Latha"/>
+      <a:font script="Syrc" typeface="Estrangelo Edessa"/>
+      <a:font script="Orya" typeface="Kalinga"/>
+      <a:font script="Mlym" typeface="Kartika"/>
+      <a:font script="Laoo" typeface="DokChampa"/>
+      <a:font script="Sinh" typeface="Iskoola Pota"/>
+      <a:font script="Mong" typeface="Mongolian Baiti"/>
+      <a:font script="Viet" typeface="Arial"/>
+      <a:font script="Uigh" typeface="Microsoft Uighur"/>
+      <a:font script="Geor" typeface="Sylfaen"/>
+    </a:minorFont>
+  </a:fontScheme>
+  <a:fmtScheme name="Office">
+    <a:fillStyleLst>
+      <a:solidFill>
+        <a:schemeClr val="phClr"/>
+      </a:solidFill>
+      <a:gradFill rotWithShape="1">
+        <a:gsLst>
+          <a:gs pos="0">
+            <a:schemeClr val="phClr">
+              <a:tint val="50000"/>
+              <a:satMod val="300000"/>
+            </a:schemeClr>
+          </a:gs>
+          <a:gs pos="35000">
+            <a:schemeClr val="phClr">
+              <a:tint val="37000"/>
+              <a:satMod val="300000"/>
+            </a:schemeClr>
+          </a:gs>
+          <a:gs pos="100000">
+            <a:schemeClr val="phClr">
+              <a:tint val="15000"/>
+              <a:satMod val="350000"/>
+            </a:schemeClr>
+          </a:gs>
+        </a:gsLst>
+        <a:lin ang="16200000" scaled="1"/>
+      </a:gradFill>
+      <a:gradFill rotWithShape="1">
+        <a:gsLst>
+          <a:gs pos="0">
+            <a:schemeClr val="phClr">
+              <a:tint val="100000"/>
+              <a:shade val="100000"/>
+              <a:satMod val="130000"/>
+            </a:schemeClr>
+          </a:gs>
+          <a:gs pos="100000">
+            <a:schemeClr val="phClr">
+              <a:tint val="50000"/>
+              <a:shade val="100000"/>
+              <a:satMod val="350000"/>
+            </a:schemeClr>
+          </a:gs>
+        </a:gsLst>
+        <a:lin ang="16200000" scaled="0"/>
+      </a:gradFill>
+    </a:fillStyleLst>
+    <a:lnStyleLst>
+      <a:ln w="9525" cap="flat" cmpd="sng" algn="ctr">
+        <a:solidFill>
+          <a:schemeClr val="phClr">
+            <a:shade val="95000"/>
+            <a:satMod val="105000"/>
+          </a:schemeClr>
+        </a:solidFill>
+        <a:prstDash val="solid"/>
+      </a:ln>
+      <a:ln w="25400" cap="flat" cmpd="sng" algn="ctr">
+        <a:solidFill>
+          <a:schemeClr val="phClr"/>
+        </a:solidFill>
+        <a:prstDash val="solid"/>
+      </a:ln>
+      <a:ln w="38100" cap="flat" cmpd="sng" algn="ctr">
+        <a:solidFill>
+          <a:schemeClr val="phClr"/>
+        </a:solidFill>
+        <a:prstDash val="solid"/>
+      </a:ln>
+    </a:lnStyleLst>
+    <a:effectStyleLst>
+      <a:effectStyle>
+        <a:effectLst>
+          <a:outerShdw blurRad="40000" dist="20000" dir="5400000" rotWithShape="0">
+            <a:srgbClr val="000000">
+              <a:alpha val="38000"/>
+            </a:srgbClr>
+          </a:outerShdw>
+        </a:effectLst>
+      </a:effectStyle>
+      <a:effectStyle>
+        <a:effectLst>
+          <a:outerShdw blurRad="40000" dist="23000" dir="5400000" rotWithShape="0">
+            <a:srgbClr val="000000">
+              <a:alpha val="35000"/>
+            </a:srgbClr>
+          </a:outerShdw>
+        </a:effectLst>
+      </a:effectStyle>
+      <a:effectStyle>
+        <a:effectLst>
+          <a:outerShdw blurRad="40000" dist="23000" dir="5400000" rotWithShape="0">
+            <a:srgbClr val="000000">
+              <a:alpha val="35000"/>
+            </a:srgbClr>
+          </a:outerShdw>
+        </a:effectLst>
+        <a:scene3d>
+          <a:camera prst="orthographicFront">
+            <a:rot lat="0" lon="0" rev="0"/>
+          </a:camera>
+          <a:lightRig rig="threePt" dir="t">
+            <a:rot lat="0" lon="0" rev="1200000"/>
+          </a:lightRig>
+        </a:scene3d>
+        <a:sp3d>
+          <a:bevelT w="63500" h="25400"/>
+        </a:sp3d>
+      </a:effectStyle>
+    </a:effectStyleLst>
+    <a:bgFillStyleLst>
+      <a:solidFill>
+        <a:schemeClr val="phClr"/>
+      </a:solidFill>
+      <a:gradFill rotWithShape="1">
+        <a:gsLst>
+          <a:gs pos="0">
+            <a:schemeClr val="phClr">
+              <a:tint val="40000"/>
+              <a:satMod val="350000"/>
+            </a:schemeClr>
+          </a:gs>
+          <a:gs pos="40000">
+            <a:schemeClr val="phClr">
+              <a:tint val="45000"/>
+              <a:shade val="99000"/>
+              <a:satMod val="350000"/>
+            </a:schemeClr>
+          </a:gs>
+          <a:gs pos="100000">
+            <a:schemeClr val="phClr">
+              <a:shade val="20000"/>
+              <a:satMod val="255000"/>
+            </a:schemeClr>
+          </a:gs>
+        </a:gsLst>
+        <a:path path="circle">
+          <a:fillToRect l="50000" t="-80000" r="50000" b="180000"/>
+        </a:path>
+      </a:gradFill>
+      <a:gradFill rotWithShape="1">
+        <a:gsLst>
+          <a:gs pos="0">
+            <a:schemeClr val="phClr">
+              <a:tint val="80000"/>
+              <a:satMod val="300000"/>
+            </a:schemeClr>
+          </a:gs>
+          <a:gs pos="100000">
+            <a:schemeClr val="phClr">
+              <a:shade val="30000"/>
+              <a:satMod val="200000"/>
+            </a:schemeClr>
+          </a:gs>
+        </a:gsLst>
+        <a:path path="circle">
+          <a:fillToRect l="50000" t="50000" r="50000" b="50000"/>
+        </a:path>
+      </a:gradFill>
+    </a:bgFillStyleLst>
+  </a:fmtScheme>
+</a:themeOverride>
+</file>
+
 <file path=customXml/item1.xml><?xml version="1.0" encoding="utf-8"?>
 <go:gDocsCustomXmlDataStorage xmlns:go="http://customooxmlschemas.google.com/" xmlns:r="http://schemas.openxmlformats.org/officeDocument/2006/relationships">
   <go:docsCustomData xmlns:go="http://customooxmlschemas.google.com/" roundtripDataSignature="AMtx7mgGdjkxQyCaC5SNSQMS/ZmdFqkD6w==">AMUW2mWDZMfEhzbcY00faKRH+Uwk9z5spjLRgqBLBdj/UDYYdiIhM0lEfeXOKS2yxbUJeEvdR9MeW21F51VoftBaeTMOchSw5Wvm8SKKBB5Op/inHjE396Lfg1Xa0ybJwcrr8MomXpv9</go:docsCustomData>

--- a/backend/src/main/resources/documents/Replica_Piso.docx
+++ b/backend/src/main/resources/documents/Replica_Piso.docx
@@ -1,6 +1,6 @@
 
 <file path=word/document.xml><?xml version="1.0" encoding="utf-8"?>
-<w:document xmlns:wpc="http://schemas.microsoft.com/office/word/2010/wordprocessingCanvas" xmlns:cx="http://schemas.microsoft.com/office/drawing/2014/chartex" xmlns:cx1="http://schemas.microsoft.com/office/drawing/2015/9/8/chartex" xmlns:cx2="http://schemas.microsoft.com/office/drawing/2015/10/21/chartex" xmlns:cx3="http://schemas.microsoft.com/office/drawing/2016/5/9/chartex" xmlns:cx4="http://schemas.microsoft.com/office/drawing/2016/5/10/chartex" xmlns:cx5="http://schemas.microsoft.com/office/drawing/2016/5/11/chartex" xmlns:cx6="http://schemas.microsoft.com/office/drawing/2016/5/12/chartex" xmlns:cx7="http://schemas.microsoft.com/office/drawing/2016/5/13/chartex" xmlns:cx8="http://schemas.microsoft.com/office/drawing/2016/5/14/chartex" xmlns:mc="http://schemas.openxmlformats.org/markup-compatibility/2006" xmlns:aink="http://schemas.microsoft.com/office/drawing/2016/ink" xmlns:am3d="http://schemas.microsoft.com/office/drawing/2017/model3d" xmlns:o="urn:schemas-microsoft-com:office:office" xmlns:oel="http://schemas.microsoft.com/office/2019/extlst" xmlns:r="http://schemas.openxmlformats.org/officeDocument/2006/relationships" xmlns:m="http://schemas.openxmlformats.org/officeDocument/2006/math" xmlns:v="urn:schemas-microsoft-com:vml" xmlns:wp14="http://schemas.microsoft.com/office/word/2010/wordprocessingDrawing" xmlns:wp="http://schemas.openxmlformats.org/drawingml/2006/wordprocessingDrawing" xmlns:w10="urn:schemas-microsoft-com:office:word" xmlns:w="http://schemas.openxmlformats.org/wordprocessingml/2006/main" xmlns:w14="http://schemas.microsoft.com/office/word/2010/wordml" xmlns:w15="http://schemas.microsoft.com/office/word/2012/wordml" xmlns:w16cex="http://schemas.microsoft.com/office/word/2018/wordml/cex" xmlns:w16cid="http://schemas.microsoft.com/office/word/2016/wordml/cid" xmlns:w16="http://schemas.microsoft.com/office/word/2018/wordml" xmlns:w16du="http://schemas.microsoft.com/office/word/2023/wordml/word16du" xmlns:w16sdtdh="http://schemas.microsoft.com/office/word/2020/wordml/sdtdatahash" xmlns:w16sdtfl="http://schemas.microsoft.com/office/word/2024/wordml/sdtformatlock" xmlns:w16se="http://schemas.microsoft.com/office/word/2015/wordml/symex" xmlns:wpg="http://schemas.microsoft.com/office/word/2010/wordprocessingGroup" xmlns:wpi="http://schemas.microsoft.com/office/word/2010/wordprocessingInk" xmlns:wne="http://schemas.microsoft.com/office/word/2006/wordml" xmlns:wps="http://schemas.microsoft.com/office/word/2010/wordprocessingShape" mc:Ignorable="w14 w15 w16se w16cid w16 w16cex w16sdtdh w16sdtfl w16du wp14">
+<w:document xmlns:wpc="http://schemas.microsoft.com/office/word/2010/wordprocessingCanvas" xmlns:cx="http://schemas.microsoft.com/office/drawing/2014/chartex" xmlns:cx1="http://schemas.microsoft.com/office/drawing/2015/9/8/chartex" xmlns:cx2="http://schemas.microsoft.com/office/drawing/2015/10/21/chartex" xmlns:cx3="http://schemas.microsoft.com/office/drawing/2016/5/9/chartex" xmlns:cx4="http://schemas.microsoft.com/office/drawing/2016/5/10/chartex" xmlns:cx5="http://schemas.microsoft.com/office/drawing/2016/5/11/chartex" xmlns:cx6="http://schemas.microsoft.com/office/drawing/2016/5/12/chartex" xmlns:cx7="http://schemas.microsoft.com/office/drawing/2016/5/13/chartex" xmlns:cx8="http://schemas.microsoft.com/office/drawing/2016/5/14/chartex" xmlns:mc="http://schemas.openxmlformats.org/markup-compatibility/2006" xmlns:aink="http://schemas.microsoft.com/office/drawing/2016/ink" xmlns:am3d="http://schemas.microsoft.com/office/drawing/2017/model3d" xmlns:o="urn:schemas-microsoft-com:office:office" xmlns:oel="http://schemas.microsoft.com/office/2019/extlst" xmlns:r="http://schemas.openxmlformats.org/officeDocument/2006/relationships" xmlns:m="http://schemas.openxmlformats.org/officeDocument/2006/math" xmlns:v="urn:schemas-microsoft-com:vml" xmlns:wp14="http://schemas.microsoft.com/office/word/2010/wordprocessingDrawing" xmlns:wp="http://schemas.openxmlformats.org/drawingml/2006/wordprocessingDrawing" xmlns:w10="urn:schemas-microsoft-com:office:word" xmlns:w="http://schemas.openxmlformats.org/wordprocessingml/2006/main" xmlns:w14="http://schemas.microsoft.com/office/word/2010/wordml" xmlns:w15="http://schemas.microsoft.com/office/word/2012/wordml" xmlns:w16cex="http://schemas.microsoft.com/office/word/2018/wordml/cex" xmlns:w16cid="http://schemas.microsoft.com/office/word/2016/wordml/cid" xmlns:w16="http://schemas.microsoft.com/office/word/2018/wordml" xmlns:w16sdtdh="http://schemas.microsoft.com/office/word/2020/wordml/sdtdatahash" xmlns:w16se="http://schemas.microsoft.com/office/word/2015/wordml/symex" xmlns:wpg="http://schemas.microsoft.com/office/word/2010/wordprocessingGroup" xmlns:wpi="http://schemas.microsoft.com/office/word/2010/wordprocessingInk" xmlns:wne="http://schemas.microsoft.com/office/word/2006/wordml" xmlns:wps="http://schemas.microsoft.com/office/word/2010/wordprocessingShape" mc:Ignorable="w14 w15 w16se w16cid w16 w16cex w16sdtdh wp14">
   <w:body>
     <w:p>
       <w:pPr>
@@ -23,7 +23,27 @@
           <w:sz w:val="28"/>
           <w:szCs w:val="28"/>
         </w:rPr>
-        <w:t>Exmo. Sr. Dr. Juiz de direito da [VARA] da Comarca de xxxxxxx - Estado do Rio de Janeiro</w:t>
+        <w:t xml:space="preserve">Exmo. Sr. Dr. Juiz de direito da [VARA] da Comarca de </w:t>
+      </w:r>
+      <w:proofErr w:type="spellStart"/>
+      <w:r>
+        <w:rPr>
+          <w:rFonts w:eastAsia="Garamond"/>
+          <w:b/>
+          <w:sz w:val="28"/>
+          <w:szCs w:val="28"/>
+        </w:rPr>
+        <w:t>xxxxxxx</w:t>
+      </w:r>
+      <w:proofErr w:type="spellEnd"/>
+      <w:r>
+        <w:rPr>
+          <w:rFonts w:eastAsia="Garamond"/>
+          <w:b/>
+          <w:sz w:val="28"/>
+          <w:szCs w:val="28"/>
+        </w:rPr>
+        <w:t xml:space="preserve"> - Estado do Rio de Janeiro</w:t>
       </w:r>
     </w:p>
     <w:p>
@@ -374,7 +394,23 @@
                                   <w:sz w:val="20"/>
                                   <w:szCs w:val="20"/>
                                 </w:rPr>
-                                <w:t>Editada a Lei 11.738/2008, foi objeto da ADIn 4.167-DF</w:t>
+                                <w:t xml:space="preserve">Editada a Lei 11.738/2008, foi objeto da </w:t>
+                              </w:r>
+                              <w:proofErr w:type="spellStart"/>
+                              <w:r>
+                                <w:rPr>
+                                  <w:sz w:val="20"/>
+                                  <w:szCs w:val="20"/>
+                                </w:rPr>
+                                <w:t>ADIn</w:t>
+                              </w:r>
+                              <w:proofErr w:type="spellEnd"/>
+                              <w:r>
+                                <w:rPr>
+                                  <w:sz w:val="20"/>
+                                  <w:szCs w:val="20"/>
+                                </w:rPr>
+                                <w:t xml:space="preserve"> 4.167-DF</w:t>
                               </w:r>
                               <w:r>
                                 <w:rPr>
@@ -630,7 +666,23 @@
                             <w:sz w:val="20"/>
                             <w:szCs w:val="20"/>
                           </w:rPr>
-                          <w:t>Editada a Lei 11.738/2008, foi objeto da ADIn 4.167-DF</w:t>
+                          <w:t xml:space="preserve">Editada a Lei 11.738/2008, foi objeto da </w:t>
+                        </w:r>
+                        <w:proofErr w:type="spellStart"/>
+                        <w:r>
+                          <w:rPr>
+                            <w:sz w:val="20"/>
+                            <w:szCs w:val="20"/>
+                          </w:rPr>
+                          <w:t>ADIn</w:t>
+                        </w:r>
+                        <w:proofErr w:type="spellEnd"/>
+                        <w:r>
+                          <w:rPr>
+                            <w:sz w:val="20"/>
+                            <w:szCs w:val="20"/>
+                          </w:rPr>
+                          <w:t xml:space="preserve"> 4.167-DF</w:t>
                         </w:r>
                         <w:r>
                           <w:rPr>
@@ -854,7 +906,23 @@
                                   <w:sz w:val="20"/>
                                   <w:szCs w:val="20"/>
                                 </w:rPr>
-                                <w:t>Os níveis variam entre 01 a 09 a depender da referência do profissional;</w:t>
+                                <w:t xml:space="preserve">Os níveis variam entre 01 </w:t>
+                              </w:r>
+                              <w:proofErr w:type="gramStart"/>
+                              <w:r>
+                                <w:rPr>
+                                  <w:sz w:val="20"/>
+                                  <w:szCs w:val="20"/>
+                                </w:rPr>
+                                <w:t>a</w:t>
+                              </w:r>
+                              <w:proofErr w:type="gramEnd"/>
+                              <w:r>
+                                <w:rPr>
+                                  <w:sz w:val="20"/>
+                                  <w:szCs w:val="20"/>
+                                </w:rPr>
+                                <w:t xml:space="preserve"> 09 a depender da referência do profissional;</w:t>
                               </w:r>
                             </w:p>
                             <w:p>
@@ -1043,7 +1111,23 @@
                             <w:sz w:val="20"/>
                             <w:szCs w:val="20"/>
                           </w:rPr>
-                          <w:t>Os níveis variam entre 01 a 09 a depender da referência do profissional;</w:t>
+                          <w:t xml:space="preserve">Os níveis variam entre 01 </w:t>
+                        </w:r>
+                        <w:proofErr w:type="gramStart"/>
+                        <w:r>
+                          <w:rPr>
+                            <w:sz w:val="20"/>
+                            <w:szCs w:val="20"/>
+                          </w:rPr>
+                          <w:t>a</w:t>
+                        </w:r>
+                        <w:proofErr w:type="gramEnd"/>
+                        <w:r>
+                          <w:rPr>
+                            <w:sz w:val="20"/>
+                            <w:szCs w:val="20"/>
+                          </w:rPr>
+                          <w:t xml:space="preserve"> 09 a depender da referência do profissional;</w:t>
                         </w:r>
                       </w:p>
                       <w:p>
@@ -2140,7 +2224,21 @@
         <w:rPr>
           <w:rFonts w:eastAsia="Calibri"/>
         </w:rPr>
-        <w:t>Os efeitos da ADIn 4167 devem ser modulados; (</w:t>
+        <w:t xml:space="preserve">Os efeitos da </w:t>
+      </w:r>
+      <w:proofErr w:type="spellStart"/>
+      <w:r>
+        <w:rPr>
+          <w:rFonts w:eastAsia="Calibri"/>
+        </w:rPr>
+        <w:t>ADIn</w:t>
+      </w:r>
+      <w:proofErr w:type="spellEnd"/>
+      <w:r>
+        <w:rPr>
+          <w:rFonts w:eastAsia="Calibri"/>
+        </w:rPr>
+        <w:t xml:space="preserve"> 4167 devem ser modulados; (</w:t>
       </w:r>
       <w:r>
         <w:rPr>
@@ -2664,7 +2762,21 @@
         <w:rPr>
           <w:rFonts w:eastAsia="Calibri"/>
         </w:rPr>
-        <w:t>Em um argumento completamente em oposição ao que a Lei determina, também não merece prosperar a alegação do ERJ de que a Autora não pode propor ação individual referente a mesmo tema que ação coletiva. N</w:t>
+        <w:t xml:space="preserve">Em um argumento completamente em oposição ao que a Lei determina, também não merece prosperar a alegação do ERJ de que a Autora não pode propor ação individual referente </w:t>
+      </w:r>
+      <w:proofErr w:type="spellStart"/>
+      <w:r>
+        <w:rPr>
+          <w:rFonts w:eastAsia="Calibri"/>
+        </w:rPr>
+        <w:t>a</w:t>
+      </w:r>
+      <w:proofErr w:type="spellEnd"/>
+      <w:r>
+        <w:rPr>
+          <w:rFonts w:eastAsia="Calibri"/>
+        </w:rPr>
+        <w:t xml:space="preserve"> mesmo tema que ação coletiva. N</w:t>
       </w:r>
       <w:r>
         <w:rPr>
@@ -2734,7 +2846,15 @@
           <w:rFonts w:eastAsia="Calibri"/>
           <w:sz w:val="20"/>
         </w:rPr>
-        <w:t xml:space="preserve">Art. 104. As ações coletivas, previstas nos incisos I e II e do parágrafo único do art. 81, não induzem litispendência para as ações individuais, mas os efeitos da coisa julgada </w:t>
+        <w:t xml:space="preserve">Art. 104. As ações coletivas, previstas nos incisos I e II e do parágrafo único do art. 81, não induzem litispendência para as ações individuais, mas </w:t>
+      </w:r>
+      <w:proofErr w:type="gramStart"/>
+      <w:r>
+        <w:rPr>
+          <w:rFonts w:eastAsia="Calibri"/>
+          <w:sz w:val="20"/>
+        </w:rPr>
+        <w:t xml:space="preserve">os efeitos da coisa julgada </w:t>
       </w:r>
       <w:r>
         <w:rPr>
@@ -2742,7 +2862,16 @@
           <w:i/>
           <w:sz w:val="20"/>
         </w:rPr>
-        <w:t xml:space="preserve">erga omnes </w:t>
+        <w:t>erga</w:t>
+      </w:r>
+      <w:proofErr w:type="gramEnd"/>
+      <w:r>
+        <w:rPr>
+          <w:rFonts w:eastAsia="Calibri"/>
+          <w:i/>
+          <w:sz w:val="20"/>
+        </w:rPr>
+        <w:t xml:space="preserve"> omnes </w:t>
       </w:r>
       <w:r>
         <w:rPr>
@@ -3966,7 +4095,21 @@
         <w:rPr>
           <w:rFonts w:eastAsia="Calibri"/>
         </w:rPr>
-        <w:t>Assim, é um fato de que os valores acima são referentes ao piso salarial para 40h semanais, não podendo qualquer outro ente federativo pagar salário abaixo desses valores, a serem calculados em proporção quando se tratar de 16h, 22h, 25h, 30h, etc., temos, portanto, a seguinte proporcionalidade:</w:t>
+        <w:t xml:space="preserve">Assim, é um fato de que os valores acima são referentes ao piso salarial para 40h semanais, não podendo qualquer outro ente federativo pagar salário abaixo desses valores, a serem calculados em proporção quando se tratar de 16h, 22h, 25h, </w:t>
+      </w:r>
+      <w:proofErr w:type="gramStart"/>
+      <w:r>
+        <w:rPr>
+          <w:rFonts w:eastAsia="Calibri"/>
+        </w:rPr>
+        <w:t>30h, etc.</w:t>
+      </w:r>
+      <w:proofErr w:type="gramEnd"/>
+      <w:r>
+        <w:rPr>
+          <w:rFonts w:eastAsia="Calibri"/>
+        </w:rPr>
+        <w:t>, temos, portanto, a seguinte proporcionalidade:</w:t>
       </w:r>
     </w:p>
     <w:p>
@@ -4189,6 +4332,7 @@
               <w:bottom w:val="single" w:sz="4" w:space="0" w:color="000000"/>
               <w:right w:val="single" w:sz="4" w:space="0" w:color="000000"/>
             </w:tcBorders>
+            <w:shd w:val="clear" w:color="auto" w:fill="auto"/>
             <w:vAlign w:val="center"/>
           </w:tcPr>
           <w:p>
@@ -4221,6 +4365,7 @@
               <w:bottom w:val="single" w:sz="4" w:space="0" w:color="000000"/>
               <w:right w:val="single" w:sz="4" w:space="0" w:color="000000"/>
             </w:tcBorders>
+            <w:shd w:val="clear" w:color="auto" w:fill="auto"/>
           </w:tcPr>
           <w:p>
             <w:pPr>
@@ -4321,6 +4466,7 @@
               <w:bottom w:val="single" w:sz="4" w:space="0" w:color="000000"/>
               <w:right w:val="single" w:sz="4" w:space="0" w:color="000000"/>
             </w:tcBorders>
+            <w:shd w:val="clear" w:color="auto" w:fill="auto"/>
             <w:vAlign w:val="center"/>
           </w:tcPr>
           <w:p>
@@ -4353,6 +4499,7 @@
               <w:bottom w:val="single" w:sz="4" w:space="0" w:color="000000"/>
               <w:right w:val="single" w:sz="4" w:space="0" w:color="000000"/>
             </w:tcBorders>
+            <w:shd w:val="clear" w:color="auto" w:fill="auto"/>
           </w:tcPr>
           <w:p>
             <w:pPr>
@@ -4453,6 +4600,7 @@
               <w:bottom w:val="single" w:sz="4" w:space="0" w:color="000000"/>
               <w:right w:val="single" w:sz="4" w:space="0" w:color="000000"/>
             </w:tcBorders>
+            <w:shd w:val="clear" w:color="auto" w:fill="auto"/>
             <w:vAlign w:val="center"/>
           </w:tcPr>
           <w:p>
@@ -4485,6 +4633,7 @@
               <w:bottom w:val="single" w:sz="4" w:space="0" w:color="000000"/>
               <w:right w:val="single" w:sz="4" w:space="0" w:color="000000"/>
             </w:tcBorders>
+            <w:shd w:val="clear" w:color="auto" w:fill="auto"/>
           </w:tcPr>
           <w:p>
             <w:pPr>
@@ -4585,6 +4734,7 @@
               <w:bottom w:val="single" w:sz="4" w:space="0" w:color="000000"/>
               <w:right w:val="single" w:sz="4" w:space="0" w:color="000000"/>
             </w:tcBorders>
+            <w:shd w:val="clear" w:color="auto" w:fill="auto"/>
             <w:vAlign w:val="center"/>
           </w:tcPr>
           <w:p>
@@ -4617,6 +4767,7 @@
               <w:bottom w:val="single" w:sz="4" w:space="0" w:color="000000"/>
               <w:right w:val="single" w:sz="4" w:space="0" w:color="000000"/>
             </w:tcBorders>
+            <w:shd w:val="clear" w:color="auto" w:fill="auto"/>
           </w:tcPr>
           <w:p>
             <w:pPr>
@@ -4717,6 +4868,7 @@
               <w:bottom w:val="single" w:sz="4" w:space="0" w:color="000000"/>
               <w:right w:val="single" w:sz="4" w:space="0" w:color="000000"/>
             </w:tcBorders>
+            <w:shd w:val="clear" w:color="auto" w:fill="auto"/>
             <w:vAlign w:val="center"/>
           </w:tcPr>
           <w:p>
@@ -4749,6 +4901,7 @@
               <w:bottom w:val="single" w:sz="4" w:space="0" w:color="000000"/>
               <w:right w:val="single" w:sz="4" w:space="0" w:color="000000"/>
             </w:tcBorders>
+            <w:shd w:val="clear" w:color="auto" w:fill="auto"/>
           </w:tcPr>
           <w:p>
             <w:pPr>
@@ -4849,6 +5002,7 @@
               <w:bottom w:val="single" w:sz="4" w:space="0" w:color="000000"/>
               <w:right w:val="single" w:sz="4" w:space="0" w:color="000000"/>
             </w:tcBorders>
+            <w:shd w:val="clear" w:color="auto" w:fill="auto"/>
             <w:vAlign w:val="center"/>
           </w:tcPr>
           <w:p>
@@ -4881,6 +5035,7 @@
               <w:bottom w:val="single" w:sz="4" w:space="0" w:color="000000"/>
               <w:right w:val="single" w:sz="4" w:space="0" w:color="000000"/>
             </w:tcBorders>
+            <w:shd w:val="clear" w:color="auto" w:fill="auto"/>
           </w:tcPr>
           <w:p>
             <w:pPr>
@@ -4981,6 +5136,7 @@
               <w:bottom w:val="single" w:sz="4" w:space="0" w:color="000000"/>
               <w:right w:val="single" w:sz="4" w:space="0" w:color="000000"/>
             </w:tcBorders>
+            <w:shd w:val="clear" w:color="auto" w:fill="auto"/>
             <w:vAlign w:val="center"/>
           </w:tcPr>
           <w:p>
@@ -5013,6 +5169,7 @@
               <w:bottom w:val="single" w:sz="4" w:space="0" w:color="000000"/>
               <w:right w:val="single" w:sz="4" w:space="0" w:color="000000"/>
             </w:tcBorders>
+            <w:shd w:val="clear" w:color="auto" w:fill="auto"/>
           </w:tcPr>
           <w:p>
             <w:pPr>
@@ -5113,6 +5270,7 @@
               <w:bottom w:val="single" w:sz="4" w:space="0" w:color="000000"/>
               <w:right w:val="single" w:sz="4" w:space="0" w:color="000000"/>
             </w:tcBorders>
+            <w:shd w:val="clear" w:color="auto" w:fill="auto"/>
             <w:vAlign w:val="center"/>
           </w:tcPr>
           <w:p>
@@ -5145,6 +5303,7 @@
               <w:bottom w:val="single" w:sz="4" w:space="0" w:color="000000"/>
               <w:right w:val="single" w:sz="4" w:space="0" w:color="000000"/>
             </w:tcBorders>
+            <w:shd w:val="clear" w:color="auto" w:fill="auto"/>
           </w:tcPr>
           <w:p>
             <w:pPr>
@@ -5245,6 +5404,7 @@
               <w:bottom w:val="single" w:sz="4" w:space="0" w:color="000000"/>
               <w:right w:val="single" w:sz="4" w:space="0" w:color="000000"/>
             </w:tcBorders>
+            <w:shd w:val="clear" w:color="auto" w:fill="auto"/>
             <w:vAlign w:val="center"/>
           </w:tcPr>
           <w:p>
@@ -5277,6 +5437,7 @@
               <w:bottom w:val="single" w:sz="4" w:space="0" w:color="000000"/>
               <w:right w:val="single" w:sz="4" w:space="0" w:color="000000"/>
             </w:tcBorders>
+            <w:shd w:val="clear" w:color="auto" w:fill="auto"/>
           </w:tcPr>
           <w:p>
             <w:pPr>
@@ -5554,6 +5715,7 @@
               <w:bottom w:val="single" w:sz="4" w:space="0" w:color="000000"/>
               <w:right w:val="single" w:sz="4" w:space="0" w:color="000000"/>
             </w:tcBorders>
+            <w:shd w:val="clear" w:color="auto" w:fill="auto"/>
             <w:vAlign w:val="center"/>
           </w:tcPr>
           <w:p>
@@ -5586,6 +5748,7 @@
               <w:bottom w:val="single" w:sz="4" w:space="0" w:color="000000"/>
               <w:right w:val="single" w:sz="4" w:space="0" w:color="000000"/>
             </w:tcBorders>
+            <w:shd w:val="clear" w:color="auto" w:fill="auto"/>
             <w:vAlign w:val="center"/>
           </w:tcPr>
           <w:p>
@@ -5687,6 +5850,7 @@
               <w:bottom w:val="single" w:sz="4" w:space="0" w:color="000000"/>
               <w:right w:val="single" w:sz="4" w:space="0" w:color="000000"/>
             </w:tcBorders>
+            <w:shd w:val="clear" w:color="auto" w:fill="auto"/>
             <w:vAlign w:val="center"/>
           </w:tcPr>
           <w:p>
@@ -5719,6 +5883,7 @@
               <w:bottom w:val="single" w:sz="4" w:space="0" w:color="000000"/>
               <w:right w:val="single" w:sz="4" w:space="0" w:color="000000"/>
             </w:tcBorders>
+            <w:shd w:val="clear" w:color="auto" w:fill="auto"/>
             <w:vAlign w:val="center"/>
           </w:tcPr>
           <w:p>
@@ -5820,6 +5985,7 @@
               <w:bottom w:val="single" w:sz="4" w:space="0" w:color="000000"/>
               <w:right w:val="single" w:sz="4" w:space="0" w:color="000000"/>
             </w:tcBorders>
+            <w:shd w:val="clear" w:color="auto" w:fill="auto"/>
             <w:vAlign w:val="center"/>
           </w:tcPr>
           <w:p>
@@ -5852,6 +6018,7 @@
               <w:bottom w:val="single" w:sz="4" w:space="0" w:color="000000"/>
               <w:right w:val="single" w:sz="4" w:space="0" w:color="000000"/>
             </w:tcBorders>
+            <w:shd w:val="clear" w:color="auto" w:fill="auto"/>
             <w:vAlign w:val="center"/>
           </w:tcPr>
           <w:p>
@@ -5953,6 +6120,7 @@
               <w:bottom w:val="single" w:sz="4" w:space="0" w:color="000000"/>
               <w:right w:val="single" w:sz="4" w:space="0" w:color="000000"/>
             </w:tcBorders>
+            <w:shd w:val="clear" w:color="auto" w:fill="auto"/>
             <w:vAlign w:val="center"/>
           </w:tcPr>
           <w:p>
@@ -5985,6 +6153,7 @@
               <w:bottom w:val="single" w:sz="4" w:space="0" w:color="000000"/>
               <w:right w:val="single" w:sz="4" w:space="0" w:color="000000"/>
             </w:tcBorders>
+            <w:shd w:val="clear" w:color="auto" w:fill="auto"/>
             <w:vAlign w:val="center"/>
           </w:tcPr>
           <w:p>
@@ -6086,6 +6255,7 @@
               <w:bottom w:val="single" w:sz="4" w:space="0" w:color="000000"/>
               <w:right w:val="single" w:sz="4" w:space="0" w:color="000000"/>
             </w:tcBorders>
+            <w:shd w:val="clear" w:color="auto" w:fill="auto"/>
             <w:vAlign w:val="center"/>
           </w:tcPr>
           <w:p>
@@ -6118,6 +6288,7 @@
               <w:bottom w:val="single" w:sz="4" w:space="0" w:color="000000"/>
               <w:right w:val="single" w:sz="4" w:space="0" w:color="000000"/>
             </w:tcBorders>
+            <w:shd w:val="clear" w:color="auto" w:fill="auto"/>
             <w:vAlign w:val="center"/>
           </w:tcPr>
           <w:p>
@@ -6219,6 +6390,7 @@
               <w:bottom w:val="single" w:sz="4" w:space="0" w:color="000000"/>
               <w:right w:val="single" w:sz="4" w:space="0" w:color="000000"/>
             </w:tcBorders>
+            <w:shd w:val="clear" w:color="auto" w:fill="auto"/>
             <w:vAlign w:val="center"/>
           </w:tcPr>
           <w:p>
@@ -6251,6 +6423,7 @@
               <w:bottom w:val="single" w:sz="4" w:space="0" w:color="000000"/>
               <w:right w:val="single" w:sz="4" w:space="0" w:color="000000"/>
             </w:tcBorders>
+            <w:shd w:val="clear" w:color="auto" w:fill="auto"/>
             <w:vAlign w:val="center"/>
           </w:tcPr>
           <w:p>
@@ -6352,6 +6525,7 @@
               <w:bottom w:val="single" w:sz="4" w:space="0" w:color="000000"/>
               <w:right w:val="single" w:sz="4" w:space="0" w:color="000000"/>
             </w:tcBorders>
+            <w:shd w:val="clear" w:color="auto" w:fill="auto"/>
             <w:vAlign w:val="center"/>
           </w:tcPr>
           <w:p>
@@ -6384,6 +6558,7 @@
               <w:bottom w:val="single" w:sz="4" w:space="0" w:color="000000"/>
               <w:right w:val="single" w:sz="4" w:space="0" w:color="000000"/>
             </w:tcBorders>
+            <w:shd w:val="clear" w:color="auto" w:fill="auto"/>
             <w:vAlign w:val="center"/>
           </w:tcPr>
           <w:p>
@@ -6485,6 +6660,7 @@
               <w:bottom w:val="single" w:sz="4" w:space="0" w:color="000000"/>
               <w:right w:val="single" w:sz="4" w:space="0" w:color="000000"/>
             </w:tcBorders>
+            <w:shd w:val="clear" w:color="auto" w:fill="auto"/>
             <w:vAlign w:val="center"/>
           </w:tcPr>
           <w:p>
@@ -6517,6 +6693,7 @@
               <w:bottom w:val="single" w:sz="4" w:space="0" w:color="000000"/>
               <w:right w:val="single" w:sz="4" w:space="0" w:color="000000"/>
             </w:tcBorders>
+            <w:shd w:val="clear" w:color="auto" w:fill="auto"/>
             <w:vAlign w:val="center"/>
           </w:tcPr>
           <w:p>
@@ -6618,6 +6795,7 @@
               <w:bottom w:val="single" w:sz="4" w:space="0" w:color="000000"/>
               <w:right w:val="single" w:sz="4" w:space="0" w:color="000000"/>
             </w:tcBorders>
+            <w:shd w:val="clear" w:color="auto" w:fill="auto"/>
             <w:vAlign w:val="center"/>
           </w:tcPr>
           <w:p>
@@ -6650,6 +6828,7 @@
               <w:bottom w:val="single" w:sz="4" w:space="0" w:color="000000"/>
               <w:right w:val="single" w:sz="4" w:space="0" w:color="000000"/>
             </w:tcBorders>
+            <w:shd w:val="clear" w:color="auto" w:fill="auto"/>
             <w:vAlign w:val="center"/>
           </w:tcPr>
           <w:p>
@@ -6928,6 +7107,7 @@
               <w:bottom w:val="single" w:sz="4" w:space="0" w:color="000000"/>
               <w:right w:val="single" w:sz="4" w:space="0" w:color="000000"/>
             </w:tcBorders>
+            <w:shd w:val="clear" w:color="auto" w:fill="auto"/>
             <w:vAlign w:val="center"/>
           </w:tcPr>
           <w:p>
@@ -6960,6 +7140,7 @@
               <w:bottom w:val="single" w:sz="4" w:space="0" w:color="000000"/>
               <w:right w:val="single" w:sz="4" w:space="0" w:color="000000"/>
             </w:tcBorders>
+            <w:shd w:val="clear" w:color="auto" w:fill="auto"/>
             <w:vAlign w:val="center"/>
           </w:tcPr>
           <w:p>
@@ -7061,6 +7242,7 @@
               <w:bottom w:val="single" w:sz="4" w:space="0" w:color="000000"/>
               <w:right w:val="single" w:sz="4" w:space="0" w:color="000000"/>
             </w:tcBorders>
+            <w:shd w:val="clear" w:color="auto" w:fill="auto"/>
             <w:vAlign w:val="center"/>
           </w:tcPr>
           <w:p>
@@ -7093,6 +7275,7 @@
               <w:bottom w:val="single" w:sz="4" w:space="0" w:color="000000"/>
               <w:right w:val="single" w:sz="4" w:space="0" w:color="000000"/>
             </w:tcBorders>
+            <w:shd w:val="clear" w:color="auto" w:fill="auto"/>
             <w:vAlign w:val="center"/>
           </w:tcPr>
           <w:p>
@@ -7194,6 +7377,7 @@
               <w:bottom w:val="single" w:sz="4" w:space="0" w:color="000000"/>
               <w:right w:val="single" w:sz="4" w:space="0" w:color="000000"/>
             </w:tcBorders>
+            <w:shd w:val="clear" w:color="auto" w:fill="auto"/>
             <w:vAlign w:val="center"/>
           </w:tcPr>
           <w:p>
@@ -7226,6 +7410,7 @@
               <w:bottom w:val="single" w:sz="4" w:space="0" w:color="000000"/>
               <w:right w:val="single" w:sz="4" w:space="0" w:color="000000"/>
             </w:tcBorders>
+            <w:shd w:val="clear" w:color="auto" w:fill="auto"/>
             <w:vAlign w:val="center"/>
           </w:tcPr>
           <w:p>
@@ -7327,6 +7512,7 @@
               <w:bottom w:val="single" w:sz="4" w:space="0" w:color="000000"/>
               <w:right w:val="single" w:sz="4" w:space="0" w:color="000000"/>
             </w:tcBorders>
+            <w:shd w:val="clear" w:color="auto" w:fill="auto"/>
             <w:vAlign w:val="center"/>
           </w:tcPr>
           <w:p>
@@ -7359,6 +7545,7 @@
               <w:bottom w:val="single" w:sz="4" w:space="0" w:color="000000"/>
               <w:right w:val="single" w:sz="4" w:space="0" w:color="000000"/>
             </w:tcBorders>
+            <w:shd w:val="clear" w:color="auto" w:fill="auto"/>
             <w:vAlign w:val="center"/>
           </w:tcPr>
           <w:p>
@@ -7460,6 +7647,7 @@
               <w:bottom w:val="single" w:sz="4" w:space="0" w:color="000000"/>
               <w:right w:val="single" w:sz="4" w:space="0" w:color="000000"/>
             </w:tcBorders>
+            <w:shd w:val="clear" w:color="auto" w:fill="auto"/>
             <w:vAlign w:val="center"/>
           </w:tcPr>
           <w:p>
@@ -7492,6 +7680,7 @@
               <w:bottom w:val="single" w:sz="4" w:space="0" w:color="000000"/>
               <w:right w:val="single" w:sz="4" w:space="0" w:color="000000"/>
             </w:tcBorders>
+            <w:shd w:val="clear" w:color="auto" w:fill="auto"/>
             <w:vAlign w:val="center"/>
           </w:tcPr>
           <w:p>
@@ -7593,6 +7782,7 @@
               <w:bottom w:val="single" w:sz="4" w:space="0" w:color="000000"/>
               <w:right w:val="single" w:sz="4" w:space="0" w:color="000000"/>
             </w:tcBorders>
+            <w:shd w:val="clear" w:color="auto" w:fill="auto"/>
             <w:vAlign w:val="center"/>
           </w:tcPr>
           <w:p>
@@ -7625,6 +7815,7 @@
               <w:bottom w:val="single" w:sz="4" w:space="0" w:color="000000"/>
               <w:right w:val="single" w:sz="4" w:space="0" w:color="000000"/>
             </w:tcBorders>
+            <w:shd w:val="clear" w:color="auto" w:fill="auto"/>
             <w:vAlign w:val="center"/>
           </w:tcPr>
           <w:p>
@@ -7726,6 +7917,7 @@
               <w:bottom w:val="single" w:sz="4" w:space="0" w:color="000000"/>
               <w:right w:val="single" w:sz="4" w:space="0" w:color="000000"/>
             </w:tcBorders>
+            <w:shd w:val="clear" w:color="auto" w:fill="auto"/>
             <w:vAlign w:val="center"/>
           </w:tcPr>
           <w:p>
@@ -7758,6 +7950,7 @@
               <w:bottom w:val="single" w:sz="4" w:space="0" w:color="000000"/>
               <w:right w:val="single" w:sz="4" w:space="0" w:color="000000"/>
             </w:tcBorders>
+            <w:shd w:val="clear" w:color="auto" w:fill="auto"/>
             <w:vAlign w:val="center"/>
           </w:tcPr>
           <w:p>
@@ -7859,6 +8052,7 @@
               <w:bottom w:val="single" w:sz="4" w:space="0" w:color="000000"/>
               <w:right w:val="single" w:sz="4" w:space="0" w:color="000000"/>
             </w:tcBorders>
+            <w:shd w:val="clear" w:color="auto" w:fill="auto"/>
             <w:vAlign w:val="center"/>
           </w:tcPr>
           <w:p>
@@ -7891,6 +8085,7 @@
               <w:bottom w:val="single" w:sz="4" w:space="0" w:color="000000"/>
               <w:right w:val="single" w:sz="4" w:space="0" w:color="000000"/>
             </w:tcBorders>
+            <w:shd w:val="clear" w:color="auto" w:fill="auto"/>
             <w:vAlign w:val="center"/>
           </w:tcPr>
           <w:p>
@@ -7992,6 +8187,7 @@
               <w:bottom w:val="single" w:sz="4" w:space="0" w:color="000000"/>
               <w:right w:val="single" w:sz="4" w:space="0" w:color="000000"/>
             </w:tcBorders>
+            <w:shd w:val="clear" w:color="auto" w:fill="auto"/>
             <w:vAlign w:val="center"/>
           </w:tcPr>
           <w:p>
@@ -8024,6 +8220,7 @@
               <w:bottom w:val="single" w:sz="4" w:space="0" w:color="000000"/>
               <w:right w:val="single" w:sz="4" w:space="0" w:color="000000"/>
             </w:tcBorders>
+            <w:shd w:val="clear" w:color="auto" w:fill="auto"/>
             <w:vAlign w:val="center"/>
           </w:tcPr>
           <w:p>
@@ -9846,6 +10043,7 @@
               <w:bottom w:val="single" w:sz="4" w:space="0" w:color="000000"/>
               <w:right w:val="single" w:sz="4" w:space="0" w:color="000000"/>
             </w:tcBorders>
+            <w:shd w:val="clear" w:color="auto" w:fill="auto"/>
             <w:vAlign w:val="center"/>
           </w:tcPr>
           <w:p>
@@ -9878,6 +10076,7 @@
               <w:bottom w:val="single" w:sz="4" w:space="0" w:color="000000"/>
               <w:right w:val="single" w:sz="4" w:space="0" w:color="000000"/>
             </w:tcBorders>
+            <w:shd w:val="clear" w:color="auto" w:fill="auto"/>
             <w:vAlign w:val="center"/>
           </w:tcPr>
           <w:p>
@@ -9910,6 +10109,7 @@
               <w:bottom w:val="single" w:sz="4" w:space="0" w:color="000000"/>
               <w:right w:val="single" w:sz="4" w:space="0" w:color="000000"/>
             </w:tcBorders>
+            <w:shd w:val="clear" w:color="auto" w:fill="auto"/>
             <w:vAlign w:val="center"/>
           </w:tcPr>
           <w:p>
@@ -9942,6 +10142,7 @@
               <w:bottom w:val="single" w:sz="4" w:space="0" w:color="000000"/>
               <w:right w:val="single" w:sz="4" w:space="0" w:color="000000"/>
             </w:tcBorders>
+            <w:shd w:val="clear" w:color="auto" w:fill="auto"/>
             <w:vAlign w:val="bottom"/>
           </w:tcPr>
           <w:p>
@@ -9980,6 +10181,7 @@
               <w:bottom w:val="single" w:sz="4" w:space="0" w:color="000000"/>
               <w:right w:val="single" w:sz="4" w:space="0" w:color="000000"/>
             </w:tcBorders>
+            <w:shd w:val="clear" w:color="auto" w:fill="auto"/>
             <w:vAlign w:val="center"/>
           </w:tcPr>
           <w:p>
@@ -10012,6 +10214,7 @@
               <w:bottom w:val="single" w:sz="4" w:space="0" w:color="000000"/>
               <w:right w:val="single" w:sz="4" w:space="0" w:color="000000"/>
             </w:tcBorders>
+            <w:shd w:val="clear" w:color="auto" w:fill="auto"/>
             <w:vAlign w:val="center"/>
           </w:tcPr>
           <w:p>
@@ -10044,6 +10247,7 @@
               <w:bottom w:val="single" w:sz="4" w:space="0" w:color="000000"/>
               <w:right w:val="single" w:sz="4" w:space="0" w:color="000000"/>
             </w:tcBorders>
+            <w:shd w:val="clear" w:color="auto" w:fill="auto"/>
             <w:vAlign w:val="center"/>
           </w:tcPr>
           <w:p>
@@ -10076,6 +10280,7 @@
               <w:bottom w:val="single" w:sz="4" w:space="0" w:color="000000"/>
               <w:right w:val="single" w:sz="4" w:space="0" w:color="000000"/>
             </w:tcBorders>
+            <w:shd w:val="clear" w:color="auto" w:fill="auto"/>
             <w:vAlign w:val="bottom"/>
           </w:tcPr>
           <w:p>
@@ -10114,6 +10319,7 @@
               <w:bottom w:val="single" w:sz="4" w:space="0" w:color="000000"/>
               <w:right w:val="single" w:sz="4" w:space="0" w:color="000000"/>
             </w:tcBorders>
+            <w:shd w:val="clear" w:color="auto" w:fill="auto"/>
             <w:vAlign w:val="center"/>
           </w:tcPr>
           <w:p>
@@ -10146,6 +10352,7 @@
               <w:bottom w:val="single" w:sz="4" w:space="0" w:color="000000"/>
               <w:right w:val="single" w:sz="4" w:space="0" w:color="000000"/>
             </w:tcBorders>
+            <w:shd w:val="clear" w:color="auto" w:fill="auto"/>
             <w:vAlign w:val="center"/>
           </w:tcPr>
           <w:p>
@@ -10178,6 +10385,7 @@
               <w:bottom w:val="single" w:sz="4" w:space="0" w:color="000000"/>
               <w:right w:val="single" w:sz="4" w:space="0" w:color="000000"/>
             </w:tcBorders>
+            <w:shd w:val="clear" w:color="auto" w:fill="auto"/>
             <w:vAlign w:val="center"/>
           </w:tcPr>
           <w:p>
@@ -10210,6 +10418,7 @@
               <w:bottom w:val="single" w:sz="4" w:space="0" w:color="000000"/>
               <w:right w:val="single" w:sz="4" w:space="0" w:color="000000"/>
             </w:tcBorders>
+            <w:shd w:val="clear" w:color="auto" w:fill="auto"/>
             <w:vAlign w:val="bottom"/>
           </w:tcPr>
           <w:p>
@@ -10248,6 +10457,7 @@
               <w:bottom w:val="single" w:sz="4" w:space="0" w:color="000000"/>
               <w:right w:val="single" w:sz="4" w:space="0" w:color="000000"/>
             </w:tcBorders>
+            <w:shd w:val="clear" w:color="auto" w:fill="auto"/>
             <w:vAlign w:val="center"/>
           </w:tcPr>
           <w:p>
@@ -10280,6 +10490,7 @@
               <w:bottom w:val="single" w:sz="4" w:space="0" w:color="000000"/>
               <w:right w:val="single" w:sz="4" w:space="0" w:color="000000"/>
             </w:tcBorders>
+            <w:shd w:val="clear" w:color="auto" w:fill="auto"/>
             <w:vAlign w:val="center"/>
           </w:tcPr>
           <w:p>
@@ -10312,6 +10523,7 @@
               <w:bottom w:val="single" w:sz="4" w:space="0" w:color="000000"/>
               <w:right w:val="single" w:sz="4" w:space="0" w:color="000000"/>
             </w:tcBorders>
+            <w:shd w:val="clear" w:color="auto" w:fill="auto"/>
             <w:vAlign w:val="center"/>
           </w:tcPr>
           <w:p>
@@ -10344,6 +10556,7 @@
               <w:bottom w:val="single" w:sz="4" w:space="0" w:color="000000"/>
               <w:right w:val="single" w:sz="4" w:space="0" w:color="000000"/>
             </w:tcBorders>
+            <w:shd w:val="clear" w:color="auto" w:fill="auto"/>
             <w:vAlign w:val="bottom"/>
           </w:tcPr>
           <w:p>
@@ -10382,6 +10595,7 @@
               <w:bottom w:val="single" w:sz="4" w:space="0" w:color="000000"/>
               <w:right w:val="single" w:sz="4" w:space="0" w:color="000000"/>
             </w:tcBorders>
+            <w:shd w:val="clear" w:color="auto" w:fill="auto"/>
             <w:vAlign w:val="center"/>
           </w:tcPr>
           <w:p>
@@ -10414,6 +10628,7 @@
               <w:bottom w:val="single" w:sz="4" w:space="0" w:color="000000"/>
               <w:right w:val="single" w:sz="4" w:space="0" w:color="000000"/>
             </w:tcBorders>
+            <w:shd w:val="clear" w:color="auto" w:fill="auto"/>
             <w:vAlign w:val="center"/>
           </w:tcPr>
           <w:p>
@@ -10446,6 +10661,7 @@
               <w:bottom w:val="single" w:sz="4" w:space="0" w:color="000000"/>
               <w:right w:val="single" w:sz="4" w:space="0" w:color="000000"/>
             </w:tcBorders>
+            <w:shd w:val="clear" w:color="auto" w:fill="auto"/>
             <w:vAlign w:val="center"/>
           </w:tcPr>
           <w:p>
@@ -10478,6 +10694,7 @@
               <w:bottom w:val="single" w:sz="4" w:space="0" w:color="000000"/>
               <w:right w:val="single" w:sz="4" w:space="0" w:color="000000"/>
             </w:tcBorders>
+            <w:shd w:val="clear" w:color="auto" w:fill="auto"/>
             <w:vAlign w:val="bottom"/>
           </w:tcPr>
           <w:p>
@@ -10516,6 +10733,7 @@
               <w:bottom w:val="single" w:sz="4" w:space="0" w:color="000000"/>
               <w:right w:val="single" w:sz="4" w:space="0" w:color="000000"/>
             </w:tcBorders>
+            <w:shd w:val="clear" w:color="auto" w:fill="auto"/>
             <w:vAlign w:val="center"/>
           </w:tcPr>
           <w:p>
@@ -10548,6 +10766,7 @@
               <w:bottom w:val="single" w:sz="4" w:space="0" w:color="000000"/>
               <w:right w:val="single" w:sz="4" w:space="0" w:color="000000"/>
             </w:tcBorders>
+            <w:shd w:val="clear" w:color="auto" w:fill="auto"/>
             <w:vAlign w:val="center"/>
           </w:tcPr>
           <w:p>
@@ -10580,6 +10799,7 @@
               <w:bottom w:val="single" w:sz="4" w:space="0" w:color="000000"/>
               <w:right w:val="single" w:sz="4" w:space="0" w:color="000000"/>
             </w:tcBorders>
+            <w:shd w:val="clear" w:color="auto" w:fill="auto"/>
             <w:vAlign w:val="center"/>
           </w:tcPr>
           <w:p>
@@ -10612,6 +10832,7 @@
               <w:bottom w:val="single" w:sz="4" w:space="0" w:color="000000"/>
               <w:right w:val="single" w:sz="4" w:space="0" w:color="000000"/>
             </w:tcBorders>
+            <w:shd w:val="clear" w:color="auto" w:fill="auto"/>
             <w:vAlign w:val="bottom"/>
           </w:tcPr>
           <w:p>
@@ -10650,6 +10871,7 @@
               <w:bottom w:val="single" w:sz="4" w:space="0" w:color="000000"/>
               <w:right w:val="single" w:sz="4" w:space="0" w:color="000000"/>
             </w:tcBorders>
+            <w:shd w:val="clear" w:color="auto" w:fill="auto"/>
             <w:vAlign w:val="center"/>
           </w:tcPr>
           <w:p>
@@ -10682,6 +10904,7 @@
               <w:bottom w:val="single" w:sz="4" w:space="0" w:color="000000"/>
               <w:right w:val="single" w:sz="4" w:space="0" w:color="000000"/>
             </w:tcBorders>
+            <w:shd w:val="clear" w:color="auto" w:fill="auto"/>
             <w:vAlign w:val="center"/>
           </w:tcPr>
           <w:p>
@@ -10714,6 +10937,7 @@
               <w:bottom w:val="single" w:sz="4" w:space="0" w:color="000000"/>
               <w:right w:val="single" w:sz="4" w:space="0" w:color="000000"/>
             </w:tcBorders>
+            <w:shd w:val="clear" w:color="auto" w:fill="auto"/>
             <w:vAlign w:val="center"/>
           </w:tcPr>
           <w:p>
@@ -10746,6 +10970,7 @@
               <w:bottom w:val="single" w:sz="4" w:space="0" w:color="000000"/>
               <w:right w:val="single" w:sz="4" w:space="0" w:color="000000"/>
             </w:tcBorders>
+            <w:shd w:val="clear" w:color="auto" w:fill="auto"/>
             <w:vAlign w:val="bottom"/>
           </w:tcPr>
           <w:p>
@@ -10784,6 +11009,7 @@
               <w:bottom w:val="single" w:sz="4" w:space="0" w:color="000000"/>
               <w:right w:val="single" w:sz="4" w:space="0" w:color="000000"/>
             </w:tcBorders>
+            <w:shd w:val="clear" w:color="auto" w:fill="auto"/>
             <w:vAlign w:val="center"/>
           </w:tcPr>
           <w:p>
@@ -10816,6 +11042,7 @@
               <w:bottom w:val="single" w:sz="4" w:space="0" w:color="000000"/>
               <w:right w:val="single" w:sz="4" w:space="0" w:color="000000"/>
             </w:tcBorders>
+            <w:shd w:val="clear" w:color="auto" w:fill="auto"/>
             <w:vAlign w:val="center"/>
           </w:tcPr>
           <w:p>
@@ -10848,6 +11075,7 @@
               <w:bottom w:val="single" w:sz="4" w:space="0" w:color="000000"/>
               <w:right w:val="single" w:sz="4" w:space="0" w:color="000000"/>
             </w:tcBorders>
+            <w:shd w:val="clear" w:color="auto" w:fill="auto"/>
             <w:vAlign w:val="center"/>
           </w:tcPr>
           <w:p>
@@ -10880,6 +11108,7 @@
               <w:bottom w:val="single" w:sz="4" w:space="0" w:color="000000"/>
               <w:right w:val="single" w:sz="4" w:space="0" w:color="000000"/>
             </w:tcBorders>
+            <w:shd w:val="clear" w:color="auto" w:fill="auto"/>
             <w:vAlign w:val="bottom"/>
           </w:tcPr>
           <w:p>
@@ -10918,6 +11147,7 @@
               <w:bottom w:val="single" w:sz="4" w:space="0" w:color="000000"/>
               <w:right w:val="single" w:sz="4" w:space="0" w:color="000000"/>
             </w:tcBorders>
+            <w:shd w:val="clear" w:color="auto" w:fill="auto"/>
             <w:vAlign w:val="center"/>
           </w:tcPr>
           <w:p>
@@ -10950,6 +11180,7 @@
               <w:bottom w:val="single" w:sz="4" w:space="0" w:color="000000"/>
               <w:right w:val="single" w:sz="4" w:space="0" w:color="000000"/>
             </w:tcBorders>
+            <w:shd w:val="clear" w:color="auto" w:fill="auto"/>
             <w:vAlign w:val="center"/>
           </w:tcPr>
           <w:p>
@@ -10982,6 +11213,7 @@
               <w:bottom w:val="single" w:sz="4" w:space="0" w:color="000000"/>
               <w:right w:val="single" w:sz="4" w:space="0" w:color="000000"/>
             </w:tcBorders>
+            <w:shd w:val="clear" w:color="auto" w:fill="auto"/>
             <w:vAlign w:val="center"/>
           </w:tcPr>
           <w:p>
@@ -11014,6 +11246,7 @@
               <w:bottom w:val="single" w:sz="4" w:space="0" w:color="000000"/>
               <w:right w:val="single" w:sz="4" w:space="0" w:color="000000"/>
             </w:tcBorders>
+            <w:shd w:val="clear" w:color="auto" w:fill="auto"/>
             <w:vAlign w:val="bottom"/>
           </w:tcPr>
           <w:p>
@@ -11190,6 +11423,7 @@
               <w:bottom w:val="single" w:sz="4" w:space="0" w:color="000000"/>
               <w:right w:val="single" w:sz="4" w:space="0" w:color="000000"/>
             </w:tcBorders>
+            <w:shd w:val="clear" w:color="auto" w:fill="auto"/>
             <w:vAlign w:val="center"/>
           </w:tcPr>
           <w:p>
@@ -11222,6 +11456,7 @@
               <w:bottom w:val="single" w:sz="4" w:space="0" w:color="000000"/>
               <w:right w:val="single" w:sz="4" w:space="0" w:color="000000"/>
             </w:tcBorders>
+            <w:shd w:val="clear" w:color="auto" w:fill="auto"/>
             <w:vAlign w:val="center"/>
           </w:tcPr>
           <w:p>
@@ -11254,6 +11489,7 @@
               <w:bottom w:val="single" w:sz="4" w:space="0" w:color="000000"/>
               <w:right w:val="single" w:sz="4" w:space="0" w:color="000000"/>
             </w:tcBorders>
+            <w:shd w:val="clear" w:color="auto" w:fill="auto"/>
             <w:vAlign w:val="center"/>
           </w:tcPr>
           <w:p>
@@ -11277,6 +11513,7 @@
               <w:bottom w:val="single" w:sz="4" w:space="0" w:color="000000"/>
               <w:right w:val="single" w:sz="4" w:space="0" w:color="000000"/>
             </w:tcBorders>
+            <w:shd w:val="clear" w:color="auto" w:fill="auto"/>
             <w:vAlign w:val="center"/>
           </w:tcPr>
           <w:p>
@@ -11306,6 +11543,7 @@
               <w:bottom w:val="single" w:sz="4" w:space="0" w:color="000000"/>
               <w:right w:val="single" w:sz="4" w:space="0" w:color="000000"/>
             </w:tcBorders>
+            <w:shd w:val="clear" w:color="auto" w:fill="auto"/>
             <w:vAlign w:val="center"/>
           </w:tcPr>
           <w:p>
@@ -11338,6 +11576,7 @@
               <w:bottom w:val="single" w:sz="4" w:space="0" w:color="000000"/>
               <w:right w:val="single" w:sz="4" w:space="0" w:color="000000"/>
             </w:tcBorders>
+            <w:shd w:val="clear" w:color="auto" w:fill="auto"/>
             <w:vAlign w:val="center"/>
           </w:tcPr>
           <w:p>
@@ -11370,6 +11609,7 @@
               <w:bottom w:val="single" w:sz="4" w:space="0" w:color="000000"/>
               <w:right w:val="single" w:sz="4" w:space="0" w:color="000000"/>
             </w:tcBorders>
+            <w:shd w:val="clear" w:color="auto" w:fill="auto"/>
             <w:vAlign w:val="center"/>
           </w:tcPr>
           <w:p>
@@ -11393,6 +11633,7 @@
               <w:bottom w:val="single" w:sz="4" w:space="0" w:color="000000"/>
               <w:right w:val="single" w:sz="4" w:space="0" w:color="000000"/>
             </w:tcBorders>
+            <w:shd w:val="clear" w:color="auto" w:fill="auto"/>
             <w:vAlign w:val="center"/>
           </w:tcPr>
           <w:p>
@@ -11422,6 +11663,7 @@
               <w:bottom w:val="single" w:sz="4" w:space="0" w:color="000000"/>
               <w:right w:val="single" w:sz="4" w:space="0" w:color="000000"/>
             </w:tcBorders>
+            <w:shd w:val="clear" w:color="auto" w:fill="auto"/>
             <w:vAlign w:val="center"/>
           </w:tcPr>
           <w:p>
@@ -11454,6 +11696,7 @@
               <w:bottom w:val="single" w:sz="4" w:space="0" w:color="000000"/>
               <w:right w:val="single" w:sz="4" w:space="0" w:color="000000"/>
             </w:tcBorders>
+            <w:shd w:val="clear" w:color="auto" w:fill="auto"/>
             <w:vAlign w:val="center"/>
           </w:tcPr>
           <w:p>
@@ -11486,6 +11729,7 @@
               <w:bottom w:val="single" w:sz="4" w:space="0" w:color="000000"/>
               <w:right w:val="single" w:sz="4" w:space="0" w:color="000000"/>
             </w:tcBorders>
+            <w:shd w:val="clear" w:color="auto" w:fill="auto"/>
             <w:vAlign w:val="center"/>
           </w:tcPr>
           <w:p>
@@ -11518,6 +11762,7 @@
               <w:bottom w:val="single" w:sz="4" w:space="0" w:color="000000"/>
               <w:right w:val="single" w:sz="4" w:space="0" w:color="000000"/>
             </w:tcBorders>
+            <w:shd w:val="clear" w:color="auto" w:fill="auto"/>
             <w:vAlign w:val="bottom"/>
           </w:tcPr>
           <w:p>
@@ -11556,6 +11801,7 @@
               <w:bottom w:val="single" w:sz="4" w:space="0" w:color="000000"/>
               <w:right w:val="single" w:sz="4" w:space="0" w:color="000000"/>
             </w:tcBorders>
+            <w:shd w:val="clear" w:color="auto" w:fill="auto"/>
             <w:vAlign w:val="center"/>
           </w:tcPr>
           <w:p>
@@ -11588,6 +11834,7 @@
               <w:bottom w:val="single" w:sz="4" w:space="0" w:color="000000"/>
               <w:right w:val="single" w:sz="4" w:space="0" w:color="000000"/>
             </w:tcBorders>
+            <w:shd w:val="clear" w:color="auto" w:fill="auto"/>
             <w:vAlign w:val="center"/>
           </w:tcPr>
           <w:p>
@@ -11620,6 +11867,7 @@
               <w:bottom w:val="single" w:sz="4" w:space="0" w:color="000000"/>
               <w:right w:val="single" w:sz="4" w:space="0" w:color="000000"/>
             </w:tcBorders>
+            <w:shd w:val="clear" w:color="auto" w:fill="auto"/>
             <w:vAlign w:val="center"/>
           </w:tcPr>
           <w:p>
@@ -11652,6 +11900,7 @@
               <w:bottom w:val="single" w:sz="4" w:space="0" w:color="000000"/>
               <w:right w:val="single" w:sz="4" w:space="0" w:color="000000"/>
             </w:tcBorders>
+            <w:shd w:val="clear" w:color="auto" w:fill="auto"/>
             <w:vAlign w:val="bottom"/>
           </w:tcPr>
           <w:p>
@@ -11690,6 +11939,7 @@
               <w:bottom w:val="single" w:sz="4" w:space="0" w:color="000000"/>
               <w:right w:val="single" w:sz="4" w:space="0" w:color="000000"/>
             </w:tcBorders>
+            <w:shd w:val="clear" w:color="auto" w:fill="auto"/>
             <w:vAlign w:val="center"/>
           </w:tcPr>
           <w:p>
@@ -11722,6 +11972,7 @@
               <w:bottom w:val="single" w:sz="4" w:space="0" w:color="000000"/>
               <w:right w:val="single" w:sz="4" w:space="0" w:color="000000"/>
             </w:tcBorders>
+            <w:shd w:val="clear" w:color="auto" w:fill="auto"/>
             <w:vAlign w:val="center"/>
           </w:tcPr>
           <w:p>
@@ -11754,6 +12005,7 @@
               <w:bottom w:val="single" w:sz="4" w:space="0" w:color="000000"/>
               <w:right w:val="single" w:sz="4" w:space="0" w:color="000000"/>
             </w:tcBorders>
+            <w:shd w:val="clear" w:color="auto" w:fill="auto"/>
             <w:vAlign w:val="center"/>
           </w:tcPr>
           <w:p>
@@ -11786,6 +12038,7 @@
               <w:bottom w:val="single" w:sz="4" w:space="0" w:color="000000"/>
               <w:right w:val="single" w:sz="4" w:space="0" w:color="000000"/>
             </w:tcBorders>
+            <w:shd w:val="clear" w:color="auto" w:fill="auto"/>
             <w:vAlign w:val="bottom"/>
           </w:tcPr>
           <w:p>
@@ -11824,6 +12077,7 @@
               <w:bottom w:val="single" w:sz="4" w:space="0" w:color="000000"/>
               <w:right w:val="single" w:sz="4" w:space="0" w:color="000000"/>
             </w:tcBorders>
+            <w:shd w:val="clear" w:color="auto" w:fill="auto"/>
             <w:vAlign w:val="center"/>
           </w:tcPr>
           <w:p>
@@ -11856,6 +12110,7 @@
               <w:bottom w:val="single" w:sz="4" w:space="0" w:color="000000"/>
               <w:right w:val="single" w:sz="4" w:space="0" w:color="000000"/>
             </w:tcBorders>
+            <w:shd w:val="clear" w:color="auto" w:fill="auto"/>
             <w:vAlign w:val="center"/>
           </w:tcPr>
           <w:p>
@@ -11888,6 +12143,7 @@
               <w:bottom w:val="single" w:sz="4" w:space="0" w:color="000000"/>
               <w:right w:val="single" w:sz="4" w:space="0" w:color="000000"/>
             </w:tcBorders>
+            <w:shd w:val="clear" w:color="auto" w:fill="auto"/>
             <w:vAlign w:val="center"/>
           </w:tcPr>
           <w:p>
@@ -11920,6 +12176,7 @@
               <w:bottom w:val="single" w:sz="4" w:space="0" w:color="000000"/>
               <w:right w:val="single" w:sz="4" w:space="0" w:color="000000"/>
             </w:tcBorders>
+            <w:shd w:val="clear" w:color="auto" w:fill="auto"/>
             <w:vAlign w:val="bottom"/>
           </w:tcPr>
           <w:p>
@@ -11958,6 +12215,7 @@
               <w:bottom w:val="single" w:sz="4" w:space="0" w:color="000000"/>
               <w:right w:val="single" w:sz="4" w:space="0" w:color="000000"/>
             </w:tcBorders>
+            <w:shd w:val="clear" w:color="auto" w:fill="auto"/>
             <w:vAlign w:val="center"/>
           </w:tcPr>
           <w:p>
@@ -11990,6 +12248,7 @@
               <w:bottom w:val="single" w:sz="4" w:space="0" w:color="000000"/>
               <w:right w:val="single" w:sz="4" w:space="0" w:color="000000"/>
             </w:tcBorders>
+            <w:shd w:val="clear" w:color="auto" w:fill="auto"/>
             <w:vAlign w:val="center"/>
           </w:tcPr>
           <w:p>
@@ -12022,6 +12281,7 @@
               <w:bottom w:val="single" w:sz="4" w:space="0" w:color="000000"/>
               <w:right w:val="single" w:sz="4" w:space="0" w:color="000000"/>
             </w:tcBorders>
+            <w:shd w:val="clear" w:color="auto" w:fill="auto"/>
             <w:vAlign w:val="center"/>
           </w:tcPr>
           <w:p>
@@ -12054,6 +12314,7 @@
               <w:bottom w:val="single" w:sz="4" w:space="0" w:color="000000"/>
               <w:right w:val="single" w:sz="4" w:space="0" w:color="000000"/>
             </w:tcBorders>
+            <w:shd w:val="clear" w:color="auto" w:fill="auto"/>
             <w:vAlign w:val="bottom"/>
           </w:tcPr>
           <w:p>
@@ -12092,6 +12353,7 @@
               <w:bottom w:val="single" w:sz="4" w:space="0" w:color="000000"/>
               <w:right w:val="single" w:sz="4" w:space="0" w:color="000000"/>
             </w:tcBorders>
+            <w:shd w:val="clear" w:color="auto" w:fill="auto"/>
             <w:vAlign w:val="center"/>
           </w:tcPr>
           <w:p>
@@ -12125,6 +12387,7 @@
               <w:bottom w:val="single" w:sz="4" w:space="0" w:color="000000"/>
               <w:right w:val="single" w:sz="4" w:space="0" w:color="000000"/>
             </w:tcBorders>
+            <w:shd w:val="clear" w:color="auto" w:fill="auto"/>
             <w:vAlign w:val="center"/>
           </w:tcPr>
           <w:p>
@@ -12157,6 +12420,7 @@
               <w:bottom w:val="single" w:sz="4" w:space="0" w:color="000000"/>
               <w:right w:val="single" w:sz="4" w:space="0" w:color="000000"/>
             </w:tcBorders>
+            <w:shd w:val="clear" w:color="auto" w:fill="auto"/>
             <w:vAlign w:val="center"/>
           </w:tcPr>
           <w:p>
@@ -12189,6 +12453,7 @@
               <w:bottom w:val="single" w:sz="4" w:space="0" w:color="000000"/>
               <w:right w:val="single" w:sz="4" w:space="0" w:color="000000"/>
             </w:tcBorders>
+            <w:shd w:val="clear" w:color="auto" w:fill="auto"/>
             <w:vAlign w:val="bottom"/>
           </w:tcPr>
           <w:p>
@@ -12227,6 +12492,7 @@
               <w:bottom w:val="single" w:sz="4" w:space="0" w:color="000000"/>
               <w:right w:val="single" w:sz="4" w:space="0" w:color="000000"/>
             </w:tcBorders>
+            <w:shd w:val="clear" w:color="auto" w:fill="auto"/>
             <w:vAlign w:val="center"/>
           </w:tcPr>
           <w:p>
@@ -12259,6 +12525,7 @@
               <w:bottom w:val="single" w:sz="4" w:space="0" w:color="000000"/>
               <w:right w:val="single" w:sz="4" w:space="0" w:color="000000"/>
             </w:tcBorders>
+            <w:shd w:val="clear" w:color="auto" w:fill="auto"/>
             <w:vAlign w:val="center"/>
           </w:tcPr>
           <w:p>
@@ -12291,6 +12558,7 @@
               <w:bottom w:val="single" w:sz="4" w:space="0" w:color="000000"/>
               <w:right w:val="single" w:sz="4" w:space="0" w:color="000000"/>
             </w:tcBorders>
+            <w:shd w:val="clear" w:color="auto" w:fill="auto"/>
             <w:vAlign w:val="center"/>
           </w:tcPr>
           <w:p>
@@ -12323,6 +12591,7 @@
               <w:bottom w:val="single" w:sz="4" w:space="0" w:color="000000"/>
               <w:right w:val="single" w:sz="4" w:space="0" w:color="000000"/>
             </w:tcBorders>
+            <w:shd w:val="clear" w:color="auto" w:fill="auto"/>
             <w:vAlign w:val="bottom"/>
           </w:tcPr>
           <w:p>
@@ -12499,6 +12768,7 @@
               <w:bottom w:val="single" w:sz="4" w:space="0" w:color="000000"/>
               <w:right w:val="single" w:sz="4" w:space="0" w:color="000000"/>
             </w:tcBorders>
+            <w:shd w:val="clear" w:color="auto" w:fill="auto"/>
             <w:vAlign w:val="center"/>
           </w:tcPr>
           <w:p>
@@ -12531,6 +12801,7 @@
               <w:bottom w:val="single" w:sz="4" w:space="0" w:color="000000"/>
               <w:right w:val="single" w:sz="4" w:space="0" w:color="000000"/>
             </w:tcBorders>
+            <w:shd w:val="clear" w:color="auto" w:fill="auto"/>
             <w:vAlign w:val="center"/>
           </w:tcPr>
           <w:p>
@@ -12563,6 +12834,7 @@
               <w:bottom w:val="single" w:sz="4" w:space="0" w:color="000000"/>
               <w:right w:val="single" w:sz="4" w:space="0" w:color="000000"/>
             </w:tcBorders>
+            <w:shd w:val="clear" w:color="auto" w:fill="auto"/>
             <w:vAlign w:val="center"/>
           </w:tcPr>
           <w:p>
@@ -12595,6 +12867,7 @@
               <w:bottom w:val="single" w:sz="4" w:space="0" w:color="000000"/>
               <w:right w:val="single" w:sz="4" w:space="0" w:color="000000"/>
             </w:tcBorders>
+            <w:shd w:val="clear" w:color="auto" w:fill="auto"/>
             <w:vAlign w:val="bottom"/>
           </w:tcPr>
           <w:p>
@@ -12633,6 +12906,7 @@
               <w:bottom w:val="single" w:sz="4" w:space="0" w:color="000000"/>
               <w:right w:val="single" w:sz="4" w:space="0" w:color="000000"/>
             </w:tcBorders>
+            <w:shd w:val="clear" w:color="auto" w:fill="auto"/>
             <w:vAlign w:val="center"/>
           </w:tcPr>
           <w:p>
@@ -12665,6 +12939,7 @@
               <w:bottom w:val="single" w:sz="4" w:space="0" w:color="000000"/>
               <w:right w:val="single" w:sz="4" w:space="0" w:color="000000"/>
             </w:tcBorders>
+            <w:shd w:val="clear" w:color="auto" w:fill="auto"/>
             <w:vAlign w:val="center"/>
           </w:tcPr>
           <w:p>
@@ -12697,6 +12972,7 @@
               <w:bottom w:val="single" w:sz="4" w:space="0" w:color="000000"/>
               <w:right w:val="single" w:sz="4" w:space="0" w:color="000000"/>
             </w:tcBorders>
+            <w:shd w:val="clear" w:color="auto" w:fill="auto"/>
             <w:vAlign w:val="center"/>
           </w:tcPr>
           <w:p>
@@ -12729,6 +13005,7 @@
               <w:bottom w:val="single" w:sz="4" w:space="0" w:color="000000"/>
               <w:right w:val="single" w:sz="4" w:space="0" w:color="000000"/>
             </w:tcBorders>
+            <w:shd w:val="clear" w:color="auto" w:fill="auto"/>
             <w:vAlign w:val="bottom"/>
           </w:tcPr>
           <w:p>
@@ -12767,6 +13044,7 @@
               <w:bottom w:val="single" w:sz="4" w:space="0" w:color="000000"/>
               <w:right w:val="single" w:sz="4" w:space="0" w:color="000000"/>
             </w:tcBorders>
+            <w:shd w:val="clear" w:color="auto" w:fill="auto"/>
             <w:vAlign w:val="center"/>
           </w:tcPr>
           <w:p>
@@ -12799,6 +13077,7 @@
               <w:bottom w:val="single" w:sz="4" w:space="0" w:color="000000"/>
               <w:right w:val="single" w:sz="4" w:space="0" w:color="000000"/>
             </w:tcBorders>
+            <w:shd w:val="clear" w:color="auto" w:fill="auto"/>
             <w:vAlign w:val="center"/>
           </w:tcPr>
           <w:p>
@@ -12831,6 +13110,7 @@
               <w:bottom w:val="single" w:sz="4" w:space="0" w:color="000000"/>
               <w:right w:val="single" w:sz="4" w:space="0" w:color="000000"/>
             </w:tcBorders>
+            <w:shd w:val="clear" w:color="auto" w:fill="auto"/>
             <w:vAlign w:val="center"/>
           </w:tcPr>
           <w:p>
@@ -12863,6 +13143,7 @@
               <w:bottom w:val="single" w:sz="4" w:space="0" w:color="000000"/>
               <w:right w:val="single" w:sz="4" w:space="0" w:color="000000"/>
             </w:tcBorders>
+            <w:shd w:val="clear" w:color="auto" w:fill="auto"/>
             <w:vAlign w:val="bottom"/>
           </w:tcPr>
           <w:p>
@@ -12901,6 +13182,7 @@
               <w:bottom w:val="single" w:sz="4" w:space="0" w:color="000000"/>
               <w:right w:val="single" w:sz="4" w:space="0" w:color="000000"/>
             </w:tcBorders>
+            <w:shd w:val="clear" w:color="auto" w:fill="auto"/>
             <w:vAlign w:val="center"/>
           </w:tcPr>
           <w:p>
@@ -12933,6 +13215,7 @@
               <w:bottom w:val="single" w:sz="4" w:space="0" w:color="000000"/>
               <w:right w:val="single" w:sz="4" w:space="0" w:color="000000"/>
             </w:tcBorders>
+            <w:shd w:val="clear" w:color="auto" w:fill="auto"/>
             <w:vAlign w:val="center"/>
           </w:tcPr>
           <w:p>
@@ -12965,6 +13248,7 @@
               <w:bottom w:val="single" w:sz="4" w:space="0" w:color="000000"/>
               <w:right w:val="single" w:sz="4" w:space="0" w:color="000000"/>
             </w:tcBorders>
+            <w:shd w:val="clear" w:color="auto" w:fill="auto"/>
             <w:vAlign w:val="center"/>
           </w:tcPr>
           <w:p>
@@ -12997,6 +13281,7 @@
               <w:bottom w:val="single" w:sz="4" w:space="0" w:color="000000"/>
               <w:right w:val="single" w:sz="4" w:space="0" w:color="000000"/>
             </w:tcBorders>
+            <w:shd w:val="clear" w:color="auto" w:fill="auto"/>
             <w:vAlign w:val="bottom"/>
           </w:tcPr>
           <w:p>
@@ -13035,6 +13320,7 @@
               <w:bottom w:val="single" w:sz="4" w:space="0" w:color="000000"/>
               <w:right w:val="single" w:sz="4" w:space="0" w:color="000000"/>
             </w:tcBorders>
+            <w:shd w:val="clear" w:color="auto" w:fill="auto"/>
             <w:vAlign w:val="center"/>
           </w:tcPr>
           <w:p>
@@ -13067,6 +13353,7 @@
               <w:bottom w:val="single" w:sz="4" w:space="0" w:color="000000"/>
               <w:right w:val="single" w:sz="4" w:space="0" w:color="000000"/>
             </w:tcBorders>
+            <w:shd w:val="clear" w:color="auto" w:fill="auto"/>
             <w:vAlign w:val="center"/>
           </w:tcPr>
           <w:p>
@@ -13099,6 +13386,7 @@
               <w:bottom w:val="single" w:sz="4" w:space="0" w:color="000000"/>
               <w:right w:val="single" w:sz="4" w:space="0" w:color="000000"/>
             </w:tcBorders>
+            <w:shd w:val="clear" w:color="auto" w:fill="auto"/>
             <w:vAlign w:val="center"/>
           </w:tcPr>
           <w:p>
@@ -13131,6 +13419,7 @@
               <w:bottom w:val="single" w:sz="4" w:space="0" w:color="000000"/>
               <w:right w:val="single" w:sz="4" w:space="0" w:color="000000"/>
             </w:tcBorders>
+            <w:shd w:val="clear" w:color="auto" w:fill="auto"/>
             <w:vAlign w:val="bottom"/>
           </w:tcPr>
           <w:p>
@@ -13169,6 +13458,7 @@
               <w:bottom w:val="single" w:sz="4" w:space="0" w:color="000000"/>
               <w:right w:val="single" w:sz="4" w:space="0" w:color="000000"/>
             </w:tcBorders>
+            <w:shd w:val="clear" w:color="auto" w:fill="auto"/>
             <w:vAlign w:val="center"/>
           </w:tcPr>
           <w:p>
@@ -13201,6 +13491,7 @@
               <w:bottom w:val="single" w:sz="4" w:space="0" w:color="000000"/>
               <w:right w:val="single" w:sz="4" w:space="0" w:color="000000"/>
             </w:tcBorders>
+            <w:shd w:val="clear" w:color="auto" w:fill="auto"/>
             <w:vAlign w:val="center"/>
           </w:tcPr>
           <w:p>
@@ -13233,6 +13524,7 @@
               <w:bottom w:val="single" w:sz="4" w:space="0" w:color="000000"/>
               <w:right w:val="single" w:sz="4" w:space="0" w:color="000000"/>
             </w:tcBorders>
+            <w:shd w:val="clear" w:color="auto" w:fill="auto"/>
             <w:vAlign w:val="center"/>
           </w:tcPr>
           <w:p>
@@ -13265,6 +13557,7 @@
               <w:bottom w:val="single" w:sz="4" w:space="0" w:color="000000"/>
               <w:right w:val="single" w:sz="4" w:space="0" w:color="000000"/>
             </w:tcBorders>
+            <w:shd w:val="clear" w:color="auto" w:fill="auto"/>
             <w:vAlign w:val="bottom"/>
           </w:tcPr>
           <w:p>
@@ -13303,6 +13596,7 @@
               <w:bottom w:val="single" w:sz="4" w:space="0" w:color="000000"/>
               <w:right w:val="single" w:sz="4" w:space="0" w:color="000000"/>
             </w:tcBorders>
+            <w:shd w:val="clear" w:color="auto" w:fill="auto"/>
             <w:vAlign w:val="center"/>
           </w:tcPr>
           <w:p>
@@ -13335,6 +13629,7 @@
               <w:bottom w:val="single" w:sz="4" w:space="0" w:color="000000"/>
               <w:right w:val="single" w:sz="4" w:space="0" w:color="000000"/>
             </w:tcBorders>
+            <w:shd w:val="clear" w:color="auto" w:fill="auto"/>
             <w:vAlign w:val="center"/>
           </w:tcPr>
           <w:p>
@@ -13367,6 +13662,7 @@
               <w:bottom w:val="single" w:sz="4" w:space="0" w:color="000000"/>
               <w:right w:val="single" w:sz="4" w:space="0" w:color="000000"/>
             </w:tcBorders>
+            <w:shd w:val="clear" w:color="auto" w:fill="auto"/>
             <w:vAlign w:val="center"/>
           </w:tcPr>
           <w:p>
@@ -13399,6 +13695,7 @@
               <w:bottom w:val="single" w:sz="4" w:space="0" w:color="000000"/>
               <w:right w:val="single" w:sz="4" w:space="0" w:color="000000"/>
             </w:tcBorders>
+            <w:shd w:val="clear" w:color="auto" w:fill="auto"/>
             <w:vAlign w:val="bottom"/>
           </w:tcPr>
           <w:p>
@@ -13437,6 +13734,7 @@
               <w:bottom w:val="single" w:sz="4" w:space="0" w:color="000000"/>
               <w:right w:val="single" w:sz="4" w:space="0" w:color="000000"/>
             </w:tcBorders>
+            <w:shd w:val="clear" w:color="auto" w:fill="auto"/>
             <w:vAlign w:val="center"/>
           </w:tcPr>
           <w:p>
@@ -13469,6 +13767,7 @@
               <w:bottom w:val="single" w:sz="4" w:space="0" w:color="000000"/>
               <w:right w:val="single" w:sz="4" w:space="0" w:color="000000"/>
             </w:tcBorders>
+            <w:shd w:val="clear" w:color="auto" w:fill="auto"/>
             <w:vAlign w:val="center"/>
           </w:tcPr>
           <w:p>
@@ -13501,6 +13800,7 @@
               <w:bottom w:val="single" w:sz="4" w:space="0" w:color="000000"/>
               <w:right w:val="single" w:sz="4" w:space="0" w:color="000000"/>
             </w:tcBorders>
+            <w:shd w:val="clear" w:color="auto" w:fill="auto"/>
             <w:vAlign w:val="center"/>
           </w:tcPr>
           <w:p>
@@ -13533,6 +13833,7 @@
               <w:bottom w:val="single" w:sz="4" w:space="0" w:color="000000"/>
               <w:right w:val="single" w:sz="4" w:space="0" w:color="000000"/>
             </w:tcBorders>
+            <w:shd w:val="clear" w:color="auto" w:fill="auto"/>
             <w:vAlign w:val="bottom"/>
           </w:tcPr>
           <w:p>
@@ -13571,6 +13872,7 @@
               <w:bottom w:val="single" w:sz="4" w:space="0" w:color="000000"/>
               <w:right w:val="single" w:sz="4" w:space="0" w:color="000000"/>
             </w:tcBorders>
+            <w:shd w:val="clear" w:color="auto" w:fill="auto"/>
             <w:vAlign w:val="center"/>
           </w:tcPr>
           <w:p>
@@ -13603,6 +13905,7 @@
               <w:bottom w:val="single" w:sz="4" w:space="0" w:color="000000"/>
               <w:right w:val="single" w:sz="4" w:space="0" w:color="000000"/>
             </w:tcBorders>
+            <w:shd w:val="clear" w:color="auto" w:fill="auto"/>
             <w:vAlign w:val="center"/>
           </w:tcPr>
           <w:p>
@@ -13635,6 +13938,7 @@
               <w:bottom w:val="single" w:sz="4" w:space="0" w:color="000000"/>
               <w:right w:val="single" w:sz="4" w:space="0" w:color="000000"/>
             </w:tcBorders>
+            <w:shd w:val="clear" w:color="auto" w:fill="auto"/>
             <w:vAlign w:val="center"/>
           </w:tcPr>
           <w:p>
@@ -13667,6 +13971,7 @@
               <w:bottom w:val="single" w:sz="4" w:space="0" w:color="000000"/>
               <w:right w:val="single" w:sz="4" w:space="0" w:color="000000"/>
             </w:tcBorders>
+            <w:shd w:val="clear" w:color="auto" w:fill="auto"/>
             <w:vAlign w:val="bottom"/>
           </w:tcPr>
           <w:p>
@@ -13843,6 +14148,7 @@
               <w:bottom w:val="single" w:sz="4" w:space="0" w:color="000000"/>
               <w:right w:val="single" w:sz="4" w:space="0" w:color="000000"/>
             </w:tcBorders>
+            <w:shd w:val="clear" w:color="auto" w:fill="auto"/>
             <w:vAlign w:val="center"/>
           </w:tcPr>
           <w:p>
@@ -13875,6 +14181,7 @@
               <w:bottom w:val="single" w:sz="4" w:space="0" w:color="000000"/>
               <w:right w:val="single" w:sz="4" w:space="0" w:color="000000"/>
             </w:tcBorders>
+            <w:shd w:val="clear" w:color="auto" w:fill="auto"/>
             <w:vAlign w:val="center"/>
           </w:tcPr>
           <w:p>
@@ -13907,6 +14214,7 @@
               <w:bottom w:val="single" w:sz="4" w:space="0" w:color="000000"/>
               <w:right w:val="single" w:sz="4" w:space="0" w:color="000000"/>
             </w:tcBorders>
+            <w:shd w:val="clear" w:color="auto" w:fill="auto"/>
             <w:vAlign w:val="center"/>
           </w:tcPr>
           <w:p>
@@ -13939,6 +14247,7 @@
               <w:bottom w:val="single" w:sz="4" w:space="0" w:color="000000"/>
               <w:right w:val="single" w:sz="4" w:space="0" w:color="000000"/>
             </w:tcBorders>
+            <w:shd w:val="clear" w:color="auto" w:fill="auto"/>
             <w:vAlign w:val="center"/>
           </w:tcPr>
           <w:p>
@@ -13977,6 +14286,7 @@
               <w:bottom w:val="single" w:sz="4" w:space="0" w:color="000000"/>
               <w:right w:val="single" w:sz="4" w:space="0" w:color="000000"/>
             </w:tcBorders>
+            <w:shd w:val="clear" w:color="auto" w:fill="auto"/>
             <w:vAlign w:val="center"/>
           </w:tcPr>
           <w:p>
@@ -14009,6 +14319,7 @@
               <w:bottom w:val="single" w:sz="4" w:space="0" w:color="000000"/>
               <w:right w:val="single" w:sz="4" w:space="0" w:color="000000"/>
             </w:tcBorders>
+            <w:shd w:val="clear" w:color="auto" w:fill="auto"/>
             <w:vAlign w:val="center"/>
           </w:tcPr>
           <w:p>
@@ -14041,6 +14352,7 @@
               <w:bottom w:val="single" w:sz="4" w:space="0" w:color="000000"/>
               <w:right w:val="single" w:sz="4" w:space="0" w:color="000000"/>
             </w:tcBorders>
+            <w:shd w:val="clear" w:color="auto" w:fill="auto"/>
             <w:vAlign w:val="center"/>
           </w:tcPr>
           <w:p>
@@ -14073,6 +14385,7 @@
               <w:bottom w:val="single" w:sz="4" w:space="0" w:color="000000"/>
               <w:right w:val="single" w:sz="4" w:space="0" w:color="000000"/>
             </w:tcBorders>
+            <w:shd w:val="clear" w:color="auto" w:fill="auto"/>
             <w:vAlign w:val="center"/>
           </w:tcPr>
           <w:p>
@@ -14111,6 +14424,7 @@
               <w:bottom w:val="single" w:sz="4" w:space="0" w:color="000000"/>
               <w:right w:val="single" w:sz="4" w:space="0" w:color="000000"/>
             </w:tcBorders>
+            <w:shd w:val="clear" w:color="auto" w:fill="auto"/>
             <w:vAlign w:val="center"/>
           </w:tcPr>
           <w:p>
@@ -14143,6 +14457,7 @@
               <w:bottom w:val="single" w:sz="4" w:space="0" w:color="000000"/>
               <w:right w:val="single" w:sz="4" w:space="0" w:color="000000"/>
             </w:tcBorders>
+            <w:shd w:val="clear" w:color="auto" w:fill="auto"/>
             <w:vAlign w:val="center"/>
           </w:tcPr>
           <w:p>
@@ -14175,6 +14490,7 @@
               <w:bottom w:val="single" w:sz="4" w:space="0" w:color="000000"/>
               <w:right w:val="single" w:sz="4" w:space="0" w:color="000000"/>
             </w:tcBorders>
+            <w:shd w:val="clear" w:color="auto" w:fill="auto"/>
             <w:vAlign w:val="center"/>
           </w:tcPr>
           <w:p>
@@ -14207,6 +14523,7 @@
               <w:bottom w:val="single" w:sz="4" w:space="0" w:color="000000"/>
               <w:right w:val="single" w:sz="4" w:space="0" w:color="000000"/>
             </w:tcBorders>
+            <w:shd w:val="clear" w:color="auto" w:fill="auto"/>
             <w:vAlign w:val="bottom"/>
           </w:tcPr>
           <w:p>
@@ -14245,6 +14562,7 @@
               <w:bottom w:val="single" w:sz="4" w:space="0" w:color="000000"/>
               <w:right w:val="single" w:sz="4" w:space="0" w:color="000000"/>
             </w:tcBorders>
+            <w:shd w:val="clear" w:color="auto" w:fill="auto"/>
             <w:vAlign w:val="center"/>
           </w:tcPr>
           <w:p>
@@ -14277,6 +14595,7 @@
               <w:bottom w:val="single" w:sz="4" w:space="0" w:color="000000"/>
               <w:right w:val="single" w:sz="4" w:space="0" w:color="000000"/>
             </w:tcBorders>
+            <w:shd w:val="clear" w:color="auto" w:fill="auto"/>
             <w:vAlign w:val="center"/>
           </w:tcPr>
           <w:p>
@@ -14309,6 +14628,7 @@
               <w:bottom w:val="single" w:sz="4" w:space="0" w:color="000000"/>
               <w:right w:val="single" w:sz="4" w:space="0" w:color="000000"/>
             </w:tcBorders>
+            <w:shd w:val="clear" w:color="auto" w:fill="auto"/>
             <w:vAlign w:val="center"/>
           </w:tcPr>
           <w:p>
@@ -14341,6 +14661,7 @@
               <w:bottom w:val="single" w:sz="4" w:space="0" w:color="000000"/>
               <w:right w:val="single" w:sz="4" w:space="0" w:color="000000"/>
             </w:tcBorders>
+            <w:shd w:val="clear" w:color="auto" w:fill="auto"/>
             <w:vAlign w:val="bottom"/>
           </w:tcPr>
           <w:p>
@@ -14379,6 +14700,7 @@
               <w:bottom w:val="single" w:sz="4" w:space="0" w:color="000000"/>
               <w:right w:val="single" w:sz="4" w:space="0" w:color="000000"/>
             </w:tcBorders>
+            <w:shd w:val="clear" w:color="auto" w:fill="auto"/>
             <w:vAlign w:val="center"/>
           </w:tcPr>
           <w:p>
@@ -14411,6 +14733,7 @@
               <w:bottom w:val="single" w:sz="4" w:space="0" w:color="000000"/>
               <w:right w:val="single" w:sz="4" w:space="0" w:color="000000"/>
             </w:tcBorders>
+            <w:shd w:val="clear" w:color="auto" w:fill="auto"/>
             <w:vAlign w:val="center"/>
           </w:tcPr>
           <w:p>
@@ -14443,6 +14766,7 @@
               <w:bottom w:val="single" w:sz="4" w:space="0" w:color="000000"/>
               <w:right w:val="single" w:sz="4" w:space="0" w:color="000000"/>
             </w:tcBorders>
+            <w:shd w:val="clear" w:color="auto" w:fill="auto"/>
             <w:vAlign w:val="center"/>
           </w:tcPr>
           <w:p>
@@ -14475,6 +14799,7 @@
               <w:bottom w:val="single" w:sz="4" w:space="0" w:color="000000"/>
               <w:right w:val="single" w:sz="4" w:space="0" w:color="000000"/>
             </w:tcBorders>
+            <w:shd w:val="clear" w:color="auto" w:fill="auto"/>
             <w:vAlign w:val="bottom"/>
           </w:tcPr>
           <w:p>
@@ -14513,6 +14838,7 @@
               <w:bottom w:val="single" w:sz="4" w:space="0" w:color="000000"/>
               <w:right w:val="single" w:sz="4" w:space="0" w:color="000000"/>
             </w:tcBorders>
+            <w:shd w:val="clear" w:color="auto" w:fill="auto"/>
             <w:vAlign w:val="center"/>
           </w:tcPr>
           <w:p>
@@ -14545,6 +14871,7 @@
               <w:bottom w:val="single" w:sz="4" w:space="0" w:color="000000"/>
               <w:right w:val="single" w:sz="4" w:space="0" w:color="000000"/>
             </w:tcBorders>
+            <w:shd w:val="clear" w:color="auto" w:fill="auto"/>
             <w:vAlign w:val="center"/>
           </w:tcPr>
           <w:p>
@@ -14577,6 +14904,7 @@
               <w:bottom w:val="single" w:sz="4" w:space="0" w:color="000000"/>
               <w:right w:val="single" w:sz="4" w:space="0" w:color="000000"/>
             </w:tcBorders>
+            <w:shd w:val="clear" w:color="auto" w:fill="auto"/>
             <w:vAlign w:val="center"/>
           </w:tcPr>
           <w:p>
@@ -14609,6 +14937,7 @@
               <w:bottom w:val="single" w:sz="4" w:space="0" w:color="000000"/>
               <w:right w:val="single" w:sz="4" w:space="0" w:color="000000"/>
             </w:tcBorders>
+            <w:shd w:val="clear" w:color="auto" w:fill="auto"/>
             <w:vAlign w:val="bottom"/>
           </w:tcPr>
           <w:p>
@@ -14647,6 +14976,7 @@
               <w:bottom w:val="single" w:sz="4" w:space="0" w:color="000000"/>
               <w:right w:val="single" w:sz="4" w:space="0" w:color="000000"/>
             </w:tcBorders>
+            <w:shd w:val="clear" w:color="auto" w:fill="auto"/>
             <w:vAlign w:val="center"/>
           </w:tcPr>
           <w:p>
@@ -14679,6 +15009,7 @@
               <w:bottom w:val="single" w:sz="4" w:space="0" w:color="000000"/>
               <w:right w:val="single" w:sz="4" w:space="0" w:color="000000"/>
             </w:tcBorders>
+            <w:shd w:val="clear" w:color="auto" w:fill="auto"/>
             <w:vAlign w:val="center"/>
           </w:tcPr>
           <w:p>
@@ -14711,6 +15042,7 @@
               <w:bottom w:val="single" w:sz="4" w:space="0" w:color="000000"/>
               <w:right w:val="single" w:sz="4" w:space="0" w:color="000000"/>
             </w:tcBorders>
+            <w:shd w:val="clear" w:color="auto" w:fill="auto"/>
             <w:vAlign w:val="center"/>
           </w:tcPr>
           <w:p>
@@ -14743,6 +15075,7 @@
               <w:bottom w:val="single" w:sz="4" w:space="0" w:color="000000"/>
               <w:right w:val="single" w:sz="4" w:space="0" w:color="000000"/>
             </w:tcBorders>
+            <w:shd w:val="clear" w:color="auto" w:fill="auto"/>
             <w:vAlign w:val="bottom"/>
           </w:tcPr>
           <w:p>
@@ -14781,6 +15114,7 @@
               <w:bottom w:val="single" w:sz="4" w:space="0" w:color="000000"/>
               <w:right w:val="single" w:sz="4" w:space="0" w:color="000000"/>
             </w:tcBorders>
+            <w:shd w:val="clear" w:color="auto" w:fill="auto"/>
             <w:vAlign w:val="center"/>
           </w:tcPr>
           <w:p>
@@ -14813,6 +15147,7 @@
               <w:bottom w:val="single" w:sz="4" w:space="0" w:color="000000"/>
               <w:right w:val="single" w:sz="4" w:space="0" w:color="000000"/>
             </w:tcBorders>
+            <w:shd w:val="clear" w:color="auto" w:fill="auto"/>
             <w:vAlign w:val="center"/>
           </w:tcPr>
           <w:p>
@@ -14845,6 +15180,7 @@
               <w:bottom w:val="single" w:sz="4" w:space="0" w:color="000000"/>
               <w:right w:val="single" w:sz="4" w:space="0" w:color="000000"/>
             </w:tcBorders>
+            <w:shd w:val="clear" w:color="auto" w:fill="auto"/>
             <w:vAlign w:val="center"/>
           </w:tcPr>
           <w:p>
@@ -14877,6 +15213,7 @@
               <w:bottom w:val="single" w:sz="4" w:space="0" w:color="000000"/>
               <w:right w:val="single" w:sz="4" w:space="0" w:color="000000"/>
             </w:tcBorders>
+            <w:shd w:val="clear" w:color="auto" w:fill="auto"/>
             <w:vAlign w:val="bottom"/>
           </w:tcPr>
           <w:p>
@@ -14915,6 +15252,7 @@
               <w:bottom w:val="single" w:sz="4" w:space="0" w:color="000000"/>
               <w:right w:val="single" w:sz="4" w:space="0" w:color="000000"/>
             </w:tcBorders>
+            <w:shd w:val="clear" w:color="auto" w:fill="auto"/>
             <w:vAlign w:val="center"/>
           </w:tcPr>
           <w:p>
@@ -14947,6 +15285,7 @@
               <w:bottom w:val="single" w:sz="4" w:space="0" w:color="000000"/>
               <w:right w:val="single" w:sz="4" w:space="0" w:color="000000"/>
             </w:tcBorders>
+            <w:shd w:val="clear" w:color="auto" w:fill="auto"/>
             <w:vAlign w:val="center"/>
           </w:tcPr>
           <w:p>
@@ -14979,6 +15318,7 @@
               <w:bottom w:val="single" w:sz="4" w:space="0" w:color="000000"/>
               <w:right w:val="single" w:sz="4" w:space="0" w:color="000000"/>
             </w:tcBorders>
+            <w:shd w:val="clear" w:color="auto" w:fill="auto"/>
             <w:vAlign w:val="center"/>
           </w:tcPr>
           <w:p>
@@ -15011,6 +15351,7 @@
               <w:bottom w:val="single" w:sz="4" w:space="0" w:color="000000"/>
               <w:right w:val="single" w:sz="4" w:space="0" w:color="000000"/>
             </w:tcBorders>
+            <w:shd w:val="clear" w:color="auto" w:fill="auto"/>
             <w:vAlign w:val="bottom"/>
           </w:tcPr>
           <w:p>
@@ -15214,6 +15555,7 @@
               <w:bottom w:val="single" w:sz="4" w:space="0" w:color="000000"/>
               <w:right w:val="single" w:sz="4" w:space="0" w:color="000000"/>
             </w:tcBorders>
+            <w:shd w:val="clear" w:color="auto" w:fill="auto"/>
             <w:vAlign w:val="center"/>
           </w:tcPr>
           <w:p>
@@ -15246,6 +15588,7 @@
               <w:bottom w:val="single" w:sz="4" w:space="0" w:color="000000"/>
               <w:right w:val="single" w:sz="4" w:space="0" w:color="000000"/>
             </w:tcBorders>
+            <w:shd w:val="clear" w:color="auto" w:fill="auto"/>
             <w:vAlign w:val="center"/>
           </w:tcPr>
           <w:p>
@@ -15278,6 +15621,7 @@
               <w:bottom w:val="single" w:sz="4" w:space="0" w:color="000000"/>
               <w:right w:val="single" w:sz="4" w:space="0" w:color="000000"/>
             </w:tcBorders>
+            <w:shd w:val="clear" w:color="auto" w:fill="auto"/>
             <w:vAlign w:val="center"/>
           </w:tcPr>
           <w:p>
@@ -15310,6 +15654,7 @@
               <w:bottom w:val="single" w:sz="4" w:space="0" w:color="000000"/>
               <w:right w:val="single" w:sz="4" w:space="0" w:color="000000"/>
             </w:tcBorders>
+            <w:shd w:val="clear" w:color="auto" w:fill="auto"/>
             <w:vAlign w:val="center"/>
           </w:tcPr>
           <w:p>
@@ -15348,6 +15693,7 @@
               <w:bottom w:val="single" w:sz="4" w:space="0" w:color="000000"/>
               <w:right w:val="single" w:sz="4" w:space="0" w:color="000000"/>
             </w:tcBorders>
+            <w:shd w:val="clear" w:color="auto" w:fill="auto"/>
             <w:vAlign w:val="center"/>
           </w:tcPr>
           <w:p>
@@ -15380,6 +15726,7 @@
               <w:bottom w:val="single" w:sz="4" w:space="0" w:color="000000"/>
               <w:right w:val="single" w:sz="4" w:space="0" w:color="000000"/>
             </w:tcBorders>
+            <w:shd w:val="clear" w:color="auto" w:fill="auto"/>
             <w:vAlign w:val="center"/>
           </w:tcPr>
           <w:p>
@@ -15412,6 +15759,7 @@
               <w:bottom w:val="single" w:sz="4" w:space="0" w:color="000000"/>
               <w:right w:val="single" w:sz="4" w:space="0" w:color="000000"/>
             </w:tcBorders>
+            <w:shd w:val="clear" w:color="auto" w:fill="auto"/>
             <w:vAlign w:val="center"/>
           </w:tcPr>
           <w:p>
@@ -15444,6 +15792,7 @@
               <w:bottom w:val="single" w:sz="4" w:space="0" w:color="000000"/>
               <w:right w:val="single" w:sz="4" w:space="0" w:color="000000"/>
             </w:tcBorders>
+            <w:shd w:val="clear" w:color="auto" w:fill="auto"/>
             <w:vAlign w:val="center"/>
           </w:tcPr>
           <w:p>
@@ -15482,6 +15831,7 @@
               <w:bottom w:val="single" w:sz="4" w:space="0" w:color="000000"/>
               <w:right w:val="single" w:sz="4" w:space="0" w:color="000000"/>
             </w:tcBorders>
+            <w:shd w:val="clear" w:color="auto" w:fill="auto"/>
             <w:vAlign w:val="center"/>
           </w:tcPr>
           <w:p>
@@ -15514,6 +15864,7 @@
               <w:bottom w:val="single" w:sz="4" w:space="0" w:color="000000"/>
               <w:right w:val="single" w:sz="4" w:space="0" w:color="000000"/>
             </w:tcBorders>
+            <w:shd w:val="clear" w:color="auto" w:fill="auto"/>
             <w:vAlign w:val="center"/>
           </w:tcPr>
           <w:p>
@@ -15546,6 +15897,7 @@
               <w:bottom w:val="single" w:sz="4" w:space="0" w:color="000000"/>
               <w:right w:val="single" w:sz="4" w:space="0" w:color="000000"/>
             </w:tcBorders>
+            <w:shd w:val="clear" w:color="auto" w:fill="auto"/>
             <w:vAlign w:val="center"/>
           </w:tcPr>
           <w:p>
@@ -15578,6 +15930,7 @@
               <w:bottom w:val="single" w:sz="4" w:space="0" w:color="000000"/>
               <w:right w:val="single" w:sz="4" w:space="0" w:color="000000"/>
             </w:tcBorders>
+            <w:shd w:val="clear" w:color="auto" w:fill="auto"/>
             <w:vAlign w:val="bottom"/>
           </w:tcPr>
           <w:p>
@@ -15616,6 +15969,7 @@
               <w:bottom w:val="single" w:sz="4" w:space="0" w:color="000000"/>
               <w:right w:val="single" w:sz="4" w:space="0" w:color="000000"/>
             </w:tcBorders>
+            <w:shd w:val="clear" w:color="auto" w:fill="auto"/>
             <w:vAlign w:val="center"/>
           </w:tcPr>
           <w:p>
@@ -15648,6 +16002,7 @@
               <w:bottom w:val="single" w:sz="4" w:space="0" w:color="000000"/>
               <w:right w:val="single" w:sz="4" w:space="0" w:color="000000"/>
             </w:tcBorders>
+            <w:shd w:val="clear" w:color="auto" w:fill="auto"/>
             <w:vAlign w:val="center"/>
           </w:tcPr>
           <w:p>
@@ -15680,6 +16035,7 @@
               <w:bottom w:val="single" w:sz="4" w:space="0" w:color="000000"/>
               <w:right w:val="single" w:sz="4" w:space="0" w:color="000000"/>
             </w:tcBorders>
+            <w:shd w:val="clear" w:color="auto" w:fill="auto"/>
             <w:vAlign w:val="center"/>
           </w:tcPr>
           <w:p>
@@ -15712,6 +16068,7 @@
               <w:bottom w:val="single" w:sz="4" w:space="0" w:color="000000"/>
               <w:right w:val="single" w:sz="4" w:space="0" w:color="000000"/>
             </w:tcBorders>
+            <w:shd w:val="clear" w:color="auto" w:fill="auto"/>
             <w:vAlign w:val="bottom"/>
           </w:tcPr>
           <w:p>
@@ -15750,6 +16107,7 @@
               <w:bottom w:val="single" w:sz="4" w:space="0" w:color="000000"/>
               <w:right w:val="single" w:sz="4" w:space="0" w:color="000000"/>
             </w:tcBorders>
+            <w:shd w:val="clear" w:color="auto" w:fill="auto"/>
             <w:vAlign w:val="center"/>
           </w:tcPr>
           <w:p>
@@ -15782,6 +16140,7 @@
               <w:bottom w:val="single" w:sz="4" w:space="0" w:color="000000"/>
               <w:right w:val="single" w:sz="4" w:space="0" w:color="000000"/>
             </w:tcBorders>
+            <w:shd w:val="clear" w:color="auto" w:fill="auto"/>
             <w:vAlign w:val="center"/>
           </w:tcPr>
           <w:p>
@@ -15814,6 +16173,7 @@
               <w:bottom w:val="single" w:sz="4" w:space="0" w:color="000000"/>
               <w:right w:val="single" w:sz="4" w:space="0" w:color="000000"/>
             </w:tcBorders>
+            <w:shd w:val="clear" w:color="auto" w:fill="auto"/>
             <w:vAlign w:val="center"/>
           </w:tcPr>
           <w:p>
@@ -15846,6 +16206,7 @@
               <w:bottom w:val="single" w:sz="4" w:space="0" w:color="000000"/>
               <w:right w:val="single" w:sz="4" w:space="0" w:color="000000"/>
             </w:tcBorders>
+            <w:shd w:val="clear" w:color="auto" w:fill="auto"/>
             <w:vAlign w:val="bottom"/>
           </w:tcPr>
           <w:p>
@@ -15884,6 +16245,7 @@
               <w:bottom w:val="single" w:sz="4" w:space="0" w:color="000000"/>
               <w:right w:val="single" w:sz="4" w:space="0" w:color="000000"/>
             </w:tcBorders>
+            <w:shd w:val="clear" w:color="auto" w:fill="auto"/>
             <w:vAlign w:val="center"/>
           </w:tcPr>
           <w:p>
@@ -15916,6 +16278,7 @@
               <w:bottom w:val="single" w:sz="4" w:space="0" w:color="000000"/>
               <w:right w:val="single" w:sz="4" w:space="0" w:color="000000"/>
             </w:tcBorders>
+            <w:shd w:val="clear" w:color="auto" w:fill="auto"/>
             <w:vAlign w:val="center"/>
           </w:tcPr>
           <w:p>
@@ -15948,6 +16311,7 @@
               <w:bottom w:val="single" w:sz="4" w:space="0" w:color="000000"/>
               <w:right w:val="single" w:sz="4" w:space="0" w:color="000000"/>
             </w:tcBorders>
+            <w:shd w:val="clear" w:color="auto" w:fill="auto"/>
             <w:vAlign w:val="center"/>
           </w:tcPr>
           <w:p>
@@ -15980,6 +16344,7 @@
               <w:bottom w:val="single" w:sz="4" w:space="0" w:color="000000"/>
               <w:right w:val="single" w:sz="4" w:space="0" w:color="000000"/>
             </w:tcBorders>
+            <w:shd w:val="clear" w:color="auto" w:fill="auto"/>
             <w:vAlign w:val="bottom"/>
           </w:tcPr>
           <w:p>
@@ -16018,6 +16383,7 @@
               <w:bottom w:val="single" w:sz="4" w:space="0" w:color="000000"/>
               <w:right w:val="single" w:sz="4" w:space="0" w:color="000000"/>
             </w:tcBorders>
+            <w:shd w:val="clear" w:color="auto" w:fill="auto"/>
             <w:vAlign w:val="center"/>
           </w:tcPr>
           <w:p>
@@ -16050,6 +16416,7 @@
               <w:bottom w:val="single" w:sz="4" w:space="0" w:color="000000"/>
               <w:right w:val="single" w:sz="4" w:space="0" w:color="000000"/>
             </w:tcBorders>
+            <w:shd w:val="clear" w:color="auto" w:fill="auto"/>
             <w:vAlign w:val="center"/>
           </w:tcPr>
           <w:p>
@@ -16082,6 +16449,7 @@
               <w:bottom w:val="single" w:sz="4" w:space="0" w:color="000000"/>
               <w:right w:val="single" w:sz="4" w:space="0" w:color="000000"/>
             </w:tcBorders>
+            <w:shd w:val="clear" w:color="auto" w:fill="auto"/>
             <w:vAlign w:val="center"/>
           </w:tcPr>
           <w:p>
@@ -16114,6 +16482,7 @@
               <w:bottom w:val="single" w:sz="4" w:space="0" w:color="000000"/>
               <w:right w:val="single" w:sz="4" w:space="0" w:color="000000"/>
             </w:tcBorders>
+            <w:shd w:val="clear" w:color="auto" w:fill="auto"/>
             <w:vAlign w:val="bottom"/>
           </w:tcPr>
           <w:p>
@@ -16152,6 +16521,7 @@
               <w:bottom w:val="single" w:sz="4" w:space="0" w:color="000000"/>
               <w:right w:val="single" w:sz="4" w:space="0" w:color="000000"/>
             </w:tcBorders>
+            <w:shd w:val="clear" w:color="auto" w:fill="auto"/>
             <w:vAlign w:val="center"/>
           </w:tcPr>
           <w:p>
@@ -16184,6 +16554,7 @@
               <w:bottom w:val="single" w:sz="4" w:space="0" w:color="000000"/>
               <w:right w:val="single" w:sz="4" w:space="0" w:color="000000"/>
             </w:tcBorders>
+            <w:shd w:val="clear" w:color="auto" w:fill="auto"/>
             <w:vAlign w:val="center"/>
           </w:tcPr>
           <w:p>
@@ -16216,6 +16587,7 @@
               <w:bottom w:val="single" w:sz="4" w:space="0" w:color="000000"/>
               <w:right w:val="single" w:sz="4" w:space="0" w:color="000000"/>
             </w:tcBorders>
+            <w:shd w:val="clear" w:color="auto" w:fill="auto"/>
             <w:vAlign w:val="center"/>
           </w:tcPr>
           <w:p>
@@ -16248,6 +16620,7 @@
               <w:bottom w:val="single" w:sz="4" w:space="0" w:color="000000"/>
               <w:right w:val="single" w:sz="4" w:space="0" w:color="000000"/>
             </w:tcBorders>
+            <w:shd w:val="clear" w:color="auto" w:fill="auto"/>
             <w:vAlign w:val="bottom"/>
           </w:tcPr>
           <w:p>
@@ -16286,6 +16659,7 @@
               <w:bottom w:val="single" w:sz="4" w:space="0" w:color="000000"/>
               <w:right w:val="single" w:sz="4" w:space="0" w:color="000000"/>
             </w:tcBorders>
+            <w:shd w:val="clear" w:color="auto" w:fill="auto"/>
             <w:vAlign w:val="center"/>
           </w:tcPr>
           <w:p>
@@ -16318,6 +16692,7 @@
               <w:bottom w:val="single" w:sz="4" w:space="0" w:color="000000"/>
               <w:right w:val="single" w:sz="4" w:space="0" w:color="000000"/>
             </w:tcBorders>
+            <w:shd w:val="clear" w:color="auto" w:fill="auto"/>
             <w:vAlign w:val="center"/>
           </w:tcPr>
           <w:p>
@@ -16350,6 +16725,7 @@
               <w:bottom w:val="single" w:sz="4" w:space="0" w:color="000000"/>
               <w:right w:val="single" w:sz="4" w:space="0" w:color="000000"/>
             </w:tcBorders>
+            <w:shd w:val="clear" w:color="auto" w:fill="auto"/>
             <w:vAlign w:val="center"/>
           </w:tcPr>
           <w:p>
@@ -16382,6 +16758,7 @@
               <w:bottom w:val="single" w:sz="4" w:space="0" w:color="000000"/>
               <w:right w:val="single" w:sz="4" w:space="0" w:color="000000"/>
             </w:tcBorders>
+            <w:shd w:val="clear" w:color="auto" w:fill="auto"/>
             <w:vAlign w:val="bottom"/>
           </w:tcPr>
           <w:p>
@@ -16931,20 +17308,19 @@
           <w:sz w:val="22"/>
           <w:szCs w:val="22"/>
         </w:rPr>
-        <w:t>“(...) A passagem da regra geral à regra especial corresponde a um processo natural de diferenciação das categorias, e a uma descoberta gradual, por parte do legislador, dessa diferenciação. Verificada ou descoberta a diferenciação, a persistência na regra geral importaria no tratamento igual de pessoas que pertencem a categorias diferentes, e, portanto, numa injustiça. Nesse processo de gradual especialização, operado através de leis especiais, encontramos uma das regras fundamentais da justiça, que é a do suum cuique tribuere (dar a cada um o que é seu). Entende-se, portanto, por que a lei especial deva prevalecer sobre a geral: ela representa um momento ineliminável do desenvolvimento de um ordenamento. Bloquear a lei especial frente à geral significaria paralisar esse desenvolvimento</w:t>
-      </w:r>
-    </w:p>
-    <w:p>
-      <w:pPr>
-        <w:ind w:left="2268"/>
-        <w:jc w:val="both"/>
+        <w:t xml:space="preserve">“(...) A passagem da regra geral à regra especial corresponde a um processo natural de diferenciação das categorias, e a uma descoberta gradual, por parte do legislador, dessa diferenciação. Verificada ou descoberta a diferenciação, a persistência na regra geral importaria no tratamento igual de pessoas que pertencem a categorias diferentes, e, portanto, numa injustiça. Nesse processo de gradual especialização, operado através de leis especiais, encontramos uma das regras fundamentais da justiça, que é a do </w:t>
+      </w:r>
+      <w:proofErr w:type="spellStart"/>
+      <w:r>
         <w:rPr>
           <w:i/>
           <w:iCs/>
           <w:sz w:val="22"/>
           <w:szCs w:val="22"/>
         </w:rPr>
-      </w:pPr>
+        <w:t>suum</w:t>
+      </w:r>
+      <w:proofErr w:type="spellEnd"/>
       <w:r>
         <w:rPr>
           <w:i/>
@@ -16952,20 +17328,19 @@
           <w:sz w:val="22"/>
           <w:szCs w:val="22"/>
         </w:rPr>
-        <w:t>(...)</w:t>
-      </w:r>
-    </w:p>
-    <w:p>
-      <w:pPr>
-        <w:ind w:left="2268"/>
-        <w:jc w:val="both"/>
+        <w:t xml:space="preserve"> cuique </w:t>
+      </w:r>
+      <w:proofErr w:type="spellStart"/>
+      <w:r>
         <w:rPr>
           <w:i/>
           <w:iCs/>
           <w:sz w:val="22"/>
           <w:szCs w:val="22"/>
         </w:rPr>
-      </w:pPr>
+        <w:t>tribuere</w:t>
+      </w:r>
+      <w:proofErr w:type="spellEnd"/>
       <w:r>
         <w:rPr>
           <w:i/>
@@ -16973,7 +17348,109 @@
           <w:sz w:val="22"/>
           <w:szCs w:val="22"/>
         </w:rPr>
-        <w:t xml:space="preserve">A situação antinómica, criada pelo relacionamento entre uma lei geral e uma lei especial, é aquela que corresponde ao tipo de antinomia total-parcial. Isso significa que quando se aplica o critério da lex specialis </w:t>
+        <w:t xml:space="preserve"> (dar a cada um o que é seu). Entende-se, portanto, por que a lei especial deva prevalecer sobre a geral: ela representa um momento </w:t>
+      </w:r>
+      <w:proofErr w:type="spellStart"/>
+      <w:r>
+        <w:rPr>
+          <w:i/>
+          <w:iCs/>
+          <w:sz w:val="22"/>
+          <w:szCs w:val="22"/>
+        </w:rPr>
+        <w:t>ineliminável</w:t>
+      </w:r>
+      <w:proofErr w:type="spellEnd"/>
+      <w:r>
+        <w:rPr>
+          <w:i/>
+          <w:iCs/>
+          <w:sz w:val="22"/>
+          <w:szCs w:val="22"/>
+        </w:rPr>
+        <w:t xml:space="preserve"> do desenvolvimento de um ordenamento. Bloquear a lei especial frente à geral significaria paralisar esse desenvolvimento</w:t>
+      </w:r>
+    </w:p>
+    <w:p>
+      <w:pPr>
+        <w:ind w:left="2268"/>
+        <w:jc w:val="both"/>
+        <w:rPr>
+          <w:i/>
+          <w:iCs/>
+          <w:sz w:val="22"/>
+          <w:szCs w:val="22"/>
+        </w:rPr>
+      </w:pPr>
+      <w:r>
+        <w:rPr>
+          <w:i/>
+          <w:iCs/>
+          <w:sz w:val="22"/>
+          <w:szCs w:val="22"/>
+        </w:rPr>
+        <w:t>(...)</w:t>
+      </w:r>
+    </w:p>
+    <w:p>
+      <w:pPr>
+        <w:ind w:left="2268"/>
+        <w:jc w:val="both"/>
+        <w:rPr>
+          <w:i/>
+          <w:iCs/>
+          <w:sz w:val="22"/>
+          <w:szCs w:val="22"/>
+        </w:rPr>
+      </w:pPr>
+      <w:r>
+        <w:rPr>
+          <w:i/>
+          <w:iCs/>
+          <w:sz w:val="22"/>
+          <w:szCs w:val="22"/>
+        </w:rPr>
+        <w:t xml:space="preserve">A situação antinómica, criada pelo relacionamento entre uma lei geral e uma lei especial, é aquela que corresponde ao tipo de antinomia total-parcial. Isso significa que quando se aplica o critério da </w:t>
+      </w:r>
+      <w:proofErr w:type="spellStart"/>
+      <w:r>
+        <w:rPr>
+          <w:i/>
+          <w:iCs/>
+          <w:sz w:val="22"/>
+          <w:szCs w:val="22"/>
+        </w:rPr>
+        <w:t>lex</w:t>
+      </w:r>
+      <w:proofErr w:type="spellEnd"/>
+      <w:r>
+        <w:rPr>
+          <w:i/>
+          <w:iCs/>
+          <w:sz w:val="22"/>
+          <w:szCs w:val="22"/>
+        </w:rPr>
+        <w:t xml:space="preserve"> </w:t>
+      </w:r>
+      <w:proofErr w:type="spellStart"/>
+      <w:r>
+        <w:rPr>
+          <w:i/>
+          <w:iCs/>
+          <w:sz w:val="22"/>
+          <w:szCs w:val="22"/>
+        </w:rPr>
+        <w:t>specialis</w:t>
+      </w:r>
+      <w:proofErr w:type="spellEnd"/>
+      <w:r>
+        <w:rPr>
+          <w:i/>
+          <w:iCs/>
+          <w:sz w:val="22"/>
+          <w:szCs w:val="22"/>
+        </w:rPr>
+        <w:t xml:space="preserve"> </w:t>
       </w:r>
       <w:r>
         <w:rPr>
@@ -16984,7 +17461,31 @@
           <w:sz w:val="22"/>
           <w:szCs w:val="22"/>
         </w:rPr>
-        <w:t>não acontece a eliminação total de uma das duas normas incompatíveis mas somente daquela parte da lei geral que é incompatível com a lei especial</w:t>
+        <w:t xml:space="preserve">não acontece a eliminação total de uma das duas normas </w:t>
+      </w:r>
+      <w:proofErr w:type="gramStart"/>
+      <w:r>
+        <w:rPr>
+          <w:b/>
+          <w:bCs/>
+          <w:i/>
+          <w:iCs/>
+          <w:sz w:val="22"/>
+          <w:szCs w:val="22"/>
+        </w:rPr>
+        <w:t>incompatíveis</w:t>
+      </w:r>
+      <w:proofErr w:type="gramEnd"/>
+      <w:r>
+        <w:rPr>
+          <w:b/>
+          <w:bCs/>
+          <w:i/>
+          <w:iCs/>
+          <w:sz w:val="22"/>
+          <w:szCs w:val="22"/>
+        </w:rPr>
+        <w:t xml:space="preserve"> mas somente daquela parte da lei geral que é incompatível com a lei especial</w:t>
       </w:r>
       <w:r>
         <w:rPr>
@@ -17852,8 +18353,18 @@
           <w:i/>
           <w:iCs/>
         </w:rPr>
-        <w:t>contra legem</w:t>
-      </w:r>
+        <w:t xml:space="preserve">contra </w:t>
+      </w:r>
+      <w:proofErr w:type="spellStart"/>
+      <w:r>
+        <w:rPr>
+          <w:rFonts w:eastAsia="Calibri"/>
+          <w:i/>
+          <w:iCs/>
+        </w:rPr>
+        <w:t>legem</w:t>
+      </w:r>
+      <w:proofErr w:type="spellEnd"/>
       <w:r>
         <w:rPr>
           <w:rFonts w:eastAsia="Calibri"/>
@@ -19243,7 +19754,21 @@
         <w:rPr>
           <w:rFonts w:eastAsia="Calibri"/>
         </w:rPr>
-        <w:t>Conclui-se que mais esta alegação recursal não merece prosperar, devendo as legislações Nacional e Estadual serem respeitadas.</w:t>
+        <w:t xml:space="preserve">Conclui-se que mais </w:t>
+      </w:r>
+      <w:proofErr w:type="spellStart"/>
+      <w:r>
+        <w:rPr>
+          <w:rFonts w:eastAsia="Calibri"/>
+        </w:rPr>
+        <w:t>esta</w:t>
+      </w:r>
+      <w:proofErr w:type="spellEnd"/>
+      <w:r>
+        <w:rPr>
+          <w:rFonts w:eastAsia="Calibri"/>
+        </w:rPr>
+        <w:t xml:space="preserve"> alegação recursal não merece prosperar, devendo as legislações Nacional e Estadual serem respeitadas.</w:t>
       </w:r>
     </w:p>
     <w:p>
@@ -19387,7 +19912,23 @@
           <w:sz w:val="20"/>
           <w:szCs w:val="20"/>
         </w:rPr>
-        <w:t xml:space="preserve">I - ficar caracterizado o abuso do direito de defesa ou o manifesto propósito protelatório da parte; </w:t>
+        <w:t xml:space="preserve">I - </w:t>
+      </w:r>
+      <w:proofErr w:type="gramStart"/>
+      <w:r>
+        <w:rPr>
+          <w:sz w:val="20"/>
+          <w:szCs w:val="20"/>
+        </w:rPr>
+        <w:t>ficar</w:t>
+      </w:r>
+      <w:proofErr w:type="gramEnd"/>
+      <w:r>
+        <w:rPr>
+          <w:sz w:val="20"/>
+          <w:szCs w:val="20"/>
+        </w:rPr>
+        <w:t xml:space="preserve"> caracterizado o abuso do direito de defesa ou o manifesto propósito protelatório da parte; </w:t>
       </w:r>
     </w:p>
     <w:p>
@@ -19406,24 +19947,25 @@
           <w:sz w:val="20"/>
           <w:szCs w:val="20"/>
         </w:rPr>
-        <w:t xml:space="preserve">II - as alegações de fato puderem ser comprovadas apenas documentalmente e houver tese firmada em julgamento de casos repetitivos ou em súmula vinculante; </w:t>
-      </w:r>
-    </w:p>
-    <w:p>
-      <w:pPr>
-        <w:ind w:left="2268"/>
-        <w:jc w:val="both"/>
-        <w:rPr>
+        <w:t xml:space="preserve">II - </w:t>
+      </w:r>
+      <w:proofErr w:type="gramStart"/>
+      <w:r>
+        <w:rPr>
+          <w:b/>
           <w:sz w:val="20"/>
           <w:szCs w:val="20"/>
         </w:rPr>
-      </w:pPr>
-      <w:r>
-        <w:rPr>
+        <w:t>as</w:t>
+      </w:r>
+      <w:proofErr w:type="gramEnd"/>
+      <w:r>
+        <w:rPr>
+          <w:b/>
           <w:sz w:val="20"/>
           <w:szCs w:val="20"/>
         </w:rPr>
-        <w:t xml:space="preserve">III - se tratar de pedido reipersecutório fundado em prova documental adequada do contrato de depósito, caso em que será decretada a ordem de entrega do objeto custodiado, sob cominação de multa; </w:t>
+        <w:t xml:space="preserve"> alegações de fato puderem ser comprovadas apenas documentalmente e houver tese firmada em julgamento de casos repetitivos ou em súmula vinculante; </w:t>
       </w:r>
     </w:p>
     <w:p>
@@ -19440,7 +19982,40 @@
           <w:sz w:val="20"/>
           <w:szCs w:val="20"/>
         </w:rPr>
-        <w:t xml:space="preserve">IV - a petição inicial for instruída com prova documental suficiente dos fatos constitutivos do direito do autor, a que o réu não oponha prova capaz de gerar dúvida razoável. </w:t>
+        <w:t xml:space="preserve">III - se tratar de pedido reipersecutório fundado em prova documental adequada do contrato de depósito, caso em que será decretada a ordem de entrega do objeto custodiado, sob cominação de multa; </w:t>
+      </w:r>
+    </w:p>
+    <w:p>
+      <w:pPr>
+        <w:ind w:left="2268"/>
+        <w:jc w:val="both"/>
+        <w:rPr>
+          <w:sz w:val="20"/>
+          <w:szCs w:val="20"/>
+        </w:rPr>
+      </w:pPr>
+      <w:r>
+        <w:rPr>
+          <w:sz w:val="20"/>
+          <w:szCs w:val="20"/>
+        </w:rPr>
+        <w:t xml:space="preserve">IV - </w:t>
+      </w:r>
+      <w:proofErr w:type="gramStart"/>
+      <w:r>
+        <w:rPr>
+          <w:sz w:val="20"/>
+          <w:szCs w:val="20"/>
+        </w:rPr>
+        <w:t>a</w:t>
+      </w:r>
+      <w:proofErr w:type="gramEnd"/>
+      <w:r>
+        <w:rPr>
+          <w:sz w:val="20"/>
+          <w:szCs w:val="20"/>
+        </w:rPr>
+        <w:t xml:space="preserve"> petição inicial for instruída com prova documental suficiente dos fatos constitutivos do direito do autor, a que o réu não oponha prova capaz de gerar dúvida razoável. </w:t>
       </w:r>
     </w:p>
     <w:p>
@@ -19597,7 +20172,23 @@
           <w:sz w:val="20"/>
           <w:szCs w:val="20"/>
         </w:rPr>
-        <w:t xml:space="preserve">. Excelso STF que decidiu pela constitucionalidade da referida norma (adi nº 4167-DF). Direito alegado pela autora/apelante condicionado à previsão específica em legislação local de escalonamento na carreira do magistério estadual. Tema nº. 911 do colendo STJ. Leis estaduais nºs 1.614/1990 e 5.539/2009 que </w:t>
+        <w:t xml:space="preserve">. Excelso STF que decidiu pela constitucionalidade da referida norma (adi nº 4167-DF). Direito alegado pela autora/apelante condicionado à previsão específica em legislação local de escalonamento na carreira do magistério estadual. Tema nº. 911 do colendo STJ. Leis estaduais </w:t>
+      </w:r>
+      <w:proofErr w:type="spellStart"/>
+      <w:r>
+        <w:rPr>
+          <w:sz w:val="20"/>
+          <w:szCs w:val="20"/>
+        </w:rPr>
+        <w:t>nºs</w:t>
+      </w:r>
+      <w:proofErr w:type="spellEnd"/>
+      <w:r>
+        <w:rPr>
+          <w:sz w:val="20"/>
+          <w:szCs w:val="20"/>
+        </w:rPr>
+        <w:t xml:space="preserve"> 1.614/1990 e 5.539/2009 que </w:t>
       </w:r>
       <w:r>
         <w:rPr>
@@ -19728,7 +20319,39 @@
           <w:sz w:val="20"/>
           <w:szCs w:val="20"/>
         </w:rPr>
-        <w:t>. Autora que ocupa cargo de professora docente II, referência 7, e tem à carga de trabalho de 22 horas semanais, fatores a serem considerados na fixação de seus proventos. Sentença de improcedência que merece ser reformada para julgar procedente o pedido autoral. PROVIMENTO DO RECURSO DA AUTORA. (TJRJ; APL 0003776-90.2021.8.19.0026; Itaperuna; Décima Oitava Câmara Cível; Relª Desª Margaret de Olivaes Valle dos Santos; DORJ 13/05/2022; Pág. 497)</w:t>
+        <w:t xml:space="preserve">. Autora que ocupa cargo de professora docente II, referência 7, e tem à carga de trabalho de 22 horas semanais, fatores a serem considerados na fixação de seus proventos. Sentença de improcedência que merece ser reformada para julgar procedente o pedido autoral. PROVIMENTO DO RECURSO DA AUTORA. (TJRJ; APL 0003776-90.2021.8.19.0026; Itaperuna; Décima Oitava Câmara Cível; </w:t>
+      </w:r>
+      <w:proofErr w:type="spellStart"/>
+      <w:r>
+        <w:rPr>
+          <w:sz w:val="20"/>
+          <w:szCs w:val="20"/>
+        </w:rPr>
+        <w:t>Relª</w:t>
+      </w:r>
+      <w:proofErr w:type="spellEnd"/>
+      <w:r>
+        <w:rPr>
+          <w:sz w:val="20"/>
+          <w:szCs w:val="20"/>
+        </w:rPr>
+        <w:t xml:space="preserve"> Desª Margaret de </w:t>
+      </w:r>
+      <w:proofErr w:type="spellStart"/>
+      <w:r>
+        <w:rPr>
+          <w:sz w:val="20"/>
+          <w:szCs w:val="20"/>
+        </w:rPr>
+        <w:t>Olivaes</w:t>
+      </w:r>
+      <w:proofErr w:type="spellEnd"/>
+      <w:r>
+        <w:rPr>
+          <w:sz w:val="20"/>
+          <w:szCs w:val="20"/>
+        </w:rPr>
+        <w:t xml:space="preserve"> Valle dos Santos; DORJ 13/05/2022; Pág. 497)</w:t>
       </w:r>
     </w:p>
     <w:p>
@@ -20342,7 +20965,28 @@
           <w:rFonts w:asciiTheme="minorHAnsi" w:hAnsiTheme="minorHAnsi" w:cs="Arial"/>
           <w:color w:val="000000"/>
         </w:rPr>
-        <w:t xml:space="preserve"> (utilizamos a mesma tabela do Docente I como exemplo) teríamos:</w:t>
+        <w:t xml:space="preserve"> </w:t>
+      </w:r>
+      <w:r>
+        <w:rPr>
+          <w:rFonts w:asciiTheme="minorHAnsi" w:hAnsiTheme="minorHAnsi" w:cs="Arial"/>
+          <w:color w:val="000000"/>
+        </w:rPr>
+        <w:t>(utilizamos a mesma tabela do Docente I como exemplo)</w:t>
+      </w:r>
+      <w:r>
+        <w:rPr>
+          <w:rFonts w:asciiTheme="minorHAnsi" w:hAnsiTheme="minorHAnsi" w:cs="Arial"/>
+          <w:color w:val="000000"/>
+        </w:rPr>
+        <w:t xml:space="preserve"> teríamos</w:t>
+      </w:r>
+      <w:r>
+        <w:rPr>
+          <w:rFonts w:asciiTheme="minorHAnsi" w:hAnsiTheme="minorHAnsi" w:cs="Arial"/>
+          <w:color w:val="000000"/>
+        </w:rPr>
+        <w:t>:</w:t>
       </w:r>
     </w:p>
     <w:tbl>
@@ -22136,8 +22780,7 @@
         <w:ind w:firstLine="1134"/>
         <w:jc w:val="both"/>
         <w:rPr>
-          <w:rFonts w:cs="Arial"/>
-          <w:color w:val="000000"/>
+          <w:rFonts w:eastAsia="Calibri"/>
         </w:rPr>
       </w:pPr>
       <w:r>
@@ -22183,41 +22826,7 @@
           <w:i/>
           <w:color w:val="5B9BD5"/>
         </w:rPr>
-        <w:t>Do Tema 1.218 e do sobrestamento</w:t>
-      </w:r>
-    </w:p>
-    <w:p>
-      <w:pPr>
-        <w:spacing w:before="280" w:line="360" w:lineRule="auto"/>
-        <w:jc w:val="center"/>
-        <w:rPr>
-          <w:rFonts w:eastAsia="Arial"/>
-          <w:b/>
-          <w:bCs/>
-          <w:color w:val="0F4761"/>
-          <w:lang w:eastAsia="en-GB"/>
-        </w:rPr>
-      </w:pPr>
-      <w:r>
-        <w:rPr>
-          <w:rFonts w:eastAsia="Arial"/>
-          <w:b/>
-          <w:bCs/>
-          <w:color w:val="0F4761"/>
-          <w:lang w:eastAsia="en-GB"/>
-        </w:rPr>
-        <w:t>A)</w:t>
-      </w:r>
-      <w:r>
-        <w:rPr>
-          <w:rFonts w:eastAsia="Arial"/>
-          <w:b/>
-          <w:bCs/>
-          <w:color w:val="0F4761"/>
-          <w:lang w:eastAsia="en-GB"/>
-        </w:rPr>
-        <w:tab/>
-        <w:t>DA IMPOSSIBILIDADE DO SOBRESTAMENTO - INTRODUÇÃO</w:t>
+        <w:t>Da Conclusão</w:t>
       </w:r>
     </w:p>
     <w:p>
@@ -22225,3555 +22834,159 @@
         <w:spacing w:line="360" w:lineRule="auto"/>
         <w:ind w:firstLine="1134"/>
         <w:jc w:val="both"/>
-      </w:pPr>
-    </w:p>
-    <w:p>
-      <w:pPr>
-        <w:spacing w:line="360" w:lineRule="auto"/>
+        <w:rPr>
+          <w:rFonts w:eastAsia="Calibri"/>
+          <w:b/>
+        </w:rPr>
+      </w:pPr>
+      <w:r>
+        <w:rPr>
+          <w:rFonts w:eastAsia="Calibri"/>
+          <w:bCs/>
+        </w:rPr>
+        <w:t>Diante de todos os fatos narrados e as provas robustas colacionadas aos autos pel</w:t>
+      </w:r>
+      <w:r>
+        <w:rPr>
+          <w:rFonts w:eastAsia="Calibri"/>
+          <w:bCs/>
+        </w:rPr>
+        <w:t>a parte</w:t>
+      </w:r>
+      <w:r>
+        <w:rPr>
+          <w:rFonts w:eastAsia="Calibri"/>
+          <w:bCs/>
+        </w:rPr>
+        <w:t xml:space="preserve"> Autor</w:t>
+      </w:r>
+      <w:r>
+        <w:rPr>
+          <w:rFonts w:eastAsia="Calibri"/>
+          <w:bCs/>
+        </w:rPr>
+        <w:t>a</w:t>
+      </w:r>
+      <w:r>
+        <w:rPr>
+          <w:rFonts w:eastAsia="Calibri"/>
+          <w:bCs/>
+        </w:rPr>
+        <w:t xml:space="preserve">, </w:t>
+      </w:r>
+      <w:r>
+        <w:rPr>
+          <w:rFonts w:eastAsia="Calibri"/>
+        </w:rPr>
+        <w:t xml:space="preserve">requer-se o julgamento procedente da ação, </w:t>
+      </w:r>
+      <w:r>
+        <w:rPr>
+          <w:rFonts w:eastAsia="Calibri"/>
+        </w:rPr>
+        <w:t xml:space="preserve">com a condenação dos Réus em </w:t>
+      </w:r>
+      <w:r>
+        <w:rPr>
+          <w:rFonts w:eastAsia="Calibri"/>
+        </w:rPr>
+        <w:t>honorários sucumbenciais, que deverão ser oportunamente</w:t>
+      </w:r>
+      <w:r>
+        <w:rPr>
+          <w:rFonts w:eastAsia="Calibri"/>
+        </w:rPr>
+        <w:t xml:space="preserve"> </w:t>
+      </w:r>
+      <w:r>
+        <w:rPr>
+          <w:rFonts w:eastAsia="Calibri"/>
+        </w:rPr>
+        <w:t>fixados após a liquidação do julgado, nos termos do art. 85,</w:t>
+      </w:r>
+      <w:r>
+        <w:rPr>
+          <w:rFonts w:eastAsia="Calibri"/>
+        </w:rPr>
+        <w:t xml:space="preserve"> </w:t>
+      </w:r>
+      <w:r>
+        <w:rPr>
+          <w:rFonts w:eastAsia="Calibri"/>
+        </w:rPr>
+        <w:t>§4º, inciso II, do CPC</w:t>
+      </w:r>
+      <w:r>
+        <w:rPr>
+          <w:rFonts w:eastAsia="Calibri"/>
+        </w:rPr>
+        <w:t>.</w:t>
+      </w:r>
+    </w:p>
+    <w:p>
+      <w:pPr>
         <w:ind w:firstLine="1134"/>
         <w:jc w:val="both"/>
-      </w:pPr>
-      <w:r>
-        <w:t>O sobrestamento pressupõe que os processos "versem sobre a questão" objeto do leading case. Quando a identidade de questão é apenas aparente — porque a situação fática e normativa do caso concreto é estruturalmente distinta — o sobrestamento é indevido e deve ser afastado mediante o instrumento ora manejado.</w:t>
-      </w:r>
-    </w:p>
-    <w:p>
-      <w:pPr>
-        <w:spacing w:before="280" w:line="360" w:lineRule="auto"/>
-        <w:jc w:val="center"/>
-        <w:rPr>
-          <w:rFonts w:eastAsia="Arial"/>
-          <w:b/>
-          <w:bCs/>
-          <w:color w:val="0F4761"/>
-          <w:lang w:val="en-GB" w:eastAsia="en-GB"/>
-        </w:rPr>
-      </w:pPr>
-      <w:r>
-        <w:rPr>
-          <w:rFonts w:eastAsia="Arial"/>
-          <w:b/>
-          <w:bCs/>
-          <w:color w:val="0F4761"/>
-          <w:lang w:val="en-GB" w:eastAsia="en-GB"/>
-        </w:rPr>
-        <w:t>B) O LEADING CASE DO TEMA 1.218</w:t>
-      </w:r>
-    </w:p>
-    <w:p>
-      <w:pPr>
-        <w:spacing w:line="360" w:lineRule="auto"/>
-        <w:ind w:firstLine="709"/>
-        <w:jc w:val="both"/>
-        <w:rPr>
-          <w:rFonts w:eastAsia="Arial"/>
-          <w:lang w:val="en-GB" w:eastAsia="en-GB"/>
-        </w:rPr>
-      </w:pPr>
-    </w:p>
-    <w:p>
-      <w:pPr>
-        <w:spacing w:line="360" w:lineRule="auto"/>
-        <w:ind w:firstLine="709"/>
-        <w:jc w:val="both"/>
-        <w:rPr>
-          <w:rFonts w:eastAsia="Arial"/>
-          <w:lang w:eastAsia="en-GB"/>
-        </w:rPr>
-      </w:pPr>
-      <w:r>
-        <w:rPr>
-          <w:rFonts w:eastAsia="Arial"/>
-          <w:lang w:eastAsia="en-GB"/>
-        </w:rPr>
-        <w:lastRenderedPageBreak/>
-        <w:t xml:space="preserve">O RE 1.326.541/SP, </w:t>
-      </w:r>
-      <w:r>
-        <w:rPr>
-          <w:rFonts w:eastAsia="Arial"/>
-          <w:i/>
-          <w:iCs/>
-          <w:lang w:eastAsia="en-GB"/>
-        </w:rPr>
-        <w:t>leading case</w:t>
-      </w:r>
-      <w:r>
-        <w:rPr>
-          <w:rFonts w:eastAsia="Arial"/>
-          <w:lang w:eastAsia="en-GB"/>
-        </w:rPr>
-        <w:t xml:space="preserve"> do Tema 1.218 da Repercussão Geral, de relatoria do Ministro Cristiano Zanin, tem como objeto específico uma decisão proferida pela Turma Recursal do Juizado Especial de Votuporanga/SP, que havia determinado o reajuste escalonado de toda a tabela de vencimentos do magistério paulista a partir do piso nacional, aplicando um percentual fixo de correção entre os "degraus" da carreira com base na </w:t>
-      </w:r>
-      <w:r>
-        <w:rPr>
-          <w:rFonts w:eastAsia="Arial"/>
-          <w:b/>
-          <w:bCs/>
-          <w:lang w:eastAsia="en-GB"/>
-        </w:rPr>
-        <w:t>Lei Complementar Estadual paulista nº 836/1997</w:t>
-      </w:r>
-      <w:r>
-        <w:rPr>
-          <w:rFonts w:eastAsia="Arial"/>
-          <w:lang w:eastAsia="en-GB"/>
-        </w:rPr>
-        <w:t>, lei essa anterior à própria Lei Federal do Piso, editada em dezembro de 1997, portanto onze anos antes da Lei nº 11.738/2008.</w:t>
-      </w:r>
-    </w:p>
-    <w:p>
-      <w:pPr>
-        <w:spacing w:line="360" w:lineRule="auto"/>
-        <w:ind w:firstLine="709"/>
-        <w:jc w:val="both"/>
-        <w:rPr>
-          <w:rFonts w:eastAsia="Times New Roman"/>
-          <w:sz w:val="20"/>
-          <w:szCs w:val="20"/>
-          <w:lang w:eastAsia="en-GB"/>
-        </w:rPr>
-      </w:pPr>
-    </w:p>
-    <w:p>
-      <w:pPr>
-        <w:spacing w:line="360" w:lineRule="auto"/>
-        <w:ind w:firstLine="709"/>
-        <w:jc w:val="both"/>
-        <w:rPr>
-          <w:rFonts w:eastAsia="Arial"/>
-          <w:lang w:eastAsia="en-GB"/>
-        </w:rPr>
-      </w:pPr>
-      <w:r>
-        <w:rPr>
-          <w:rFonts w:eastAsia="Arial"/>
-          <w:lang w:eastAsia="en-GB"/>
-        </w:rPr>
-        <w:t xml:space="preserve">O voto do Relator, ao dar parcial provimento ao recurso, veda que o Poder Judiciário invente e aplique percentuais de escalonamento sem amparo em lei preexistente, por violação à Súmula Vinculante 37 e ao art. 37, X, da Constituição Federal. O objeto da vedação é, portanto, a </w:t>
-      </w:r>
-      <w:r>
-        <w:rPr>
-          <w:rFonts w:eastAsia="Arial"/>
-          <w:b/>
-          <w:bCs/>
-          <w:highlight w:val="yellow"/>
-          <w:lang w:eastAsia="en-GB"/>
-        </w:rPr>
-        <w:t>criação judicial de fórmula remuneratória</w:t>
-      </w:r>
-      <w:r>
-        <w:rPr>
-          <w:rFonts w:eastAsia="Arial"/>
-          <w:lang w:eastAsia="en-GB"/>
-        </w:rPr>
-        <w:t xml:space="preserve"> — </w:t>
-      </w:r>
-      <w:r>
-        <w:rPr>
-          <w:rFonts w:eastAsia="Arial"/>
-          <w:b/>
-          <w:bCs/>
-          <w:u w:val="single"/>
-          <w:lang w:eastAsia="en-GB"/>
-        </w:rPr>
-        <w:t>não a aplicação de fórmula já estabelecida em lei estadual vigente</w:t>
-      </w:r>
-      <w:r>
-        <w:rPr>
-          <w:rFonts w:eastAsia="Arial"/>
-          <w:lang w:eastAsia="en-GB"/>
-        </w:rPr>
-        <w:t>.</w:t>
-      </w:r>
-    </w:p>
-    <w:p>
-      <w:pPr>
-        <w:spacing w:line="360" w:lineRule="auto"/>
-        <w:ind w:firstLine="709"/>
-        <w:jc w:val="both"/>
-        <w:rPr>
-          <w:rFonts w:eastAsia="Times New Roman"/>
-          <w:sz w:val="20"/>
-          <w:szCs w:val="20"/>
-          <w:lang w:eastAsia="en-GB"/>
-        </w:rPr>
-      </w:pPr>
-    </w:p>
-    <w:p>
-      <w:pPr>
-        <w:spacing w:line="360" w:lineRule="auto"/>
-        <w:ind w:firstLine="709"/>
-        <w:jc w:val="both"/>
-        <w:rPr>
-          <w:rFonts w:eastAsia="Times New Roman"/>
-          <w:sz w:val="20"/>
-          <w:szCs w:val="20"/>
-          <w:lang w:eastAsia="en-GB"/>
-        </w:rPr>
-      </w:pPr>
-      <w:r>
-        <w:rPr>
-          <w:rFonts w:eastAsia="Arial"/>
-          <w:lang w:eastAsia="en-GB"/>
-        </w:rPr>
-        <w:t xml:space="preserve">O voto, em seu item 2, visa reconhecer o dever dos entes estatais de elaborar e/ou adequar seus Planos de Carreira e Remuneração do Magistério ao piso nacional, modulando os efeitos </w:t>
-      </w:r>
-      <w:r>
-        <w:rPr>
-          <w:rFonts w:eastAsia="Arial"/>
-          <w:b/>
-          <w:bCs/>
-          <w:lang w:eastAsia="en-GB"/>
-        </w:rPr>
-        <w:t xml:space="preserve">para os entes que </w:t>
-      </w:r>
-      <w:r>
-        <w:rPr>
-          <w:rFonts w:eastAsia="Arial"/>
-          <w:b/>
-          <w:bCs/>
-          <w:sz w:val="28"/>
-          <w:szCs w:val="28"/>
-          <w:u w:val="single"/>
-          <w:lang w:eastAsia="en-GB"/>
-        </w:rPr>
-        <w:t>ainda</w:t>
-      </w:r>
-      <w:r>
-        <w:rPr>
-          <w:rFonts w:eastAsia="Arial"/>
-          <w:b/>
-          <w:bCs/>
-          <w:sz w:val="28"/>
-          <w:szCs w:val="28"/>
-          <w:lang w:eastAsia="en-GB"/>
-        </w:rPr>
-        <w:t xml:space="preserve"> </w:t>
-      </w:r>
-      <w:r>
-        <w:rPr>
-          <w:rFonts w:eastAsia="Arial"/>
-          <w:b/>
-          <w:bCs/>
-          <w:lang w:eastAsia="en-GB"/>
-        </w:rPr>
-        <w:t>não possuem plano adequado</w:t>
-      </w:r>
-      <w:r>
-        <w:rPr>
-          <w:rFonts w:eastAsia="Arial"/>
-          <w:lang w:eastAsia="en-GB"/>
-        </w:rPr>
-        <w:t>. O caso dos professores do Estado do Rio de Janeiro não se enquadra em nenhuma dessas premissas. Demonstra-se a seguir.</w:t>
-      </w:r>
+        <w:rPr>
+          <w:rFonts w:eastAsia="Calibri"/>
+          <w:sz w:val="4"/>
+          <w:szCs w:val="4"/>
+        </w:rPr>
+      </w:pPr>
     </w:p>
     <w:p>
       <w:pPr>
         <w:spacing w:line="360" w:lineRule="auto"/>
         <w:jc w:val="center"/>
         <w:rPr>
-          <w:rFonts w:eastAsia="Times New Roman"/>
-          <w:sz w:val="20"/>
-          <w:szCs w:val="20"/>
-          <w:lang w:eastAsia="en-GB"/>
-        </w:rPr>
-      </w:pPr>
-    </w:p>
-    <w:p>
-      <w:pPr>
-        <w:spacing w:before="280" w:line="360" w:lineRule="auto"/>
-        <w:jc w:val="center"/>
-        <w:rPr>
-          <w:rFonts w:eastAsia="Times New Roman"/>
-          <w:color w:val="0F4761"/>
-          <w:sz w:val="20"/>
-          <w:szCs w:val="20"/>
-          <w:lang w:eastAsia="en-GB"/>
-        </w:rPr>
-      </w:pPr>
-      <w:r>
-        <w:rPr>
-          <w:rFonts w:eastAsia="Arial"/>
-          <w:b/>
-          <w:bCs/>
-          <w:color w:val="0F4761"/>
-          <w:lang w:eastAsia="en-GB"/>
-        </w:rPr>
-        <w:t>C) A DISTINÇÃO FÁTICA E NORMATIVA: CINCO DIFERENÇAS IRRECONCILIÁVEIS</w:t>
-      </w:r>
-    </w:p>
-    <w:p>
-      <w:pPr>
-        <w:spacing w:before="240" w:line="360" w:lineRule="auto"/>
-        <w:jc w:val="both"/>
-        <w:rPr>
-          <w:rFonts w:eastAsia="Arial"/>
-          <w:b/>
-          <w:bCs/>
-          <w:color w:val="215E99"/>
-          <w:u w:val="single"/>
-          <w:lang w:eastAsia="en-GB"/>
-        </w:rPr>
-      </w:pPr>
-      <w:r>
-        <w:rPr>
-          <w:rFonts w:eastAsia="Arial"/>
-          <w:b/>
-          <w:bCs/>
-          <w:color w:val="215E99"/>
-          <w:u w:val="single"/>
-          <w:lang w:eastAsia="en-GB"/>
-        </w:rPr>
-        <w:t>C.1) No caso paulista, o percentual de escalonamento não existe em lei. No caso fluminense, está positivado em lei estadual vigente desde 2009.</w:t>
-      </w:r>
-    </w:p>
-    <w:p>
-      <w:pPr>
-        <w:spacing w:line="360" w:lineRule="auto"/>
-        <w:ind w:firstLine="709"/>
-        <w:jc w:val="both"/>
-        <w:rPr>
-          <w:rFonts w:eastAsia="Arial"/>
-          <w:sz w:val="16"/>
-          <w:szCs w:val="16"/>
-          <w:lang w:eastAsia="en-GB"/>
-        </w:rPr>
-      </w:pPr>
-    </w:p>
-    <w:p>
-      <w:pPr>
-        <w:spacing w:line="360" w:lineRule="auto"/>
-        <w:ind w:firstLine="709"/>
-        <w:jc w:val="both"/>
-        <w:rPr>
-          <w:rFonts w:eastAsia="Arial"/>
-          <w:lang w:eastAsia="en-GB"/>
-        </w:rPr>
-      </w:pPr>
-      <w:r>
-        <w:rPr>
-          <w:rFonts w:eastAsia="Arial"/>
-          <w:lang w:eastAsia="en-GB"/>
-        </w:rPr>
-        <w:t xml:space="preserve">A Lei Complementar Estadual paulista nº 836/1997 estrutura a carreira do magistério em 5 (cinco) níveis e 5 (cinco) faixas de vencimentos, mas </w:t>
-      </w:r>
-      <w:r>
-        <w:rPr>
-          <w:rFonts w:eastAsia="Arial"/>
-          <w:b/>
-          <w:bCs/>
-          <w:lang w:eastAsia="en-GB"/>
-        </w:rPr>
-        <w:t>não fixa nenhum percentual de escalonamento entre esses níveis</w:t>
-      </w:r>
-      <w:r>
-        <w:rPr>
-          <w:rFonts w:eastAsia="Arial"/>
-          <w:lang w:eastAsia="en-GB"/>
-        </w:rPr>
-        <w:t>. Conforme seu art. 32 e parágrafo único, os demais níveis e faixas decorrem de Evolução Funcional e de Promoção, e os valores absolutos constam dos Anexos V e VI como tabelas numéricas fechadas, sem fórmula cogente de progressão. O Colégio Recursal de Votuporanga extraiu da tabela uma proporção matemática implícita e a transformou em regra jurídica — criando percentual sem base legal. Isso é exatamente o que o STF em seu tema 1218 coloca em pauta.</w:t>
-      </w:r>
-    </w:p>
-    <w:p>
-      <w:pPr>
-        <w:spacing w:line="360" w:lineRule="auto"/>
-        <w:ind w:firstLine="709"/>
-        <w:jc w:val="both"/>
-        <w:rPr>
-          <w:rFonts w:eastAsia="Times New Roman"/>
-          <w:sz w:val="14"/>
-          <w:szCs w:val="14"/>
-          <w:lang w:eastAsia="en-GB"/>
-        </w:rPr>
-      </w:pPr>
-    </w:p>
-    <w:p>
-      <w:pPr>
-        <w:spacing w:line="360" w:lineRule="auto"/>
-        <w:ind w:firstLine="709"/>
-        <w:jc w:val="both"/>
-        <w:rPr>
-          <w:rFonts w:eastAsia="Arial"/>
-          <w:lang w:eastAsia="en-GB"/>
-        </w:rPr>
-      </w:pPr>
-      <w:r>
-        <w:rPr>
-          <w:rFonts w:eastAsia="Arial"/>
-          <w:lang w:eastAsia="en-GB"/>
-        </w:rPr>
-        <w:t xml:space="preserve">O Estado do Rio de Janeiro, por sua vez, possui o percentual de escalonamento </w:t>
-      </w:r>
-      <w:r>
-        <w:rPr>
-          <w:rFonts w:eastAsia="Arial"/>
-          <w:b/>
-          <w:bCs/>
-          <w:lang w:eastAsia="en-GB"/>
-        </w:rPr>
-        <w:t>expressamente positivado em lei estadual cogente e vigente</w:t>
-      </w:r>
-      <w:r>
-        <w:rPr>
-          <w:rFonts w:eastAsia="Arial"/>
-          <w:lang w:eastAsia="en-GB"/>
-        </w:rPr>
-        <w:t>:</w:t>
-      </w:r>
-    </w:p>
-    <w:p>
-      <w:pPr>
-        <w:spacing w:line="360" w:lineRule="auto"/>
-        <w:ind w:firstLine="709"/>
-        <w:jc w:val="both"/>
-        <w:rPr>
-          <w:rFonts w:eastAsia="Times New Roman"/>
-          <w:sz w:val="12"/>
-          <w:szCs w:val="12"/>
-          <w:lang w:eastAsia="en-GB"/>
-        </w:rPr>
-      </w:pPr>
-    </w:p>
-    <w:p>
-      <w:pPr>
-        <w:numPr>
-          <w:ilvl w:val="0"/>
-          <w:numId w:val="6"/>
-        </w:numPr>
-        <w:spacing w:before="60" w:line="360" w:lineRule="auto"/>
-        <w:rPr>
-          <w:rFonts w:eastAsia="Times New Roman"/>
-          <w:sz w:val="20"/>
-          <w:szCs w:val="20"/>
-          <w:lang w:eastAsia="en-GB"/>
-        </w:rPr>
-      </w:pPr>
-      <w:r>
-        <w:rPr>
-          <w:rFonts w:eastAsia="Arial"/>
-          <w:b/>
-          <w:bCs/>
-          <w:lang w:eastAsia="en-GB"/>
-        </w:rPr>
-        <w:t>Art. 3º da Lei Estadual nº 5.539, de 10 de setembro de 2009</w:t>
-      </w:r>
-      <w:r>
-        <w:rPr>
-          <w:rFonts w:eastAsia="Arial"/>
-          <w:lang w:eastAsia="en-GB"/>
-        </w:rPr>
-        <w:t xml:space="preserve">: "O vencimento-base dos cargos a que se refere a Lei nº 1.614, de 24 de janeiro de 1990, </w:t>
-      </w:r>
-      <w:r>
-        <w:rPr>
-          <w:rFonts w:eastAsia="Arial"/>
-          <w:b/>
-          <w:bCs/>
-          <w:lang w:eastAsia="en-GB"/>
-        </w:rPr>
-        <w:t>guardará o interstício de 12% (doze por cento) entre referências</w:t>
-      </w:r>
-      <w:r>
-        <w:rPr>
-          <w:rFonts w:eastAsia="Arial"/>
-          <w:lang w:eastAsia="en-GB"/>
-        </w:rPr>
-        <w:t>.";</w:t>
-      </w:r>
-    </w:p>
-    <w:p>
-      <w:pPr>
-        <w:spacing w:before="60" w:line="360" w:lineRule="auto"/>
-        <w:ind w:left="720"/>
-        <w:rPr>
-          <w:rFonts w:eastAsia="Times New Roman"/>
-          <w:sz w:val="20"/>
-          <w:szCs w:val="20"/>
-          <w:lang w:eastAsia="en-GB"/>
-        </w:rPr>
-      </w:pPr>
-    </w:p>
-    <w:p>
-      <w:pPr>
-        <w:numPr>
-          <w:ilvl w:val="0"/>
-          <w:numId w:val="6"/>
-        </w:numPr>
-        <w:spacing w:before="60" w:line="360" w:lineRule="auto"/>
-        <w:rPr>
-          <w:rFonts w:eastAsia="Times New Roman"/>
-          <w:sz w:val="20"/>
-          <w:szCs w:val="20"/>
-          <w:lang w:eastAsia="en-GB"/>
-        </w:rPr>
-      </w:pPr>
-      <w:r>
-        <w:rPr>
-          <w:rFonts w:eastAsia="Arial"/>
-          <w:b/>
-          <w:bCs/>
-          <w:lang w:eastAsia="en-GB"/>
-        </w:rPr>
-        <w:t>Art. 3º, parágrafo único, da Lei Estadual nº 5.584, de 2 de dezembro de 2009</w:t>
-      </w:r>
-      <w:r>
-        <w:rPr>
-          <w:rFonts w:eastAsia="Arial"/>
-          <w:lang w:eastAsia="en-GB"/>
-        </w:rPr>
-        <w:t>: replica a mesma regra para os cargos de Professor Docente I e Docente II.</w:t>
-      </w:r>
-    </w:p>
-    <w:p>
-      <w:pPr>
-        <w:spacing w:before="60" w:line="360" w:lineRule="auto"/>
-        <w:ind w:left="720"/>
-        <w:rPr>
-          <w:rFonts w:eastAsia="Times New Roman"/>
-          <w:sz w:val="12"/>
-          <w:szCs w:val="12"/>
-          <w:lang w:eastAsia="en-GB"/>
-        </w:rPr>
-      </w:pPr>
-    </w:p>
-    <w:p>
-      <w:pPr>
-        <w:spacing w:line="360" w:lineRule="auto"/>
-        <w:ind w:firstLine="709"/>
-        <w:jc w:val="both"/>
-        <w:rPr>
-          <w:rFonts w:eastAsia="Arial"/>
-          <w:lang w:eastAsia="en-GB"/>
-        </w:rPr>
-      </w:pPr>
-      <w:r>
-        <w:rPr>
-          <w:rFonts w:eastAsia="Arial"/>
-          <w:lang w:eastAsia="en-GB"/>
-        </w:rPr>
-        <w:t>Esses dispositivos, criado justamente em conformidade com a Lei Nacional do Piso, nunca foram revogados. Permanecem em pleno vigor, conforme se verifica no sítio eletrônico da ALERJ, onde ambas as leis constam com situação "Em Vigor". Nenhuma lei posterior — incluída a Lei Estadual nº 6.834/2014 — revogou expressa ou tacitamente o art. 3º da Lei 5.539/2009 nem o parágrafo único do art. 3º da Lei 5.584/2009, pois não há incompatibilidade nem regulação integral da mesma matéria (art. 2º, §1º, da LINDB).</w:t>
-      </w:r>
-    </w:p>
-    <w:p>
-      <w:pPr>
-        <w:spacing w:line="360" w:lineRule="auto"/>
-        <w:ind w:firstLine="709"/>
-        <w:jc w:val="both"/>
-        <w:rPr>
-          <w:rFonts w:eastAsia="Times New Roman"/>
-          <w:sz w:val="20"/>
-          <w:szCs w:val="20"/>
-          <w:lang w:eastAsia="en-GB"/>
-        </w:rPr>
-      </w:pPr>
-    </w:p>
-    <w:p>
-      <w:pPr>
-        <w:spacing w:line="360" w:lineRule="auto"/>
-        <w:ind w:firstLine="709"/>
-        <w:jc w:val="both"/>
-        <w:rPr>
-          <w:rFonts w:eastAsia="Arial"/>
-          <w:lang w:eastAsia="en-GB"/>
-        </w:rPr>
-      </w:pPr>
-      <w:r>
-        <w:rPr>
-          <w:rFonts w:eastAsia="Arial"/>
-          <w:lang w:eastAsia="en-GB"/>
-        </w:rPr>
-        <w:t xml:space="preserve">Quando o TJRJ determina que o piso nacional proporcional seja aplicado à Referência 1 da carreira e que as demais referências sejam calculadas com 12% de interstício, </w:t>
-      </w:r>
-      <w:r>
-        <w:rPr>
-          <w:rFonts w:eastAsia="Arial"/>
-          <w:b/>
-          <w:bCs/>
-          <w:lang w:eastAsia="en-GB"/>
-        </w:rPr>
-        <w:t>não está criando nenhum percentual</w:t>
-      </w:r>
-      <w:r>
-        <w:rPr>
-          <w:rFonts w:eastAsia="Arial"/>
-          <w:lang w:eastAsia="en-GB"/>
-        </w:rPr>
-        <w:t>. Está determinando o cumprimento simultâneo de duas normas vigentes: a federal, que fixa o piso mínimo (Lei 11.738/2008), e a estadual, que fixa o escalonamento (art. 3º das Leis 5.539/2009 e 5.584/2009). Isso é jurisdição ordinária — não é ativismo judicial, não é violação à separação dos poderes, não é o que o Tema 1.218 versa.</w:t>
-      </w:r>
-    </w:p>
-    <w:p>
-      <w:pPr>
-        <w:spacing w:line="360" w:lineRule="auto"/>
-        <w:ind w:firstLine="709"/>
-        <w:jc w:val="both"/>
-        <w:rPr>
-          <w:rFonts w:eastAsia="Times New Roman"/>
-          <w:sz w:val="20"/>
-          <w:szCs w:val="20"/>
-          <w:lang w:eastAsia="en-GB"/>
-        </w:rPr>
-      </w:pPr>
-    </w:p>
-    <w:tbl>
-      <w:tblPr>
-        <w:tblW w:w="9360" w:type="dxa"/>
-        <w:shd w:val="clear" w:color="auto" w:fill="FFFFFF"/>
-        <w:tblCellMar>
-          <w:left w:w="10" w:type="dxa"/>
-          <w:right w:w="10" w:type="dxa"/>
-        </w:tblCellMar>
-        <w:tblLook w:val="04A0" w:firstRow="1" w:lastRow="0" w:firstColumn="1" w:lastColumn="0" w:noHBand="0" w:noVBand="1"/>
-      </w:tblPr>
-      <w:tblGrid>
-        <w:gridCol w:w="2000"/>
-        <w:gridCol w:w="3680"/>
-        <w:gridCol w:w="3680"/>
-      </w:tblGrid>
-      <w:tr>
-        <w:tc>
-          <w:tcPr>
-            <w:tcW w:w="2000" w:type="dxa"/>
-            <w:shd w:val="clear" w:color="auto" w:fill="FFFFFF"/>
-            <w:tcMar>
-              <w:top w:w="60" w:type="dxa"/>
-              <w:left w:w="100" w:type="dxa"/>
-              <w:bottom w:w="60" w:type="dxa"/>
-              <w:right w:w="100" w:type="dxa"/>
-            </w:tcMar>
-          </w:tcPr>
-          <w:p>
-            <w:pPr>
-              <w:spacing w:line="360" w:lineRule="auto"/>
-              <w:jc w:val="both"/>
-              <w:rPr>
-                <w:rFonts w:eastAsia="Times New Roman"/>
-                <w:strike/>
-                <w:color w:val="FFFFFF"/>
-                <w:sz w:val="20"/>
-                <w:szCs w:val="20"/>
-                <w:lang w:eastAsia="en-GB"/>
-              </w:rPr>
-            </w:pPr>
-          </w:p>
-        </w:tc>
-        <w:tc>
-          <w:tcPr>
-            <w:tcW w:w="3680" w:type="dxa"/>
-            <w:shd w:val="clear" w:color="auto" w:fill="FFFFFF"/>
-            <w:tcMar>
-              <w:top w:w="60" w:type="dxa"/>
-              <w:left w:w="100" w:type="dxa"/>
-              <w:bottom w:w="60" w:type="dxa"/>
-              <w:right w:w="100" w:type="dxa"/>
-            </w:tcMar>
-          </w:tcPr>
-          <w:p>
-            <w:pPr>
-              <w:spacing w:line="360" w:lineRule="auto"/>
-              <w:jc w:val="both"/>
-              <w:rPr>
-                <w:rFonts w:eastAsia="Times New Roman"/>
-                <w:strike/>
-                <w:color w:val="FFFFFF"/>
-                <w:sz w:val="20"/>
-                <w:szCs w:val="20"/>
-                <w:lang w:val="en-GB" w:eastAsia="en-GB"/>
-              </w:rPr>
-            </w:pPr>
-            <w:r>
-              <w:rPr>
-                <w:rFonts w:eastAsia="Arial"/>
-                <w:b/>
-                <w:bCs/>
-                <w:strike/>
-                <w:color w:val="FFFFFF"/>
-                <w:sz w:val="20"/>
-                <w:szCs w:val="20"/>
-                <w:lang w:val="en-GB" w:eastAsia="en-GB"/>
-              </w:rPr>
-              <w:t>LC nº 836/1997 — São Paulo</w:t>
-            </w:r>
-          </w:p>
-        </w:tc>
-        <w:tc>
-          <w:tcPr>
-            <w:tcW w:w="3680" w:type="dxa"/>
-            <w:shd w:val="clear" w:color="auto" w:fill="FFFFFF"/>
-            <w:tcMar>
-              <w:top w:w="60" w:type="dxa"/>
-              <w:left w:w="100" w:type="dxa"/>
-              <w:bottom w:w="60" w:type="dxa"/>
-              <w:right w:w="100" w:type="dxa"/>
-            </w:tcMar>
-          </w:tcPr>
-          <w:p>
-            <w:pPr>
-              <w:spacing w:line="360" w:lineRule="auto"/>
-              <w:jc w:val="both"/>
-              <w:rPr>
-                <w:rFonts w:eastAsia="Times New Roman"/>
-                <w:strike/>
-                <w:color w:val="FFFFFF"/>
-                <w:sz w:val="20"/>
-                <w:szCs w:val="20"/>
-                <w:lang w:eastAsia="en-GB"/>
-              </w:rPr>
-            </w:pPr>
-            <w:r>
-              <w:rPr>
-                <w:rFonts w:eastAsia="Arial"/>
-                <w:b/>
-                <w:bCs/>
-                <w:strike/>
-                <w:color w:val="FFFFFF"/>
-                <w:sz w:val="20"/>
-                <w:szCs w:val="20"/>
-                <w:lang w:eastAsia="en-GB"/>
-              </w:rPr>
-              <w:t>Leis nº 5.539/2009 e 5.584/2009 — Rio de Janeiro</w:t>
-            </w:r>
-          </w:p>
-        </w:tc>
-      </w:tr>
-      <w:tr>
-        <w:tc>
-          <w:tcPr>
-            <w:tcW w:w="2000" w:type="dxa"/>
-            <w:shd w:val="clear" w:color="auto" w:fill="FFFFFF"/>
-            <w:tcMar>
-              <w:top w:w="60" w:type="dxa"/>
-              <w:left w:w="100" w:type="dxa"/>
-              <w:bottom w:w="60" w:type="dxa"/>
-              <w:right w:w="100" w:type="dxa"/>
-            </w:tcMar>
-          </w:tcPr>
-          <w:p>
-            <w:pPr>
-              <w:spacing w:line="360" w:lineRule="auto"/>
-              <w:jc w:val="both"/>
-              <w:rPr>
-                <w:rFonts w:eastAsia="Times New Roman"/>
-                <w:strike/>
-                <w:color w:val="FFFFFF"/>
-                <w:sz w:val="20"/>
-                <w:szCs w:val="20"/>
-                <w:lang w:eastAsia="en-GB"/>
-              </w:rPr>
-            </w:pPr>
-            <w:r>
-              <w:rPr>
-                <w:rFonts w:eastAsia="Arial"/>
-                <w:strike/>
-                <w:color w:val="FFFFFF"/>
-                <w:sz w:val="20"/>
-                <w:szCs w:val="20"/>
-                <w:lang w:eastAsia="en-GB"/>
-              </w:rPr>
-              <w:t>Percentual entre níveis</w:t>
-            </w:r>
-          </w:p>
-        </w:tc>
-        <w:tc>
-          <w:tcPr>
-            <w:tcW w:w="3680" w:type="dxa"/>
-            <w:shd w:val="clear" w:color="auto" w:fill="FFFFFF"/>
-            <w:tcMar>
-              <w:top w:w="60" w:type="dxa"/>
-              <w:left w:w="100" w:type="dxa"/>
-              <w:bottom w:w="60" w:type="dxa"/>
-              <w:right w:w="100" w:type="dxa"/>
-            </w:tcMar>
-          </w:tcPr>
-          <w:p>
-            <w:pPr>
-              <w:spacing w:line="360" w:lineRule="auto"/>
-              <w:jc w:val="both"/>
-              <w:rPr>
-                <w:rFonts w:eastAsia="Times New Roman"/>
-                <w:strike/>
-                <w:color w:val="FFFFFF"/>
-                <w:sz w:val="20"/>
-                <w:szCs w:val="20"/>
-                <w:lang w:eastAsia="en-GB"/>
-              </w:rPr>
-            </w:pPr>
-            <w:r>
-              <w:rPr>
-                <w:rFonts w:eastAsia="Arial"/>
-                <w:strike/>
-                <w:color w:val="FFFFFF"/>
-                <w:sz w:val="20"/>
-                <w:szCs w:val="20"/>
-                <w:lang w:eastAsia="en-GB"/>
-              </w:rPr>
-              <w:t>Não previsto em lei. Decorre matematicamente dos valores absolutos tabelados nos Anexos V e VI.</w:t>
-            </w:r>
-          </w:p>
-        </w:tc>
-        <w:tc>
-          <w:tcPr>
-            <w:tcW w:w="3680" w:type="dxa"/>
-            <w:shd w:val="clear" w:color="auto" w:fill="FFFFFF"/>
-            <w:tcMar>
-              <w:top w:w="60" w:type="dxa"/>
-              <w:left w:w="100" w:type="dxa"/>
-              <w:bottom w:w="60" w:type="dxa"/>
-              <w:right w:w="100" w:type="dxa"/>
-            </w:tcMar>
-          </w:tcPr>
-          <w:p>
-            <w:pPr>
-              <w:spacing w:line="360" w:lineRule="auto"/>
-              <w:jc w:val="both"/>
-              <w:rPr>
-                <w:rFonts w:eastAsia="Times New Roman"/>
-                <w:b/>
-                <w:bCs/>
-                <w:strike/>
-                <w:color w:val="FFFFFF"/>
-                <w:sz w:val="20"/>
-                <w:szCs w:val="20"/>
-                <w:lang w:eastAsia="en-GB"/>
-              </w:rPr>
-            </w:pPr>
-            <w:r>
-              <w:rPr>
-                <w:rFonts w:eastAsia="Arial"/>
-                <w:b/>
-                <w:bCs/>
-                <w:strike/>
-                <w:color w:val="FFFFFF"/>
-                <w:sz w:val="20"/>
-                <w:szCs w:val="20"/>
-                <w:lang w:eastAsia="en-GB"/>
-              </w:rPr>
-              <w:t>Expresso em lei: 12% entre referências (art. 3º de ambas as leis).</w:t>
-            </w:r>
-          </w:p>
-        </w:tc>
-      </w:tr>
-      <w:tr>
-        <w:tc>
-          <w:tcPr>
-            <w:tcW w:w="2000" w:type="dxa"/>
-            <w:shd w:val="clear" w:color="auto" w:fill="FFFFFF"/>
-            <w:tcMar>
-              <w:top w:w="60" w:type="dxa"/>
-              <w:left w:w="100" w:type="dxa"/>
-              <w:bottom w:w="60" w:type="dxa"/>
-              <w:right w:w="100" w:type="dxa"/>
-            </w:tcMar>
-          </w:tcPr>
-          <w:p>
-            <w:pPr>
-              <w:spacing w:line="360" w:lineRule="auto"/>
-              <w:jc w:val="both"/>
-              <w:rPr>
-                <w:rFonts w:eastAsia="Times New Roman"/>
-                <w:strike/>
-                <w:color w:val="FFFFFF"/>
-                <w:sz w:val="20"/>
-                <w:szCs w:val="20"/>
-                <w:lang w:eastAsia="en-GB"/>
-              </w:rPr>
-            </w:pPr>
-            <w:r>
-              <w:rPr>
-                <w:rFonts w:eastAsia="Arial"/>
-                <w:strike/>
-                <w:color w:val="FFFFFF"/>
-                <w:sz w:val="20"/>
-                <w:szCs w:val="20"/>
-                <w:lang w:eastAsia="en-GB"/>
-              </w:rPr>
-              <w:t>Origem do escalonamento</w:t>
-            </w:r>
-          </w:p>
-        </w:tc>
-        <w:tc>
-          <w:tcPr>
-            <w:tcW w:w="3680" w:type="dxa"/>
-            <w:shd w:val="clear" w:color="auto" w:fill="FFFFFF"/>
-            <w:tcMar>
-              <w:top w:w="60" w:type="dxa"/>
-              <w:left w:w="100" w:type="dxa"/>
-              <w:bottom w:w="60" w:type="dxa"/>
-              <w:right w:w="100" w:type="dxa"/>
-            </w:tcMar>
-          </w:tcPr>
-          <w:p>
-            <w:pPr>
-              <w:spacing w:line="360" w:lineRule="auto"/>
-              <w:jc w:val="both"/>
-              <w:rPr>
-                <w:rFonts w:eastAsia="Times New Roman"/>
-                <w:strike/>
-                <w:color w:val="FFFFFF"/>
-                <w:sz w:val="20"/>
-                <w:szCs w:val="20"/>
-                <w:lang w:eastAsia="en-GB"/>
-              </w:rPr>
-            </w:pPr>
-            <w:r>
-              <w:rPr>
-                <w:rFonts w:eastAsia="Arial"/>
-                <w:strike/>
-                <w:color w:val="FFFFFF"/>
-                <w:sz w:val="20"/>
-                <w:szCs w:val="20"/>
-                <w:lang w:eastAsia="en-GB"/>
-              </w:rPr>
-              <w:t>Implícita — inferida da tabela pelo julgador.</w:t>
-            </w:r>
-          </w:p>
-        </w:tc>
-        <w:tc>
-          <w:tcPr>
-            <w:tcW w:w="3680" w:type="dxa"/>
-            <w:shd w:val="clear" w:color="auto" w:fill="FFFFFF"/>
-            <w:tcMar>
-              <w:top w:w="60" w:type="dxa"/>
-              <w:left w:w="100" w:type="dxa"/>
-              <w:bottom w:w="60" w:type="dxa"/>
-              <w:right w:w="100" w:type="dxa"/>
-            </w:tcMar>
-          </w:tcPr>
-          <w:p>
-            <w:pPr>
-              <w:spacing w:line="360" w:lineRule="auto"/>
-              <w:jc w:val="both"/>
-              <w:rPr>
-                <w:rFonts w:eastAsia="Times New Roman"/>
-                <w:b/>
-                <w:bCs/>
-                <w:strike/>
-                <w:color w:val="FFFFFF"/>
-                <w:sz w:val="20"/>
-                <w:szCs w:val="20"/>
-                <w:lang w:eastAsia="en-GB"/>
-              </w:rPr>
-            </w:pPr>
-            <w:r>
-              <w:rPr>
-                <w:rFonts w:eastAsia="Arial"/>
-                <w:b/>
-                <w:bCs/>
-                <w:strike/>
-                <w:color w:val="FFFFFF"/>
-                <w:sz w:val="20"/>
-                <w:szCs w:val="20"/>
-                <w:lang w:eastAsia="en-GB"/>
-              </w:rPr>
-              <w:t>Explícita — norma cogente positivada.</w:t>
-            </w:r>
-          </w:p>
-        </w:tc>
-      </w:tr>
-      <w:tr>
-        <w:tc>
-          <w:tcPr>
-            <w:tcW w:w="2000" w:type="dxa"/>
-            <w:shd w:val="clear" w:color="auto" w:fill="FFFFFF"/>
-            <w:tcMar>
-              <w:top w:w="60" w:type="dxa"/>
-              <w:left w:w="100" w:type="dxa"/>
-              <w:bottom w:w="60" w:type="dxa"/>
-              <w:right w:w="100" w:type="dxa"/>
-            </w:tcMar>
-          </w:tcPr>
-          <w:p>
-            <w:pPr>
-              <w:spacing w:line="360" w:lineRule="auto"/>
-              <w:jc w:val="both"/>
-              <w:rPr>
-                <w:rFonts w:eastAsia="Times New Roman"/>
-                <w:strike/>
-                <w:color w:val="FFFFFF"/>
-                <w:sz w:val="20"/>
-                <w:szCs w:val="20"/>
-                <w:lang w:eastAsia="en-GB"/>
-              </w:rPr>
-            </w:pPr>
-            <w:r>
-              <w:rPr>
-                <w:rFonts w:eastAsia="Arial"/>
-                <w:strike/>
-                <w:color w:val="FFFFFF"/>
-                <w:sz w:val="20"/>
-                <w:szCs w:val="20"/>
-                <w:lang w:eastAsia="en-GB"/>
-              </w:rPr>
-              <w:lastRenderedPageBreak/>
-              <w:t>O que o Judiciário faz ao aplicar</w:t>
-            </w:r>
-          </w:p>
-        </w:tc>
-        <w:tc>
-          <w:tcPr>
-            <w:tcW w:w="3680" w:type="dxa"/>
-            <w:shd w:val="clear" w:color="auto" w:fill="FFFFFF"/>
-            <w:tcMar>
-              <w:top w:w="60" w:type="dxa"/>
-              <w:left w:w="100" w:type="dxa"/>
-              <w:bottom w:w="60" w:type="dxa"/>
-              <w:right w:w="100" w:type="dxa"/>
-            </w:tcMar>
-          </w:tcPr>
-          <w:p>
-            <w:pPr>
-              <w:spacing w:line="360" w:lineRule="auto"/>
-              <w:jc w:val="both"/>
-              <w:rPr>
-                <w:rFonts w:eastAsia="Times New Roman"/>
-                <w:strike/>
-                <w:color w:val="FFFFFF"/>
-                <w:sz w:val="20"/>
-                <w:szCs w:val="20"/>
-                <w:lang w:eastAsia="en-GB"/>
-              </w:rPr>
-            </w:pPr>
-            <w:r>
-              <w:rPr>
-                <w:rFonts w:eastAsia="Arial"/>
-                <w:b/>
-                <w:bCs/>
-                <w:noProof/>
-                <w:u w:val="single"/>
-                <w:lang w:eastAsia="en-GB"/>
-              </w:rPr>
-              <w:drawing>
-                <wp:anchor distT="0" distB="0" distL="114300" distR="114300" simplePos="0" relativeHeight="251666432" behindDoc="0" locked="0" layoutInCell="1" allowOverlap="1" wp14:anchorId="796E8C9C" wp14:editId="21153529">
-                  <wp:simplePos x="0" y="0"/>
-                  <wp:positionH relativeFrom="column">
-                    <wp:posOffset>-919480</wp:posOffset>
-                  </wp:positionH>
-                  <wp:positionV relativeFrom="paragraph">
-                    <wp:posOffset>-1822450</wp:posOffset>
-                  </wp:positionV>
-                  <wp:extent cx="5076825" cy="3384550"/>
-                  <wp:effectExtent l="0" t="0" r="9525" b="6350"/>
-                  <wp:wrapNone/>
-                  <wp:docPr id="1383092898" name="Picture 5"/>
-                  <wp:cNvGraphicFramePr>
-                    <a:graphicFrameLocks xmlns:a="http://schemas.openxmlformats.org/drawingml/2006/main" noChangeAspect="1"/>
-                  </wp:cNvGraphicFramePr>
-                  <a:graphic xmlns:a="http://schemas.openxmlformats.org/drawingml/2006/main">
-                    <a:graphicData uri="http://schemas.openxmlformats.org/drawingml/2006/picture">
-                      <pic:pic xmlns:pic="http://schemas.openxmlformats.org/drawingml/2006/picture">
-                        <pic:nvPicPr>
-                          <pic:cNvPr id="0" name="Picture 3"/>
-                          <pic:cNvPicPr>
-                            <a:picLocks noChangeAspect="1" noChangeArrowheads="1"/>
-                          </pic:cNvPicPr>
-                        </pic:nvPicPr>
-                        <pic:blipFill>
-                          <a:blip r:embed="rId19" cstate="print">
-                            <a:extLst>
-                              <a:ext uri="{28A0092B-C50C-407E-A947-70E740481C1C}">
-                                <a14:useLocalDpi xmlns:a14="http://schemas.microsoft.com/office/drawing/2010/main" val="0"/>
-                              </a:ext>
-                            </a:extLst>
-                          </a:blip>
-                          <a:srcRect/>
-                          <a:stretch>
-                            <a:fillRect/>
-                          </a:stretch>
-                        </pic:blipFill>
-                        <pic:spPr bwMode="auto">
-                          <a:xfrm>
-                            <a:off x="0" y="0"/>
-                            <a:ext cx="5076825" cy="3384550"/>
-                          </a:xfrm>
-                          <a:prstGeom prst="rect">
-                            <a:avLst/>
-                          </a:prstGeom>
-                          <a:noFill/>
-                        </pic:spPr>
-                      </pic:pic>
-                    </a:graphicData>
-                  </a:graphic>
-                  <wp14:sizeRelH relativeFrom="page">
-                    <wp14:pctWidth>0</wp14:pctWidth>
-                  </wp14:sizeRelH>
-                  <wp14:sizeRelV relativeFrom="page">
-                    <wp14:pctHeight>0</wp14:pctHeight>
-                  </wp14:sizeRelV>
-                </wp:anchor>
-              </w:drawing>
-            </w:r>
-            <w:r>
-              <w:rPr>
-                <w:rFonts w:eastAsia="Arial"/>
-                <w:strike/>
-                <w:color w:val="FFFFFF"/>
-                <w:sz w:val="20"/>
-                <w:szCs w:val="20"/>
-                <w:lang w:eastAsia="en-GB"/>
-              </w:rPr>
-              <w:t>Cria fórmula sem base legal → vedado pelo Tema 1.218.</w:t>
-            </w:r>
-          </w:p>
-        </w:tc>
-        <w:tc>
-          <w:tcPr>
-            <w:tcW w:w="3680" w:type="dxa"/>
-            <w:shd w:val="clear" w:color="auto" w:fill="FFFFFF"/>
-            <w:tcMar>
-              <w:top w:w="60" w:type="dxa"/>
-              <w:left w:w="100" w:type="dxa"/>
-              <w:bottom w:w="60" w:type="dxa"/>
-              <w:right w:w="100" w:type="dxa"/>
-            </w:tcMar>
-          </w:tcPr>
-          <w:p>
-            <w:pPr>
-              <w:spacing w:line="360" w:lineRule="auto"/>
-              <w:jc w:val="both"/>
-              <w:rPr>
-                <w:rFonts w:eastAsia="Times New Roman"/>
-                <w:b/>
-                <w:bCs/>
-                <w:strike/>
-                <w:color w:val="FFFFFF"/>
-                <w:sz w:val="20"/>
-                <w:szCs w:val="20"/>
-                <w:lang w:eastAsia="en-GB"/>
-              </w:rPr>
-            </w:pPr>
-            <w:r>
-              <w:rPr>
-                <w:rFonts w:eastAsia="Arial"/>
-                <w:b/>
-                <w:bCs/>
-                <w:strike/>
-                <w:color w:val="FFFFFF"/>
-                <w:sz w:val="20"/>
-                <w:szCs w:val="20"/>
-                <w:lang w:eastAsia="en-GB"/>
-              </w:rPr>
-              <w:t>Aplica norma já existente → obrigação jurisdicional.</w:t>
-            </w:r>
-          </w:p>
-        </w:tc>
-      </w:tr>
-      <w:tr>
-        <w:tc>
-          <w:tcPr>
-            <w:tcW w:w="2000" w:type="dxa"/>
-            <w:shd w:val="clear" w:color="auto" w:fill="FFFFFF"/>
-            <w:tcMar>
-              <w:top w:w="60" w:type="dxa"/>
-              <w:left w:w="100" w:type="dxa"/>
-              <w:bottom w:w="60" w:type="dxa"/>
-              <w:right w:w="100" w:type="dxa"/>
-            </w:tcMar>
-          </w:tcPr>
-          <w:p>
-            <w:pPr>
-              <w:spacing w:line="360" w:lineRule="auto"/>
-              <w:jc w:val="both"/>
-              <w:rPr>
-                <w:rFonts w:eastAsia="Times New Roman"/>
-                <w:strike/>
-                <w:color w:val="FFFFFF"/>
-                <w:sz w:val="20"/>
-                <w:szCs w:val="20"/>
-                <w:lang w:eastAsia="en-GB"/>
-              </w:rPr>
-            </w:pPr>
-            <w:r>
-              <w:rPr>
-                <w:rFonts w:eastAsia="Arial"/>
-                <w:strike/>
-                <w:color w:val="FFFFFF"/>
-                <w:sz w:val="20"/>
-                <w:szCs w:val="20"/>
-                <w:lang w:eastAsia="en-GB"/>
-              </w:rPr>
-              <w:t>Natureza da intervenção judicial</w:t>
-            </w:r>
-          </w:p>
-        </w:tc>
-        <w:tc>
-          <w:tcPr>
-            <w:tcW w:w="3680" w:type="dxa"/>
-            <w:shd w:val="clear" w:color="auto" w:fill="FFFFFF"/>
-            <w:tcMar>
-              <w:top w:w="60" w:type="dxa"/>
-              <w:left w:w="100" w:type="dxa"/>
-              <w:bottom w:w="60" w:type="dxa"/>
-              <w:right w:w="100" w:type="dxa"/>
-            </w:tcMar>
-          </w:tcPr>
-          <w:p>
-            <w:pPr>
-              <w:spacing w:line="360" w:lineRule="auto"/>
-              <w:jc w:val="both"/>
-              <w:rPr>
-                <w:rFonts w:eastAsia="Times New Roman"/>
-                <w:strike/>
-                <w:color w:val="FFFFFF"/>
-                <w:sz w:val="20"/>
-                <w:szCs w:val="20"/>
-                <w:lang w:eastAsia="en-GB"/>
-              </w:rPr>
-            </w:pPr>
-            <w:r>
-              <w:rPr>
-                <w:rFonts w:eastAsia="Arial"/>
-                <w:strike/>
-                <w:color w:val="FFFFFF"/>
-                <w:sz w:val="20"/>
-                <w:szCs w:val="20"/>
-                <w:lang w:eastAsia="en-GB"/>
-              </w:rPr>
-              <w:t>Legislativa (proibida).</w:t>
-            </w:r>
-          </w:p>
-        </w:tc>
-        <w:tc>
-          <w:tcPr>
-            <w:tcW w:w="3680" w:type="dxa"/>
-            <w:shd w:val="clear" w:color="auto" w:fill="FFFFFF"/>
-            <w:tcMar>
-              <w:top w:w="60" w:type="dxa"/>
-              <w:left w:w="100" w:type="dxa"/>
-              <w:bottom w:w="60" w:type="dxa"/>
-              <w:right w:w="100" w:type="dxa"/>
-            </w:tcMar>
-          </w:tcPr>
-          <w:p>
-            <w:pPr>
-              <w:spacing w:line="360" w:lineRule="auto"/>
-              <w:jc w:val="both"/>
-              <w:rPr>
-                <w:rFonts w:eastAsia="Times New Roman"/>
-                <w:b/>
-                <w:bCs/>
-                <w:strike/>
-                <w:color w:val="FFFFFF"/>
-                <w:sz w:val="20"/>
-                <w:szCs w:val="20"/>
-                <w:lang w:eastAsia="en-GB"/>
-              </w:rPr>
-            </w:pPr>
-            <w:r>
-              <w:rPr>
-                <w:rFonts w:eastAsia="Arial"/>
-                <w:b/>
-                <w:bCs/>
-                <w:strike/>
-                <w:color w:val="FFFFFF"/>
-                <w:sz w:val="20"/>
-                <w:szCs w:val="20"/>
-                <w:lang w:eastAsia="en-GB"/>
-              </w:rPr>
-              <w:t>Jurisdicional (devida).</w:t>
-            </w:r>
-          </w:p>
-        </w:tc>
-      </w:tr>
-    </w:tbl>
+          <w:rFonts w:eastAsia="Calibri"/>
+        </w:rPr>
+      </w:pPr>
+      <w:r>
+        <w:rPr>
+          <w:rFonts w:eastAsia="Calibri"/>
+        </w:rPr>
+        <w:t>Nestes termos, pede deferimento.</w:t>
+      </w:r>
+    </w:p>
     <w:p>
       <w:pPr>
         <w:spacing w:line="360" w:lineRule="auto"/>
         <w:jc w:val="center"/>
         <w:rPr>
-          <w:rFonts w:eastAsia="Times New Roman"/>
-          <w:sz w:val="20"/>
-          <w:szCs w:val="20"/>
-          <w:lang w:val="en-GB" w:eastAsia="en-GB"/>
-        </w:rPr>
-      </w:pPr>
-    </w:p>
-    <w:p>
-      <w:pPr>
-        <w:spacing w:before="240" w:line="360" w:lineRule="auto"/>
-        <w:jc w:val="both"/>
-        <w:rPr>
-          <w:rFonts w:eastAsia="Arial"/>
-          <w:b/>
-          <w:bCs/>
-          <w:u w:val="single"/>
-          <w:lang w:eastAsia="en-GB"/>
-        </w:rPr>
-      </w:pPr>
-    </w:p>
-    <w:p>
-      <w:pPr>
-        <w:spacing w:before="240" w:line="360" w:lineRule="auto"/>
-        <w:jc w:val="both"/>
-        <w:rPr>
-          <w:rFonts w:eastAsia="Arial"/>
-          <w:b/>
-          <w:bCs/>
-          <w:color w:val="215E99"/>
-          <w:u w:val="single"/>
-          <w:lang w:eastAsia="en-GB"/>
-        </w:rPr>
-      </w:pPr>
-      <w:r>
-        <w:rPr>
-          <w:rFonts w:eastAsia="Arial"/>
-          <w:b/>
-          <w:bCs/>
-          <w:color w:val="215E99"/>
-          <w:u w:val="single"/>
-          <w:lang w:eastAsia="en-GB"/>
-        </w:rPr>
-        <w:t>C.2) A lei paulista é anterior à Lei do Piso. A legislação fluminense é posterior e editada exatamente para adequar-se a ela.</w:t>
-      </w:r>
-    </w:p>
-    <w:p>
-      <w:pPr>
-        <w:spacing w:line="360" w:lineRule="auto"/>
-        <w:ind w:firstLine="709"/>
-        <w:jc w:val="both"/>
-        <w:rPr>
-          <w:rFonts w:eastAsia="Arial"/>
-          <w:lang w:eastAsia="en-GB"/>
-        </w:rPr>
-      </w:pPr>
-      <w:r>
-        <w:rPr>
-          <w:rFonts w:eastAsia="Arial"/>
-          <w:lang w:eastAsia="en-GB"/>
-        </w:rPr>
-        <w:t xml:space="preserve">A Lei Complementar Estadual paulista nº 836/1997 foi editada </w:t>
-      </w:r>
-      <w:r>
-        <w:rPr>
-          <w:rFonts w:eastAsia="Arial"/>
-          <w:b/>
-          <w:bCs/>
-          <w:lang w:eastAsia="en-GB"/>
-        </w:rPr>
-        <w:t>onze anos antes</w:t>
-      </w:r>
-      <w:r>
-        <w:rPr>
-          <w:rFonts w:eastAsia="Arial"/>
-          <w:lang w:eastAsia="en-GB"/>
-        </w:rPr>
-        <w:t xml:space="preserve"> da Lei Federal nº 11.738/2008. São Paulo nunca adequou legislativamente sua estrutura de carreira ao piso nacional após 2008 — o que gerou a omissão que o Colégio Recursal tentou suprir judicialmente.</w:t>
-      </w:r>
-    </w:p>
-    <w:p>
-      <w:pPr>
-        <w:spacing w:line="360" w:lineRule="auto"/>
-        <w:ind w:firstLine="709"/>
-        <w:jc w:val="both"/>
-        <w:rPr>
-          <w:rFonts w:eastAsia="Times New Roman"/>
-          <w:sz w:val="20"/>
-          <w:szCs w:val="20"/>
-          <w:lang w:eastAsia="en-GB"/>
-        </w:rPr>
-      </w:pPr>
-    </w:p>
-    <w:p>
-      <w:pPr>
-        <w:spacing w:line="360" w:lineRule="auto"/>
-        <w:ind w:firstLine="709"/>
-        <w:jc w:val="both"/>
-        <w:rPr>
-          <w:rFonts w:eastAsia="Arial"/>
-          <w:lang w:eastAsia="en-GB"/>
-        </w:rPr>
-      </w:pPr>
-      <w:r>
-        <w:rPr>
-          <w:rFonts w:eastAsia="Arial"/>
-          <w:lang w:eastAsia="en-GB"/>
-        </w:rPr>
-        <w:t xml:space="preserve">O Estado do Rio de Janeiro, em sentido diametralmente oposto, em 2009 — imediatamente após a edição da Lei do Piso — editou duas leis estaduais específicas para adequar sua estrutura remuneratória ao novo paradigma federal: (i) a </w:t>
-      </w:r>
-      <w:r>
-        <w:rPr>
-          <w:rFonts w:eastAsia="Arial"/>
-          <w:b/>
-          <w:bCs/>
-          <w:lang w:eastAsia="en-GB"/>
-        </w:rPr>
-        <w:t>Lei Estadual nº 5.539/2009</w:t>
-      </w:r>
-      <w:r>
-        <w:rPr>
-          <w:rFonts w:eastAsia="Arial"/>
-          <w:lang w:eastAsia="en-GB"/>
-        </w:rPr>
-        <w:t xml:space="preserve">, que majorou os vencimentos básicos de toda a carreira, absorveu gratificações ao vencimento-base e positivou o interstício de 12%; e (ii) a </w:t>
-      </w:r>
-      <w:r>
-        <w:rPr>
-          <w:rFonts w:eastAsia="Arial"/>
-          <w:b/>
-          <w:bCs/>
-          <w:lang w:eastAsia="en-GB"/>
-        </w:rPr>
-        <w:t>Lei Estadual nº 5.584/2009</w:t>
-      </w:r>
-      <w:r>
-        <w:rPr>
-          <w:rFonts w:eastAsia="Arial"/>
-          <w:lang w:eastAsia="en-GB"/>
-        </w:rPr>
-        <w:t xml:space="preserve">, que instituiu plano de cargos e vencimentos específico para os Professores Docentes I e II, com tabela progressiva até outubro de 2015. A legislação fluminense de 2009 é, portanto, </w:t>
-      </w:r>
-      <w:r>
-        <w:rPr>
-          <w:rFonts w:eastAsia="Arial"/>
-          <w:b/>
-          <w:bCs/>
-          <w:lang w:eastAsia="en-GB"/>
-        </w:rPr>
-        <w:t>resposta ao piso nacional</w:t>
-      </w:r>
-      <w:r>
-        <w:rPr>
-          <w:rFonts w:eastAsia="Arial"/>
-          <w:lang w:eastAsia="en-GB"/>
-        </w:rPr>
-        <w:t>, não legislação anterior a ele.</w:t>
-      </w:r>
-    </w:p>
-    <w:p>
-      <w:pPr>
-        <w:spacing w:before="240" w:line="360" w:lineRule="auto"/>
-        <w:jc w:val="both"/>
-        <w:rPr>
-          <w:rFonts w:eastAsia="Arial"/>
-          <w:b/>
-          <w:bCs/>
-          <w:color w:val="215E99"/>
-          <w:u w:val="single"/>
-          <w:lang w:eastAsia="en-GB"/>
-        </w:rPr>
-      </w:pPr>
-      <w:r>
-        <w:rPr>
-          <w:rFonts w:eastAsia="Arial"/>
-          <w:b/>
-          <w:bCs/>
-          <w:color w:val="215E99"/>
-          <w:u w:val="single"/>
-          <w:lang w:eastAsia="en-GB"/>
-        </w:rPr>
-        <w:t>C.3) O Estado do Rio de Janeiro chegou a cumprir o piso nacional — e depois o congelou deliberadamente.</w:t>
-      </w:r>
-    </w:p>
-    <w:p>
-      <w:pPr>
-        <w:spacing w:line="360" w:lineRule="auto"/>
-        <w:ind w:firstLine="709"/>
-        <w:jc w:val="both"/>
-        <w:rPr>
-          <w:rFonts w:eastAsia="Arial"/>
-          <w:lang w:eastAsia="en-GB"/>
-        </w:rPr>
-      </w:pPr>
-      <w:r>
-        <w:rPr>
-          <w:rFonts w:eastAsia="Arial"/>
-          <w:lang w:eastAsia="en-GB"/>
-        </w:rPr>
-        <w:t>A análise dos valores históricos demonstra que, entre 2010 e 2014, os valores pagos em todas as categorias e referências superavam os mínimos federais proporcionais. Em 2010, o Professor Docente II de 22h na Referência 3 recebia R$ 34,80 por hora, quando o piso proporcional era de apenas R$ 31,76 por hora. Em 2014, recebia R$ 53,61 por hora, frente a um piso proporcional de R$ 52,62 por hora. O modelo era viável. O Estado sabia como cumprir a lei — e a cumpria.</w:t>
-      </w:r>
-    </w:p>
-    <w:p>
-      <w:pPr>
-        <w:spacing w:line="360" w:lineRule="auto"/>
-        <w:ind w:firstLine="709"/>
-        <w:jc w:val="both"/>
-        <w:rPr>
-          <w:rFonts w:eastAsia="Arial"/>
-          <w:lang w:eastAsia="en-GB"/>
-        </w:rPr>
-      </w:pPr>
-    </w:p>
-    <w:p>
-      <w:pPr>
-        <w:spacing w:line="360" w:lineRule="auto"/>
-        <w:jc w:val="both"/>
-        <w:rPr>
-          <w:rFonts w:eastAsia="Arial"/>
-          <w:lang w:eastAsia="en-GB"/>
-        </w:rPr>
-      </w:pPr>
-      <w:r>
-        <w:rPr>
-          <w:rFonts w:eastAsia="Times New Roman"/>
+          <w:rFonts w:eastAsia="Calibri"/>
+        </w:rPr>
+      </w:pPr>
+      <w:r>
+        <w:rPr>
+          <w:rFonts w:eastAsia="Calibri"/>
+        </w:rPr>
+        <w:t xml:space="preserve">Niterói. </w:t>
+      </w:r>
+      <w:r>
+        <w:rPr>
+          <w:rFonts w:eastAsia="Calibri"/>
+        </w:rPr>
+        <w:fldChar w:fldCharType="begin"/>
+      </w:r>
+      <w:r>
+        <w:rPr>
+          <w:rFonts w:eastAsia="Calibri"/>
+        </w:rPr>
+        <w:instrText xml:space="preserve"> TIME \@ "d' de 'MMMM' de 'yyyy" </w:instrText>
+      </w:r>
+      <w:r>
+        <w:rPr>
+          <w:rFonts w:eastAsia="Calibri"/>
+        </w:rPr>
+        <w:fldChar w:fldCharType="separate"/>
+      </w:r>
+      <w:r>
+        <w:rPr>
+          <w:rFonts w:eastAsia="Calibri"/>
           <w:noProof/>
-          <w:sz w:val="20"/>
-          <w:szCs w:val="20"/>
-          <w:lang w:val="en-GB" w:eastAsia="en-GB"/>
-        </w:rPr>
-        <w:lastRenderedPageBreak/>
-        <w:drawing>
-          <wp:inline distT="0" distB="0" distL="0" distR="0" wp14:anchorId="45A51C5E" wp14:editId="6A3E1E02">
-            <wp:extent cx="5759450" cy="576776"/>
-            <wp:effectExtent l="0" t="0" r="0" b="0"/>
-            <wp:docPr id="388721045" name="Picture 3"/>
-            <wp:cNvGraphicFramePr>
-              <a:graphicFrameLocks xmlns:a="http://schemas.openxmlformats.org/drawingml/2006/main" noChangeAspect="1"/>
-            </wp:cNvGraphicFramePr>
-            <a:graphic xmlns:a="http://schemas.openxmlformats.org/drawingml/2006/main">
-              <a:graphicData uri="http://schemas.openxmlformats.org/drawingml/2006/picture">
-                <pic:pic xmlns:pic="http://schemas.openxmlformats.org/drawingml/2006/picture">
-                  <pic:nvPicPr>
-                    <pic:cNvPr id="0" name="Picture 2"/>
-                    <pic:cNvPicPr>
-                      <a:picLocks noChangeAspect="1" noChangeArrowheads="1"/>
-                    </pic:cNvPicPr>
-                  </pic:nvPicPr>
-                  <pic:blipFill>
-                    <a:blip r:embed="rId20">
-                      <a:extLst>
-                        <a:ext uri="{28A0092B-C50C-407E-A947-70E740481C1C}">
-                          <a14:useLocalDpi xmlns:a14="http://schemas.microsoft.com/office/drawing/2010/main" val="0"/>
-                        </a:ext>
-                      </a:extLst>
-                    </a:blip>
-                    <a:srcRect/>
-                    <a:stretch>
-                      <a:fillRect/>
-                    </a:stretch>
-                  </pic:blipFill>
-                  <pic:spPr bwMode="auto">
-                    <a:xfrm>
-                      <a:off x="0" y="0"/>
-                      <a:ext cx="5759450" cy="576776"/>
-                    </a:xfrm>
-                    <a:prstGeom prst="rect">
-                      <a:avLst/>
-                    </a:prstGeom>
-                    <a:noFill/>
-                    <a:ln>
-                      <a:noFill/>
-                    </a:ln>
-                  </pic:spPr>
-                </pic:pic>
-              </a:graphicData>
-            </a:graphic>
-          </wp:inline>
-        </w:drawing>
-      </w:r>
-    </w:p>
-    <w:p>
-      <w:pPr>
-        <w:spacing w:line="360" w:lineRule="auto"/>
-        <w:ind w:firstLine="709"/>
-        <w:jc w:val="both"/>
-        <w:rPr>
-          <w:rFonts w:eastAsia="Times New Roman"/>
-          <w:sz w:val="20"/>
-          <w:szCs w:val="20"/>
-          <w:lang w:eastAsia="en-GB"/>
-        </w:rPr>
-      </w:pPr>
-    </w:p>
-    <w:p>
-      <w:pPr>
-        <w:spacing w:line="360" w:lineRule="auto"/>
-        <w:ind w:firstLine="709"/>
-        <w:jc w:val="both"/>
-        <w:rPr>
-          <w:rFonts w:eastAsia="Arial"/>
-          <w:lang w:eastAsia="en-GB"/>
-        </w:rPr>
-      </w:pPr>
-      <w:r>
-        <w:rPr>
-          <w:rFonts w:eastAsia="Arial"/>
-          <w:lang w:eastAsia="en-GB"/>
-        </w:rPr>
-        <w:t>O descumprimento não decorreu de impossibilidade estrutural. Decorreu de congelamento deliberado: a Lei Estadual nº 6.834/2014, última lei salarial do magistério fluminense, fixou os valores de tabela em patamares que ainda cumpriam o piso naquele ano, mas que não foram reajustados nos anos seguintes. O resultado foi que o piso federal progressivamente ultrapassou os valores estaduais congelados — a partir de 2015 para o Docente II de 22h, e a partir de 2018 para o Docente I de 16h.</w:t>
-      </w:r>
-    </w:p>
-    <w:p>
-      <w:pPr>
-        <w:spacing w:line="360" w:lineRule="auto"/>
-        <w:jc w:val="both"/>
-        <w:rPr>
-          <w:rFonts w:eastAsia="Arial"/>
-          <w:lang w:eastAsia="en-GB"/>
-        </w:rPr>
-      </w:pPr>
-      <w:r>
-        <w:rPr>
-          <w:rFonts w:eastAsia="Times New Roman"/>
-          <w:noProof/>
-          <w:color w:val="000000"/>
-          <w:sz w:val="20"/>
-          <w:szCs w:val="20"/>
-          <w:lang w:val="en-GB" w:eastAsia="en-GB"/>
-        </w:rPr>
-        <w:drawing>
-          <wp:inline distT="0" distB="0" distL="0" distR="0" wp14:anchorId="6C122716" wp14:editId="0F727A92">
-            <wp:extent cx="5759450" cy="2323914"/>
-            <wp:effectExtent l="0" t="0" r="0" b="635"/>
-            <wp:docPr id="1211105164" name="Picture 1"/>
-            <wp:cNvGraphicFramePr>
-              <a:graphicFrameLocks xmlns:a="http://schemas.openxmlformats.org/drawingml/2006/main" noChangeAspect="1"/>
-            </wp:cNvGraphicFramePr>
-            <a:graphic xmlns:a="http://schemas.openxmlformats.org/drawingml/2006/main">
-              <a:graphicData uri="http://schemas.openxmlformats.org/drawingml/2006/picture">
-                <pic:pic xmlns:pic="http://schemas.openxmlformats.org/drawingml/2006/picture">
-                  <pic:nvPicPr>
-                    <pic:cNvPr id="1211105164" name=""/>
-                    <pic:cNvPicPr/>
-                  </pic:nvPicPr>
-                  <pic:blipFill>
-                    <a:blip r:embed="rId21"/>
-                    <a:stretch>
-                      <a:fillRect/>
-                    </a:stretch>
-                  </pic:blipFill>
-                  <pic:spPr>
-                    <a:xfrm>
-                      <a:off x="0" y="0"/>
-                      <a:ext cx="5759450" cy="2323914"/>
-                    </a:xfrm>
-                    <a:prstGeom prst="rect">
-                      <a:avLst/>
-                    </a:prstGeom>
-                  </pic:spPr>
-                </pic:pic>
-              </a:graphicData>
-            </a:graphic>
-          </wp:inline>
-        </w:drawing>
-      </w:r>
-    </w:p>
-    <w:p>
-      <w:pPr>
-        <w:spacing w:line="360" w:lineRule="auto"/>
-        <w:ind w:firstLine="709"/>
-        <w:jc w:val="both"/>
-        <w:rPr>
-          <w:rFonts w:eastAsia="Times New Roman"/>
-          <w:sz w:val="20"/>
-          <w:szCs w:val="20"/>
-          <w:lang w:eastAsia="en-GB"/>
-        </w:rPr>
-      </w:pPr>
-    </w:p>
-    <w:p>
-      <w:pPr>
-        <w:spacing w:line="360" w:lineRule="auto"/>
-        <w:ind w:firstLine="709"/>
-        <w:jc w:val="both"/>
-        <w:rPr>
-          <w:rFonts w:eastAsia="Arial"/>
-          <w:lang w:eastAsia="en-GB"/>
-        </w:rPr>
-      </w:pPr>
-      <w:r>
-        <w:rPr>
-          <w:rFonts w:eastAsia="Arial"/>
-          <w:lang w:eastAsia="en-GB"/>
-        </w:rPr>
-        <w:t>Não se está, portanto, diante de um ente que nunca elaborou plano de carreira adequado e que precisa de tempo para fazê-lo — hipótese para a qual foi concebida a modulação do Tema 1.218. Está-se diante de um ente que já tinha plano, comprovou que o modelo era viável, e escolheu congelar os salários. A distinção é radical.</w:t>
-      </w:r>
-    </w:p>
-    <w:p>
-      <w:pPr>
-        <w:tabs>
-          <w:tab w:val="left" w:pos="0"/>
-        </w:tabs>
-        <w:spacing w:line="360" w:lineRule="auto"/>
-        <w:jc w:val="both"/>
-        <w:rPr>
-          <w:rFonts w:eastAsia="Times New Roman"/>
-          <w:color w:val="000000"/>
-        </w:rPr>
-      </w:pPr>
-    </w:p>
-    <w:p>
-      <w:pPr>
-        <w:tabs>
-          <w:tab w:val="left" w:pos="0"/>
-        </w:tabs>
-        <w:spacing w:line="360" w:lineRule="auto"/>
-        <w:jc w:val="both"/>
-        <w:rPr>
-          <w:rFonts w:eastAsia="Times New Roman"/>
-          <w:color w:val="000000"/>
-        </w:rPr>
-      </w:pPr>
-      <w:r>
-        <w:rPr>
-          <w:rFonts w:eastAsia="Times New Roman"/>
-          <w:noProof/>
-          <w:color w:val="000000"/>
-        </w:rPr>
-        <w:lastRenderedPageBreak/>
-        <mc:AlternateContent>
-          <mc:Choice Requires="wps">
-            <w:drawing>
-              <wp:anchor distT="0" distB="0" distL="114300" distR="114300" simplePos="0" relativeHeight="251665408" behindDoc="0" locked="0" layoutInCell="1" allowOverlap="1" wp14:anchorId="35D4E504" wp14:editId="4362AA36">
-                <wp:simplePos x="0" y="0"/>
-                <wp:positionH relativeFrom="column">
-                  <wp:posOffset>2580640</wp:posOffset>
-                </wp:positionH>
-                <wp:positionV relativeFrom="paragraph">
-                  <wp:posOffset>497840</wp:posOffset>
-                </wp:positionV>
-                <wp:extent cx="0" cy="2031365"/>
-                <wp:effectExtent l="19050" t="0" r="19050" b="26035"/>
-                <wp:wrapNone/>
-                <wp:docPr id="3" name="Straight Connector 2">
-                  <a:extLst xmlns:a="http://schemas.openxmlformats.org/drawingml/2006/main">
-                    <a:ext uri="{FF2B5EF4-FFF2-40B4-BE49-F238E27FC236}">
-                      <a16:creationId xmlns:a16="http://schemas.microsoft.com/office/drawing/2014/main" id="{0D8EAD68-A9F1-C3B1-846E-91149DC12C46}"/>
-                    </a:ext>
-                  </a:extLst>
-                </wp:docPr>
-                <wp:cNvGraphicFramePr/>
-                <a:graphic xmlns:a="http://schemas.openxmlformats.org/drawingml/2006/main">
-                  <a:graphicData uri="http://schemas.microsoft.com/office/word/2010/wordprocessingShape">
-                    <wps:wsp>
-                      <wps:cNvCnPr/>
-                      <wps:spPr>
-                        <a:xfrm>
-                          <a:off x="0" y="0"/>
-                          <a:ext cx="0" cy="2031365"/>
-                        </a:xfrm>
-                        <a:prstGeom prst="line">
-                          <a:avLst/>
-                        </a:prstGeom>
-                        <a:noFill/>
-                        <a:ln w="28575" cap="flat" cmpd="sng" algn="ctr">
-                          <a:solidFill>
-                            <a:srgbClr val="FF0000"/>
-                          </a:solidFill>
-                          <a:prstDash val="dash"/>
-                        </a:ln>
-                        <a:effectLst/>
-                      </wps:spPr>
-                      <wps:bodyPr/>
-                    </wps:wsp>
-                  </a:graphicData>
-                </a:graphic>
-                <wp14:sizeRelH relativeFrom="margin">
-                  <wp14:pctWidth>0</wp14:pctWidth>
-                </wp14:sizeRelH>
-                <wp14:sizeRelV relativeFrom="margin">
-                  <wp14:pctHeight>0</wp14:pctHeight>
-                </wp14:sizeRelV>
-              </wp:anchor>
-            </w:drawing>
-          </mc:Choice>
-          <mc:Fallback>
-            <w:pict>
-              <v:line w14:anchorId="1AD3593B" id="Straight Connector 2" o:spid="_x0000_s1026" style="position:absolute;z-index:251665408;visibility:visible;mso-wrap-style:square;mso-width-percent:0;mso-height-percent:0;mso-wrap-distance-left:9pt;mso-wrap-distance-top:0;mso-wrap-distance-right:9pt;mso-wrap-distance-bottom:0;mso-position-horizontal:absolute;mso-position-horizontal-relative:text;mso-position-vertical:absolute;mso-position-vertical-relative:text;mso-width-percent:0;mso-height-percent:0;mso-width-relative:margin;mso-height-relative:margin" from="203.2pt,39.2pt" to="203.2pt,199.15pt" o:gfxdata="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" strokecolor="red" strokeweight="2.25pt">
-                <v:stroke dashstyle="dash"/>
-              </v:line>
-            </w:pict>
-          </mc:Fallback>
-        </mc:AlternateContent>
-      </w:r>
-      <w:r>
-        <w:rPr>
-          <w:rFonts w:eastAsia="Times New Roman"/>
-          <w:noProof/>
-          <w:color w:val="000000"/>
-        </w:rPr>
-        <w:drawing>
-          <wp:inline distT="0" distB="0" distL="0" distR="0" wp14:anchorId="3B28B8B4" wp14:editId="24429820">
-            <wp:extent cx="6030595" cy="3041650"/>
-            <wp:effectExtent l="0" t="0" r="8255" b="6350"/>
-            <wp:docPr id="551385740" name="Chart 1">
-              <a:extLst xmlns:a="http://schemas.openxmlformats.org/drawingml/2006/main">
-                <a:ext uri="{FF2B5EF4-FFF2-40B4-BE49-F238E27FC236}">
-                  <a16:creationId xmlns:a16="http://schemas.microsoft.com/office/drawing/2014/main" id="{ACE7406E-4778-F0C6-5F44-D00D8B56F0F5}"/>
-                </a:ext>
-              </a:extLst>
-            </wp:docPr>
-            <wp:cNvGraphicFramePr/>
-            <a:graphic xmlns:a="http://schemas.openxmlformats.org/drawingml/2006/main">
-              <a:graphicData uri="http://schemas.openxmlformats.org/drawingml/2006/chart">
-                <c:chart xmlns:c="http://schemas.openxmlformats.org/drawingml/2006/chart" xmlns:r="http://schemas.openxmlformats.org/officeDocument/2006/relationships" r:id="rId22"/>
-              </a:graphicData>
-            </a:graphic>
-          </wp:inline>
-        </w:drawing>
-      </w:r>
-      <w:r>
-        <w:rPr>
-          <w:rFonts w:eastAsia="Times New Roman"/>
-          <w:noProof/>
-          <w:lang w:eastAsia="en-US"/>
-        </w:rPr>
-        <w:t xml:space="preserve"> </w:t>
-      </w:r>
-    </w:p>
-    <w:p>
-      <w:pPr>
-        <w:spacing w:line="360" w:lineRule="auto"/>
-        <w:ind w:firstLine="709"/>
-        <w:jc w:val="both"/>
-        <w:rPr>
-          <w:rFonts w:eastAsia="Times New Roman"/>
-          <w:sz w:val="20"/>
-          <w:szCs w:val="20"/>
-          <w:lang w:eastAsia="en-GB"/>
-        </w:rPr>
-      </w:pPr>
-    </w:p>
-    <w:p>
-      <w:pPr>
-        <w:spacing w:before="240" w:line="360" w:lineRule="auto"/>
-        <w:jc w:val="both"/>
-        <w:rPr>
-          <w:rFonts w:eastAsia="Arial"/>
-          <w:b/>
-          <w:bCs/>
-          <w:color w:val="215E99"/>
-          <w:u w:val="single"/>
-          <w:lang w:eastAsia="en-GB"/>
-        </w:rPr>
-      </w:pPr>
-      <w:r>
-        <w:rPr>
-          <w:rFonts w:eastAsia="Arial"/>
-          <w:b/>
-          <w:bCs/>
-          <w:color w:val="215E99"/>
-          <w:u w:val="single"/>
-          <w:lang w:eastAsia="en-GB"/>
-        </w:rPr>
-        <w:t>C.4) O Estado do Rio de Janeiro descumpre também sua própria legislação estadual vigente.</w:t>
-      </w:r>
-    </w:p>
-    <w:p>
-      <w:pPr>
-        <w:spacing w:before="240" w:line="360" w:lineRule="auto"/>
-        <w:jc w:val="both"/>
-        <w:rPr>
-          <w:rFonts w:eastAsia="Times New Roman"/>
-          <w:sz w:val="20"/>
-          <w:szCs w:val="20"/>
-          <w:lang w:eastAsia="en-GB"/>
-        </w:rPr>
-      </w:pPr>
-    </w:p>
-    <w:p>
-      <w:pPr>
-        <w:spacing w:line="360" w:lineRule="auto"/>
-        <w:ind w:firstLine="709"/>
-        <w:jc w:val="both"/>
-        <w:rPr>
-          <w:rFonts w:eastAsia="Arial"/>
-          <w:lang w:eastAsia="en-GB"/>
-        </w:rPr>
-      </w:pPr>
-      <w:r>
-        <w:rPr>
-          <w:rFonts w:eastAsia="Arial"/>
-          <w:lang w:eastAsia="en-GB"/>
-        </w:rPr>
-        <w:t>A Lei Estadual nº 5.584/2009 previa, em seu Anexo II, uma tabela progressiva de vencimentos com reajustes programados até outubro de 2015. Em 2024, o valor pago ao Docente II de 22h na Referência 1 era de R$ 1.125,56 — quando a lei estadual de 2009 já havia fixado R$ 1.455,73 para aquela categoria em 2015. O Estado paga, em 2024, valor inferior ao que sua própria lei garantia há quase dez anos.</w:t>
-      </w:r>
-    </w:p>
-    <w:p>
-      <w:pPr>
-        <w:spacing w:line="360" w:lineRule="auto"/>
-        <w:ind w:firstLine="709"/>
-        <w:jc w:val="both"/>
-        <w:rPr>
-          <w:rFonts w:eastAsia="Times New Roman"/>
-          <w:sz w:val="20"/>
-          <w:szCs w:val="20"/>
-          <w:lang w:eastAsia="en-GB"/>
-        </w:rPr>
-      </w:pPr>
-    </w:p>
-    <w:p>
-      <w:pPr>
-        <w:spacing w:line="360" w:lineRule="auto"/>
-        <w:ind w:firstLine="709"/>
-        <w:jc w:val="both"/>
-        <w:rPr>
-          <w:rFonts w:eastAsia="Arial"/>
-          <w:lang w:eastAsia="en-GB"/>
-        </w:rPr>
-      </w:pPr>
-      <w:r>
-        <w:rPr>
-          <w:rFonts w:eastAsia="Arial"/>
-          <w:lang w:eastAsia="en-GB"/>
-        </w:rPr>
-        <w:t xml:space="preserve">Esse argumento é </w:t>
-      </w:r>
-      <w:r>
-        <w:rPr>
-          <w:rFonts w:eastAsia="Arial"/>
-          <w:b/>
-          <w:bCs/>
-          <w:lang w:eastAsia="en-GB"/>
-        </w:rPr>
-        <w:t>inteiramente autônomo</w:t>
-      </w:r>
-      <w:r>
-        <w:rPr>
-          <w:rFonts w:eastAsia="Arial"/>
-          <w:lang w:eastAsia="en-GB"/>
-        </w:rPr>
-        <w:t xml:space="preserve"> em relação ao debate sobre o piso federal: um ente federativo que remunera seus servidores abaixo do que sua própria lei determina viola o princípio da legalidade estrita, previsto no </w:t>
-      </w:r>
-      <w:r>
-        <w:rPr>
-          <w:rFonts w:eastAsia="Arial"/>
-          <w:b/>
-          <w:bCs/>
-          <w:lang w:eastAsia="en-GB"/>
-        </w:rPr>
-        <w:t>art. 37, caput, da Constituição Federal</w:t>
-      </w:r>
-      <w:r>
-        <w:rPr>
-          <w:rFonts w:eastAsia="Arial"/>
-          <w:lang w:eastAsia="en-GB"/>
-        </w:rPr>
-        <w:t>, independentemente de qualquer tese de repercussão geral. O Tema 1.218 não tem nada a dizer sobre esse ponto.</w:t>
-      </w:r>
-    </w:p>
-    <w:p>
-      <w:pPr>
-        <w:spacing w:line="360" w:lineRule="auto"/>
-        <w:ind w:firstLine="709"/>
-        <w:jc w:val="both"/>
-        <w:rPr>
-          <w:rFonts w:eastAsia="Arial"/>
-          <w:lang w:eastAsia="en-GB"/>
-        </w:rPr>
-      </w:pPr>
-    </w:p>
-    <w:p>
-      <w:pPr>
-        <w:spacing w:before="240" w:line="360" w:lineRule="auto"/>
-        <w:jc w:val="both"/>
-        <w:rPr>
-          <w:rFonts w:eastAsia="Arial"/>
-          <w:b/>
-          <w:bCs/>
-          <w:color w:val="215E99"/>
-          <w:u w:val="single"/>
-          <w:lang w:eastAsia="en-GB"/>
-        </w:rPr>
-      </w:pPr>
-      <w:r>
-        <w:rPr>
-          <w:rFonts w:eastAsia="Arial"/>
-          <w:b/>
-          <w:bCs/>
-          <w:color w:val="215E99"/>
-          <w:u w:val="single"/>
-          <w:lang w:eastAsia="en-GB"/>
-        </w:rPr>
-        <w:t>C.5) O que o TJRJ faz é aplicar lei estadual vigente, não criar reajuste por isonomia.</w:t>
-      </w:r>
-    </w:p>
-    <w:p>
-      <w:pPr>
-        <w:spacing w:before="240" w:line="360" w:lineRule="auto"/>
-        <w:jc w:val="both"/>
-        <w:rPr>
-          <w:rFonts w:eastAsia="Times New Roman"/>
-          <w:sz w:val="20"/>
-          <w:szCs w:val="20"/>
-          <w:lang w:eastAsia="en-GB"/>
-        </w:rPr>
-      </w:pPr>
-    </w:p>
-    <w:p>
-      <w:pPr>
-        <w:spacing w:line="360" w:lineRule="auto"/>
-        <w:ind w:firstLine="709"/>
-        <w:jc w:val="both"/>
-        <w:rPr>
-          <w:rFonts w:eastAsia="Arial"/>
-          <w:lang w:eastAsia="en-GB"/>
-        </w:rPr>
-      </w:pPr>
-      <w:r>
-        <w:rPr>
-          <w:rFonts w:eastAsia="Arial"/>
-          <w:lang w:eastAsia="en-GB"/>
-        </w:rPr>
-        <w:lastRenderedPageBreak/>
-        <w:t>A Súmula Vinculante 37 proíbe o reajuste por isonomia. O art. 37, X, da Constituição Federal proíbe que o Poder Judiciário substitua o Legislativo na fixação de vencimentos. Essas vedações são reais, relevantes e merecem ser levadas a sério. Mas, precisamente por isso, exigem que se identifique com rigor quem, no caso concreto, estaria invadindo a competência legislativa — e a resposta é a oposta à que o Estado sustenta.</w:t>
-      </w:r>
-    </w:p>
-    <w:p>
-      <w:pPr>
-        <w:spacing w:line="360" w:lineRule="auto"/>
-        <w:ind w:firstLine="709"/>
-        <w:jc w:val="both"/>
-        <w:rPr>
-          <w:rFonts w:eastAsia="Arial"/>
-          <w:lang w:eastAsia="en-GB"/>
-        </w:rPr>
-      </w:pPr>
-    </w:p>
-    <w:p>
-      <w:pPr>
-        <w:spacing w:line="360" w:lineRule="auto"/>
-        <w:ind w:firstLine="709"/>
-        <w:jc w:val="both"/>
-        <w:rPr>
-          <w:rFonts w:eastAsia="Arial"/>
-          <w:lang w:eastAsia="en-GB"/>
-        </w:rPr>
-      </w:pPr>
-      <w:r>
-        <w:rPr>
-          <w:rFonts w:eastAsia="Arial"/>
-          <w:lang w:eastAsia="en-GB"/>
-        </w:rPr>
-        <w:t xml:space="preserve">O TJRJ, ao determinar o cumprimento do art. 3º da Lei Estadual nº 5.539/2009 e do art. 3º, parágrafo único, da Lei Estadual nº 5.584/2009, não cria nenhuma norma. Não extrai percentual implícito de tabela alguma. Não constrói fórmula remuneratória que o legislador estadual teria se omitido em prever. O interstício de 12% entre referências está expresso, textual e cogentemente positivado nessas leis, editadas em 2009, em pleno vigor, jamais revogadas. O julgador não inventou nada: leu a lei, verificou que ela determina o escalonamento de 12%, verificou que o Estado não a cumpre, e determinou seu cumprimento. </w:t>
-      </w:r>
-      <w:r>
-        <w:rPr>
-          <w:rFonts w:eastAsia="Arial"/>
-          <w:color w:val="000000"/>
-          <w:szCs w:val="20"/>
-          <w:lang w:eastAsia="en-GB"/>
-        </w:rPr>
-        <w:t>Essas são as funções desempenhadas pelos juízes, conforme estipulado pela Constituição.</w:t>
-      </w:r>
-    </w:p>
-    <w:p>
-      <w:pPr>
-        <w:spacing w:line="360" w:lineRule="auto"/>
-        <w:ind w:firstLine="709"/>
-        <w:jc w:val="both"/>
-        <w:rPr>
-          <w:rFonts w:eastAsia="Arial"/>
-          <w:lang w:eastAsia="en-GB"/>
-        </w:rPr>
-      </w:pPr>
-    </w:p>
-    <w:p>
-      <w:pPr>
-        <w:spacing w:line="360" w:lineRule="auto"/>
-        <w:ind w:firstLine="709"/>
-        <w:jc w:val="both"/>
-        <w:rPr>
-          <w:rFonts w:eastAsia="Arial"/>
-          <w:lang w:eastAsia="en-GB"/>
-        </w:rPr>
-      </w:pPr>
-      <w:r>
-        <w:rPr>
-          <w:rFonts w:eastAsia="Arial"/>
-          <w:lang w:eastAsia="en-GB"/>
-        </w:rPr>
-        <w:t>Agora consideremos o cenário inverso — aquele que o Estado pretende que prevaleça: o sobrestamento é mantido, o Tema 1.218 é aplicado ao caso fluminense sem análise aprofundada, a modulação é aceita pelos outros ministros, e o Estado recebe prazo de 24 meses para "elaborar ou adequar" seu plano de carreira. Esse cenário exige que alguém produza um efeito jurídico que nenhum dos três poderes fluminenses produziu: a revogação ou suspensão das Leis 5.539/2009 e 5.584/2009. A Assembleia Legislativa do Estado do Rio de Janeiro não as revogou. O Governador não as vetou. O TJRJ não as declarou inconstitucionais. Essas leis estão em vigor.</w:t>
-      </w:r>
-    </w:p>
-    <w:p>
-      <w:pPr>
-        <w:spacing w:line="360" w:lineRule="auto"/>
-        <w:ind w:firstLine="709"/>
-        <w:jc w:val="both"/>
-        <w:rPr>
-          <w:rFonts w:eastAsia="Arial"/>
-          <w:lang w:eastAsia="en-GB"/>
-        </w:rPr>
-      </w:pPr>
-    </w:p>
-    <w:p>
-      <w:pPr>
-        <w:spacing w:line="360" w:lineRule="auto"/>
-        <w:ind w:firstLine="709"/>
-        <w:jc w:val="both"/>
-        <w:rPr>
-          <w:rFonts w:eastAsia="Arial"/>
-          <w:lang w:eastAsia="en-GB"/>
-        </w:rPr>
-      </w:pPr>
-      <w:r>
-        <w:rPr>
-          <w:rFonts w:eastAsia="Arial"/>
-          <w:lang w:eastAsia="en-GB"/>
-        </w:rPr>
-        <w:t xml:space="preserve">Para que o Estado receba o prazo da modulação proposta pelo Relator — para que se trate o ERJ como se nunca tivesse adequado seu plano de carreira —, seria necessário ignorar duas leis estaduais vigentes. E quem as ignoraria? O STF. Pela via do sobrestamento fundado no Tema 1.218, o Supremo estaria, na prática, produzindo sobre as Leis 5.539/2009 e 5.584/2009 um efeito que ele não tem competência para produzir — nem pela via do recurso extraordinário, nem pela via da repercussão geral. A Súmula 280 do próprio STF é clara: "Por ofensa a direito local não cabe recurso extraordinário." A interpretação de lei estadual é matéria reservada à jurisdição ordinária do </w:t>
-      </w:r>
-      <w:r>
-        <w:rPr>
-          <w:rFonts w:eastAsia="Arial"/>
-          <w:lang w:eastAsia="en-GB"/>
-        </w:rPr>
-        <w:lastRenderedPageBreak/>
-        <w:t>tribunal de origem. O STF não pode, em recurso extraordinário, reinterpretar, afastar ou neutralizar os efeitos de lei estadual vigente — e é exatamente isso que ocorre enquanto o sobrestamento baseado no Tema 1.218 é mantido no caso fluminense.</w:t>
-      </w:r>
-    </w:p>
-    <w:p>
-      <w:pPr>
-        <w:spacing w:line="360" w:lineRule="auto"/>
-        <w:ind w:firstLine="709"/>
-        <w:jc w:val="both"/>
-        <w:rPr>
-          <w:rFonts w:eastAsia="Arial"/>
-          <w:lang w:eastAsia="en-GB"/>
-        </w:rPr>
-      </w:pPr>
-    </w:p>
-    <w:p>
-      <w:pPr>
-        <w:spacing w:line="360" w:lineRule="auto"/>
-        <w:ind w:firstLine="709"/>
-        <w:jc w:val="both"/>
-        <w:rPr>
-          <w:rFonts w:eastAsia="Arial"/>
-          <w:lang w:eastAsia="en-GB"/>
-        </w:rPr>
-      </w:pPr>
-      <w:r>
-        <w:rPr>
-          <w:rFonts w:eastAsia="Arial"/>
-          <w:lang w:eastAsia="en-GB"/>
-        </w:rPr>
-        <w:t>Há, portanto, uma inversão completa no argumento do Estado: a violação à separação dos poderes e à Súmula Vinculante 37 não está, na realidade, na Decisão do TJRJ que determina o cumprimento das leis estaduais. Está na pretensão de que o STF, pela via reflexa do sobrestamento, produza sobre legislação estadual vigente o efeito de uma revogação que o legislador estadual jamais promulgou. Quem estaria legislando no lugar do legislativo não seria o TJRJ — seria o próprio STF, ao apagar, com um instrumento processual de repercussão geral, duas leis estaduais para cuja análise não possui competência e cujo conteúdo nunca examinou.</w:t>
-      </w:r>
-    </w:p>
-    <w:p>
-      <w:pPr>
-        <w:spacing w:line="360" w:lineRule="auto"/>
-        <w:ind w:firstLine="709"/>
-        <w:jc w:val="both"/>
-        <w:rPr>
-          <w:rFonts w:eastAsia="Arial"/>
-          <w:lang w:eastAsia="en-GB"/>
-        </w:rPr>
-      </w:pPr>
-    </w:p>
-    <w:p>
-      <w:pPr>
-        <w:spacing w:line="360" w:lineRule="auto"/>
-        <w:ind w:firstLine="709"/>
-        <w:jc w:val="both"/>
-        <w:rPr>
-          <w:rFonts w:eastAsia="Arial"/>
-          <w:lang w:eastAsia="en-GB"/>
-        </w:rPr>
-      </w:pPr>
-      <w:r>
-        <w:rPr>
-          <w:rFonts w:eastAsia="Arial"/>
-          <w:lang w:eastAsia="en-GB"/>
-        </w:rPr>
-        <w:t>O TJRJ aplicou a lei. O Estado não a cumpriu. O que se pede nesta ação é que a lei seja cumprida. Não há nada aqui que o art. 37, X, da CF ou a Súmula Vinculante 37 proíbam — porque não há fixação judicial de vencimentos, há determinação judicial de cumprimento de lei que os fixou.</w:t>
-      </w:r>
-    </w:p>
-    <w:p>
-      <w:pPr>
-        <w:spacing w:line="360" w:lineRule="auto"/>
-        <w:ind w:firstLine="709"/>
-        <w:jc w:val="both"/>
-        <w:rPr>
-          <w:rFonts w:eastAsia="Arial"/>
-          <w:lang w:eastAsia="en-GB"/>
-        </w:rPr>
-      </w:pPr>
-    </w:p>
-    <w:p>
-      <w:pPr>
-        <w:spacing w:before="240" w:line="360" w:lineRule="auto"/>
-        <w:jc w:val="both"/>
-        <w:rPr>
-          <w:rFonts w:eastAsia="Arial"/>
-          <w:b/>
-          <w:bCs/>
-          <w:color w:val="215E99"/>
-          <w:u w:val="single"/>
-          <w:lang w:eastAsia="en-GB"/>
-        </w:rPr>
-      </w:pPr>
-      <w:r>
-        <w:rPr>
-          <w:rFonts w:eastAsia="Arial"/>
-          <w:b/>
-          <w:bCs/>
-          <w:color w:val="215E99"/>
-          <w:u w:val="single"/>
-          <w:lang w:eastAsia="en-GB"/>
-        </w:rPr>
-        <w:t>C.6) O TJRJ é o único juízo competente para interpretar e aplicar as Leis Estaduais 5.539/2009 e 5.584/2009 — e o faz corretamente ao determiná-las cumpridas</w:t>
-      </w:r>
-    </w:p>
-    <w:p>
-      <w:pPr>
-        <w:spacing w:before="240" w:line="360" w:lineRule="auto"/>
-        <w:jc w:val="both"/>
-        <w:rPr>
-          <w:rFonts w:eastAsia="Times New Roman"/>
-          <w:sz w:val="20"/>
-          <w:szCs w:val="20"/>
-          <w:lang w:eastAsia="en-GB"/>
-        </w:rPr>
-      </w:pPr>
-    </w:p>
-    <w:p>
-      <w:pPr>
-        <w:spacing w:line="360" w:lineRule="auto"/>
-        <w:ind w:firstLine="709"/>
-        <w:jc w:val="both"/>
-        <w:rPr>
-          <w:rFonts w:eastAsia="Arial"/>
-          <w:lang w:eastAsia="en-GB"/>
-        </w:rPr>
-      </w:pPr>
-      <w:r>
-        <w:rPr>
-          <w:rFonts w:eastAsia="Arial"/>
-          <w:lang w:eastAsia="en-GB"/>
-        </w:rPr>
-        <w:t>A distribuição constitucional de competências impõe uma limitação que o Estado não pode superar por via do sobrestamento: a interpretação e a aplicação das Leis Estaduais nº 5.539/2009 e nº 5.584/2009 — que positivam o interstício de 12% entre referências e estruturam os vencimentos do magistério fluminense — são matéria de direito local, insuscetível de reexame em sede de recurso extraordinário.</w:t>
-      </w:r>
-    </w:p>
-    <w:p>
-      <w:pPr>
-        <w:spacing w:line="360" w:lineRule="auto"/>
-        <w:ind w:firstLine="709"/>
-        <w:jc w:val="both"/>
-        <w:rPr>
-          <w:rFonts w:eastAsia="Arial"/>
-          <w:lang w:eastAsia="en-GB"/>
-        </w:rPr>
-      </w:pPr>
-    </w:p>
-    <w:p>
-      <w:pPr>
-        <w:spacing w:line="360" w:lineRule="auto"/>
-        <w:ind w:firstLine="709"/>
-        <w:jc w:val="both"/>
-        <w:rPr>
-          <w:rFonts w:eastAsia="Arial"/>
-          <w:lang w:eastAsia="en-GB"/>
-        </w:rPr>
-      </w:pPr>
-      <w:r>
-        <w:rPr>
-          <w:rFonts w:eastAsia="Arial"/>
-          <w:lang w:eastAsia="en-GB"/>
-        </w:rPr>
-        <w:t>A Súmula 280 do STF é expressa: "</w:t>
-      </w:r>
-      <w:r>
-        <w:rPr>
-          <w:rFonts w:eastAsia="Arial"/>
-          <w:i/>
-          <w:iCs/>
-          <w:lang w:eastAsia="en-GB"/>
-        </w:rPr>
-        <w:t>Por ofensa a direito local não cabe recurso extraordinário</w:t>
-      </w:r>
-      <w:r>
-        <w:rPr>
-          <w:rFonts w:eastAsia="Arial"/>
-          <w:lang w:eastAsia="en-GB"/>
-        </w:rPr>
-        <w:t>." A jurisprudência do Supremo é reiterada no sentido de que é infraconstitucional a controvérsia fundada na interpretação de lei local relativa a servidor público estadual, sendo inviável o reexame da legislação local pertinente na via extraordinária.</w:t>
-      </w:r>
-    </w:p>
-    <w:p>
-      <w:pPr>
-        <w:spacing w:line="360" w:lineRule="auto"/>
-        <w:ind w:firstLine="709"/>
-        <w:jc w:val="both"/>
-        <w:rPr>
-          <w:rFonts w:eastAsia="Arial"/>
-          <w:lang w:eastAsia="en-GB"/>
-        </w:rPr>
-      </w:pPr>
-    </w:p>
-    <w:p>
-      <w:pPr>
-        <w:spacing w:line="360" w:lineRule="auto"/>
-        <w:ind w:firstLine="709"/>
-        <w:jc w:val="both"/>
-        <w:rPr>
-          <w:rFonts w:eastAsia="Arial"/>
-          <w:lang w:eastAsia="en-GB"/>
-        </w:rPr>
-      </w:pPr>
-      <w:r>
-        <w:rPr>
-          <w:rFonts w:eastAsia="Arial"/>
-          <w:lang w:eastAsia="en-GB"/>
-        </w:rPr>
-        <w:t>Isso produz uma consequência processual de primeira ordem: o STF, ao julgar o Tema 1.218, não tem competência para interpretar as leis estaduais fluminenses de 2009, tampouco para determinar que o TJRJ deixe de aplicá-las. O leading case do Tema 1.218 tratou da Lei Complementar Estadual paulista nº 836/1997 — lei de outro estado, outro plano normativo, outro contexto histórico. O que o STF decide sobre a legislação paulista não vincula, por via de repercussão geral, a interpretação que o TJRJ faz das leis estaduais fluminenses — porque essas leis são de competência exclusiva da jurisdição estadual.</w:t>
-      </w:r>
-    </w:p>
-    <w:p>
-      <w:pPr>
-        <w:spacing w:line="360" w:lineRule="auto"/>
-        <w:ind w:firstLine="709"/>
-        <w:jc w:val="both"/>
-        <w:rPr>
-          <w:rFonts w:eastAsia="Arial"/>
-          <w:lang w:eastAsia="en-GB"/>
-        </w:rPr>
-      </w:pPr>
-    </w:p>
-    <w:p>
-      <w:pPr>
-        <w:spacing w:line="360" w:lineRule="auto"/>
-        <w:ind w:firstLine="709"/>
-        <w:jc w:val="both"/>
-        <w:rPr>
-          <w:rFonts w:eastAsia="Arial"/>
-          <w:lang w:eastAsia="en-GB"/>
-        </w:rPr>
-      </w:pPr>
-      <w:r>
-        <w:rPr>
-          <w:rFonts w:eastAsia="Arial"/>
-          <w:lang w:eastAsia="en-GB"/>
-        </w:rPr>
-        <w:t>Quando o TJRJ determina que o art. 3º da Lei 5.539/2009 e o art. 3º, parágrafo único, da Lei 5.584/2009 sejam cumpridos — aplicando o interstício de 12% entre referências a partir do piso federal proporcional —, não está criando nenhuma tese constitucional passível de controle pelo STF via repercussão geral. Está exercendo sua função jurisdicional típica: aplicar lei estadual vigente, em vigor, nunca revogada, ao caso concreto. Esse ato é jurisdicional, não legislativo. É local, não federal. É ordinário, não extraordinário.</w:t>
-      </w:r>
-    </w:p>
-    <w:p>
-      <w:pPr>
-        <w:spacing w:line="360" w:lineRule="auto"/>
-        <w:ind w:firstLine="709"/>
-        <w:jc w:val="both"/>
-        <w:rPr>
-          <w:rFonts w:eastAsia="Arial"/>
-          <w:lang w:eastAsia="en-GB"/>
-        </w:rPr>
-      </w:pPr>
-    </w:p>
-    <w:p>
-      <w:pPr>
-        <w:spacing w:line="360" w:lineRule="auto"/>
-        <w:ind w:firstLine="709"/>
-        <w:jc w:val="both"/>
-        <w:rPr>
-          <w:rFonts w:eastAsia="Times New Roman"/>
-          <w:sz w:val="20"/>
-          <w:szCs w:val="20"/>
-          <w:lang w:eastAsia="en-GB"/>
-        </w:rPr>
-      </w:pPr>
-      <w:r>
-        <w:rPr>
-          <w:rFonts w:eastAsia="Arial"/>
-          <w:lang w:eastAsia="en-GB"/>
-        </w:rPr>
-        <w:t>O sobrestamento fundado no Tema 1.218 pressupõe que o TJRJ estaria fazendo o que o Colégio Recursal de Votuporanga fez: criando judicialmente um percentual sem base legal. Mas como demonstrado nas distinções anteriores — e agora reforçado sob o ângulo da competência —, o TJRJ não cria percentual algum. Aplica percentual já positivado em lei estadual cuja interpretação lhe é constitucionalmente reservada. Sobrestar essa aplicação equivale a impedir que o TJRJ exerça a competência que a Constituição Federal lhe atribuiu com exclusividade, o que inverte a lógica do sistema e compromete a autonomia jurisdicional dos Tribunais de Justiça estaduais</w:t>
-      </w:r>
-    </w:p>
-    <w:p>
-      <w:pPr>
-        <w:spacing w:line="360" w:lineRule="auto"/>
-        <w:jc w:val="center"/>
-        <w:rPr>
-          <w:rFonts w:eastAsia="Times New Roman"/>
-          <w:sz w:val="10"/>
-          <w:szCs w:val="10"/>
-          <w:lang w:eastAsia="en-GB"/>
-        </w:rPr>
-      </w:pPr>
-    </w:p>
-    <w:p>
-      <w:pPr>
-        <w:spacing w:before="280" w:line="360" w:lineRule="auto"/>
-        <w:jc w:val="center"/>
-        <w:rPr>
-          <w:rFonts w:eastAsia="Arial"/>
-          <w:b/>
-          <w:bCs/>
-          <w:color w:val="0F4761"/>
-          <w:lang w:eastAsia="en-GB"/>
-        </w:rPr>
-      </w:pPr>
-      <w:r>
-        <w:rPr>
-          <w:rFonts w:eastAsia="Arial"/>
-          <w:b/>
-          <w:bCs/>
-          <w:color w:val="0F4761"/>
-          <w:lang w:eastAsia="en-GB"/>
-        </w:rPr>
-        <w:t>D) DA INAPLICABILIDADE DA MODULAÇÃO DE 24 MESES</w:t>
-      </w:r>
-    </w:p>
-    <w:p>
-      <w:pPr>
-        <w:spacing w:before="280" w:line="360" w:lineRule="auto"/>
-        <w:rPr>
-          <w:rFonts w:eastAsia="Times New Roman"/>
-          <w:sz w:val="2"/>
-          <w:szCs w:val="2"/>
-          <w:lang w:eastAsia="en-GB"/>
-        </w:rPr>
-      </w:pPr>
-    </w:p>
-    <w:p>
-      <w:pPr>
-        <w:spacing w:line="360" w:lineRule="auto"/>
-        <w:ind w:firstLine="709"/>
-        <w:jc w:val="both"/>
-        <w:rPr>
-          <w:rFonts w:eastAsia="Arial"/>
-          <w:lang w:eastAsia="en-GB"/>
-        </w:rPr>
-      </w:pPr>
-      <w:r>
-        <w:rPr>
-          <w:rFonts w:eastAsia="Arial"/>
-          <w:lang w:eastAsia="en-GB"/>
-        </w:rPr>
-        <w:t xml:space="preserve">Quanto à eventual modulação de 24 meses para conceder aos entes federativos prazo para elaboração ou adequação de seus Planos de Carreira, impõe-se reconhecer que esse instrumento foi concebido para </w:t>
-      </w:r>
-      <w:r>
-        <w:rPr>
-          <w:rFonts w:eastAsia="Arial"/>
-          <w:b/>
-          <w:bCs/>
-          <w:u w:val="single"/>
-          <w:lang w:eastAsia="en-GB"/>
-        </w:rPr>
-        <w:t>entes que ainda não possuem plano adequado e precisam de tempo para criá-lo</w:t>
-      </w:r>
-      <w:r>
-        <w:rPr>
-          <w:rFonts w:eastAsia="Arial"/>
-          <w:lang w:eastAsia="en-GB"/>
-        </w:rPr>
-        <w:t>.</w:t>
-      </w:r>
-    </w:p>
-    <w:p>
-      <w:pPr>
-        <w:spacing w:line="360" w:lineRule="auto"/>
-        <w:ind w:firstLine="709"/>
-        <w:jc w:val="both"/>
-        <w:rPr>
-          <w:rFonts w:eastAsia="Times New Roman"/>
-          <w:sz w:val="20"/>
-          <w:szCs w:val="20"/>
-          <w:lang w:eastAsia="en-GB"/>
-        </w:rPr>
-      </w:pPr>
-    </w:p>
-    <w:p>
-      <w:pPr>
-        <w:spacing w:line="360" w:lineRule="auto"/>
-        <w:ind w:firstLine="709"/>
-        <w:jc w:val="both"/>
-        <w:rPr>
-          <w:rFonts w:eastAsia="Times New Roman"/>
-          <w:sz w:val="20"/>
-          <w:szCs w:val="20"/>
-          <w:lang w:eastAsia="en-GB"/>
-        </w:rPr>
-      </w:pPr>
-      <w:r>
-        <w:rPr>
-          <w:rFonts w:eastAsia="Arial"/>
-          <w:lang w:eastAsia="en-GB"/>
-        </w:rPr>
-        <w:lastRenderedPageBreak/>
-        <w:t>O Estado do Rio de Janeiro possui plano de carreira desde a Lei 1.614/1990, o adequou ao piso nacional em 2009, e congelou os salários a partir de 2014. Não há plano a elaborar: há congelamento a desfazer. Conceder ao Estado o benefício da modulação seria tratar desigualmente situações desiguais — vedação elementar do princípio isonômico em sua dimensão material, pois a isonomia substancial exige que se trate desigualmente os desiguais na medida de sua desigualdade.</w:t>
-      </w:r>
-    </w:p>
-    <w:p>
-      <w:pPr>
-        <w:spacing w:line="360" w:lineRule="auto"/>
-        <w:jc w:val="center"/>
-        <w:rPr>
-          <w:rFonts w:eastAsia="Times New Roman"/>
-          <w:sz w:val="2"/>
-          <w:szCs w:val="2"/>
-          <w:lang w:eastAsia="en-GB"/>
-        </w:rPr>
-      </w:pPr>
-    </w:p>
-    <w:p>
-      <w:pPr>
-        <w:spacing w:before="280" w:line="360" w:lineRule="auto"/>
-        <w:jc w:val="center"/>
-        <w:rPr>
-          <w:rFonts w:eastAsia="Arial"/>
-          <w:b/>
-          <w:bCs/>
-          <w:color w:val="0F4761"/>
-          <w:lang w:eastAsia="en-GB"/>
-        </w:rPr>
-      </w:pPr>
-      <w:r>
-        <w:rPr>
-          <w:rFonts w:eastAsia="Arial"/>
-          <w:b/>
-          <w:bCs/>
-          <w:color w:val="0F4761"/>
-          <w:lang w:eastAsia="en-GB"/>
-        </w:rPr>
-        <w:t>E) DAS VIOLAÇÕES DECORRENTES DA MANUTENÇÃO DO SOBRESTAMENTO</w:t>
-      </w:r>
-    </w:p>
-    <w:p>
-      <w:pPr>
-        <w:spacing w:before="280" w:line="360" w:lineRule="auto"/>
-        <w:jc w:val="center"/>
-        <w:rPr>
-          <w:rFonts w:eastAsia="Times New Roman"/>
-          <w:color w:val="0F4761"/>
-          <w:sz w:val="4"/>
-          <w:szCs w:val="4"/>
-          <w:lang w:eastAsia="en-GB"/>
-        </w:rPr>
-      </w:pPr>
-    </w:p>
-    <w:p>
-      <w:pPr>
-        <w:spacing w:line="360" w:lineRule="auto"/>
-        <w:ind w:firstLine="709"/>
-        <w:jc w:val="both"/>
-        <w:rPr>
-          <w:rFonts w:eastAsia="Arial"/>
-          <w:lang w:eastAsia="en-GB"/>
-        </w:rPr>
-      </w:pPr>
-      <w:r>
-        <w:rPr>
-          <w:rFonts w:eastAsia="Arial"/>
-          <w:lang w:eastAsia="en-GB"/>
-        </w:rPr>
-        <w:t>A manutenção do sobrestamento no caso concreto — aplicado a processo que não guarda identidade de questão com o Tema 1.218 — não é apenas processualmente incorreta. É materialmente lesiva, pois perpetua, ao longo de toda a duração do sobrestamento, um descumprimento legal já consolidado e de consequências patrimoniais crescentes. Identificam-se as seguintes violações:</w:t>
-      </w:r>
-    </w:p>
-    <w:p>
-      <w:pPr>
-        <w:spacing w:line="360" w:lineRule="auto"/>
-        <w:ind w:firstLine="709"/>
-        <w:jc w:val="both"/>
-        <w:rPr>
-          <w:rFonts w:eastAsia="Times New Roman"/>
-          <w:sz w:val="8"/>
-          <w:szCs w:val="8"/>
-          <w:lang w:eastAsia="en-GB"/>
-        </w:rPr>
-      </w:pPr>
-    </w:p>
-    <w:p>
-      <w:pPr>
-        <w:spacing w:before="240" w:line="360" w:lineRule="auto"/>
-        <w:jc w:val="both"/>
-        <w:rPr>
-          <w:rFonts w:eastAsia="Times New Roman"/>
-          <w:color w:val="215E99"/>
-          <w:sz w:val="20"/>
-          <w:szCs w:val="20"/>
-          <w:lang w:eastAsia="en-GB"/>
-        </w:rPr>
-      </w:pPr>
-      <w:r>
-        <w:rPr>
-          <w:rFonts w:eastAsia="Arial"/>
-          <w:b/>
-          <w:bCs/>
-          <w:color w:val="215E99"/>
-          <w:u w:val="single"/>
-          <w:lang w:eastAsia="en-GB"/>
-        </w:rPr>
-        <w:t>E.1) Vedação ao benefício da própria torpeza (nemo potest venire contra factum proprium)</w:t>
-      </w:r>
-    </w:p>
-    <w:p>
-      <w:pPr>
-        <w:spacing w:line="360" w:lineRule="auto"/>
-        <w:ind w:firstLine="709"/>
-        <w:jc w:val="both"/>
-        <w:rPr>
-          <w:rFonts w:eastAsia="Arial"/>
-          <w:sz w:val="12"/>
-          <w:szCs w:val="12"/>
-          <w:lang w:eastAsia="en-GB"/>
-        </w:rPr>
-      </w:pPr>
-    </w:p>
-    <w:p>
-      <w:pPr>
-        <w:spacing w:line="360" w:lineRule="auto"/>
-        <w:ind w:firstLine="709"/>
-        <w:jc w:val="both"/>
-        <w:rPr>
-          <w:rFonts w:eastAsia="Arial"/>
-          <w:lang w:eastAsia="en-GB"/>
-        </w:rPr>
-      </w:pPr>
-      <w:r>
-        <w:rPr>
-          <w:rFonts w:eastAsia="Arial"/>
-          <w:lang w:eastAsia="en-GB"/>
-        </w:rPr>
-        <w:t xml:space="preserve">O princípio geral de direito que proíbe que alguém se beneficie da própria torpeza — </w:t>
-      </w:r>
-      <w:r>
-        <w:rPr>
-          <w:rFonts w:eastAsia="Arial"/>
-          <w:i/>
-          <w:iCs/>
-          <w:lang w:eastAsia="en-GB"/>
-        </w:rPr>
-        <w:t xml:space="preserve">nemo potest venire contra factum proprium </w:t>
-      </w:r>
-      <w:r>
-        <w:rPr>
-          <w:rFonts w:eastAsia="Arial"/>
-          <w:lang w:eastAsia="en-GB"/>
-        </w:rPr>
-        <w:t>— encontra expressa positivação no direito brasileiro por meio dos arts. 187 e 422 do Código Civil, que consagram a boa-fé objetiva e a proibição do abuso de direito, aplicáveis subsidiariamente às relações jurídicas de direito público.</w:t>
-      </w:r>
-    </w:p>
-    <w:p>
-      <w:pPr>
-        <w:spacing w:line="360" w:lineRule="auto"/>
-        <w:ind w:firstLine="709"/>
-        <w:jc w:val="both"/>
-        <w:rPr>
-          <w:rFonts w:eastAsia="Arial"/>
-          <w:lang w:eastAsia="en-GB"/>
-        </w:rPr>
-      </w:pPr>
-    </w:p>
-    <w:p>
-      <w:pPr>
-        <w:spacing w:line="360" w:lineRule="auto"/>
-        <w:ind w:firstLine="709"/>
-        <w:jc w:val="both"/>
-        <w:rPr>
-          <w:rFonts w:eastAsia="Arial"/>
-          <w:lang w:eastAsia="en-GB"/>
-        </w:rPr>
-      </w:pPr>
-      <w:r>
-        <w:rPr>
-          <w:rFonts w:eastAsia="Arial"/>
-          <w:lang w:eastAsia="en-GB"/>
-        </w:rPr>
-        <w:t xml:space="preserve">No caso concreto, a cronologia dos fatos é inequívoca e documentada: (a) a Lei Federal nº 11.738/2008 fixou o prazo de 31 de dezembro de 2009 para que os entes federativos adequassem seus planos de carreira ao piso nacional (art. 6º); (b) o Estado do Rio de Janeiro cumpriu esse prazo dentro do tempo legal, editando as Leis Estaduais nº 5.539/2009 e nº 5.584/2009, que adequaram a estrutura remuneratória do magistério ao novo parâmetro federal, positivaram o interstício de 12% entre referências e previram reajustes programados até outubro de 2015; (c) o Estado efetivamente pagou o piso nacional em todas as categorias e referências entre 2010 e 2014, comprovando que o modelo era juridicamente viável e orçamentariamente exequível; (d) a partir de 2014, o Estado congelou deliberadamente os vencimentos do magistério por até sete anos </w:t>
-      </w:r>
-      <w:r>
-        <w:rPr>
-          <w:rFonts w:eastAsia="Arial"/>
-          <w:lang w:eastAsia="en-GB"/>
-        </w:rPr>
-        <w:lastRenderedPageBreak/>
-        <w:t>consecutivos, sem qualquer reajuste, enquanto o piso federal era atualizado anualmente pelo Ministério da Educação.</w:t>
-      </w:r>
-    </w:p>
-    <w:p>
-      <w:pPr>
-        <w:spacing w:line="360" w:lineRule="auto"/>
-        <w:ind w:firstLine="709"/>
-        <w:jc w:val="both"/>
-        <w:rPr>
-          <w:rFonts w:eastAsia="Arial"/>
-          <w:lang w:eastAsia="en-GB"/>
-        </w:rPr>
-      </w:pPr>
-    </w:p>
-    <w:p>
-      <w:pPr>
-        <w:spacing w:line="360" w:lineRule="auto"/>
-        <w:ind w:firstLine="709"/>
-        <w:jc w:val="both"/>
-        <w:rPr>
-          <w:rFonts w:eastAsia="Arial"/>
-          <w:lang w:eastAsia="en-GB"/>
-        </w:rPr>
-      </w:pPr>
-      <w:r>
-        <w:rPr>
-          <w:rFonts w:eastAsia="Arial"/>
-          <w:lang w:eastAsia="en-GB"/>
-        </w:rPr>
-        <w:t>O Estado do Rio de Janeiro, mesmo que a decisão sobre a modulação de 24 meses do Tema 1.218 seja efetivada, não pode ser beneficiado por ela como se nunca tivesse se adequado à Lei do Piso — apagando, com um argumento processual, toda a história normativa que ele próprio construiu e depois abandonou.</w:t>
-      </w:r>
-    </w:p>
-    <w:p>
-      <w:pPr>
-        <w:spacing w:line="360" w:lineRule="auto"/>
-        <w:ind w:firstLine="709"/>
-        <w:jc w:val="both"/>
-        <w:rPr>
-          <w:rFonts w:eastAsia="Arial"/>
-          <w:lang w:eastAsia="en-GB"/>
-        </w:rPr>
-      </w:pPr>
-    </w:p>
-    <w:p>
-      <w:pPr>
-        <w:spacing w:line="360" w:lineRule="auto"/>
-        <w:ind w:firstLine="709"/>
-        <w:jc w:val="both"/>
-        <w:rPr>
-          <w:rFonts w:eastAsia="Arial"/>
-          <w:lang w:eastAsia="en-GB"/>
-        </w:rPr>
-      </w:pPr>
-      <w:r>
-        <w:rPr>
-          <w:rFonts w:eastAsia="Arial"/>
-          <w:lang w:eastAsia="en-GB"/>
-        </w:rPr>
-        <w:t>Não existe, no ordenamento jurídico brasileiro, precedente que autorize tamanha inversão. A simples possibilidade de conceder ao Estado do Rio de Janeiro o prazo de 24 meses como modulação sugerida pelo relator Ministro Cristiano Zanin no Tema 1.218 significaria, na prática, legislar retroativamente em favor do inadimplente: significaria apagar as Leis 5.539/2009 e 5.584/2009 — editadas dentro do prazo legal, em cumprimento à Lei Federal —, apagar os anos em que o piso foi efetivamente pago, e apagar sete anos de congelamento deliberado, para tratar o Estado como se estivesse, hoje, na posição de um ente que nunca adequou seu plano de carreira e precisa de tempo para começar. Esse ente não existe. Esse ente nunca foi o Estado do Rio de Janeiro.</w:t>
-      </w:r>
-    </w:p>
-    <w:p>
-      <w:pPr>
-        <w:spacing w:line="360" w:lineRule="auto"/>
-        <w:ind w:firstLine="709"/>
-        <w:jc w:val="both"/>
-        <w:rPr>
-          <w:rFonts w:eastAsia="Arial"/>
-          <w:lang w:eastAsia="en-GB"/>
-        </w:rPr>
-      </w:pPr>
-    </w:p>
-    <w:p>
-      <w:pPr>
-        <w:spacing w:line="360" w:lineRule="auto"/>
-        <w:ind w:firstLine="709"/>
-        <w:jc w:val="both"/>
-        <w:rPr>
-          <w:rFonts w:eastAsia="Arial"/>
-          <w:lang w:eastAsia="en-GB"/>
-        </w:rPr>
-      </w:pPr>
-      <w:r>
-        <w:rPr>
-          <w:rFonts w:eastAsia="Arial"/>
-          <w:lang w:eastAsia="en-GB"/>
-        </w:rPr>
-        <w:t>A torpeza que se busca vedar é precisamente essa: que o Estado se beneficie de anos de descumprimento, de congelamento reiterado de salários, de violações perpetradas contra professores e aposentados ao longo de mais de uma década, recebendo como recompensa um prazo adicional para refazer legislação que já foi feita, já foi cumprida, e foi depois deliberadamente abandonada. Permitir, por via de decisão judicial, que o Estado obtenha esse prazo para refazer o que já fez — e o que deixou de cumprir por escolha política, não por incapacidade estrutural — isso sim configuraria violação à Súmula Vinculante 37 e ao art. 37, X, da Constituição Federal: seria o Judiciário interferindo na estrutura remuneratória do funcionalismo não para fazer cumprir a lei, mas para conceder ao Executivo inadimplente o benefício de recomeçar do zero, às custas dos servidores que aguardam há anos a correção de um direito que nunca deveria ter sido violado.</w:t>
-      </w:r>
-    </w:p>
-    <w:p>
-      <w:pPr>
-        <w:spacing w:line="360" w:lineRule="auto"/>
-        <w:ind w:firstLine="709"/>
-        <w:jc w:val="both"/>
-        <w:rPr>
-          <w:rFonts w:eastAsia="Arial"/>
-          <w:lang w:eastAsia="en-GB"/>
-        </w:rPr>
-      </w:pPr>
-    </w:p>
-    <w:p>
-      <w:pPr>
-        <w:spacing w:line="360" w:lineRule="auto"/>
-        <w:ind w:firstLine="709"/>
-        <w:jc w:val="both"/>
-        <w:rPr>
-          <w:rFonts w:eastAsia="Arial"/>
-          <w:lang w:eastAsia="en-GB"/>
-        </w:rPr>
-      </w:pPr>
-      <w:r>
-        <w:rPr>
-          <w:rFonts w:eastAsia="Arial"/>
-          <w:lang w:eastAsia="en-GB"/>
-        </w:rPr>
-        <w:lastRenderedPageBreak/>
-        <w:t xml:space="preserve">O </w:t>
-      </w:r>
-      <w:r>
-        <w:rPr>
-          <w:rFonts w:eastAsia="Arial"/>
-          <w:i/>
-          <w:iCs/>
-          <w:lang w:eastAsia="en-GB"/>
-        </w:rPr>
-        <w:t>nemo venire contra factum proprium</w:t>
-      </w:r>
-      <w:r>
-        <w:rPr>
-          <w:rFonts w:eastAsia="Arial"/>
-          <w:lang w:eastAsia="en-GB"/>
-        </w:rPr>
-        <w:t xml:space="preserve"> não é princípio de proteção ao infrator. É garantia de coerência e previsibilidade nas relações jurídicas — e sua aplicação ao caso concreto impõe que o Estado seja tratado pelo que é: um ente que sabia cumprir, cumpriu, e escolheu parar.</w:t>
-      </w:r>
-    </w:p>
-    <w:p>
-      <w:pPr>
-        <w:spacing w:line="360" w:lineRule="auto"/>
-        <w:ind w:firstLine="709"/>
-        <w:jc w:val="both"/>
-        <w:rPr>
-          <w:rFonts w:eastAsia="Times New Roman"/>
-          <w:sz w:val="20"/>
-          <w:szCs w:val="20"/>
-          <w:lang w:eastAsia="en-GB"/>
-        </w:rPr>
-      </w:pPr>
-    </w:p>
-    <w:p>
-      <w:pPr>
-        <w:spacing w:before="240" w:line="360" w:lineRule="auto"/>
-        <w:jc w:val="both"/>
-        <w:rPr>
-          <w:rFonts w:eastAsia="Arial"/>
-          <w:b/>
-          <w:bCs/>
-          <w:color w:val="215E99"/>
-          <w:u w:val="single"/>
-          <w:lang w:eastAsia="en-GB"/>
-        </w:rPr>
-      </w:pPr>
-      <w:r>
-        <w:rPr>
-          <w:rFonts w:eastAsia="Arial"/>
-          <w:b/>
-          <w:bCs/>
-          <w:color w:val="215E99"/>
-          <w:u w:val="single"/>
-          <w:lang w:eastAsia="en-GB"/>
-        </w:rPr>
-        <w:t>E.2) Violação ao princípio da boa-fé objetiva nas relações entre o poder público e os administrados</w:t>
-      </w:r>
-    </w:p>
-    <w:p>
-      <w:pPr>
-        <w:spacing w:before="240" w:line="360" w:lineRule="auto"/>
-        <w:jc w:val="both"/>
-        <w:rPr>
-          <w:rFonts w:eastAsia="Times New Roman"/>
-          <w:sz w:val="6"/>
-          <w:szCs w:val="6"/>
-          <w:lang w:eastAsia="en-GB"/>
-        </w:rPr>
-      </w:pPr>
-    </w:p>
-    <w:p>
-      <w:pPr>
-        <w:spacing w:line="360" w:lineRule="auto"/>
-        <w:ind w:firstLine="709"/>
-        <w:jc w:val="both"/>
-        <w:rPr>
-          <w:rFonts w:eastAsia="Arial"/>
-          <w:lang w:eastAsia="en-GB"/>
-        </w:rPr>
-      </w:pPr>
-      <w:r>
-        <w:rPr>
-          <w:rFonts w:eastAsia="Arial"/>
-          <w:lang w:eastAsia="en-GB"/>
-        </w:rPr>
-        <w:t>O princípio da boa-fé objetiva impõe ao Estado o dever de coerência com seus próprios atos. Ao editar as Leis 5.539/2009 e 5.584/2009, o Estado do Rio de Janeiro assumiu perante os servidores do magistério o compromisso normativo de remunerar conforme tabela progressiva e com interstício de 12% entre referências. Ao editar a Lei 6.834/2014, ainda cumpria — por margem estreita — o piso federal, mantendo e cumprindo o interstício de 12% entre referências. Esses atos anteriores criaram legítima expectativa nos servidores de que o parâmetro mínimo seria mantido.</w:t>
-      </w:r>
-    </w:p>
-    <w:p>
-      <w:pPr>
-        <w:spacing w:line="360" w:lineRule="auto"/>
-        <w:ind w:firstLine="709"/>
-        <w:jc w:val="both"/>
-        <w:rPr>
-          <w:rFonts w:eastAsia="Times New Roman"/>
-          <w:sz w:val="20"/>
-          <w:szCs w:val="20"/>
-          <w:lang w:eastAsia="en-GB"/>
-        </w:rPr>
-      </w:pPr>
-      <w:r>
-        <w:rPr>
-          <w:rFonts w:eastAsia="Times New Roman"/>
-          <w:sz w:val="20"/>
-          <w:szCs w:val="20"/>
-          <w:lang w:eastAsia="en-GB"/>
-        </w:rPr>
-        <w:t xml:space="preserve"> </w:t>
-      </w:r>
-    </w:p>
-    <w:p>
-      <w:pPr>
-        <w:spacing w:line="360" w:lineRule="auto"/>
-        <w:ind w:firstLine="709"/>
-        <w:jc w:val="both"/>
-        <w:rPr>
-          <w:rFonts w:eastAsia="Arial"/>
-          <w:lang w:eastAsia="en-GB"/>
-        </w:rPr>
-      </w:pPr>
-      <w:r>
-        <w:rPr>
-          <w:rFonts w:eastAsia="Arial"/>
-          <w:lang w:eastAsia="en-GB"/>
-        </w:rPr>
-        <w:t xml:space="preserve">O congelamento unilateral que se seguiu violou essa expectativa legitimamente constituída. O </w:t>
-      </w:r>
-      <w:r>
-        <w:rPr>
-          <w:rFonts w:eastAsia="Arial"/>
-          <w:i/>
-          <w:iCs/>
-          <w:lang w:eastAsia="en-GB"/>
-        </w:rPr>
-        <w:t>venire contra factum proprium</w:t>
-      </w:r>
-      <w:r>
-        <w:rPr>
-          <w:rFonts w:eastAsia="Arial"/>
-          <w:lang w:eastAsia="en-GB"/>
-        </w:rPr>
-        <w:t xml:space="preserve"> é tanto mais grave quanto mais vulnerável é a parte que confiou na conduta anterior: professores do magistério público, muitos deles aposentados com proventos abaixo do piso, não podem ser sacrificados pela incoerência deliberada do ente que os remunera. A manutenção do sobrestamento prolonga indefinidamente essa violação, impedindo a correção judicial que a ordem jurídica prevê.</w:t>
-      </w:r>
-    </w:p>
-    <w:p>
-      <w:pPr>
-        <w:spacing w:line="360" w:lineRule="auto"/>
-        <w:ind w:firstLine="709"/>
-        <w:jc w:val="both"/>
-        <w:rPr>
-          <w:rFonts w:eastAsia="Times New Roman"/>
-          <w:sz w:val="20"/>
-          <w:szCs w:val="20"/>
-          <w:lang w:eastAsia="en-GB"/>
-        </w:rPr>
-      </w:pPr>
-    </w:p>
-    <w:p>
-      <w:pPr>
-        <w:spacing w:before="240" w:line="360" w:lineRule="auto"/>
-        <w:jc w:val="both"/>
-        <w:rPr>
-          <w:rFonts w:eastAsia="Times New Roman"/>
-          <w:color w:val="215E99"/>
-          <w:sz w:val="20"/>
-          <w:szCs w:val="20"/>
-          <w:lang w:eastAsia="en-GB"/>
-        </w:rPr>
-      </w:pPr>
-      <w:r>
-        <w:rPr>
-          <w:rFonts w:eastAsia="Arial"/>
-          <w:b/>
-          <w:bCs/>
-          <w:color w:val="215E99"/>
-          <w:u w:val="single"/>
-          <w:lang w:eastAsia="en-GB"/>
-        </w:rPr>
-        <w:t>E.3) Violação ao princípio da isonomia material (art. 5º, caput, da Constituição Federal)</w:t>
-      </w:r>
-    </w:p>
-    <w:p>
-      <w:pPr>
-        <w:spacing w:line="360" w:lineRule="auto"/>
-        <w:ind w:firstLine="709"/>
-        <w:jc w:val="both"/>
-        <w:rPr>
-          <w:rFonts w:eastAsia="Arial"/>
-          <w:lang w:eastAsia="en-GB"/>
-        </w:rPr>
-      </w:pPr>
-    </w:p>
-    <w:p>
-      <w:pPr>
-        <w:spacing w:line="360" w:lineRule="auto"/>
-        <w:ind w:firstLine="709"/>
-        <w:jc w:val="both"/>
-        <w:rPr>
-          <w:rFonts w:eastAsia="Arial"/>
-          <w:lang w:eastAsia="en-GB"/>
-        </w:rPr>
-      </w:pPr>
-      <w:r>
-        <w:rPr>
-          <w:rFonts w:eastAsia="Arial"/>
-          <w:lang w:eastAsia="en-GB"/>
-        </w:rPr>
-        <w:t>A isonomia não se satisfaz com o tratamento formalmente igual de situações materialmente distintas. O Estado do Rio de Janeiro não está na mesma posição dos entes que nunca elaboraram plano de carreira adequado ao piso nacional: tem plano desde 1990, o adaptou ao piso em 2009, demonstrou que o modelo era viável cumprindo-o por anos, e abandonou-o por escolha política documentada.</w:t>
-      </w:r>
-    </w:p>
-    <w:p>
-      <w:pPr>
-        <w:spacing w:line="360" w:lineRule="auto"/>
-        <w:ind w:firstLine="709"/>
-        <w:jc w:val="both"/>
-        <w:rPr>
-          <w:rFonts w:eastAsia="Times New Roman"/>
-          <w:sz w:val="20"/>
-          <w:szCs w:val="20"/>
-          <w:lang w:eastAsia="en-GB"/>
-        </w:rPr>
-      </w:pPr>
-    </w:p>
-    <w:p>
-      <w:pPr>
-        <w:spacing w:line="360" w:lineRule="auto"/>
-        <w:ind w:firstLine="709"/>
-        <w:jc w:val="both"/>
-        <w:rPr>
-          <w:rFonts w:eastAsia="Arial"/>
-          <w:lang w:eastAsia="en-GB"/>
-        </w:rPr>
-      </w:pPr>
-      <w:r>
-        <w:rPr>
-          <w:rFonts w:eastAsia="Arial"/>
-          <w:lang w:eastAsia="en-GB"/>
-        </w:rPr>
-        <w:t xml:space="preserve">Tratar o inadimplente reiterado e deliberado da mesma forma que o ente que nunca se adequou é isonomia apenas formal. A Constituição Federal, em seu art. 5º, caput, e no art. 7º, inciso </w:t>
-      </w:r>
-      <w:r>
-        <w:rPr>
-          <w:rFonts w:eastAsia="Arial"/>
-          <w:lang w:eastAsia="en-GB"/>
-        </w:rPr>
-        <w:lastRenderedPageBreak/>
-        <w:t>VII, que assegura o piso salarial proporcional à extensão e à complexidade do trabalho, exige isonomia substancial. A manutenção do sobrestamento, ao impedir o julgamento da ação individual que postula o cumprimento de direito já reconhecido, configura tratamento desigual em prejuízo da parte mais vulnerável da relação jurídica.</w:t>
-      </w:r>
-    </w:p>
-    <w:p>
-      <w:pPr>
-        <w:spacing w:line="360" w:lineRule="auto"/>
-        <w:ind w:firstLine="709"/>
-        <w:jc w:val="both"/>
-        <w:rPr>
-          <w:rFonts w:eastAsia="Times New Roman"/>
-          <w:sz w:val="20"/>
-          <w:szCs w:val="20"/>
-          <w:lang w:eastAsia="en-GB"/>
-        </w:rPr>
-      </w:pPr>
-    </w:p>
-    <w:p>
-      <w:pPr>
-        <w:spacing w:before="240" w:line="360" w:lineRule="auto"/>
-        <w:jc w:val="both"/>
-        <w:rPr>
-          <w:rFonts w:eastAsia="Arial"/>
-          <w:b/>
-          <w:bCs/>
-          <w:color w:val="215E99"/>
-          <w:u w:val="single"/>
-          <w:lang w:eastAsia="en-GB"/>
-        </w:rPr>
-      </w:pPr>
-      <w:r>
-        <w:rPr>
-          <w:rFonts w:eastAsia="Arial"/>
-          <w:b/>
-          <w:bCs/>
-          <w:color w:val="215E99"/>
-          <w:u w:val="single"/>
-          <w:lang w:eastAsia="en-GB"/>
-        </w:rPr>
-        <w:t>E.4) Violação à vedação ao enriquecimento ilícito sem causa (arts. 884 e 886 do Código Civil)</w:t>
-      </w:r>
-    </w:p>
-    <w:p>
-      <w:pPr>
-        <w:spacing w:line="360" w:lineRule="auto"/>
-        <w:ind w:firstLine="709"/>
-        <w:jc w:val="both"/>
-        <w:rPr>
-          <w:rFonts w:eastAsia="Arial"/>
-          <w:lang w:eastAsia="en-GB"/>
-        </w:rPr>
-      </w:pPr>
-    </w:p>
-    <w:p>
-      <w:pPr>
-        <w:spacing w:line="360" w:lineRule="auto"/>
-        <w:ind w:firstLine="709"/>
-        <w:jc w:val="both"/>
-        <w:rPr>
-          <w:rFonts w:eastAsia="Arial"/>
-          <w:lang w:eastAsia="en-GB"/>
-        </w:rPr>
-      </w:pPr>
-      <w:r>
-        <w:rPr>
-          <w:rFonts w:eastAsia="Arial"/>
-          <w:lang w:eastAsia="en-GB"/>
-        </w:rPr>
-        <w:t>A vedação ao enriquecimento ilícito sem causa, positivada nos arts. 884 e 886 do Código Civil e aplicável subsidiariamente ao direito público, impede que um ente se locuplete de situação antijurídica que ele próprio criou. Cada mês de sobrestamento em que o Estado não paga o piso é um mês em que ele retém para si recursos que pertencem ao professor por força de lei federal, de lei estadual e de decisão judicial favorável à parte autora.</w:t>
-      </w:r>
-    </w:p>
-    <w:p>
-      <w:pPr>
-        <w:spacing w:line="360" w:lineRule="auto"/>
-        <w:ind w:firstLine="709"/>
-        <w:jc w:val="both"/>
-        <w:rPr>
-          <w:rFonts w:eastAsia="Times New Roman"/>
-          <w:sz w:val="20"/>
-          <w:szCs w:val="20"/>
-          <w:lang w:eastAsia="en-GB"/>
-        </w:rPr>
-      </w:pPr>
-    </w:p>
-    <w:p>
-      <w:pPr>
-        <w:spacing w:line="360" w:lineRule="auto"/>
-        <w:ind w:firstLine="709"/>
-        <w:jc w:val="both"/>
-        <w:rPr>
-          <w:rFonts w:eastAsia="Arial"/>
-          <w:lang w:eastAsia="en-GB"/>
-        </w:rPr>
-      </w:pPr>
-      <w:r>
-        <w:rPr>
-          <w:rFonts w:eastAsia="Arial"/>
-          <w:lang w:eastAsia="en-GB"/>
-        </w:rPr>
-        <w:t>A modulação foi concebida para dar tempo de organização institucional — não para diferir o pagamento de dívida já vencida, constituída, e cujos marcos temporais são precisamente conhecidos: o Docente II de 22h está em mora desde janeiro de 2015; o Docente I de 16h desde janeiro de 2018. Manter o sobrestamento equivale a conceder ao Estado o benefício de não pagar o que já devia, sem qualquer fundamento que justifique esse diferimento adicional.</w:t>
-      </w:r>
-    </w:p>
-    <w:p>
-      <w:pPr>
-        <w:spacing w:line="360" w:lineRule="auto"/>
-        <w:ind w:firstLine="709"/>
-        <w:jc w:val="both"/>
-        <w:rPr>
-          <w:rFonts w:eastAsia="Times New Roman"/>
-          <w:sz w:val="20"/>
-          <w:szCs w:val="20"/>
-          <w:lang w:eastAsia="en-GB"/>
-        </w:rPr>
-      </w:pPr>
-    </w:p>
-    <w:p>
-      <w:pPr>
-        <w:spacing w:before="240" w:line="360" w:lineRule="auto"/>
-        <w:jc w:val="both"/>
-        <w:rPr>
-          <w:rFonts w:eastAsia="Arial"/>
-          <w:b/>
-          <w:bCs/>
-          <w:color w:val="215E99"/>
-          <w:u w:val="single"/>
-          <w:lang w:eastAsia="en-GB"/>
-        </w:rPr>
-      </w:pPr>
-      <w:r>
-        <w:rPr>
-          <w:rFonts w:eastAsia="Arial"/>
-          <w:b/>
-          <w:bCs/>
-          <w:color w:val="215E99"/>
-          <w:u w:val="single"/>
-          <w:lang w:eastAsia="en-GB"/>
-        </w:rPr>
-        <w:t>E.5) Violação ao princípio da dignidade da pessoa humana (art. 1º, III, da Constituição Federal) e à garantia do piso salarial proporcional (art. 7º, V, da CF, c/c art. 206, VIII)</w:t>
-      </w:r>
-    </w:p>
-    <w:p>
-      <w:pPr>
-        <w:spacing w:before="240" w:line="360" w:lineRule="auto"/>
-        <w:jc w:val="both"/>
-        <w:rPr>
-          <w:rFonts w:eastAsia="Times New Roman"/>
-          <w:sz w:val="20"/>
-          <w:szCs w:val="20"/>
-          <w:lang w:eastAsia="en-GB"/>
-        </w:rPr>
-      </w:pPr>
-    </w:p>
-    <w:p>
-      <w:pPr>
-        <w:spacing w:line="360" w:lineRule="auto"/>
-        <w:ind w:firstLine="709"/>
-        <w:jc w:val="both"/>
-        <w:rPr>
-          <w:rFonts w:eastAsia="Arial"/>
-          <w:lang w:eastAsia="en-GB"/>
-        </w:rPr>
-      </w:pPr>
-      <w:r>
-        <w:rPr>
-          <w:rFonts w:eastAsia="Arial"/>
-          <w:lang w:eastAsia="en-GB"/>
-        </w:rPr>
-        <w:t xml:space="preserve">O congelamento salarial imposto pelo Estado do Rio de Janeiro ao longo de mais de uma década criou uma defasagem de proporções que afrontam diretamente o princípio da dignidade da pessoa humana, inscrito no </w:t>
-      </w:r>
-      <w:r>
-        <w:rPr>
-          <w:rFonts w:eastAsia="Arial"/>
-          <w:b/>
-          <w:bCs/>
-          <w:lang w:eastAsia="en-GB"/>
-        </w:rPr>
-        <w:t>art. 1º, III, da Constituição Federal</w:t>
-      </w:r>
-      <w:r>
-        <w:rPr>
-          <w:rFonts w:eastAsia="Arial"/>
-          <w:lang w:eastAsia="en-GB"/>
-        </w:rPr>
-        <w:t xml:space="preserve">, e a garantia do piso salarial proporcional prevista no </w:t>
-      </w:r>
-      <w:r>
-        <w:rPr>
-          <w:rFonts w:eastAsia="Arial"/>
-          <w:b/>
-          <w:bCs/>
-          <w:lang w:eastAsia="en-GB"/>
-        </w:rPr>
-        <w:t>art. 7º, V, da CF</w:t>
-      </w:r>
-      <w:r>
-        <w:rPr>
-          <w:rFonts w:eastAsia="Arial"/>
-          <w:lang w:eastAsia="en-GB"/>
-        </w:rPr>
-        <w:t>, aplicável aos servidores públicos por força do art. 39, §3º, da mesma Carta.</w:t>
-      </w:r>
-    </w:p>
-    <w:p>
-      <w:pPr>
-        <w:spacing w:line="360" w:lineRule="auto"/>
-        <w:ind w:firstLine="709"/>
-        <w:jc w:val="both"/>
-        <w:rPr>
-          <w:rFonts w:eastAsia="Times New Roman"/>
-          <w:sz w:val="20"/>
-          <w:szCs w:val="20"/>
-          <w:lang w:eastAsia="en-GB"/>
-        </w:rPr>
-      </w:pPr>
-    </w:p>
-    <w:p>
-      <w:pPr>
-        <w:spacing w:line="360" w:lineRule="auto"/>
-        <w:ind w:firstLine="709"/>
-        <w:jc w:val="both"/>
-        <w:rPr>
-          <w:rFonts w:eastAsia="Arial"/>
-          <w:lang w:eastAsia="en-GB"/>
-        </w:rPr>
-      </w:pPr>
-      <w:r>
-        <w:rPr>
-          <w:rFonts w:eastAsia="Arial"/>
-          <w:lang w:eastAsia="en-GB"/>
-        </w:rPr>
-        <w:lastRenderedPageBreak/>
-        <w:t>A dimensão concreta dessa violação à dignidade torna-se ainda mais evidente quando se examina o poder de compra real do salário congelado ao longo do período de 2014 a 2022.</w:t>
-      </w:r>
-    </w:p>
-    <w:p>
-      <w:pPr>
-        <w:spacing w:line="360" w:lineRule="auto"/>
-        <w:ind w:firstLine="709"/>
-        <w:jc w:val="both"/>
-        <w:rPr>
-          <w:rFonts w:eastAsia="Arial"/>
-          <w:lang w:eastAsia="en-GB"/>
-        </w:rPr>
-      </w:pPr>
-    </w:p>
-    <w:p>
-      <w:pPr>
-        <w:spacing w:line="360" w:lineRule="auto"/>
-        <w:ind w:firstLine="709"/>
-        <w:jc w:val="both"/>
-        <w:rPr>
-          <w:rFonts w:eastAsia="Arial"/>
-          <w:lang w:eastAsia="en-GB"/>
-        </w:rPr>
-      </w:pPr>
-      <w:r>
-        <w:rPr>
-          <w:rFonts w:eastAsia="Arial"/>
-          <w:lang w:eastAsia="en-GB"/>
-        </w:rPr>
-        <w:t xml:space="preserve">A dimensão humana dessa degradação patrimonial adquire contornos ainda mais graves quando se considera o perfil do servidor aposentado. Um professor que encerrou sua carreira no magistério público estadual após décadas de serviço — e que, na condição de idoso, necessita de plano de saúde privado para suprir as deficiências do sistema público — depara-se com uma realidade financeira insustentável. Planos de saúde individuais para beneficiários acima de 60 anos, conforme dados da Agência Nacional de Saúde Suplementar (ANS), não costumam ser contratados por valor inferior a R$ 1.000,00 mensais, podendo ultrapassar R$ 1.500,00 a depender da cobertura e da faixa etária. </w:t>
-      </w:r>
-    </w:p>
-    <w:p>
-      <w:pPr>
-        <w:spacing w:line="360" w:lineRule="auto"/>
-        <w:ind w:firstLine="709"/>
-        <w:jc w:val="both"/>
-        <w:rPr>
-          <w:rFonts w:eastAsia="Arial"/>
-          <w:lang w:eastAsia="en-GB"/>
-        </w:rPr>
-      </w:pPr>
-    </w:p>
-    <w:p>
-      <w:pPr>
-        <w:spacing w:line="360" w:lineRule="auto"/>
-        <w:ind w:firstLine="709"/>
-        <w:jc w:val="both"/>
-        <w:rPr>
-          <w:rFonts w:eastAsia="Arial"/>
-          <w:lang w:eastAsia="en-GB"/>
-        </w:rPr>
-      </w:pPr>
-      <w:r>
-        <w:rPr>
-          <w:rFonts w:eastAsia="Arial"/>
-          <w:lang w:eastAsia="en-GB"/>
-        </w:rPr>
-        <w:t xml:space="preserve">Para a professora aposentada no Nível 8, jornada de 22 horas, que em 2024 recebia proventos de R$ 2.488,25, um único plano de saúde consome entre 40% e 60% de seus proventos mensais — antes de qualquer despesa com alimentação, moradia, medicamentos ou transporte. Com o que resta, ela consegue adquirir, na melhor das hipóteses, pouco mais de uma cesta básica de alimentos na cidade do Rio de Janeiro. Esse é o resultado concreto de sete anos de congelamento: uma aposentada que dedicou décadas ao ensino público vê sua dignidade material reduzida à escolha entre se alimentar e se tratar. </w:t>
-      </w:r>
-    </w:p>
-    <w:p>
-      <w:pPr>
-        <w:spacing w:line="360" w:lineRule="auto"/>
-        <w:ind w:firstLine="709"/>
-        <w:jc w:val="both"/>
-        <w:rPr>
-          <w:rFonts w:eastAsia="Arial"/>
-          <w:lang w:eastAsia="en-GB"/>
-        </w:rPr>
-      </w:pPr>
-    </w:p>
-    <w:p>
-      <w:pPr>
-        <w:spacing w:line="360" w:lineRule="auto"/>
-        <w:ind w:firstLine="709"/>
-        <w:jc w:val="both"/>
-        <w:rPr>
-          <w:rFonts w:eastAsia="Arial"/>
-          <w:lang w:eastAsia="en-GB"/>
-        </w:rPr>
-      </w:pPr>
-      <w:r>
-        <w:rPr>
-          <w:rFonts w:eastAsia="Arial"/>
-          <w:lang w:eastAsia="en-GB"/>
-        </w:rPr>
-        <w:t>A manutenção do sobrestamento — que impede a correção judicial dessas diferenças — prolonga indefinidamente esse estado de privação, em afronta direta ao art. 1º, III, ao art. 7º, IV e V, e ao art. 230, caput, da Constituição Federal, que impõe ao Estado o dever de amparo ao idoso, assegurando sua participação na comunidade, defendendo sua dignidade e bem-estar.</w:t>
-      </w:r>
-    </w:p>
-    <w:p>
-      <w:pPr>
-        <w:spacing w:line="360" w:lineRule="auto"/>
-        <w:ind w:firstLine="709"/>
-        <w:jc w:val="both"/>
-        <w:rPr>
-          <w:rFonts w:eastAsia="Times New Roman"/>
-          <w:sz w:val="20"/>
-          <w:szCs w:val="20"/>
-          <w:lang w:eastAsia="en-GB"/>
-        </w:rPr>
-      </w:pPr>
-    </w:p>
-    <w:p>
-      <w:pPr>
-        <w:spacing w:line="360" w:lineRule="auto"/>
-        <w:ind w:firstLine="1134"/>
-        <w:jc w:val="both"/>
-      </w:pPr>
-      <w:r>
-        <w:rPr>
-          <w:rFonts w:eastAsia="Arial"/>
-          <w:lang w:eastAsia="en-GB"/>
-        </w:rPr>
-        <w:t xml:space="preserve">Essa realidade configura violação direta ao art. 7º, IV, da Constituição Federal, que garante ao trabalhador salário mínimo capaz de atender às necessidades vitais básicas, incluindo alimentação — dispositivo aplicável aos servidores públicos por força do art. 39, §3º, da mesma Carta. A manutenção do sobrestamento prolonga indefinidamente esse estado de privação, </w:t>
-      </w:r>
-      <w:r>
-        <w:rPr>
-          <w:rFonts w:eastAsia="Arial"/>
-          <w:lang w:eastAsia="en-GB"/>
-        </w:rPr>
-        <w:lastRenderedPageBreak/>
-        <w:t>impedindo que o Poder Judiciário cumpra a função constitucionalmente prevista de tutela de direitos fundamentais.</w:t>
-      </w:r>
-    </w:p>
-    <w:p>
-      <w:pPr>
-        <w:numPr>
-          <w:ilvl w:val="0"/>
-          <w:numId w:val="3"/>
-        </w:numPr>
-        <w:pBdr>
-          <w:top w:val="single" w:sz="4" w:space="10" w:color="5B9BD5"/>
-          <w:left w:val="nil"/>
-          <w:bottom w:val="single" w:sz="4" w:space="10" w:color="5B9BD5"/>
-          <w:right w:val="nil"/>
-          <w:between w:val="nil"/>
-        </w:pBdr>
-        <w:spacing w:before="360" w:after="360"/>
-        <w:ind w:right="864"/>
-        <w:jc w:val="center"/>
-        <w:rPr>
-          <w:rFonts w:eastAsia="Calibri"/>
-          <w:i/>
-          <w:color w:val="5B9BD5"/>
-        </w:rPr>
-      </w:pPr>
-      <w:r>
-        <w:rPr>
-          <w:rFonts w:eastAsia="Calibri"/>
-          <w:i/>
-          <w:color w:val="5B9BD5"/>
-        </w:rPr>
-        <w:t>Da Conclusão</w:t>
-      </w:r>
-    </w:p>
-    <w:p>
-      <w:pPr>
-        <w:spacing w:line="360" w:lineRule="auto"/>
-        <w:ind w:firstLine="1134"/>
-        <w:jc w:val="both"/>
-        <w:rPr>
-          <w:rFonts w:eastAsia="Calibri"/>
-          <w:b/>
-        </w:rPr>
-      </w:pPr>
-      <w:r>
-        <w:rPr>
-          <w:rFonts w:eastAsia="Calibri"/>
-          <w:bCs/>
-        </w:rPr>
-        <w:t>Diante de todos os fatos narrados e as provas robustas colacionadas aos autos pel</w:t>
-      </w:r>
-      <w:r>
-        <w:rPr>
-          <w:rFonts w:eastAsia="Calibri"/>
-          <w:bCs/>
-        </w:rPr>
-        <w:t>a parte</w:t>
-      </w:r>
-      <w:r>
-        <w:rPr>
-          <w:rFonts w:eastAsia="Calibri"/>
-          <w:bCs/>
-        </w:rPr>
-        <w:t xml:space="preserve"> Autor</w:t>
-      </w:r>
-      <w:r>
-        <w:rPr>
-          <w:rFonts w:eastAsia="Calibri"/>
-          <w:bCs/>
-        </w:rPr>
-        <w:t>a</w:t>
-      </w:r>
-      <w:r>
-        <w:rPr>
-          <w:rFonts w:eastAsia="Calibri"/>
-          <w:bCs/>
-        </w:rPr>
-        <w:t xml:space="preserve">, </w:t>
-      </w:r>
-      <w:r>
-        <w:rPr>
-          <w:rFonts w:eastAsia="Calibri"/>
-        </w:rPr>
-        <w:t xml:space="preserve">requer-se o julgamento procedente da ação, </w:t>
-      </w:r>
-      <w:r>
-        <w:rPr>
-          <w:rFonts w:eastAsia="Calibri"/>
-        </w:rPr>
-        <w:t xml:space="preserve">com a condenação dos Réus em </w:t>
-      </w:r>
-      <w:r>
-        <w:rPr>
-          <w:rFonts w:eastAsia="Calibri"/>
-        </w:rPr>
-        <w:t>honorários sucumbenciais, que deverão ser oportunamente</w:t>
-      </w:r>
-      <w:r>
-        <w:rPr>
-          <w:rFonts w:eastAsia="Calibri"/>
-        </w:rPr>
-        <w:t xml:space="preserve"> </w:t>
-      </w:r>
-      <w:r>
-        <w:rPr>
-          <w:rFonts w:eastAsia="Calibri"/>
-        </w:rPr>
-        <w:t>fixados após a liquidação do julgado, nos termos do art. 85,</w:t>
-      </w:r>
-      <w:r>
-        <w:rPr>
-          <w:rFonts w:eastAsia="Calibri"/>
-        </w:rPr>
-        <w:t xml:space="preserve"> </w:t>
-      </w:r>
-      <w:r>
-        <w:rPr>
-          <w:rFonts w:eastAsia="Calibri"/>
-        </w:rPr>
-        <w:t>§4º, inciso II, do CPC</w:t>
-      </w:r>
-      <w:r>
-        <w:rPr>
-          <w:rFonts w:eastAsia="Calibri"/>
-        </w:rPr>
-        <w:t>.</w:t>
-      </w:r>
-    </w:p>
-    <w:p>
-      <w:pPr>
-        <w:ind w:firstLine="1134"/>
-        <w:jc w:val="both"/>
-        <w:rPr>
-          <w:rFonts w:eastAsia="Calibri"/>
-          <w:sz w:val="4"/>
-          <w:szCs w:val="4"/>
-        </w:rPr>
-      </w:pPr>
-    </w:p>
-    <w:p>
-      <w:pPr>
-        <w:spacing w:line="360" w:lineRule="auto"/>
-        <w:jc w:val="center"/>
-        <w:rPr>
-          <w:rFonts w:eastAsia="Calibri"/>
-        </w:rPr>
-      </w:pPr>
-      <w:r>
-        <w:rPr>
-          <w:rFonts w:eastAsia="Calibri"/>
-        </w:rPr>
-        <w:t>Nestes termos, pede deferimento.</w:t>
-      </w:r>
-    </w:p>
-    <w:p>
-      <w:pPr>
-        <w:spacing w:line="360" w:lineRule="auto"/>
-        <w:jc w:val="center"/>
-        <w:rPr>
-          <w:rFonts w:eastAsia="Calibri"/>
-        </w:rPr>
-      </w:pPr>
-      <w:r>
-        <w:rPr>
-          <w:rFonts w:eastAsia="Calibri"/>
-        </w:rPr>
-        <w:t xml:space="preserve">Niterói. </w:t>
-      </w:r>
-      <w:r>
-        <w:rPr>
-          <w:rFonts w:eastAsia="Calibri"/>
-        </w:rPr>
-        <w:fldChar w:fldCharType="begin"/>
-      </w:r>
-      <w:r>
-        <w:rPr>
-          <w:rFonts w:eastAsia="Calibri"/>
-        </w:rPr>
-        <w:instrText xml:space="preserve"> TIME \@ "d' de 'MMMM' de 'yyyy" </w:instrText>
-      </w:r>
-      <w:r>
-        <w:rPr>
-          <w:rFonts w:eastAsia="Calibri"/>
-        </w:rPr>
-        <w:fldChar w:fldCharType="separate"/>
-      </w:r>
-      <w:r>
-        <w:rPr>
-          <w:rFonts w:eastAsia="Calibri"/>
-          <w:noProof/>
-        </w:rPr>
-        <w:t>2 de maio de 2026</w:t>
+        </w:rPr>
+        <w:t>11 de janeiro de 2024</w:t>
       </w:r>
       <w:r>
         <w:rPr>
@@ -25972,8 +23185,8 @@
       </w:pPr>
     </w:p>
     <w:sectPr>
-      <w:headerReference w:type="default" r:id="rId23"/>
-      <w:footerReference w:type="default" r:id="rId24"/>
+      <w:headerReference w:type="default" r:id="rId19"/>
+      <w:footerReference w:type="default" r:id="rId20"/>
       <w:pgSz w:w="11906" w:h="16838"/>
       <w:pgMar w:top="2127" w:right="1134" w:bottom="567" w:left="1134" w:header="709" w:footer="269" w:gutter="0"/>
       <w:pgNumType w:start="1"/>
@@ -25984,7 +23197,7 @@
 </file>
 
 <file path=word/endnotes.xml><?xml version="1.0" encoding="utf-8"?>
-<w:endnotes xmlns:wpc="http://schemas.microsoft.com/office/word/2010/wordprocessingCanvas" xmlns:cx="http://schemas.microsoft.com/office/drawing/2014/chartex" xmlns:cx1="http://schemas.microsoft.com/office/drawing/2015/9/8/chartex" xmlns:cx2="http://schemas.microsoft.com/office/drawing/2015/10/21/chartex" xmlns:cx3="http://schemas.microsoft.com/office/drawing/2016/5/9/chartex" xmlns:cx4="http://schemas.microsoft.com/office/drawing/2016/5/10/chartex" xmlns:cx5="http://schemas.microsoft.com/office/drawing/2016/5/11/chartex" xmlns:cx6="http://schemas.microsoft.com/office/drawing/2016/5/12/chartex" xmlns:cx7="http://schemas.microsoft.com/office/drawing/2016/5/13/chartex" xmlns:cx8="http://schemas.microsoft.com/office/drawing/2016/5/14/chartex" xmlns:mc="http://schemas.openxmlformats.org/markup-compatibility/2006" xmlns:aink="http://schemas.microsoft.com/office/drawing/2016/ink" xmlns:am3d="http://schemas.microsoft.com/office/drawing/2017/model3d" xmlns:o="urn:schemas-microsoft-com:office:office" xmlns:oel="http://schemas.microsoft.com/office/2019/extlst" xmlns:r="http://schemas.openxmlformats.org/officeDocument/2006/relationships" xmlns:m="http://schemas.openxmlformats.org/officeDocument/2006/math" xmlns:v="urn:schemas-microsoft-com:vml" xmlns:wp14="http://schemas.microsoft.com/office/word/2010/wordprocessingDrawing" xmlns:wp="http://schemas.openxmlformats.org/drawingml/2006/wordprocessingDrawing" xmlns:w10="urn:schemas-microsoft-com:office:word" xmlns:w="http://schemas.openxmlformats.org/wordprocessingml/2006/main" xmlns:w14="http://schemas.microsoft.com/office/word/2010/wordml" xmlns:w15="http://schemas.microsoft.com/office/word/2012/wordml" xmlns:w16cex="http://schemas.microsoft.com/office/word/2018/wordml/cex" xmlns:w16cid="http://schemas.microsoft.com/office/word/2016/wordml/cid" xmlns:w16="http://schemas.microsoft.com/office/word/2018/wordml" xmlns:w16du="http://schemas.microsoft.com/office/word/2023/wordml/word16du" xmlns:w16sdtdh="http://schemas.microsoft.com/office/word/2020/wordml/sdtdatahash" xmlns:w16sdtfl="http://schemas.microsoft.com/office/word/2024/wordml/sdtformatlock" xmlns:w16se="http://schemas.microsoft.com/office/word/2015/wordml/symex" xmlns:wpg="http://schemas.microsoft.com/office/word/2010/wordprocessingGroup" xmlns:wpi="http://schemas.microsoft.com/office/word/2010/wordprocessingInk" xmlns:wne="http://schemas.microsoft.com/office/word/2006/wordml" xmlns:wps="http://schemas.microsoft.com/office/word/2010/wordprocessingShape" mc:Ignorable="w14 w15 w16se w16cid w16 w16cex w16sdtdh w16sdtfl w16du wp14">
+<w:endnotes xmlns:wpc="http://schemas.microsoft.com/office/word/2010/wordprocessingCanvas" xmlns:cx="http://schemas.microsoft.com/office/drawing/2014/chartex" xmlns:cx1="http://schemas.microsoft.com/office/drawing/2015/9/8/chartex" xmlns:cx2="http://schemas.microsoft.com/office/drawing/2015/10/21/chartex" xmlns:cx3="http://schemas.microsoft.com/office/drawing/2016/5/9/chartex" xmlns:cx4="http://schemas.microsoft.com/office/drawing/2016/5/10/chartex" xmlns:cx5="http://schemas.microsoft.com/office/drawing/2016/5/11/chartex" xmlns:cx6="http://schemas.microsoft.com/office/drawing/2016/5/12/chartex" xmlns:cx7="http://schemas.microsoft.com/office/drawing/2016/5/13/chartex" xmlns:cx8="http://schemas.microsoft.com/office/drawing/2016/5/14/chartex" xmlns:mc="http://schemas.openxmlformats.org/markup-compatibility/2006" xmlns:aink="http://schemas.microsoft.com/office/drawing/2016/ink" xmlns:am3d="http://schemas.microsoft.com/office/drawing/2017/model3d" xmlns:o="urn:schemas-microsoft-com:office:office" xmlns:oel="http://schemas.microsoft.com/office/2019/extlst" xmlns:r="http://schemas.openxmlformats.org/officeDocument/2006/relationships" xmlns:m="http://schemas.openxmlformats.org/officeDocument/2006/math" xmlns:v="urn:schemas-microsoft-com:vml" xmlns:wp14="http://schemas.microsoft.com/office/word/2010/wordprocessingDrawing" xmlns:wp="http://schemas.openxmlformats.org/drawingml/2006/wordprocessingDrawing" xmlns:w10="urn:schemas-microsoft-com:office:word" xmlns:w="http://schemas.openxmlformats.org/wordprocessingml/2006/main" xmlns:w14="http://schemas.microsoft.com/office/word/2010/wordml" xmlns:w15="http://schemas.microsoft.com/office/word/2012/wordml" xmlns:w16cex="http://schemas.microsoft.com/office/word/2018/wordml/cex" xmlns:w16cid="http://schemas.microsoft.com/office/word/2016/wordml/cid" xmlns:w16="http://schemas.microsoft.com/office/word/2018/wordml" xmlns:w16sdtdh="http://schemas.microsoft.com/office/word/2020/wordml/sdtdatahash" xmlns:w16se="http://schemas.microsoft.com/office/word/2015/wordml/symex" xmlns:wpg="http://schemas.microsoft.com/office/word/2010/wordprocessingGroup" xmlns:wpi="http://schemas.microsoft.com/office/word/2010/wordprocessingInk" xmlns:wne="http://schemas.microsoft.com/office/word/2006/wordml" xmlns:wps="http://schemas.microsoft.com/office/word/2010/wordprocessingShape" mc:Ignorable="w14 w15 w16se w16cid w16 w16cex w16sdtdh wp14">
   <w:endnote w:type="separator" w:id="-1">
     <w:p>
       <w:r>
@@ -26003,7 +23216,7 @@
 </file>
 
 <file path=word/footer1.xml><?xml version="1.0" encoding="utf-8"?>
-<w:ftr xmlns:wpc="http://schemas.microsoft.com/office/word/2010/wordprocessingCanvas" xmlns:cx="http://schemas.microsoft.com/office/drawing/2014/chartex" xmlns:cx1="http://schemas.microsoft.com/office/drawing/2015/9/8/chartex" xmlns:cx2="http://schemas.microsoft.com/office/drawing/2015/10/21/chartex" xmlns:cx3="http://schemas.microsoft.com/office/drawing/2016/5/9/chartex" xmlns:cx4="http://schemas.microsoft.com/office/drawing/2016/5/10/chartex" xmlns:cx5="http://schemas.microsoft.com/office/drawing/2016/5/11/chartex" xmlns:cx6="http://schemas.microsoft.com/office/drawing/2016/5/12/chartex" xmlns:cx7="http://schemas.microsoft.com/office/drawing/2016/5/13/chartex" xmlns:cx8="http://schemas.microsoft.com/office/drawing/2016/5/14/chartex" xmlns:mc="http://schemas.openxmlformats.org/markup-compatibility/2006" xmlns:aink="http://schemas.microsoft.com/office/drawing/2016/ink" xmlns:am3d="http://schemas.microsoft.com/office/drawing/2017/model3d" xmlns:o="urn:schemas-microsoft-com:office:office" xmlns:oel="http://schemas.microsoft.com/office/2019/extlst" xmlns:r="http://schemas.openxmlformats.org/officeDocument/2006/relationships" xmlns:m="http://schemas.openxmlformats.org/officeDocument/2006/math" xmlns:v="urn:schemas-microsoft-com:vml" xmlns:wp14="http://schemas.microsoft.com/office/word/2010/wordprocessingDrawing" xmlns:wp="http://schemas.openxmlformats.org/drawingml/2006/wordprocessingDrawing" xmlns:w10="urn:schemas-microsoft-com:office:word" xmlns:w="http://schemas.openxmlformats.org/wordprocessingml/2006/main" xmlns:w14="http://schemas.microsoft.com/office/word/2010/wordml" xmlns:w15="http://schemas.microsoft.com/office/word/2012/wordml" xmlns:w16cex="http://schemas.microsoft.com/office/word/2018/wordml/cex" xmlns:w16cid="http://schemas.microsoft.com/office/word/2016/wordml/cid" xmlns:w16="http://schemas.microsoft.com/office/word/2018/wordml" xmlns:w16du="http://schemas.microsoft.com/office/word/2023/wordml/word16du" xmlns:w16sdtdh="http://schemas.microsoft.com/office/word/2020/wordml/sdtdatahash" xmlns:w16sdtfl="http://schemas.microsoft.com/office/word/2024/wordml/sdtformatlock" xmlns:w16se="http://schemas.microsoft.com/office/word/2015/wordml/symex" xmlns:wpg="http://schemas.microsoft.com/office/word/2010/wordprocessingGroup" xmlns:wpi="http://schemas.microsoft.com/office/word/2010/wordprocessingInk" xmlns:wne="http://schemas.microsoft.com/office/word/2006/wordml" xmlns:wps="http://schemas.microsoft.com/office/word/2010/wordprocessingShape" mc:Ignorable="w14 w15 w16se w16cid w16 w16cex w16sdtdh w16sdtfl w16du wp14">
+<w:ftr xmlns:wpc="http://schemas.microsoft.com/office/word/2010/wordprocessingCanvas" xmlns:cx="http://schemas.microsoft.com/office/drawing/2014/chartex" xmlns:cx1="http://schemas.microsoft.com/office/drawing/2015/9/8/chartex" xmlns:cx2="http://schemas.microsoft.com/office/drawing/2015/10/21/chartex" xmlns:cx3="http://schemas.microsoft.com/office/drawing/2016/5/9/chartex" xmlns:cx4="http://schemas.microsoft.com/office/drawing/2016/5/10/chartex" xmlns:cx5="http://schemas.microsoft.com/office/drawing/2016/5/11/chartex" xmlns:cx6="http://schemas.microsoft.com/office/drawing/2016/5/12/chartex" xmlns:cx7="http://schemas.microsoft.com/office/drawing/2016/5/13/chartex" xmlns:cx8="http://schemas.microsoft.com/office/drawing/2016/5/14/chartex" xmlns:mc="http://schemas.openxmlformats.org/markup-compatibility/2006" xmlns:aink="http://schemas.microsoft.com/office/drawing/2016/ink" xmlns:am3d="http://schemas.microsoft.com/office/drawing/2017/model3d" xmlns:o="urn:schemas-microsoft-com:office:office" xmlns:oel="http://schemas.microsoft.com/office/2019/extlst" xmlns:r="http://schemas.openxmlformats.org/officeDocument/2006/relationships" xmlns:m="http://schemas.openxmlformats.org/officeDocument/2006/math" xmlns:v="urn:schemas-microsoft-com:vml" xmlns:wp14="http://schemas.microsoft.com/office/word/2010/wordprocessingDrawing" xmlns:wp="http://schemas.openxmlformats.org/drawingml/2006/wordprocessingDrawing" xmlns:w10="urn:schemas-microsoft-com:office:word" xmlns:w="http://schemas.openxmlformats.org/wordprocessingml/2006/main" xmlns:w14="http://schemas.microsoft.com/office/word/2010/wordml" xmlns:w15="http://schemas.microsoft.com/office/word/2012/wordml" xmlns:w16cex="http://schemas.microsoft.com/office/word/2018/wordml/cex" xmlns:w16cid="http://schemas.microsoft.com/office/word/2016/wordml/cid" xmlns:w16="http://schemas.microsoft.com/office/word/2018/wordml" xmlns:w16sdtdh="http://schemas.microsoft.com/office/word/2020/wordml/sdtdatahash" xmlns:w16se="http://schemas.microsoft.com/office/word/2015/wordml/symex" xmlns:wpg="http://schemas.microsoft.com/office/word/2010/wordprocessingGroup" xmlns:wpi="http://schemas.microsoft.com/office/word/2010/wordprocessingInk" xmlns:wne="http://schemas.microsoft.com/office/word/2006/wordml" xmlns:wps="http://schemas.microsoft.com/office/word/2010/wordprocessingShape" mc:Ignorable="w14 w15 w16se w16cid w16 w16cex w16sdtdh wp14">
   <w:p>
     <w:pPr>
       <w:pBdr>
@@ -26407,7 +23620,7 @@
 </file>
 
 <file path=word/footnotes.xml><?xml version="1.0" encoding="utf-8"?>
-<w:footnotes xmlns:wpc="http://schemas.microsoft.com/office/word/2010/wordprocessingCanvas" xmlns:cx="http://schemas.microsoft.com/office/drawing/2014/chartex" xmlns:cx1="http://schemas.microsoft.com/office/drawing/2015/9/8/chartex" xmlns:cx2="http://schemas.microsoft.com/office/drawing/2015/10/21/chartex" xmlns:cx3="http://schemas.microsoft.com/office/drawing/2016/5/9/chartex" xmlns:cx4="http://schemas.microsoft.com/office/drawing/2016/5/10/chartex" xmlns:cx5="http://schemas.microsoft.com/office/drawing/2016/5/11/chartex" xmlns:cx6="http://schemas.microsoft.com/office/drawing/2016/5/12/chartex" xmlns:cx7="http://schemas.microsoft.com/office/drawing/2016/5/13/chartex" xmlns:cx8="http://schemas.microsoft.com/office/drawing/2016/5/14/chartex" xmlns:mc="http://schemas.openxmlformats.org/markup-compatibility/2006" xmlns:aink="http://schemas.microsoft.com/office/drawing/2016/ink" xmlns:am3d="http://schemas.microsoft.com/office/drawing/2017/model3d" xmlns:o="urn:schemas-microsoft-com:office:office" xmlns:oel="http://schemas.microsoft.com/office/2019/extlst" xmlns:r="http://schemas.openxmlformats.org/officeDocument/2006/relationships" xmlns:m="http://schemas.openxmlformats.org/officeDocument/2006/math" xmlns:v="urn:schemas-microsoft-com:vml" xmlns:wp14="http://schemas.microsoft.com/office/word/2010/wordprocessingDrawing" xmlns:wp="http://schemas.openxmlformats.org/drawingml/2006/wordprocessingDrawing" xmlns:w10="urn:schemas-microsoft-com:office:word" xmlns:w="http://schemas.openxmlformats.org/wordprocessingml/2006/main" xmlns:w14="http://schemas.microsoft.com/office/word/2010/wordml" xmlns:w15="http://schemas.microsoft.com/office/word/2012/wordml" xmlns:w16cex="http://schemas.microsoft.com/office/word/2018/wordml/cex" xmlns:w16cid="http://schemas.microsoft.com/office/word/2016/wordml/cid" xmlns:w16="http://schemas.microsoft.com/office/word/2018/wordml" xmlns:w16du="http://schemas.microsoft.com/office/word/2023/wordml/word16du" xmlns:w16sdtdh="http://schemas.microsoft.com/office/word/2020/wordml/sdtdatahash" xmlns:w16sdtfl="http://schemas.microsoft.com/office/word/2024/wordml/sdtformatlock" xmlns:w16se="http://schemas.microsoft.com/office/word/2015/wordml/symex" xmlns:wpg="http://schemas.microsoft.com/office/word/2010/wordprocessingGroup" xmlns:wpi="http://schemas.microsoft.com/office/word/2010/wordprocessingInk" xmlns:wne="http://schemas.microsoft.com/office/word/2006/wordml" xmlns:wps="http://schemas.microsoft.com/office/word/2010/wordprocessingShape" mc:Ignorable="w14 w15 w16se w16cid w16 w16cex w16sdtdh w16sdtfl w16du wp14">
+<w:footnotes xmlns:wpc="http://schemas.microsoft.com/office/word/2010/wordprocessingCanvas" xmlns:cx="http://schemas.microsoft.com/office/drawing/2014/chartex" xmlns:cx1="http://schemas.microsoft.com/office/drawing/2015/9/8/chartex" xmlns:cx2="http://schemas.microsoft.com/office/drawing/2015/10/21/chartex" xmlns:cx3="http://schemas.microsoft.com/office/drawing/2016/5/9/chartex" xmlns:cx4="http://schemas.microsoft.com/office/drawing/2016/5/10/chartex" xmlns:cx5="http://schemas.microsoft.com/office/drawing/2016/5/11/chartex" xmlns:cx6="http://schemas.microsoft.com/office/drawing/2016/5/12/chartex" xmlns:cx7="http://schemas.microsoft.com/office/drawing/2016/5/13/chartex" xmlns:cx8="http://schemas.microsoft.com/office/drawing/2016/5/14/chartex" xmlns:mc="http://schemas.openxmlformats.org/markup-compatibility/2006" xmlns:aink="http://schemas.microsoft.com/office/drawing/2016/ink" xmlns:am3d="http://schemas.microsoft.com/office/drawing/2017/model3d" xmlns:o="urn:schemas-microsoft-com:office:office" xmlns:oel="http://schemas.microsoft.com/office/2019/extlst" xmlns:r="http://schemas.openxmlformats.org/officeDocument/2006/relationships" xmlns:m="http://schemas.openxmlformats.org/officeDocument/2006/math" xmlns:v="urn:schemas-microsoft-com:vml" xmlns:wp14="http://schemas.microsoft.com/office/word/2010/wordprocessingDrawing" xmlns:wp="http://schemas.openxmlformats.org/drawingml/2006/wordprocessingDrawing" xmlns:w10="urn:schemas-microsoft-com:office:word" xmlns:w="http://schemas.openxmlformats.org/wordprocessingml/2006/main" xmlns:w14="http://schemas.microsoft.com/office/word/2010/wordml" xmlns:w15="http://schemas.microsoft.com/office/word/2012/wordml" xmlns:w16cex="http://schemas.microsoft.com/office/word/2018/wordml/cex" xmlns:w16cid="http://schemas.microsoft.com/office/word/2016/wordml/cid" xmlns:w16="http://schemas.microsoft.com/office/word/2018/wordml" xmlns:w16sdtdh="http://schemas.microsoft.com/office/word/2020/wordml/sdtdatahash" xmlns:w16se="http://schemas.microsoft.com/office/word/2015/wordml/symex" xmlns:wpg="http://schemas.microsoft.com/office/word/2010/wordprocessingGroup" xmlns:wpi="http://schemas.microsoft.com/office/word/2010/wordprocessingInk" xmlns:wne="http://schemas.microsoft.com/office/word/2006/wordml" xmlns:wps="http://schemas.microsoft.com/office/word/2010/wordprocessingShape" mc:Ignorable="w14 w15 w16se w16cid w16 w16cex w16sdtdh wp14">
   <w:footnote w:type="separator" w:id="-1">
     <w:p>
       <w:r>
@@ -26426,7 +23639,7 @@
 </file>
 
 <file path=word/header1.xml><?xml version="1.0" encoding="utf-8"?>
-<w:hdr xmlns:wpc="http://schemas.microsoft.com/office/word/2010/wordprocessingCanvas" xmlns:cx="http://schemas.microsoft.com/office/drawing/2014/chartex" xmlns:cx1="http://schemas.microsoft.com/office/drawing/2015/9/8/chartex" xmlns:cx2="http://schemas.microsoft.com/office/drawing/2015/10/21/chartex" xmlns:cx3="http://schemas.microsoft.com/office/drawing/2016/5/9/chartex" xmlns:cx4="http://schemas.microsoft.com/office/drawing/2016/5/10/chartex" xmlns:cx5="http://schemas.microsoft.com/office/drawing/2016/5/11/chartex" xmlns:cx6="http://schemas.microsoft.com/office/drawing/2016/5/12/chartex" xmlns:cx7="http://schemas.microsoft.com/office/drawing/2016/5/13/chartex" xmlns:cx8="http://schemas.microsoft.com/office/drawing/2016/5/14/chartex" xmlns:mc="http://schemas.openxmlformats.org/markup-compatibility/2006" xmlns:aink="http://schemas.microsoft.com/office/drawing/2016/ink" xmlns:am3d="http://schemas.microsoft.com/office/drawing/2017/model3d" xmlns:o="urn:schemas-microsoft-com:office:office" xmlns:oel="http://schemas.microsoft.com/office/2019/extlst" xmlns:r="http://schemas.openxmlformats.org/officeDocument/2006/relationships" xmlns:m="http://schemas.openxmlformats.org/officeDocument/2006/math" xmlns:v="urn:schemas-microsoft-com:vml" xmlns:wp14="http://schemas.microsoft.com/office/word/2010/wordprocessingDrawing" xmlns:wp="http://schemas.openxmlformats.org/drawingml/2006/wordprocessingDrawing" xmlns:w10="urn:schemas-microsoft-com:office:word" xmlns:w="http://schemas.openxmlformats.org/wordprocessingml/2006/main" xmlns:w14="http://schemas.microsoft.com/office/word/2010/wordml" xmlns:w15="http://schemas.microsoft.com/office/word/2012/wordml" xmlns:w16cex="http://schemas.microsoft.com/office/word/2018/wordml/cex" xmlns:w16cid="http://schemas.microsoft.com/office/word/2016/wordml/cid" xmlns:w16="http://schemas.microsoft.com/office/word/2018/wordml" xmlns:w16du="http://schemas.microsoft.com/office/word/2023/wordml/word16du" xmlns:w16sdtdh="http://schemas.microsoft.com/office/word/2020/wordml/sdtdatahash" xmlns:w16sdtfl="http://schemas.microsoft.com/office/word/2024/wordml/sdtformatlock" xmlns:w16se="http://schemas.microsoft.com/office/word/2015/wordml/symex" xmlns:wpg="http://schemas.microsoft.com/office/word/2010/wordprocessingGroup" xmlns:wpi="http://schemas.microsoft.com/office/word/2010/wordprocessingInk" xmlns:wne="http://schemas.microsoft.com/office/word/2006/wordml" xmlns:wps="http://schemas.microsoft.com/office/word/2010/wordprocessingShape" mc:Ignorable="w14 w15 w16se w16cid w16 w16cex w16sdtdh w16sdtfl w16du wp14">
+<w:hdr xmlns:wpc="http://schemas.microsoft.com/office/word/2010/wordprocessingCanvas" xmlns:cx="http://schemas.microsoft.com/office/drawing/2014/chartex" xmlns:cx1="http://schemas.microsoft.com/office/drawing/2015/9/8/chartex" xmlns:cx2="http://schemas.microsoft.com/office/drawing/2015/10/21/chartex" xmlns:cx3="http://schemas.microsoft.com/office/drawing/2016/5/9/chartex" xmlns:cx4="http://schemas.microsoft.com/office/drawing/2016/5/10/chartex" xmlns:cx5="http://schemas.microsoft.com/office/drawing/2016/5/11/chartex" xmlns:cx6="http://schemas.microsoft.com/office/drawing/2016/5/12/chartex" xmlns:cx7="http://schemas.microsoft.com/office/drawing/2016/5/13/chartex" xmlns:cx8="http://schemas.microsoft.com/office/drawing/2016/5/14/chartex" xmlns:mc="http://schemas.openxmlformats.org/markup-compatibility/2006" xmlns:aink="http://schemas.microsoft.com/office/drawing/2016/ink" xmlns:am3d="http://schemas.microsoft.com/office/drawing/2017/model3d" xmlns:o="urn:schemas-microsoft-com:office:office" xmlns:oel="http://schemas.microsoft.com/office/2019/extlst" xmlns:r="http://schemas.openxmlformats.org/officeDocument/2006/relationships" xmlns:m="http://schemas.openxmlformats.org/officeDocument/2006/math" xmlns:v="urn:schemas-microsoft-com:vml" xmlns:wp14="http://schemas.microsoft.com/office/word/2010/wordprocessingDrawing" xmlns:wp="http://schemas.openxmlformats.org/drawingml/2006/wordprocessingDrawing" xmlns:w10="urn:schemas-microsoft-com:office:word" xmlns:w="http://schemas.openxmlformats.org/wordprocessingml/2006/main" xmlns:w14="http://schemas.microsoft.com/office/word/2010/wordml" xmlns:w15="http://schemas.microsoft.com/office/word/2012/wordml" xmlns:w16cex="http://schemas.microsoft.com/office/word/2018/wordml/cex" xmlns:w16cid="http://schemas.microsoft.com/office/word/2016/wordml/cid" xmlns:w16="http://schemas.microsoft.com/office/word/2018/wordml" xmlns:w16sdtdh="http://schemas.microsoft.com/office/word/2020/wordml/sdtdatahash" xmlns:w16se="http://schemas.microsoft.com/office/word/2015/wordml/symex" xmlns:wpg="http://schemas.microsoft.com/office/word/2010/wordprocessingGroup" xmlns:wpi="http://schemas.microsoft.com/office/word/2010/wordprocessingInk" xmlns:wne="http://schemas.microsoft.com/office/word/2006/wordml" xmlns:wps="http://schemas.microsoft.com/office/word/2010/wordprocessingShape" mc:Ignorable="w14 w15 w16se w16cid w16 w16cex w16sdtdh wp14">
   <w:p>
     <w:pPr>
       <w:pBdr>
@@ -26616,62 +23829,8 @@
 </file>
 
 <file path=word/numbering.xml><?xml version="1.0" encoding="utf-8"?>
-<w:numbering xmlns:wpc="http://schemas.microsoft.com/office/word/2010/wordprocessingCanvas" xmlns:cx="http://schemas.microsoft.com/office/drawing/2014/chartex" xmlns:cx1="http://schemas.microsoft.com/office/drawing/2015/9/8/chartex" xmlns:cx2="http://schemas.microsoft.com/office/drawing/2015/10/21/chartex" xmlns:cx3="http://schemas.microsoft.com/office/drawing/2016/5/9/chartex" xmlns:cx4="http://schemas.microsoft.com/office/drawing/2016/5/10/chartex" xmlns:cx5="http://schemas.microsoft.com/office/drawing/2016/5/11/chartex" xmlns:cx6="http://schemas.microsoft.com/office/drawing/2016/5/12/chartex" xmlns:cx7="http://schemas.microsoft.com/office/drawing/2016/5/13/chartex" xmlns:cx8="http://schemas.microsoft.com/office/drawing/2016/5/14/chartex" xmlns:mc="http://schemas.openxmlformats.org/markup-compatibility/2006" xmlns:aink="http://schemas.microsoft.com/office/drawing/2016/ink" xmlns:am3d="http://schemas.microsoft.com/office/drawing/2017/model3d" xmlns:o="urn:schemas-microsoft-com:office:office" xmlns:oel="http://schemas.microsoft.com/office/2019/extlst" xmlns:r="http://schemas.openxmlformats.org/officeDocument/2006/relationships" xmlns:m="http://schemas.openxmlformats.org/officeDocument/2006/math" xmlns:v="urn:schemas-microsoft-com:vml" xmlns:wp14="http://schemas.microsoft.com/office/word/2010/wordprocessingDrawing" xmlns:wp="http://schemas.openxmlformats.org/drawingml/2006/wordprocessingDrawing" xmlns:w10="urn:schemas-microsoft-com:office:word" xmlns:w="http://schemas.openxmlformats.org/wordprocessingml/2006/main" xmlns:w14="http://schemas.microsoft.com/office/word/2010/wordml" xmlns:w15="http://schemas.microsoft.com/office/word/2012/wordml" xmlns:w16cex="http://schemas.microsoft.com/office/word/2018/wordml/cex" xmlns:w16cid="http://schemas.microsoft.com/office/word/2016/wordml/cid" xmlns:w16="http://schemas.microsoft.com/office/word/2018/wordml" xmlns:w16du="http://schemas.microsoft.com/office/word/2023/wordml/word16du" xmlns:w16sdtdh="http://schemas.microsoft.com/office/word/2020/wordml/sdtdatahash" xmlns:w16sdtfl="http://schemas.microsoft.com/office/word/2024/wordml/sdtformatlock" xmlns:w16se="http://schemas.microsoft.com/office/word/2015/wordml/symex" xmlns:wpg="http://schemas.microsoft.com/office/word/2010/wordprocessingGroup" xmlns:wpi="http://schemas.microsoft.com/office/word/2010/wordprocessingInk" xmlns:wne="http://schemas.microsoft.com/office/word/2006/wordml" xmlns:wps="http://schemas.microsoft.com/office/word/2010/wordprocessingShape" mc:Ignorable="w14 w15 w16se w16cid w16 w16cex w16sdtdh w16sdtfl w16du wp14">
+<w:numbering xmlns:wpc="http://schemas.microsoft.com/office/word/2010/wordprocessingCanvas" xmlns:cx="http://schemas.microsoft.com/office/drawing/2014/chartex" xmlns:cx1="http://schemas.microsoft.com/office/drawing/2015/9/8/chartex" xmlns:cx2="http://schemas.microsoft.com/office/drawing/2015/10/21/chartex" xmlns:cx3="http://schemas.microsoft.com/office/drawing/2016/5/9/chartex" xmlns:cx4="http://schemas.microsoft.com/office/drawing/2016/5/10/chartex" xmlns:cx5="http://schemas.microsoft.com/office/drawing/2016/5/11/chartex" xmlns:cx6="http://schemas.microsoft.com/office/drawing/2016/5/12/chartex" xmlns:cx7="http://schemas.microsoft.com/office/drawing/2016/5/13/chartex" xmlns:cx8="http://schemas.microsoft.com/office/drawing/2016/5/14/chartex" xmlns:mc="http://schemas.openxmlformats.org/markup-compatibility/2006" xmlns:aink="http://schemas.microsoft.com/office/drawing/2016/ink" xmlns:am3d="http://schemas.microsoft.com/office/drawing/2017/model3d" xmlns:o="urn:schemas-microsoft-com:office:office" xmlns:oel="http://schemas.microsoft.com/office/2019/extlst" xmlns:r="http://schemas.openxmlformats.org/officeDocument/2006/relationships" xmlns:m="http://schemas.openxmlformats.org/officeDocument/2006/math" xmlns:v="urn:schemas-microsoft-com:vml" xmlns:wp14="http://schemas.microsoft.com/office/word/2010/wordprocessingDrawing" xmlns:wp="http://schemas.openxmlformats.org/drawingml/2006/wordprocessingDrawing" xmlns:w10="urn:schemas-microsoft-com:office:word" xmlns:w="http://schemas.openxmlformats.org/wordprocessingml/2006/main" xmlns:w14="http://schemas.microsoft.com/office/word/2010/wordml" xmlns:w15="http://schemas.microsoft.com/office/word/2012/wordml" xmlns:w16cex="http://schemas.microsoft.com/office/word/2018/wordml/cex" xmlns:w16cid="http://schemas.microsoft.com/office/word/2016/wordml/cid" xmlns:w16="http://schemas.microsoft.com/office/word/2018/wordml" xmlns:w16sdtdh="http://schemas.microsoft.com/office/word/2020/wordml/sdtdatahash" xmlns:w16se="http://schemas.microsoft.com/office/word/2015/wordml/symex" xmlns:wpg="http://schemas.microsoft.com/office/word/2010/wordprocessingGroup" xmlns:wpi="http://schemas.microsoft.com/office/word/2010/wordprocessingInk" xmlns:wne="http://schemas.microsoft.com/office/word/2006/wordml" xmlns:wps="http://schemas.microsoft.com/office/word/2010/wordprocessingShape" mc:Ignorable="w14 w15 w16se w16cid w16 w16cex w16sdtdh wp14">
   <w:abstractNum w:abstractNumId="0" w15:restartNumberingAfterBreak="0">
-    <w:nsid w:val="0ADD7054"/>
-    <w:multiLevelType w:val="hybridMultilevel"/>
-    <w:tmpl w:val="331050A4"/>
-    <w:lvl w:ilvl="0" w:tplc="1CCC0F40">
-      <w:start w:val="1"/>
-      <w:numFmt w:val="bullet"/>
-      <w:lvlText w:val="•"/>
-      <w:lvlJc w:val="left"/>
-      <w:pPr>
-        <w:ind w:left="720" w:hanging="360"/>
-      </w:pPr>
-    </w:lvl>
-    <w:lvl w:ilvl="1" w:tplc="4850A8F2">
-      <w:numFmt w:val="decimal"/>
-      <w:lvlText w:val=""/>
-      <w:lvlJc w:val="left"/>
-    </w:lvl>
-    <w:lvl w:ilvl="2" w:tplc="CACEC10A">
-      <w:numFmt w:val="decimal"/>
-      <w:lvlText w:val=""/>
-      <w:lvlJc w:val="left"/>
-    </w:lvl>
-    <w:lvl w:ilvl="3" w:tplc="43B273C6">
-      <w:numFmt w:val="decimal"/>
-      <w:lvlText w:val=""/>
-      <w:lvlJc w:val="left"/>
-    </w:lvl>
-    <w:lvl w:ilvl="4" w:tplc="D0A87606">
-      <w:numFmt w:val="decimal"/>
-      <w:lvlText w:val=""/>
-      <w:lvlJc w:val="left"/>
-    </w:lvl>
-    <w:lvl w:ilvl="5" w:tplc="241A5D4E">
-      <w:numFmt w:val="decimal"/>
-      <w:lvlText w:val=""/>
-      <w:lvlJc w:val="left"/>
-    </w:lvl>
-    <w:lvl w:ilvl="6" w:tplc="0BECAFD0">
-      <w:numFmt w:val="decimal"/>
-      <w:lvlText w:val=""/>
-      <w:lvlJc w:val="left"/>
-    </w:lvl>
-    <w:lvl w:ilvl="7" w:tplc="54D25774">
-      <w:numFmt w:val="decimal"/>
-      <w:lvlText w:val=""/>
-      <w:lvlJc w:val="left"/>
-    </w:lvl>
-    <w:lvl w:ilvl="8" w:tplc="618E0382">
-      <w:numFmt w:val="decimal"/>
-      <w:lvlText w:val=""/>
-      <w:lvlJc w:val="left"/>
-    </w:lvl>
-  </w:abstractNum>
-  <w:abstractNum w:abstractNumId="1" w15:restartNumberingAfterBreak="0">
     <w:nsid w:val="18AF3756"/>
     <w:multiLevelType w:val="multilevel"/>
     <w:tmpl w:val="5100D944"/>
@@ -26760,7 +23919,7 @@
       </w:pPr>
     </w:lvl>
   </w:abstractNum>
-  <w:abstractNum w:abstractNumId="2" w15:restartNumberingAfterBreak="0">
+  <w:abstractNum w:abstractNumId="1" w15:restartNumberingAfterBreak="0">
     <w:nsid w:val="2D7A58F4"/>
     <w:multiLevelType w:val="hybridMultilevel"/>
     <w:tmpl w:val="C076EE68"/>
@@ -26873,7 +24032,7 @@
       </w:rPr>
     </w:lvl>
   </w:abstractNum>
-  <w:abstractNum w:abstractNumId="3" w15:restartNumberingAfterBreak="0">
+  <w:abstractNum w:abstractNumId="2" w15:restartNumberingAfterBreak="0">
     <w:nsid w:val="49160EB2"/>
     <w:multiLevelType w:val="hybridMultilevel"/>
     <w:tmpl w:val="C6CC017A"/>
@@ -26962,7 +24121,7 @@
       </w:pPr>
     </w:lvl>
   </w:abstractNum>
-  <w:abstractNum w:abstractNumId="4" w15:restartNumberingAfterBreak="0">
+  <w:abstractNum w:abstractNumId="3" w15:restartNumberingAfterBreak="0">
     <w:nsid w:val="5BE241A3"/>
     <w:multiLevelType w:val="multilevel"/>
     <w:tmpl w:val="AD10CD12"/>
@@ -27075,7 +24234,7 @@
       </w:rPr>
     </w:lvl>
   </w:abstractNum>
-  <w:abstractNum w:abstractNumId="5" w15:restartNumberingAfterBreak="0">
+  <w:abstractNum w:abstractNumId="4" w15:restartNumberingAfterBreak="0">
     <w:nsid w:val="6A6C7804"/>
     <w:multiLevelType w:val="multilevel"/>
     <w:tmpl w:val="E536E8A8"/>
@@ -27162,31 +24321,25 @@
     </w:lvl>
   </w:abstractNum>
   <w:num w:numId="1" w16cid:durableId="261299232">
-    <w:abstractNumId w:val="1"/>
+    <w:abstractNumId w:val="0"/>
   </w:num>
   <w:num w:numId="2" w16cid:durableId="740904138">
+    <w:abstractNumId w:val="3"/>
+  </w:num>
+  <w:num w:numId="3" w16cid:durableId="1910651237">
     <w:abstractNumId w:val="4"/>
   </w:num>
-  <w:num w:numId="3" w16cid:durableId="1910651237">
-    <w:abstractNumId w:val="5"/>
-  </w:num>
   <w:num w:numId="4" w16cid:durableId="2060323236">
-    <w:abstractNumId w:val="3"/>
+    <w:abstractNumId w:val="2"/>
   </w:num>
   <w:num w:numId="5" w16cid:durableId="1684475874">
-    <w:abstractNumId w:val="2"/>
-  </w:num>
-  <w:num w:numId="6" w16cid:durableId="501818276">
-    <w:abstractNumId w:val="0"/>
-    <w:lvlOverride w:ilvl="0">
-      <w:startOverride w:val="1"/>
-    </w:lvlOverride>
+    <w:abstractNumId w:val="1"/>
   </w:num>
 </w:numbering>
 </file>
 
 <file path=word/styles.xml><?xml version="1.0" encoding="utf-8"?>
-<w:styles xmlns:mc="http://schemas.openxmlformats.org/markup-compatibility/2006" xmlns:r="http://schemas.openxmlformats.org/officeDocument/2006/relationships" xmlns:w="http://schemas.openxmlformats.org/wordprocessingml/2006/main" xmlns:w14="http://schemas.microsoft.com/office/word/2010/wordml" xmlns:w15="http://schemas.microsoft.com/office/word/2012/wordml" xmlns:w16cex="http://schemas.microsoft.com/office/word/2018/wordml/cex" xmlns:w16cid="http://schemas.microsoft.com/office/word/2016/wordml/cid" xmlns:w16="http://schemas.microsoft.com/office/word/2018/wordml" xmlns:w16du="http://schemas.microsoft.com/office/word/2023/wordml/word16du" xmlns:w16sdtdh="http://schemas.microsoft.com/office/word/2020/wordml/sdtdatahash" xmlns:w16sdtfl="http://schemas.microsoft.com/office/word/2024/wordml/sdtformatlock" xmlns:w16se="http://schemas.microsoft.com/office/word/2015/wordml/symex" mc:Ignorable="w14 w15 w16se w16cid w16 w16cex w16sdtdh w16sdtfl w16du">
+<w:styles xmlns:mc="http://schemas.openxmlformats.org/markup-compatibility/2006" xmlns:r="http://schemas.openxmlformats.org/officeDocument/2006/relationships" xmlns:w="http://schemas.openxmlformats.org/wordprocessingml/2006/main" xmlns:w14="http://schemas.microsoft.com/office/word/2010/wordml" xmlns:w15="http://schemas.microsoft.com/office/word/2012/wordml" xmlns:w16cex="http://schemas.microsoft.com/office/word/2018/wordml/cex" xmlns:w16cid="http://schemas.microsoft.com/office/word/2016/wordml/cid" xmlns:w16="http://schemas.microsoft.com/office/word/2018/wordml" xmlns:w16sdtdh="http://schemas.microsoft.com/office/word/2020/wordml/sdtdatahash" xmlns:w16se="http://schemas.microsoft.com/office/word/2015/wordml/symex" mc:Ignorable="w14 w15 w16se w16cid w16 w16cex w16sdtdh">
   <w:docDefaults>
     <w:rPrDefault>
       <w:rPr>
@@ -28042,1156 +25195,6 @@
 </w:styles>
 </file>
 
-<file path=word/charts/chart1.xml><?xml version="1.0" encoding="utf-8"?>
-<c:chartSpace xmlns:c="http://schemas.openxmlformats.org/drawingml/2006/chart" xmlns:a="http://schemas.openxmlformats.org/drawingml/2006/main" xmlns:r="http://schemas.openxmlformats.org/officeDocument/2006/relationships" xmlns:c16r2="http://schemas.microsoft.com/office/drawing/2015/06/chart">
-  <c:date1904 val="0"/>
-  <c:lang val="en-GB"/>
-  <c:roundedCorners val="0"/>
-  <mc:AlternateContent xmlns:mc="http://schemas.openxmlformats.org/markup-compatibility/2006">
-    <mc:Choice xmlns:c14="http://schemas.microsoft.com/office/drawing/2007/8/2/chart" Requires="c14">
-      <c14:style val="102"/>
-    </mc:Choice>
-    <mc:Fallback>
-      <c:style val="2"/>
-    </mc:Fallback>
-  </mc:AlternateContent>
-  <c:clrMapOvr bg1="lt1" tx1="dk1" bg2="lt2" tx2="dk2" accent1="accent1" accent2="accent2" accent3="accent3" accent4="accent4" accent5="accent5" accent6="accent6" hlink="hlink" folHlink="folHlink"/>
-  <c:chart>
-    <c:title>
-      <c:tx>
-        <c:rich>
-          <a:bodyPr rot="0" spcFirstLastPara="1" vertOverflow="ellipsis" vert="horz" wrap="square" anchor="ctr" anchorCtr="1"/>
-          <a:lstStyle/>
-          <a:p>
-            <a:pPr>
-              <a:defRPr sz="1400" b="0" i="0" u="none" strike="noStrike" kern="1200" spc="0" baseline="0">
-                <a:solidFill>
-                  <a:schemeClr val="tx1">
-                    <a:lumMod val="65000"/>
-                    <a:lumOff val="35000"/>
-                  </a:schemeClr>
-                </a:solidFill>
-                <a:latin typeface="+mn-lt"/>
-                <a:ea typeface="+mn-ea"/>
-                <a:cs typeface="+mn-cs"/>
-              </a:defRPr>
-            </a:pPr>
-            <a:r>
-              <a:rPr lang="en-GB" sz="1400" b="0" i="0" u="none" strike="noStrike" kern="1200" spc="0" baseline="0">
-                <a:solidFill>
-                  <a:sysClr val="windowText" lastClr="000000">
-                    <a:lumMod val="65000"/>
-                    <a:lumOff val="35000"/>
-                  </a:sysClr>
-                </a:solidFill>
-              </a:rPr>
-              <a:t>Evolução Comparativa - valor hora</a:t>
-            </a:r>
-          </a:p>
-        </c:rich>
-      </c:tx>
-      <c:overlay val="0"/>
-      <c:spPr>
-        <a:noFill/>
-        <a:ln>
-          <a:noFill/>
-        </a:ln>
-        <a:effectLst/>
-      </c:spPr>
-      <c:txPr>
-        <a:bodyPr rot="0" spcFirstLastPara="1" vertOverflow="ellipsis" vert="horz" wrap="square" anchor="ctr" anchorCtr="1"/>
-        <a:lstStyle/>
-        <a:p>
-          <a:pPr>
-            <a:defRPr sz="1400" b="0" i="0" u="none" strike="noStrike" kern="1200" spc="0" baseline="0">
-              <a:solidFill>
-                <a:schemeClr val="tx1">
-                  <a:lumMod val="65000"/>
-                  <a:lumOff val="35000"/>
-                </a:schemeClr>
-              </a:solidFill>
-              <a:latin typeface="+mn-lt"/>
-              <a:ea typeface="+mn-ea"/>
-              <a:cs typeface="+mn-cs"/>
-            </a:defRPr>
-          </a:pPr>
-          <a:endParaRPr lang="en-US"/>
-        </a:p>
-      </c:txPr>
-    </c:title>
-    <c:autoTitleDeleted val="0"/>
-    <c:plotArea>
-      <c:layout/>
-      <c:lineChart>
-        <c:grouping val="standard"/>
-        <c:varyColors val="0"/>
-        <c:ser>
-          <c:idx val="0"/>
-          <c:order val="0"/>
-          <c:tx>
-            <c:strRef>
-              <c:f>Sheet1!$C$28</c:f>
-              <c:strCache>
-                <c:ptCount val="1"/>
-                <c:pt idx="0">
-                  <c:v>Nacional</c:v>
-                </c:pt>
-              </c:strCache>
-            </c:strRef>
-          </c:tx>
-          <c:spPr>
-            <a:ln w="28575" cap="rnd">
-              <a:solidFill>
-                <a:schemeClr val="accent1"/>
-              </a:solidFill>
-              <a:round/>
-            </a:ln>
-            <a:effectLst/>
-          </c:spPr>
-          <c:marker>
-            <c:symbol val="none"/>
-          </c:marker>
-          <c:cat>
-            <c:numRef>
-              <c:f>Sheet1!$B$29:$B$46</c:f>
-              <c:numCache>
-                <c:formatCode>General</c:formatCode>
-                <c:ptCount val="18"/>
-                <c:pt idx="0">
-                  <c:v>2009</c:v>
-                </c:pt>
-                <c:pt idx="1">
-                  <c:v>2010</c:v>
-                </c:pt>
-                <c:pt idx="2">
-                  <c:v>2011</c:v>
-                </c:pt>
-                <c:pt idx="3">
-                  <c:v>2012</c:v>
-                </c:pt>
-                <c:pt idx="4">
-                  <c:v>2013</c:v>
-                </c:pt>
-                <c:pt idx="5">
-                  <c:v>2014</c:v>
-                </c:pt>
-                <c:pt idx="6">
-                  <c:v>2015</c:v>
-                </c:pt>
-                <c:pt idx="7">
-                  <c:v>2016</c:v>
-                </c:pt>
-                <c:pt idx="8">
-                  <c:v>2017</c:v>
-                </c:pt>
-                <c:pt idx="9">
-                  <c:v>2018</c:v>
-                </c:pt>
-                <c:pt idx="10">
-                  <c:v>2019</c:v>
-                </c:pt>
-                <c:pt idx="11">
-                  <c:v>2020</c:v>
-                </c:pt>
-                <c:pt idx="12">
-                  <c:v>2021</c:v>
-                </c:pt>
-                <c:pt idx="13">
-                  <c:v>2022</c:v>
-                </c:pt>
-                <c:pt idx="14">
-                  <c:v>2023</c:v>
-                </c:pt>
-                <c:pt idx="15">
-                  <c:v>2024</c:v>
-                </c:pt>
-                <c:pt idx="16">
-                  <c:v>2025</c:v>
-                </c:pt>
-                <c:pt idx="17">
-                  <c:v>2026</c:v>
-                </c:pt>
-              </c:numCache>
-            </c:numRef>
-          </c:cat>
-          <c:val>
-            <c:numRef>
-              <c:f>Sheet1!$C$29:$C$46</c:f>
-              <c:numCache>
-                <c:formatCode>"R$"\ #,##0.00</c:formatCode>
-                <c:ptCount val="18"/>
-                <c:pt idx="0">
-                  <c:v>29.450000000000003</c:v>
-                </c:pt>
-                <c:pt idx="1">
-                  <c:v>31.764770000000006</c:v>
-                </c:pt>
-                <c:pt idx="2">
-                  <c:v>36.799479999999996</c:v>
-                </c:pt>
-                <c:pt idx="3">
-                  <c:v>44.981000000000002</c:v>
-                </c:pt>
-                <c:pt idx="4">
-                  <c:v>48.576999999999998</c:v>
-                </c:pt>
-                <c:pt idx="5">
-                  <c:v>52.61909</c:v>
-                </c:pt>
-                <c:pt idx="6">
-                  <c:v>59.451180000000001</c:v>
-                </c:pt>
-                <c:pt idx="7">
-                  <c:v>66.204840000000004</c:v>
-                </c:pt>
-                <c:pt idx="8">
-                  <c:v>71.262800000000013</c:v>
-                </c:pt>
-                <c:pt idx="9">
-                  <c:v>76.115849999999995</c:v>
-                </c:pt>
-                <c:pt idx="10">
-                  <c:v>79.289939999999987</c:v>
-                </c:pt>
-                <c:pt idx="11">
-                  <c:v>89.473439999999997</c:v>
-                </c:pt>
-                <c:pt idx="12">
-                  <c:v>89.473439999999997</c:v>
-                </c:pt>
-                <c:pt idx="13">
-                  <c:v>119.21453</c:v>
-                </c:pt>
-                <c:pt idx="14">
-                  <c:v>137.03704999999999</c:v>
-                </c:pt>
-                <c:pt idx="15">
-                  <c:v>141.99766999999997</c:v>
-                </c:pt>
-                <c:pt idx="16">
-                  <c:v>150.90087</c:v>
-                </c:pt>
-                <c:pt idx="17">
-                  <c:v>159.04952999999998</c:v>
-                </c:pt>
-              </c:numCache>
-            </c:numRef>
-          </c:val>
-          <c:smooth val="0"/>
-          <c:extLst>
-            <c:ext xmlns:c16="http://schemas.microsoft.com/office/drawing/2014/chart" uri="{C3380CC4-5D6E-409C-BE32-E72D297353CC}">
-              <c16:uniqueId val="{00000000-3DDD-4C6D-B82B-9EFC825DE388}"/>
-            </c:ext>
-          </c:extLst>
-        </c:ser>
-        <c:ser>
-          <c:idx val="1"/>
-          <c:order val="1"/>
-          <c:tx>
-            <c:strRef>
-              <c:f>Sheet1!$D$28</c:f>
-              <c:strCache>
-                <c:ptCount val="1"/>
-                <c:pt idx="0">
-                  <c:v>22h</c:v>
-                </c:pt>
-              </c:strCache>
-            </c:strRef>
-          </c:tx>
-          <c:spPr>
-            <a:ln w="28575" cap="rnd">
-              <a:solidFill>
-                <a:schemeClr val="accent2"/>
-              </a:solidFill>
-              <a:round/>
-            </a:ln>
-            <a:effectLst/>
-          </c:spPr>
-          <c:marker>
-            <c:symbol val="none"/>
-          </c:marker>
-          <c:cat>
-            <c:numRef>
-              <c:f>Sheet1!$B$29:$B$46</c:f>
-              <c:numCache>
-                <c:formatCode>General</c:formatCode>
-                <c:ptCount val="18"/>
-                <c:pt idx="0">
-                  <c:v>2009</c:v>
-                </c:pt>
-                <c:pt idx="1">
-                  <c:v>2010</c:v>
-                </c:pt>
-                <c:pt idx="2">
-                  <c:v>2011</c:v>
-                </c:pt>
-                <c:pt idx="3">
-                  <c:v>2012</c:v>
-                </c:pt>
-                <c:pt idx="4">
-                  <c:v>2013</c:v>
-                </c:pt>
-                <c:pt idx="5">
-                  <c:v>2014</c:v>
-                </c:pt>
-                <c:pt idx="6">
-                  <c:v>2015</c:v>
-                </c:pt>
-                <c:pt idx="7">
-                  <c:v>2016</c:v>
-                </c:pt>
-                <c:pt idx="8">
-                  <c:v>2017</c:v>
-                </c:pt>
-                <c:pt idx="9">
-                  <c:v>2018</c:v>
-                </c:pt>
-                <c:pt idx="10">
-                  <c:v>2019</c:v>
-                </c:pt>
-                <c:pt idx="11">
-                  <c:v>2020</c:v>
-                </c:pt>
-                <c:pt idx="12">
-                  <c:v>2021</c:v>
-                </c:pt>
-                <c:pt idx="13">
-                  <c:v>2022</c:v>
-                </c:pt>
-                <c:pt idx="14">
-                  <c:v>2023</c:v>
-                </c:pt>
-                <c:pt idx="15">
-                  <c:v>2024</c:v>
-                </c:pt>
-                <c:pt idx="16">
-                  <c:v>2025</c:v>
-                </c:pt>
-                <c:pt idx="17">
-                  <c:v>2026</c:v>
-                </c:pt>
-              </c:numCache>
-            </c:numRef>
-          </c:cat>
-          <c:val>
-            <c:numRef>
-              <c:f>Sheet1!$D$29:$D$46</c:f>
-              <c:numCache>
-                <c:formatCode>"R$"\ #,##0.00</c:formatCode>
-                <c:ptCount val="18"/>
-                <c:pt idx="0">
-                  <c:v>33.30409090909091</c:v>
-                </c:pt>
-                <c:pt idx="1">
-                  <c:v>34.802727272727275</c:v>
-                </c:pt>
-                <c:pt idx="2">
-                  <c:v>36.368636363636362</c:v>
-                </c:pt>
-                <c:pt idx="3">
-                  <c:v>38.004545454545458</c:v>
-                </c:pt>
-                <c:pt idx="4">
-                  <c:v>49.180454545454545</c:v>
-                </c:pt>
-                <c:pt idx="5">
-                  <c:v>53.606818181818177</c:v>
-                </c:pt>
-                <c:pt idx="6">
-                  <c:v>53.606818181818177</c:v>
-                </c:pt>
-                <c:pt idx="7">
-                  <c:v>53.606818181818177</c:v>
-                </c:pt>
-                <c:pt idx="8">
-                  <c:v>53.606818181818177</c:v>
-                </c:pt>
-                <c:pt idx="9">
-                  <c:v>53.606818181818177</c:v>
-                </c:pt>
-                <c:pt idx="10">
-                  <c:v>53.606818181818177</c:v>
-                </c:pt>
-                <c:pt idx="11">
-                  <c:v>53.606818181818177</c:v>
-                </c:pt>
-                <c:pt idx="12">
-                  <c:v>53.606818181818177</c:v>
-                </c:pt>
-                <c:pt idx="13">
-                  <c:v>60.602510661689763</c:v>
-                </c:pt>
-                <c:pt idx="14">
-                  <c:v>60.602510661689763</c:v>
-                </c:pt>
-                <c:pt idx="15">
-                  <c:v>64.178058790729452</c:v>
-                </c:pt>
-                <c:pt idx="16">
-                  <c:v>121.6940909090909</c:v>
-                </c:pt>
-                <c:pt idx="17">
-                  <c:v>121.6940909090909</c:v>
-                </c:pt>
-              </c:numCache>
-            </c:numRef>
-          </c:val>
-          <c:smooth val="0"/>
-          <c:extLst>
-            <c:ext xmlns:c16="http://schemas.microsoft.com/office/drawing/2014/chart" uri="{C3380CC4-5D6E-409C-BE32-E72D297353CC}">
-              <c16:uniqueId val="{00000001-3DDD-4C6D-B82B-9EFC825DE388}"/>
-            </c:ext>
-          </c:extLst>
-        </c:ser>
-        <c:dLbls>
-          <c:showLegendKey val="0"/>
-          <c:showVal val="0"/>
-          <c:showCatName val="0"/>
-          <c:showSerName val="0"/>
-          <c:showPercent val="0"/>
-          <c:showBubbleSize val="0"/>
-        </c:dLbls>
-        <c:smooth val="0"/>
-        <c:axId val="1595717151"/>
-        <c:axId val="1595721471"/>
-      </c:lineChart>
-      <c:catAx>
-        <c:axId val="1595717151"/>
-        <c:scaling>
-          <c:orientation val="minMax"/>
-        </c:scaling>
-        <c:delete val="0"/>
-        <c:axPos val="b"/>
-        <c:numFmt formatCode="General" sourceLinked="1"/>
-        <c:majorTickMark val="none"/>
-        <c:minorTickMark val="none"/>
-        <c:tickLblPos val="nextTo"/>
-        <c:spPr>
-          <a:noFill/>
-          <a:ln w="9525" cap="flat" cmpd="sng" algn="ctr">
-            <a:solidFill>
-              <a:schemeClr val="tx1">
-                <a:lumMod val="15000"/>
-                <a:lumOff val="85000"/>
-              </a:schemeClr>
-            </a:solidFill>
-            <a:round/>
-          </a:ln>
-          <a:effectLst/>
-        </c:spPr>
-        <c:txPr>
-          <a:bodyPr rot="-60000000" spcFirstLastPara="1" vertOverflow="ellipsis" vert="horz" wrap="square" anchor="ctr" anchorCtr="1"/>
-          <a:lstStyle/>
-          <a:p>
-            <a:pPr>
-              <a:defRPr sz="900" b="0" i="0" u="none" strike="noStrike" kern="1200" baseline="0">
-                <a:solidFill>
-                  <a:schemeClr val="tx1">
-                    <a:lumMod val="65000"/>
-                    <a:lumOff val="35000"/>
-                  </a:schemeClr>
-                </a:solidFill>
-                <a:latin typeface="+mn-lt"/>
-                <a:ea typeface="+mn-ea"/>
-                <a:cs typeface="+mn-cs"/>
-              </a:defRPr>
-            </a:pPr>
-            <a:endParaRPr lang="en-US"/>
-          </a:p>
-        </c:txPr>
-        <c:crossAx val="1595721471"/>
-        <c:crosses val="autoZero"/>
-        <c:auto val="1"/>
-        <c:lblAlgn val="ctr"/>
-        <c:lblOffset val="100"/>
-        <c:noMultiLvlLbl val="0"/>
-      </c:catAx>
-      <c:valAx>
-        <c:axId val="1595721471"/>
-        <c:scaling>
-          <c:orientation val="minMax"/>
-        </c:scaling>
-        <c:delete val="0"/>
-        <c:axPos val="l"/>
-        <c:majorGridlines>
-          <c:spPr>
-            <a:ln w="9525" cap="flat" cmpd="sng" algn="ctr">
-              <a:solidFill>
-                <a:schemeClr val="tx1">
-                  <a:lumMod val="15000"/>
-                  <a:lumOff val="85000"/>
-                </a:schemeClr>
-              </a:solidFill>
-              <a:round/>
-            </a:ln>
-            <a:effectLst/>
-          </c:spPr>
-        </c:majorGridlines>
-        <c:numFmt formatCode="&quot;R$&quot;\ #,##0.00" sourceLinked="1"/>
-        <c:majorTickMark val="none"/>
-        <c:minorTickMark val="none"/>
-        <c:tickLblPos val="nextTo"/>
-        <c:spPr>
-          <a:noFill/>
-          <a:ln>
-            <a:noFill/>
-          </a:ln>
-          <a:effectLst/>
-        </c:spPr>
-        <c:txPr>
-          <a:bodyPr rot="-60000000" spcFirstLastPara="1" vertOverflow="ellipsis" vert="horz" wrap="square" anchor="ctr" anchorCtr="1"/>
-          <a:lstStyle/>
-          <a:p>
-            <a:pPr>
-              <a:defRPr sz="900" b="0" i="0" u="none" strike="noStrike" kern="1200" baseline="0">
-                <a:solidFill>
-                  <a:schemeClr val="tx1">
-                    <a:lumMod val="65000"/>
-                    <a:lumOff val="35000"/>
-                  </a:schemeClr>
-                </a:solidFill>
-                <a:latin typeface="+mn-lt"/>
-                <a:ea typeface="+mn-ea"/>
-                <a:cs typeface="+mn-cs"/>
-              </a:defRPr>
-            </a:pPr>
-            <a:endParaRPr lang="en-US"/>
-          </a:p>
-        </c:txPr>
-        <c:crossAx val="1595717151"/>
-        <c:crosses val="autoZero"/>
-        <c:crossBetween val="between"/>
-      </c:valAx>
-      <c:spPr>
-        <a:noFill/>
-        <a:ln>
-          <a:noFill/>
-        </a:ln>
-        <a:effectLst/>
-      </c:spPr>
-    </c:plotArea>
-    <c:legend>
-      <c:legendPos val="b"/>
-      <c:overlay val="0"/>
-      <c:spPr>
-        <a:noFill/>
-        <a:ln>
-          <a:noFill/>
-        </a:ln>
-        <a:effectLst/>
-      </c:spPr>
-      <c:txPr>
-        <a:bodyPr rot="0" spcFirstLastPara="1" vertOverflow="ellipsis" vert="horz" wrap="square" anchor="ctr" anchorCtr="1"/>
-        <a:lstStyle/>
-        <a:p>
-          <a:pPr>
-            <a:defRPr sz="900" b="0" i="0" u="none" strike="noStrike" kern="1200" baseline="0">
-              <a:solidFill>
-                <a:schemeClr val="tx1">
-                  <a:lumMod val="65000"/>
-                  <a:lumOff val="35000"/>
-                </a:schemeClr>
-              </a:solidFill>
-              <a:latin typeface="+mn-lt"/>
-              <a:ea typeface="+mn-ea"/>
-              <a:cs typeface="+mn-cs"/>
-            </a:defRPr>
-          </a:pPr>
-          <a:endParaRPr lang="en-US"/>
-        </a:p>
-      </c:txPr>
-    </c:legend>
-    <c:plotVisOnly val="1"/>
-    <c:dispBlanksAs val="gap"/>
-    <c:showDLblsOverMax val="0"/>
-  </c:chart>
-  <c:spPr>
-    <a:solidFill>
-      <a:schemeClr val="bg1"/>
-    </a:solidFill>
-    <a:ln w="9525" cap="flat" cmpd="sng" algn="ctr">
-      <a:solidFill>
-        <a:schemeClr val="tx1">
-          <a:lumMod val="15000"/>
-          <a:lumOff val="85000"/>
-        </a:schemeClr>
-      </a:solidFill>
-      <a:round/>
-    </a:ln>
-    <a:effectLst/>
-  </c:spPr>
-  <c:txPr>
-    <a:bodyPr/>
-    <a:lstStyle/>
-    <a:p>
-      <a:pPr>
-        <a:defRPr/>
-      </a:pPr>
-      <a:endParaRPr lang="en-US"/>
-    </a:p>
-  </c:txPr>
-  <c:externalData r:id="rId4">
-    <c:autoUpdate val="0"/>
-  </c:externalData>
-</c:chartSpace>
-</file>
-
-<file path=word/charts/colors1.xml><?xml version="1.0" encoding="utf-8"?>
-<cs:colorStyle xmlns:cs="http://schemas.microsoft.com/office/drawing/2012/chartStyle" xmlns:a="http://schemas.openxmlformats.org/drawingml/2006/main" meth="cycle" id="10">
-  <a:schemeClr val="accent1"/>
-  <a:schemeClr val="accent2"/>
-  <a:schemeClr val="accent3"/>
-  <a:schemeClr val="accent4"/>
-  <a:schemeClr val="accent5"/>
-  <a:schemeClr val="accent6"/>
-  <cs:variation/>
-  <cs:variation>
-    <a:lumMod val="60000"/>
-  </cs:variation>
-  <cs:variation>
-    <a:lumMod val="80000"/>
-    <a:lumOff val="20000"/>
-  </cs:variation>
-  <cs:variation>
-    <a:lumMod val="80000"/>
-  </cs:variation>
-  <cs:variation>
-    <a:lumMod val="60000"/>
-    <a:lumOff val="40000"/>
-  </cs:variation>
-  <cs:variation>
-    <a:lumMod val="50000"/>
-  </cs:variation>
-  <cs:variation>
-    <a:lumMod val="70000"/>
-    <a:lumOff val="30000"/>
-  </cs:variation>
-  <cs:variation>
-    <a:lumMod val="70000"/>
-  </cs:variation>
-  <cs:variation>
-    <a:lumMod val="50000"/>
-    <a:lumOff val="50000"/>
-  </cs:variation>
-</cs:colorStyle>
-</file>
-
-<file path=word/charts/style1.xml><?xml version="1.0" encoding="utf-8"?>
-<cs:chartStyle xmlns:cs="http://schemas.microsoft.com/office/drawing/2012/chartStyle" xmlns:a="http://schemas.openxmlformats.org/drawingml/2006/main" id="227">
-  <cs:axisTitle>
-    <cs:lnRef idx="0"/>
-    <cs:fillRef idx="0"/>
-    <cs:effectRef idx="0"/>
-    <cs:fontRef idx="minor">
-      <a:schemeClr val="tx1">
-        <a:lumMod val="65000"/>
-        <a:lumOff val="35000"/>
-      </a:schemeClr>
-    </cs:fontRef>
-    <cs:defRPr sz="1000" kern="1200"/>
-  </cs:axisTitle>
-  <cs:categoryAxis>
-    <cs:lnRef idx="0"/>
-    <cs:fillRef idx="0"/>
-    <cs:effectRef idx="0"/>
-    <cs:fontRef idx="minor">
-      <a:schemeClr val="tx1">
-        <a:lumMod val="65000"/>
-        <a:lumOff val="35000"/>
-      </a:schemeClr>
-    </cs:fontRef>
-    <cs:spPr>
-      <a:ln w="9525" cap="flat" cmpd="sng" algn="ctr">
-        <a:solidFill>
-          <a:schemeClr val="tx1">
-            <a:lumMod val="15000"/>
-            <a:lumOff val="85000"/>
-          </a:schemeClr>
-        </a:solidFill>
-        <a:round/>
-      </a:ln>
-    </cs:spPr>
-    <cs:defRPr sz="900" kern="1200"/>
-  </cs:categoryAxis>
-  <cs:chartArea mods="allowNoFillOverride allowNoLineOverride">
-    <cs:lnRef idx="0"/>
-    <cs:fillRef idx="0"/>
-    <cs:effectRef idx="0"/>
-    <cs:fontRef idx="minor">
-      <a:schemeClr val="tx1"/>
-    </cs:fontRef>
-    <cs:spPr>
-      <a:solidFill>
-        <a:schemeClr val="bg1"/>
-      </a:solidFill>
-      <a:ln w="9525" cap="flat" cmpd="sng" algn="ctr">
-        <a:solidFill>
-          <a:schemeClr val="tx1">
-            <a:lumMod val="15000"/>
-            <a:lumOff val="85000"/>
-          </a:schemeClr>
-        </a:solidFill>
-        <a:round/>
-      </a:ln>
-    </cs:spPr>
-    <cs:defRPr sz="1000" kern="1200"/>
-  </cs:chartArea>
-  <cs:dataLabel>
-    <cs:lnRef idx="0"/>
-    <cs:fillRef idx="0"/>
-    <cs:effectRef idx="0"/>
-    <cs:fontRef idx="minor">
-      <a:schemeClr val="tx1">
-        <a:lumMod val="75000"/>
-        <a:lumOff val="25000"/>
-      </a:schemeClr>
-    </cs:fontRef>
-    <cs:defRPr sz="900" kern="1200"/>
-  </cs:dataLabel>
-  <cs:dataLabelCallout>
-    <cs:lnRef idx="0"/>
-    <cs:fillRef idx="0"/>
-    <cs:effectRef idx="0"/>
-    <cs:fontRef idx="minor">
-      <a:schemeClr val="dk1">
-        <a:lumMod val="65000"/>
-        <a:lumOff val="35000"/>
-      </a:schemeClr>
-    </cs:fontRef>
-    <cs:spPr>
-      <a:solidFill>
-        <a:schemeClr val="lt1"/>
-      </a:solidFill>
-      <a:ln>
-        <a:solidFill>
-          <a:schemeClr val="dk1">
-            <a:lumMod val="25000"/>
-            <a:lumOff val="75000"/>
-          </a:schemeClr>
-        </a:solidFill>
-      </a:ln>
-    </cs:spPr>
-    <cs:defRPr sz="900" kern="1200"/>
-    <cs:bodyPr rot="0" spcFirstLastPara="1" vertOverflow="clip" horzOverflow="clip" vert="horz" wrap="square" lIns="36576" tIns="18288" rIns="36576" bIns="18288" anchor="ctr" anchorCtr="1">
-      <a:spAutoFit/>
-    </cs:bodyPr>
-  </cs:dataLabelCallout>
-  <cs:dataPoint>
-    <cs:lnRef idx="0"/>
-    <cs:fillRef idx="1">
-      <cs:styleClr val="auto"/>
-    </cs:fillRef>
-    <cs:effectRef idx="0"/>
-    <cs:fontRef idx="minor">
-      <a:schemeClr val="tx1"/>
-    </cs:fontRef>
-    <cs:spPr>
-      <a:solidFill>
-        <a:schemeClr val="phClr"/>
-      </a:solidFill>
-    </cs:spPr>
-  </cs:dataPoint>
-  <cs:dataPoint3D>
-    <cs:lnRef idx="0"/>
-    <cs:fillRef idx="1">
-      <cs:styleClr val="auto"/>
-    </cs:fillRef>
-    <cs:effectRef idx="0"/>
-    <cs:fontRef idx="minor">
-      <a:schemeClr val="tx1"/>
-    </cs:fontRef>
-    <cs:spPr>
-      <a:solidFill>
-        <a:schemeClr val="phClr"/>
-      </a:solidFill>
-    </cs:spPr>
-  </cs:dataPoint3D>
-  <cs:dataPointLine>
-    <cs:lnRef idx="0">
-      <cs:styleClr val="auto"/>
-    </cs:lnRef>
-    <cs:fillRef idx="1"/>
-    <cs:effectRef idx="0"/>
-    <cs:fontRef idx="minor">
-      <a:schemeClr val="tx1"/>
-    </cs:fontRef>
-    <cs:spPr>
-      <a:ln w="28575" cap="rnd">
-        <a:solidFill>
-          <a:schemeClr val="phClr"/>
-        </a:solidFill>
-        <a:round/>
-      </a:ln>
-    </cs:spPr>
-  </cs:dataPointLine>
-  <cs:dataPointMarker>
-    <cs:lnRef idx="0">
-      <cs:styleClr val="auto"/>
-    </cs:lnRef>
-    <cs:fillRef idx="1">
-      <cs:styleClr val="auto"/>
-    </cs:fillRef>
-    <cs:effectRef idx="0"/>
-    <cs:fontRef idx="minor">
-      <a:schemeClr val="tx1"/>
-    </cs:fontRef>
-    <cs:spPr>
-      <a:solidFill>
-        <a:schemeClr val="phClr"/>
-      </a:solidFill>
-      <a:ln w="9525">
-        <a:solidFill>
-          <a:schemeClr val="phClr"/>
-        </a:solidFill>
-      </a:ln>
-    </cs:spPr>
-  </cs:dataPointMarker>
-  <cs:dataPointMarkerLayout symbol="circle" size="5"/>
-  <cs:dataPointWireframe>
-    <cs:lnRef idx="0">
-      <cs:styleClr val="auto"/>
-    </cs:lnRef>
-    <cs:fillRef idx="1"/>
-    <cs:effectRef idx="0"/>
-    <cs:fontRef idx="minor">
-      <a:schemeClr val="tx1"/>
-    </cs:fontRef>
-    <cs:spPr>
-      <a:ln w="9525" cap="rnd">
-        <a:solidFill>
-          <a:schemeClr val="phClr"/>
-        </a:solidFill>
-        <a:round/>
-      </a:ln>
-    </cs:spPr>
-  </cs:dataPointWireframe>
-  <cs:dataTable>
-    <cs:lnRef idx="0"/>
-    <cs:fillRef idx="0"/>
-    <cs:effectRef idx="0"/>
-    <cs:fontRef idx="minor">
-      <a:schemeClr val="tx1">
-        <a:lumMod val="65000"/>
-        <a:lumOff val="35000"/>
-      </a:schemeClr>
-    </cs:fontRef>
-    <cs:spPr>
-      <a:noFill/>
-      <a:ln w="9525" cap="flat" cmpd="sng" algn="ctr">
-        <a:solidFill>
-          <a:schemeClr val="tx1">
-            <a:lumMod val="15000"/>
-            <a:lumOff val="85000"/>
-          </a:schemeClr>
-        </a:solidFill>
-        <a:round/>
-      </a:ln>
-    </cs:spPr>
-    <cs:defRPr sz="900" kern="1200"/>
-  </cs:dataTable>
-  <cs:downBar>
-    <cs:lnRef idx="0"/>
-    <cs:fillRef idx="0"/>
-    <cs:effectRef idx="0"/>
-    <cs:fontRef idx="minor">
-      <a:schemeClr val="dk1"/>
-    </cs:fontRef>
-    <cs:spPr>
-      <a:solidFill>
-        <a:schemeClr val="dk1">
-          <a:lumMod val="65000"/>
-          <a:lumOff val="35000"/>
-        </a:schemeClr>
-      </a:solidFill>
-      <a:ln w="9525">
-        <a:solidFill>
-          <a:schemeClr val="tx1">
-            <a:lumMod val="65000"/>
-            <a:lumOff val="35000"/>
-          </a:schemeClr>
-        </a:solidFill>
-      </a:ln>
-    </cs:spPr>
-  </cs:downBar>
-  <cs:dropLine>
-    <cs:lnRef idx="0"/>
-    <cs:fillRef idx="0"/>
-    <cs:effectRef idx="0"/>
-    <cs:fontRef idx="minor">
-      <a:schemeClr val="tx1"/>
-    </cs:fontRef>
-    <cs:spPr>
-      <a:ln w="9525" cap="flat" cmpd="sng" algn="ctr">
-        <a:solidFill>
-          <a:schemeClr val="tx1">
-            <a:lumMod val="35000"/>
-            <a:lumOff val="65000"/>
-          </a:schemeClr>
-        </a:solidFill>
-        <a:round/>
-      </a:ln>
-    </cs:spPr>
-  </cs:dropLine>
-  <cs:errorBar>
-    <cs:lnRef idx="0"/>
-    <cs:fillRef idx="0"/>
-    <cs:effectRef idx="0"/>
-    <cs:fontRef idx="minor">
-      <a:schemeClr val="tx1"/>
-    </cs:fontRef>
-    <cs:spPr>
-      <a:ln w="9525" cap="flat" cmpd="sng" algn="ctr">
-        <a:solidFill>
-          <a:schemeClr val="tx1">
-            <a:lumMod val="65000"/>
-            <a:lumOff val="35000"/>
-          </a:schemeClr>
-        </a:solidFill>
-        <a:round/>
-      </a:ln>
-    </cs:spPr>
-  </cs:errorBar>
-  <cs:floor>
-    <cs:lnRef idx="0"/>
-    <cs:fillRef idx="0"/>
-    <cs:effectRef idx="0"/>
-    <cs:fontRef idx="minor">
-      <a:schemeClr val="tx1"/>
-    </cs:fontRef>
-    <cs:spPr>
-      <a:noFill/>
-      <a:ln>
-        <a:noFill/>
-      </a:ln>
-    </cs:spPr>
-  </cs:floor>
-  <cs:gridlineMajor>
-    <cs:lnRef idx="0"/>
-    <cs:fillRef idx="0"/>
-    <cs:effectRef idx="0"/>
-    <cs:fontRef idx="minor">
-      <a:schemeClr val="tx1"/>
-    </cs:fontRef>
-    <cs:spPr>
-      <a:ln w="9525" cap="flat" cmpd="sng" algn="ctr">
-        <a:solidFill>
-          <a:schemeClr val="tx1">
-            <a:lumMod val="15000"/>
-            <a:lumOff val="85000"/>
-          </a:schemeClr>
-        </a:solidFill>
-        <a:round/>
-      </a:ln>
-    </cs:spPr>
-  </cs:gridlineMajor>
-  <cs:gridlineMinor>
-    <cs:lnRef idx="0"/>
-    <cs:fillRef idx="0"/>
-    <cs:effectRef idx="0"/>
-    <cs:fontRef idx="minor">
-      <a:schemeClr val="tx1"/>
-    </cs:fontRef>
-    <cs:spPr>
-      <a:ln w="9525" cap="flat" cmpd="sng" algn="ctr">
-        <a:solidFill>
-          <a:schemeClr val="tx1">
-            <a:lumMod val="5000"/>
-            <a:lumOff val="95000"/>
-          </a:schemeClr>
-        </a:solidFill>
-        <a:round/>
-      </a:ln>
-    </cs:spPr>
-  </cs:gridlineMinor>
-  <cs:hiLoLine>
-    <cs:lnRef idx="0"/>
-    <cs:fillRef idx="0"/>
-    <cs:effectRef idx="0"/>
-    <cs:fontRef idx="minor">
-      <a:schemeClr val="tx1"/>
-    </cs:fontRef>
-    <cs:spPr>
-      <a:ln w="9525" cap="flat" cmpd="sng" algn="ctr">
-        <a:solidFill>
-          <a:schemeClr val="tx1">
-            <a:lumMod val="75000"/>
-            <a:lumOff val="25000"/>
-          </a:schemeClr>
-        </a:solidFill>
-        <a:round/>
-      </a:ln>
-    </cs:spPr>
-  </cs:hiLoLine>
-  <cs:leaderLine>
-    <cs:lnRef idx="0"/>
-    <cs:fillRef idx="0"/>
-    <cs:effectRef idx="0"/>
-    <cs:fontRef idx="minor">
-      <a:schemeClr val="tx1"/>
-    </cs:fontRef>
-    <cs:spPr>
-      <a:ln w="9525" cap="flat" cmpd="sng" algn="ctr">
-        <a:solidFill>
-          <a:schemeClr val="tx1">
-            <a:lumMod val="35000"/>
-            <a:lumOff val="65000"/>
-          </a:schemeClr>
-        </a:solidFill>
-        <a:round/>
-      </a:ln>
-    </cs:spPr>
-  </cs:leaderLine>
-  <cs:legend>
-    <cs:lnRef idx="0"/>
-    <cs:fillRef idx="0"/>
-    <cs:effectRef idx="0"/>
-    <cs:fontRef idx="minor">
-      <a:schemeClr val="tx1">
-        <a:lumMod val="65000"/>
-        <a:lumOff val="35000"/>
-      </a:schemeClr>
-    </cs:fontRef>
-    <cs:defRPr sz="900" kern="1200"/>
-  </cs:legend>
-  <cs:plotArea mods="allowNoFillOverride allowNoLineOverride">
-    <cs:lnRef idx="0"/>
-    <cs:fillRef idx="0"/>
-    <cs:effectRef idx="0"/>
-    <cs:fontRef idx="minor">
-      <a:schemeClr val="tx1"/>
-    </cs:fontRef>
-  </cs:plotArea>
-  <cs:plotArea3D mods="allowNoFillOverride allowNoLineOverride">
-    <cs:lnRef idx="0"/>
-    <cs:fillRef idx="0"/>
-    <cs:effectRef idx="0"/>
-    <cs:fontRef idx="minor">
-      <a:schemeClr val="tx1"/>
-    </cs:fontRef>
-  </cs:plotArea3D>
-  <cs:seriesAxis>
-    <cs:lnRef idx="0"/>
-    <cs:fillRef idx="0"/>
-    <cs:effectRef idx="0"/>
-    <cs:fontRef idx="minor">
-      <a:schemeClr val="tx1">
-        <a:lumMod val="65000"/>
-        <a:lumOff val="35000"/>
-      </a:schemeClr>
-    </cs:fontRef>
-    <cs:defRPr sz="900" kern="1200"/>
-  </cs:seriesAxis>
-  <cs:seriesLine>
-    <cs:lnRef idx="0"/>
-    <cs:fillRef idx="0"/>
-    <cs:effectRef idx="0"/>
-    <cs:fontRef idx="minor">
-      <a:schemeClr val="tx1"/>
-    </cs:fontRef>
-    <cs:spPr>
-      <a:ln w="9525" cap="flat" cmpd="sng" algn="ctr">
-        <a:solidFill>
-          <a:schemeClr val="tx1">
-            <a:lumMod val="35000"/>
-            <a:lumOff val="65000"/>
-          </a:schemeClr>
-        </a:solidFill>
-        <a:round/>
-      </a:ln>
-    </cs:spPr>
-  </cs:seriesLine>
-  <cs:title>
-    <cs:lnRef idx="0"/>
-    <cs:fillRef idx="0"/>
-    <cs:effectRef idx="0"/>
-    <cs:fontRef idx="minor">
-      <a:schemeClr val="tx1">
-        <a:lumMod val="65000"/>
-        <a:lumOff val="35000"/>
-      </a:schemeClr>
-    </cs:fontRef>
-    <cs:defRPr sz="1400" b="0" kern="1200" spc="0" baseline="0"/>
-  </cs:title>
-  <cs:trendline>
-    <cs:lnRef idx="0">
-      <cs:styleClr val="auto"/>
-    </cs:lnRef>
-    <cs:fillRef idx="0"/>
-    <cs:effectRef idx="0"/>
-    <cs:fontRef idx="minor">
-      <a:schemeClr val="tx1"/>
-    </cs:fontRef>
-    <cs:spPr>
-      <a:ln w="19050" cap="rnd">
-        <a:solidFill>
-          <a:schemeClr val="phClr"/>
-        </a:solidFill>
-        <a:prstDash val="sysDot"/>
-      </a:ln>
-    </cs:spPr>
-  </cs:trendline>
-  <cs:trendlineLabel>
-    <cs:lnRef idx="0"/>
-    <cs:fillRef idx="0"/>
-    <cs:effectRef idx="0"/>
-    <cs:fontRef idx="minor">
-      <a:schemeClr val="tx1">
-        <a:lumMod val="65000"/>
-        <a:lumOff val="35000"/>
-      </a:schemeClr>
-    </cs:fontRef>
-    <cs:defRPr sz="900" kern="1200"/>
-  </cs:trendlineLabel>
-  <cs:upBar>
-    <cs:lnRef idx="0"/>
-    <cs:fillRef idx="0"/>
-    <cs:effectRef idx="0"/>
-    <cs:fontRef idx="minor">
-      <a:schemeClr val="dk1"/>
-    </cs:fontRef>
-    <cs:spPr>
-      <a:solidFill>
-        <a:schemeClr val="lt1"/>
-      </a:solidFill>
-      <a:ln w="9525">
-        <a:solidFill>
-          <a:schemeClr val="tx1">
-            <a:lumMod val="15000"/>
-            <a:lumOff val="85000"/>
-          </a:schemeClr>
-        </a:solidFill>
-      </a:ln>
-    </cs:spPr>
-  </cs:upBar>
-  <cs:valueAxis>
-    <cs:lnRef idx="0"/>
-    <cs:fillRef idx="0"/>
-    <cs:effectRef idx="0"/>
-    <cs:fontRef idx="minor">
-      <a:schemeClr val="tx1">
-        <a:lumMod val="65000"/>
-        <a:lumOff val="35000"/>
-      </a:schemeClr>
-    </cs:fontRef>
-    <cs:defRPr sz="900" kern="1200"/>
-  </cs:valueAxis>
-  <cs:wall>
-    <cs:lnRef idx="0"/>
-    <cs:fillRef idx="0"/>
-    <cs:effectRef idx="0"/>
-    <cs:fontRef idx="minor">
-      <a:schemeClr val="tx1"/>
-    </cs:fontRef>
-    <cs:spPr>
-      <a:noFill/>
-      <a:ln>
-        <a:noFill/>
-      </a:ln>
-    </cs:spPr>
-  </cs:wall>
-</cs:chartStyle>
-</file>
-
 <file path=word/theme/theme1.xml><?xml version="1.0" encoding="utf-8"?>
 <a:theme xmlns:a="http://schemas.openxmlformats.org/drawingml/2006/main" name="Tema do Office">
   <a:themeElements>
@@ -29453,283 +25456,6 @@
 </a:theme>
 </file>
 
-<file path=word/theme/themeOverride1.xml><?xml version="1.0" encoding="utf-8"?>
-<a:themeOverride xmlns:a="http://schemas.openxmlformats.org/drawingml/2006/main">
-  <a:clrScheme name="Office">
-    <a:dk1>
-      <a:sysClr val="windowText" lastClr="000000"/>
-    </a:dk1>
-    <a:lt1>
-      <a:sysClr val="window" lastClr="FFFFFF"/>
-    </a:lt1>
-    <a:dk2>
-      <a:srgbClr val="1F497D"/>
-    </a:dk2>
-    <a:lt2>
-      <a:srgbClr val="EEECE1"/>
-    </a:lt2>
-    <a:accent1>
-      <a:srgbClr val="4F81BD"/>
-    </a:accent1>
-    <a:accent2>
-      <a:srgbClr val="C0504D"/>
-    </a:accent2>
-    <a:accent3>
-      <a:srgbClr val="9BBB59"/>
-    </a:accent3>
-    <a:accent4>
-      <a:srgbClr val="8064A2"/>
-    </a:accent4>
-    <a:accent5>
-      <a:srgbClr val="4BACC6"/>
-    </a:accent5>
-    <a:accent6>
-      <a:srgbClr val="F79646"/>
-    </a:accent6>
-    <a:hlink>
-      <a:srgbClr val="0000FF"/>
-    </a:hlink>
-    <a:folHlink>
-      <a:srgbClr val="800080"/>
-    </a:folHlink>
-  </a:clrScheme>
-  <a:fontScheme name="Office">
-    <a:majorFont>
-      <a:latin typeface="Calibri"/>
-      <a:ea typeface=""/>
-      <a:cs typeface=""/>
-      <a:font script="Jpan" typeface="ＭＳ ゴシック"/>
-      <a:font script="Hang" typeface="맑은 고딕"/>
-      <a:font script="Hans" typeface="宋体"/>
-      <a:font script="Hant" typeface="新細明體"/>
-      <a:font script="Arab" typeface="Times New Roman"/>
-      <a:font script="Hebr" typeface="Times New Roman"/>
-      <a:font script="Thai" typeface="Angsana New"/>
-      <a:font script="Ethi" typeface="Nyala"/>
-      <a:font script="Beng" typeface="Vrinda"/>
-      <a:font script="Gujr" typeface="Shruti"/>
-      <a:font script="Khmr" typeface="MoolBoran"/>
-      <a:font script="Knda" typeface="Tunga"/>
-      <a:font script="Guru" typeface="Raavi"/>
-      <a:font script="Cans" typeface="Euphemia"/>
-      <a:font script="Cher" typeface="Plantagenet Cherokee"/>
-      <a:font script="Yiii" typeface="Microsoft Yi Baiti"/>
-      <a:font script="Tibt" typeface="Microsoft Himalaya"/>
-      <a:font script="Thaa" typeface="MV Boli"/>
-      <a:font script="Deva" typeface="Mangal"/>
-      <a:font script="Telu" typeface="Gautami"/>
-      <a:font script="Taml" typeface="Latha"/>
-      <a:font script="Syrc" typeface="Estrangelo Edessa"/>
-      <a:font script="Orya" typeface="Kalinga"/>
-      <a:font script="Mlym" typeface="Kartika"/>
-      <a:font script="Laoo" typeface="DokChampa"/>
-      <a:font script="Sinh" typeface="Iskoola Pota"/>
-      <a:font script="Mong" typeface="Mongolian Baiti"/>
-      <a:font script="Viet" typeface="Times New Roman"/>
-      <a:font script="Uigh" typeface="Microsoft Uighur"/>
-      <a:font script="Geor" typeface="Sylfaen"/>
-    </a:majorFont>
-    <a:minorFont>
-      <a:latin typeface="Cambria"/>
-      <a:ea typeface=""/>
-      <a:cs typeface=""/>
-      <a:font script="Jpan" typeface="ＭＳ 明朝"/>
-      <a:font script="Hang" typeface="맑은 고딕"/>
-      <a:font script="Hans" typeface="宋体"/>
-      <a:font script="Hant" typeface="新細明體"/>
-      <a:font script="Arab" typeface="Arial"/>
-      <a:font script="Hebr" typeface="Arial"/>
-      <a:font script="Thai" typeface="Cordia New"/>
-      <a:font script="Ethi" typeface="Nyala"/>
-      <a:font script="Beng" typeface="Vrinda"/>
-      <a:font script="Gujr" typeface="Shruti"/>
-      <a:font script="Khmr" typeface="DaunPenh"/>
-      <a:font script="Knda" typeface="Tunga"/>
-      <a:font script="Guru" typeface="Raavi"/>
-      <a:font script="Cans" typeface="Euphemia"/>
-      <a:font script="Cher" typeface="Plantagenet Cherokee"/>
-      <a:font script="Yiii" typeface="Microsoft Yi Baiti"/>
-      <a:font script="Tibt" typeface="Microsoft Himalaya"/>
-      <a:font script="Thaa" typeface="MV Boli"/>
-      <a:font script="Deva" typeface="Mangal"/>
-      <a:font script="Telu" typeface="Gautami"/>
-      <a:font script="Taml" typeface="Latha"/>
-      <a:font script="Syrc" typeface="Estrangelo Edessa"/>
-      <a:font script="Orya" typeface="Kalinga"/>
-      <a:font script="Mlym" typeface="Kartika"/>
-      <a:font script="Laoo" typeface="DokChampa"/>
-      <a:font script="Sinh" typeface="Iskoola Pota"/>
-      <a:font script="Mong" typeface="Mongolian Baiti"/>
-      <a:font script="Viet" typeface="Arial"/>
-      <a:font script="Uigh" typeface="Microsoft Uighur"/>
-      <a:font script="Geor" typeface="Sylfaen"/>
-    </a:minorFont>
-  </a:fontScheme>
-  <a:fmtScheme name="Office">
-    <a:fillStyleLst>
-      <a:solidFill>
-        <a:schemeClr val="phClr"/>
-      </a:solidFill>
-      <a:gradFill rotWithShape="1">
-        <a:gsLst>
-          <a:gs pos="0">
-            <a:schemeClr val="phClr">
-              <a:tint val="50000"/>
-              <a:satMod val="300000"/>
-            </a:schemeClr>
-          </a:gs>
-          <a:gs pos="35000">
-            <a:schemeClr val="phClr">
-              <a:tint val="37000"/>
-              <a:satMod val="300000"/>
-            </a:schemeClr>
-          </a:gs>
-          <a:gs pos="100000">
-            <a:schemeClr val="phClr">
-              <a:tint val="15000"/>
-              <a:satMod val="350000"/>
-            </a:schemeClr>
-          </a:gs>
-        </a:gsLst>
-        <a:lin ang="16200000" scaled="1"/>
-      </a:gradFill>
-      <a:gradFill rotWithShape="1">
-        <a:gsLst>
-          <a:gs pos="0">
-            <a:schemeClr val="phClr">
-              <a:tint val="100000"/>
-              <a:shade val="100000"/>
-              <a:satMod val="130000"/>
-            </a:schemeClr>
-          </a:gs>
-          <a:gs pos="100000">
-            <a:schemeClr val="phClr">
-              <a:tint val="50000"/>
-              <a:shade val="100000"/>
-              <a:satMod val="350000"/>
-            </a:schemeClr>
-          </a:gs>
-        </a:gsLst>
-        <a:lin ang="16200000" scaled="0"/>
-      </a:gradFill>
-    </a:fillStyleLst>
-    <a:lnStyleLst>
-      <a:ln w="9525" cap="flat" cmpd="sng" algn="ctr">
-        <a:solidFill>
-          <a:schemeClr val="phClr">
-            <a:shade val="95000"/>
-            <a:satMod val="105000"/>
-          </a:schemeClr>
-        </a:solidFill>
-        <a:prstDash val="solid"/>
-      </a:ln>
-      <a:ln w="25400" cap="flat" cmpd="sng" algn="ctr">
-        <a:solidFill>
-          <a:schemeClr val="phClr"/>
-        </a:solidFill>
-        <a:prstDash val="solid"/>
-      </a:ln>
-      <a:ln w="38100" cap="flat" cmpd="sng" algn="ctr">
-        <a:solidFill>
-          <a:schemeClr val="phClr"/>
-        </a:solidFill>
-        <a:prstDash val="solid"/>
-      </a:ln>
-    </a:lnStyleLst>
-    <a:effectStyleLst>
-      <a:effectStyle>
-        <a:effectLst>
-          <a:outerShdw blurRad="40000" dist="20000" dir="5400000" rotWithShape="0">
-            <a:srgbClr val="000000">
-              <a:alpha val="38000"/>
-            </a:srgbClr>
-          </a:outerShdw>
-        </a:effectLst>
-      </a:effectStyle>
-      <a:effectStyle>
-        <a:effectLst>
-          <a:outerShdw blurRad="40000" dist="23000" dir="5400000" rotWithShape="0">
-            <a:srgbClr val="000000">
-              <a:alpha val="35000"/>
-            </a:srgbClr>
-          </a:outerShdw>
-        </a:effectLst>
-      </a:effectStyle>
-      <a:effectStyle>
-        <a:effectLst>
-          <a:outerShdw blurRad="40000" dist="23000" dir="5400000" rotWithShape="0">
-            <a:srgbClr val="000000">
-              <a:alpha val="35000"/>
-            </a:srgbClr>
-          </a:outerShdw>
-        </a:effectLst>
-        <a:scene3d>
-          <a:camera prst="orthographicFront">
-            <a:rot lat="0" lon="0" rev="0"/>
-          </a:camera>
-          <a:lightRig rig="threePt" dir="t">
-            <a:rot lat="0" lon="0" rev="1200000"/>
-          </a:lightRig>
-        </a:scene3d>
-        <a:sp3d>
-          <a:bevelT w="63500" h="25400"/>
-        </a:sp3d>
-      </a:effectStyle>
-    </a:effectStyleLst>
-    <a:bgFillStyleLst>
-      <a:solidFill>
-        <a:schemeClr val="phClr"/>
-      </a:solidFill>
-      <a:gradFill rotWithShape="1">
-        <a:gsLst>
-          <a:gs pos="0">
-            <a:schemeClr val="phClr">
-              <a:tint val="40000"/>
-              <a:satMod val="350000"/>
-            </a:schemeClr>
-          </a:gs>
-          <a:gs pos="40000">
-            <a:schemeClr val="phClr">
-              <a:tint val="45000"/>
-              <a:shade val="99000"/>
-              <a:satMod val="350000"/>
-            </a:schemeClr>
-          </a:gs>
-          <a:gs pos="100000">
-            <a:schemeClr val="phClr">
-              <a:shade val="20000"/>
-              <a:satMod val="255000"/>
-            </a:schemeClr>
-          </a:gs>
-        </a:gsLst>
-        <a:path path="circle">
-          <a:fillToRect l="50000" t="-80000" r="50000" b="180000"/>
-        </a:path>
-      </a:gradFill>
-      <a:gradFill rotWithShape="1">
-        <a:gsLst>
-          <a:gs pos="0">
-            <a:schemeClr val="phClr">
-              <a:tint val="80000"/>
-              <a:satMod val="300000"/>
-            </a:schemeClr>
-          </a:gs>
-          <a:gs pos="100000">
-            <a:schemeClr val="phClr">
-              <a:shade val="30000"/>
-              <a:satMod val="200000"/>
-            </a:schemeClr>
-          </a:gs>
-        </a:gsLst>
-        <a:path path="circle">
-          <a:fillToRect l="50000" t="50000" r="50000" b="50000"/>
-        </a:path>
-      </a:gradFill>
-    </a:bgFillStyleLst>
-  </a:fmtScheme>
-</a:themeOverride>
-</file>
-
 <file path=customXml/item1.xml><?xml version="1.0" encoding="utf-8"?>
 <go:gDocsCustomXmlDataStorage xmlns:go="http://customooxmlschemas.google.com/" xmlns:r="http://schemas.openxmlformats.org/officeDocument/2006/relationships">
   <go:docsCustomData xmlns:go="http://customooxmlschemas.google.com/" roundtripDataSignature="AMtx7mgGdjkxQyCaC5SNSQMS/ZmdFqkD6w==">AMUW2mWDZMfEhzbcY00faKRH+Uwk9z5spjLRgqBLBdj/UDYYdiIhM0lEfeXOKS2yxbUJeEvdR9MeW21F51VoftBaeTMOchSw5Wvm8SKKBB5Op/inHjE396Lfg1Xa0ybJwcrr8MomXpv9</go:docsCustomData>
